--- a/downloads/teacher/ai-4-week-07.docx
+++ b/downloads/teacher/ai-4-week-07.docx
@@ -2836,6 +2836,396 @@
         <w:t>For your Responsible Plant Classifier, save the input, procedure, observed result and limitation of this check. Label this worked example as practice; use a different, previously unreviewed case when checking independent understanding.</w:t>
       </w:r>
     </w:p>
+    <w:p>
+      <w:pPr>
+        <w:pStyle w:val="Heading1"/>
+      </w:pPr>
+      <w:r>
+        <w:t>07. Prepare, teach and assess</w:t>
+      </w:r>
+    </w:p>
+    <w:p>
+      <w:r>
+        <w:t>Teaching target: Inspect row meaning missing values and repeated records</w:t>
+      </w:r>
+    </w:p>
+    <w:p>
+      <w:r>
+        <w:t>Prepare the labelled worked-case picture, the matching workbook, fictional input cards and a place for individual responses. Check a local Python 3 environment before class; have a paper-trace version ready.</w:t>
+      </w:r>
+    </w:p>
+    <w:tbl>
+      <w:tblPr>
+        <w:tblStyle w:val="LightShading-Accent1"/>
+        <w:tblW w:type="auto" w:w="0"/>
+        <w:tblLook w:firstColumn="1" w:firstRow="1" w:lastColumn="0" w:lastRow="0" w:noHBand="0" w:noVBand="1" w:val="04A0"/>
+      </w:tblPr>
+      <w:tblGrid>
+        <w:gridCol w:w="3408"/>
+        <w:gridCol w:w="3408"/>
+        <w:gridCol w:w="3408"/>
+      </w:tblGrid>
+      <w:tr>
+        <w:trPr>
+          <w:tblHeader/>
+        </w:trPr>
+        <w:tc>
+          <w:tcPr>
+            <w:tcW w:type="dxa" w:w="3408"/>
+          </w:tcPr>
+          <w:p>
+            <w:r>
+              <w:t>Session</w:t>
+            </w:r>
+          </w:p>
+        </w:tc>
+        <w:tc>
+          <w:tcPr>
+            <w:tcW w:type="dxa" w:w="3408"/>
+          </w:tcPr>
+          <w:p>
+            <w:r>
+              <w:t>Plan</w:t>
+            </w:r>
+          </w:p>
+        </w:tc>
+        <w:tc>
+          <w:tcPr>
+            <w:tcW w:type="dxa" w:w="3408"/>
+          </w:tcPr>
+          <w:p>
+            <w:r>
+              <w:t>Resources</w:t>
+            </w:r>
+          </w:p>
+        </w:tc>
+      </w:tr>
+      <w:tr>
+        <w:tc>
+          <w:tcPr>
+            <w:tcW w:type="dxa" w:w="3408"/>
+          </w:tcPr>
+          <w:p>
+            <w:r>
+              <w:t>Session 1 · Understand · 45 min</w:t>
+            </w:r>
+          </w:p>
+        </w:tc>
+        <w:tc>
+          <w:tcPr>
+            <w:tcW w:type="dxa" w:w="3408"/>
+          </w:tcPr>
+          <w:p>
+            <w:r>
+              <w:t>0–7: recall and prerequisite; 7–15: inspect the concrete case and predict; 15–30: teacher models the worked trace; 30–40: learners explain a step using the text and visual; 40–45: check the core idea.</w:t>
+            </w:r>
+          </w:p>
+        </w:tc>
+        <w:tc>
+          <w:tcPr>
+            <w:tcW w:type="dxa" w:w="3408"/>
+          </w:tcPr>
+          <w:p>
+            <w:r>
+              <w:t>Sections 1–6; record the brief recall in the workbook.</w:t>
+            </w:r>
+          </w:p>
+        </w:tc>
+      </w:tr>
+      <w:tr>
+        <w:tc>
+          <w:tcPr>
+            <w:tcW w:type="dxa" w:w="3408"/>
+          </w:tcPr>
+          <w:p>
+            <w:r>
+              <w:t>Session 2 · Practise · 45 min</w:t>
+            </w:r>
+          </w:p>
+        </w:tc>
+        <w:tc>
+          <w:tcPr>
+            <w:tcW w:type="dxa" w:w="3408"/>
+          </w:tcPr>
+          <w:p>
+            <w:r>
+              <w:t>0–5: retrieve the procedure; 5–15: W2 completion practice; 15–23: explain and check with a partner; 23–30: each learner answers the misconception check; 30–40: targeted reteaching or a harder variation; 40–45: prepare the investigation.</w:t>
+            </w:r>
+          </w:p>
+        </w:tc>
+        <w:tc>
+          <w:tcPr>
+            <w:tcW w:type="dxa" w:w="3408"/>
+          </w:tcPr>
+          <w:p>
+            <w:r>
+              <w:t>Sections 7–10; use the matching workbook W2 and misconception check.</w:t>
+            </w:r>
+          </w:p>
+        </w:tc>
+      </w:tr>
+      <w:tr>
+        <w:tc>
+          <w:tcPr>
+            <w:tcW w:type="dxa" w:w="3408"/>
+          </w:tcPr>
+          <w:p>
+            <w:r>
+              <w:t>Session 3 · Investigate and transfer · 45 min</w:t>
+            </w:r>
+          </w:p>
+        </w:tc>
+        <w:tc>
+          <w:tcPr>
+            <w:tcW w:type="dxa" w:w="3408"/>
+          </w:tcPr>
+          <w:p>
+            <w:r>
+              <w:t>0–5: retrieve the decision rule; 5–20: investigate or trace; 20–30: start the independent case; 30–38: connect the project; 38–43: act on feedback; 43–45: plan the return check.</w:t>
+            </w:r>
+          </w:p>
+        </w:tc>
+        <w:tc>
+          <w:tcPr>
+            <w:tcW w:type="dxa" w:w="3408"/>
+          </w:tcPr>
+          <w:p>
+            <w:r>
+              <w:t>Sections 9 and 11–14. Give extra time to finish the full task set; use Section 15 when the week includes a coding lab.</w:t>
+            </w:r>
+          </w:p>
+        </w:tc>
+      </w:tr>
+    </w:tbl>
+    <w:p>
+      <w:r>
+        <w:t>Before class, solve the supported practice: Explain each number in 5 4 2 1. How many extra ID occurrences are there, and how many rows belong to a repeated-ID group?</w:t>
+      </w:r>
+    </w:p>
+    <w:p>
+      <w:r>
+        <w:t>Reasoned practice answer: The numbers mean 5 raw rows, 4 distinct IDs, 2 missing durations and 1 negative duration. There is 1 extra ID occurrence; 2 rows belong to the repeated-ID group B. These are different counts.</w:t>
+      </w:r>
+    </w:p>
+    <w:p>
+      <w:r>
+        <w:t>Check every learner before discussion: Use the worked case for Dataset inspection and cards. Proposed explanation: “A complete card certifies data quality”. Decide whether this explanation is supported. Point to the step or supplied fact that decides; explain your repair if needed.</w:t>
+      </w:r>
+    </w:p>
+    <w:p>
+      <w:r>
+        <w:t>Misconception repair: The card records evidence and gaps; its claims still need checking. Documentation does not prove suitability.</w:t>
+      </w:r>
+    </w:p>
+    <w:p>
+      <w:r>
+        <w:t>Support: read the exact case aloud, enlarge the labelled picture, supply input cards and model only the first deciding step. Accept a spoken explanation or drawing; retain the reasoning goal.</w:t>
+      </w:r>
+    </w:p>
+    <w:p>
+      <w:r>
+        <w:t>Extension: Collect 12 more midday windowsill photos of the same plants. Require a prediction and a reason before comparing. Expected result: The evening-coverage gap remains. Reason: More rows in the same condition do not supply evidence about the missing condition.</w:t>
+      </w:r>
+    </w:p>
+    <w:p>
+      <w:r>
+        <w:t>Independent assessment: withhold the reserved answer until the learner has attempted the new case. Record support separately from correctness.</w:t>
+      </w:r>
+    </w:p>
+    <w:tbl>
+      <w:tblPr>
+        <w:tblStyle w:val="LightShading-Accent1"/>
+        <w:tblW w:type="auto" w:w="0"/>
+        <w:tblLook w:firstColumn="1" w:firstRow="1" w:lastColumn="0" w:lastRow="0" w:noHBand="0" w:noVBand="1" w:val="04A0"/>
+      </w:tblPr>
+      <w:tblGrid>
+        <w:gridCol w:w="2556"/>
+        <w:gridCol w:w="2556"/>
+        <w:gridCol w:w="2556"/>
+        <w:gridCol w:w="2556"/>
+      </w:tblGrid>
+      <w:tr>
+        <w:trPr>
+          <w:tblHeader/>
+        </w:trPr>
+        <w:tc>
+          <w:tcPr>
+            <w:tcW w:type="dxa" w:w="2556"/>
+          </w:tcPr>
+          <w:p>
+            <w:r>
+              <w:t>Criterion</w:t>
+            </w:r>
+          </w:p>
+        </w:tc>
+        <w:tc>
+          <w:tcPr>
+            <w:tcW w:type="dxa" w:w="2556"/>
+          </w:tcPr>
+          <w:p>
+            <w:r>
+              <w:t>Not yet</w:t>
+            </w:r>
+          </w:p>
+        </w:tc>
+        <w:tc>
+          <w:tcPr>
+            <w:tcW w:type="dxa" w:w="2556"/>
+          </w:tcPr>
+          <w:p>
+            <w:r>
+              <w:t>With support</w:t>
+            </w:r>
+          </w:p>
+        </w:tc>
+        <w:tc>
+          <w:tcPr>
+            <w:tcW w:type="dxa" w:w="2556"/>
+          </w:tcPr>
+          <w:p>
+            <w:r>
+              <w:t>Independent</w:t>
+            </w:r>
+          </w:p>
+        </w:tc>
+      </w:tr>
+      <w:tr>
+        <w:tc>
+          <w:tcPr>
+            <w:tcW w:type="dxa" w:w="2556"/>
+          </w:tcPr>
+          <w:p>
+            <w:r>
+              <w:t>Explanation</w:t>
+            </w:r>
+          </w:p>
+        </w:tc>
+        <w:tc>
+          <w:tcPr>
+            <w:tcW w:type="dxa" w:w="2556"/>
+          </w:tcPr>
+          <w:p>
+            <w:r>
+              <w:t>Names an answer without a deciding fact</w:t>
+            </w:r>
+          </w:p>
+        </w:tc>
+        <w:tc>
+          <w:tcPr>
+            <w:tcW w:type="dxa" w:w="2556"/>
+          </w:tcPr>
+          <w:p>
+            <w:r>
+              <w:t>Uses a hint to link fact and decision</w:t>
+            </w:r>
+          </w:p>
+        </w:tc>
+        <w:tc>
+          <w:tcPr>
+            <w:tcW w:type="dxa" w:w="2556"/>
+          </w:tcPr>
+          <w:p>
+            <w:r>
+              <w:t>Explains the deciding fact in own words</w:t>
+            </w:r>
+          </w:p>
+        </w:tc>
+      </w:tr>
+      <w:tr>
+        <w:tc>
+          <w:tcPr>
+            <w:tcW w:type="dxa" w:w="2556"/>
+          </w:tcPr>
+          <w:p>
+            <w:r>
+              <w:t>Trace or test</w:t>
+            </w:r>
+          </w:p>
+        </w:tc>
+        <w:tc>
+          <w:tcPr>
+            <w:tcW w:type="dxa" w:w="2556"/>
+          </w:tcPr>
+          <w:p>
+            <w:r>
+              <w:t>Cannot connect input and result</w:t>
+            </w:r>
+          </w:p>
+        </w:tc>
+        <w:tc>
+          <w:tcPr>
+            <w:tcW w:type="dxa" w:w="2556"/>
+          </w:tcPr>
+          <w:p>
+            <w:r>
+              <w:t>Completes steps with prompts</w:t>
+            </w:r>
+          </w:p>
+        </w:tc>
+        <w:tc>
+          <w:tcPr>
+            <w:tcW w:type="dxa" w:w="2556"/>
+          </w:tcPr>
+          <w:p>
+            <w:r>
+              <w:t>Traces or tests a changed case accurately</w:t>
+            </w:r>
+          </w:p>
+        </w:tc>
+      </w:tr>
+      <w:tr>
+        <w:tc>
+          <w:tcPr>
+            <w:tcW w:type="dxa" w:w="2556"/>
+          </w:tcPr>
+          <w:p>
+            <w:r>
+              <w:t>Limits and revision</w:t>
+            </w:r>
+          </w:p>
+        </w:tc>
+        <w:tc>
+          <w:tcPr>
+            <w:tcW w:type="dxa" w:w="2556"/>
+          </w:tcPr>
+          <w:p>
+            <w:r>
+              <w:t>Claims more than evidence supports</w:t>
+            </w:r>
+          </w:p>
+        </w:tc>
+        <w:tc>
+          <w:tcPr>
+            <w:tcW w:type="dxa" w:w="2556"/>
+          </w:tcPr>
+          <w:p>
+            <w:r>
+              <w:t>Names a limit after a prompt</w:t>
+            </w:r>
+          </w:p>
+        </w:tc>
+        <w:tc>
+          <w:tcPr>
+            <w:tcW w:type="dxa" w:w="2556"/>
+          </w:tcPr>
+          <w:p>
+            <w:r>
+              <w:t>States a defensible limit and useful next test</w:t>
+            </w:r>
+          </w:p>
+        </w:tc>
+      </w:tr>
+    </w:tbl>
+    <w:p>
+      <w:r>
+        <w:t>Project checkpoint: Make a transparent first version. Keep a trace of how one input becomes an output; explain the rule or learned component.</w:t>
+      </w:r>
+    </w:p>
+    <w:p>
+      <w:r>
+        <w:t>Use the weekly teacher answer for topic-specific reasoning. A saved progress tick is an activity record; judge mastery from the learner’s explanation and evidence.</w:t>
+      </w:r>
+    </w:p>
     <w:sectPr>
       <w:pgSz w:w="12240" w:h="15840"/>
       <w:pgMar w:top="936" w:right="1008" w:bottom="936" w:left="1008" w:header="720" w:footer="720" w:gutter="0"/>

--- a/downloads/teacher/ai-4-week-07.docx
+++ b/downloads/teacher/ai-4-week-07.docx
@@ -3226,6 +3226,39 @@
         <w:t>Use the weekly teacher answer for topic-specific reasoning. A saved progress tick is an activity record; judge mastery from the learner’s explanation and evidence.</w:t>
       </w:r>
     </w:p>
+    <w:p>
+      <w:pPr>
+        <w:pStyle w:val="Heading1"/>
+      </w:pPr>
+      <w:r>
+        <w:t>08. Use feedback, labs and repair paths</w:t>
+      </w:r>
+    </w:p>
+    <w:p>
+      <w:r>
+        <w:t>Use the two formative questions as supported practice, not as independent mastery scores. Discuss the deciding evidence rather than accepting a guessed selection.</w:t>
+      </w:r>
+    </w:p>
+    <w:p>
+      <w:r>
+        <w:t>The feedback comes from the reviewed public worked case. Do not reveal the separately reserved independent teacher answer until the learner has attempted that case.</w:t>
+      </w:r>
+    </w:p>
+    <w:p>
+      <w:r>
+        <w:t>Ask students to predict before running code. Preserve errors and actual outputs; collect a changed test and an explanation. The branch-boundary and indexing lessons deliberately include failure cases.</w:t>
+      </w:r>
+    </w:p>
+    <w:p>
+      <w:r>
+        <w:t>Use the earlier worked-explanation links to address a specific missing building block, then return to the current question. Adapt this suggestion after observing the learner; it is not an automatic diagnosis.</w:t>
+      </w:r>
+    </w:p>
+    <w:p>
+      <w:r>
+        <w:t>Collect the completed-work portfolio as evidence. Record support separately from correctness, and assess explanation, trace/test and limitations. Progress ticks and quiz selections alone do not establish mastery.</w:t>
+      </w:r>
+    </w:p>
     <w:sectPr>
       <w:pgSz w:w="12240" w:h="15840"/>
       <w:pgMar w:top="936" w:right="1008" w:bottom="936" w:left="1008" w:header="720" w:footer="720" w:gutter="0"/>

--- a/downloads/teacher/ai-4-week-07.docx
+++ b/downloads/teacher/ai-4-week-07.docx
@@ -29,6 +29,11 @@
       </w:r>
     </w:p>
     <w:p>
+      <w:r>
+        <w:t>Prepare Sampling and Intended Use: check the target, prerequisites, resources and adaptable teaching schedule.</w:t>
+      </w:r>
+    </w:p>
+    <w:p>
       <w:pPr>
         <w:pStyle w:val="Heading3"/>
       </w:pPr>
@@ -37,8 +42,26 @@
       </w:r>
     </w:p>
     <w:p>
-      <w:r>
-        <w:t>Primary target: Inspect row meaning missing values and repeated records</w:t>
+      <w:pPr>
+        <w:spacing w:line="336" w:lineRule="auto" w:after="180"/>
+      </w:pPr>
+      <w:r>
+        <w:rPr>
+          <w:b w:val="0"/>
+        </w:rPr>
+        <w:t xml:space="preserve">Primary target: Inspect row meaning </w:t>
+      </w:r>
+      <w:r>
+        <w:rPr>
+          <w:b/>
+        </w:rPr>
+        <w:t>missing value</w:t>
+      </w:r>
+      <w:r>
+        <w:rPr>
+          <w:b w:val="0"/>
+        </w:rPr>
+        <w:t>s and repeated records</w:t>
       </w:r>
     </w:p>
     <w:tbl>
@@ -185,12 +208,47 @@
       </w:tr>
     </w:tbl>
     <w:p>
-      <w:r>
-        <w:t>This is a starting allocation of 135 minutes, not a validated duration. Preserve all named topics. Schedule extra time for connected examples, the full investigation, independent cases and project building. Repeated copies of a case share one recorded attempt; they are not new evidence.</w:t>
-      </w:r>
-    </w:p>
-    <w:p>
-      <w:r>
+      <w:pPr>
+        <w:spacing w:line="336" w:lineRule="auto" w:after="180"/>
+      </w:pPr>
+      <w:r>
+        <w:rPr>
+          <w:b w:val="0"/>
+        </w:rPr>
+        <w:t>This is a starting allocation of 135 minutes, not a validated duration. Preserve all named topics. Schedule extra time for connected examples, the full investigation, independent cases and project building.</w:t>
+      </w:r>
+    </w:p>
+    <w:p>
+      <w:pPr>
+        <w:spacing w:line="336" w:lineRule="auto" w:after="180"/>
+      </w:pPr>
+      <w:r>
+        <w:rPr>
+          <w:b w:val="0"/>
+        </w:rPr>
+        <w:t xml:space="preserve">Repeated copies of a case share one recorded attempt; they are not new </w:t>
+      </w:r>
+      <w:r>
+        <w:rPr>
+          <w:b/>
+        </w:rPr>
+        <w:t>evidence</w:t>
+      </w:r>
+      <w:r>
+        <w:rPr>
+          <w:b w:val="0"/>
+        </w:rPr>
+        <w:t>.</w:t>
+      </w:r>
+    </w:p>
+    <w:p>
+      <w:pPr>
+        <w:spacing w:line="336" w:lineRule="auto" w:after="180"/>
+      </w:pPr>
+      <w:r>
+        <w:rPr>
+          <w:b w:val="0"/>
+        </w:rPr>
         <w:t>Case exposure check: this source example appears in ai-4/5, ai-4/7, ai-4/9. Reuse a familiar case for recall or modelling; verify that the case used to assess transfer has not already received feedback.</w:t>
       </w:r>
     </w:p>
@@ -211,18 +269,47 @@
       </w:r>
     </w:p>
     <w:p>
-      <w:r>
+      <w:pPr>
+        <w:spacing w:line="336" w:lineRule="auto" w:after="180"/>
+      </w:pPr>
+      <w:r>
+        <w:rPr>
+          <w:b w:val="0"/>
+        </w:rPr>
         <w:t>Without opening the old lesson, explain one key idea from Label Quality. Give an example and a mistake that the idea helps you avoid.</w:t>
       </w:r>
     </w:p>
     <w:p>
-      <w:r>
+      <w:pPr>
+        <w:spacing w:line="336" w:lineRule="auto" w:after="180"/>
+      </w:pPr>
+      <w:r>
+        <w:rPr>
+          <w:b w:val="0"/>
+        </w:rPr>
         <w:t>Look for: Write an observable label rule with boundaries and a review option</w:t>
       </w:r>
     </w:p>
     <w:p>
-      <w:r>
-        <w:t>Reference example, not the only acceptable wording: Touching is blocked. An object entirely outside is clear only when all objects are outside and the entire lane is visible. A partly hidden lane requires review because clear cannot be established from the available description.</w:t>
+      <w:pPr>
+        <w:spacing w:line="336" w:lineRule="auto" w:after="180"/>
+      </w:pPr>
+      <w:r>
+        <w:rPr>
+          <w:b w:val="0"/>
+        </w:rPr>
+        <w:t>Reference example, not the only acceptable wording: Touching is blocked. An object entirely outside is clear only when all objects are outside and the entire lane is visible.</w:t>
+      </w:r>
+    </w:p>
+    <w:p>
+      <w:pPr>
+        <w:spacing w:line="336" w:lineRule="auto" w:after="180"/>
+      </w:pPr>
+      <w:r>
+        <w:rPr>
+          <w:b w:val="0"/>
+        </w:rPr>
+        <w:t>A partly hidden lane requires review because clear cannot be established from the available description.</w:t>
       </w:r>
     </w:p>
     <w:p>
@@ -234,17 +321,41 @@
       </w:r>
     </w:p>
     <w:p>
-      <w:r>
+      <w:pPr>
+        <w:spacing w:line="336" w:lineRule="auto" w:after="180"/>
+      </w:pPr>
+      <w:r>
+        <w:rPr>
+          <w:b w:val="0"/>
+        </w:rPr>
         <w:t>Without opening the old lesson, explain one key idea from Python and Table Readiness. Give an example and a mistake that the idea helps you avoid.</w:t>
       </w:r>
     </w:p>
     <w:p>
-      <w:r>
-        <w:t>Look for: Specify a table schema</w:t>
-      </w:r>
-    </w:p>
-    <w:p>
-      <w:r>
+      <w:pPr>
+        <w:spacing w:line="336" w:lineRule="auto" w:after="180"/>
+      </w:pPr>
+      <w:r>
+        <w:rPr>
+          <w:b w:val="0"/>
+        </w:rPr>
+        <w:t xml:space="preserve">Look for: Specify a table </w:t>
+      </w:r>
+      <w:r>
+        <w:rPr>
+          <w:b/>
+        </w:rPr>
+        <w:t>schema</w:t>
+      </w:r>
+    </w:p>
+    <w:p>
+      <w:pPr>
+        <w:spacing w:line="336" w:lineRule="auto" w:after="180"/>
+      </w:pPr>
+      <w:r>
+        <w:rPr>
+          <w:b w:val="0"/>
+        </w:rPr>
         <w:t>Reference example, not the only acceptable wording: activity: nonempty text; minutes: integer from 0 to 60 inclusive.</w:t>
       </w:r>
     </w:p>
@@ -257,22 +368,93 @@
       </w:r>
     </w:p>
     <w:p>
-      <w:r>
+      <w:pPr>
+        <w:spacing w:line="336" w:lineRule="auto" w:after="180"/>
+      </w:pPr>
+      <w:r>
+        <w:rPr>
+          <w:b w:val="0"/>
+        </w:rPr>
         <w:t>Without opening the old lesson, explain one key idea from The ML Lifecycle. Give an example and a mistake that the idea helps you avoid.</w:t>
       </w:r>
     </w:p>
     <w:p>
-      <w:r>
-        <w:t>Look for: Distinguish fitting a rule from applying a fixed rule</w:t>
-      </w:r>
-    </w:p>
-    <w:p>
-      <w:r>
-        <w:t>Reference example, not the only acceptable wording: The input is width x and the label is the observed category 0 or 1. Candidates are 2, 4 and 6. Selection uses mistakes on the four training cards only; held out labels must not guide it.</w:t>
-      </w:r>
-    </w:p>
-    <w:p>
-      <w:r>
+      <w:pPr>
+        <w:spacing w:line="336" w:lineRule="auto" w:after="180"/>
+      </w:pPr>
+      <w:r>
+        <w:rPr>
+          <w:b w:val="0"/>
+        </w:rPr>
+        <w:t xml:space="preserve">Look for: Distinguish </w:t>
+      </w:r>
+      <w:r>
+        <w:rPr>
+          <w:b/>
+        </w:rPr>
+        <w:t>fitting</w:t>
+      </w:r>
+      <w:r>
+        <w:rPr>
+          <w:b w:val="0"/>
+        </w:rPr>
+        <w:t xml:space="preserve"> a rule from applying a fixed rule</w:t>
+      </w:r>
+    </w:p>
+    <w:p>
+      <w:pPr>
+        <w:spacing w:line="336" w:lineRule="auto" w:after="180"/>
+      </w:pPr>
+      <w:r>
+        <w:rPr>
+          <w:b w:val="0"/>
+        </w:rPr>
+        <w:t xml:space="preserve">Reference example, not the only acceptable wording: The </w:t>
+      </w:r>
+      <w:r>
+        <w:rPr>
+          <w:b/>
+        </w:rPr>
+        <w:t>input</w:t>
+      </w:r>
+      <w:r>
+        <w:rPr>
+          <w:b w:val="0"/>
+        </w:rPr>
+        <w:t xml:space="preserve"> is width x and the label is the observed category 0 or 1. Candidates are 2, 4 and 6.</w:t>
+      </w:r>
+    </w:p>
+    <w:p>
+      <w:pPr>
+        <w:spacing w:line="336" w:lineRule="auto" w:after="180"/>
+      </w:pPr>
+      <w:r>
+        <w:rPr>
+          <w:b w:val="0"/>
+        </w:rPr>
+        <w:t xml:space="preserve">Selection uses mistakes on the four </w:t>
+      </w:r>
+      <w:r>
+        <w:rPr>
+          <w:b/>
+        </w:rPr>
+        <w:t>training</w:t>
+      </w:r>
+      <w:r>
+        <w:rPr>
+          <w:b w:val="0"/>
+        </w:rPr>
+        <w:t xml:space="preserve"> cards only; held out labels must not guide it.</w:t>
+      </w:r>
+    </w:p>
+    <w:p>
+      <w:pPr>
+        <w:spacing w:line="336" w:lineRule="auto" w:after="180"/>
+      </w:pPr>
+      <w:r>
+        <w:rPr>
+          <w:b w:val="0"/>
+        </w:rPr>
         <w:t>Use the student module and workbook section with this exact week title. The worked case, independent question and answers below form one aligned lesson sequence.</w:t>
       </w:r>
     </w:p>
@@ -285,8 +467,20 @@
       </w:r>
     </w:p>
     <w:p>
-      <w:r>
-        <w:t>Training uses indoor photos from one phone; deployment uses outdoor photos from several phones. Specify two evaluation slices and explain why adding more indoor photos may not resolve the gap.</w:t>
+      <w:pPr>
+        <w:spacing w:line="336" w:lineRule="auto" w:after="180"/>
+      </w:pPr>
+      <w:r>
+        <w:rPr>
+          <w:b/>
+        </w:rPr>
+        <w:t>Training</w:t>
+      </w:r>
+      <w:r>
+        <w:rPr>
+          <w:b w:val="0"/>
+        </w:rPr>
+        <w:t xml:space="preserve"> uses indoor photos from one phone; deployment uses outdoor photos from several phones. Specify two evaluation slices and explain why adding more indoor photos may not resolve the gap.</w:t>
       </w:r>
     </w:p>
     <w:p>
@@ -298,8 +492,20 @@
       </w:r>
     </w:p>
     <w:p>
-      <w:r>
-        <w:t>Training examples should represent the people, objects, conditions, and devices described by the intended-use statement.</w:t>
+      <w:pPr>
+        <w:spacing w:line="336" w:lineRule="auto" w:after="180"/>
+      </w:pPr>
+      <w:r>
+        <w:rPr>
+          <w:b/>
+        </w:rPr>
+        <w:t>Training</w:t>
+      </w:r>
+      <w:r>
+        <w:rPr>
+          <w:b w:val="0"/>
+        </w:rPr>
+        <w:t xml:space="preserve"> examples should represent the people, objects, conditions, and devices described by the intended-use statement.</w:t>
       </w:r>
     </w:p>
     <w:tbl>
@@ -435,12 +641,38 @@
       </w:r>
     </w:p>
     <w:p>
-      <w:r>
+      <w:pPr>
+        <w:spacing w:line="336" w:lineRule="auto" w:after="180"/>
+      </w:pPr>
+      <w:r>
+        <w:rPr>
+          <w:b w:val="0"/>
+        </w:rPr>
         <w:t>Use the supplied scenario, student illustrations and blank paper. For numeric work, offer counters or a calculator after learners show the setup. Fictional records are supplied; personal data and paid accounts are unnecessary.</w:t>
       </w:r>
     </w:p>
     <w:p>
-      <w:r>
+      <w:pPr>
+        <w:pStyle w:val="Heading3"/>
+      </w:pPr>
+      <w:r>
+        <w:t>Alternative compact allocation</w:t>
+      </w:r>
+    </w:p>
+    <w:p>
+      <w:r>
+        <w:t>This compact option is not the full-week schedule. Use the main teaching cycle and allow extra sessions for the investigation, independent work and project.</w:t>
+      </w:r>
+    </w:p>
+    <w:p>
+      <w:pPr>
+        <w:spacing w:line="336" w:lineRule="auto" w:after="180"/>
+        <w:shd w:fill="F1F6F8"/>
+      </w:pPr>
+      <w:r>
+        <w:rPr>
+          <w:b w:val="0"/>
+        </w:rPr>
         <w:t>Allow 80 minutes: recall 8; explanation 12; worked demonstration 15; guided practice 20; independent assessment 15; project and reflection 10. Extend the lab into a second session when needed.</w:t>
       </w:r>
     </w:p>
@@ -453,8 +685,96 @@
       </w:r>
     </w:p>
     <w:p>
-      <w:r>
-        <w:t>Teach inspection before modelling in two 45-minute sessions. Use fictional data only. Emphasize the unit of observation, provenance, units, unknown values and overlapping audit flags. The dataset card is a concise classroom documentation exercise inspired by datasheets for datasets, not a claim to implement every part of a research framework. Students must distinguish observations from unsupported repairs and from evidence of model fitness.</w:t>
+      <w:pPr>
+        <w:spacing w:line="336" w:lineRule="auto" w:after="180"/>
+      </w:pPr>
+      <w:r>
+        <w:rPr>
+          <w:b w:val="0"/>
+        </w:rPr>
+        <w:t xml:space="preserve">Teach inspection before modelling in two 45-minute sessions. Use fictional data only. Emphasize the unit of </w:t>
+      </w:r>
+      <w:r>
+        <w:rPr>
+          <w:b/>
+        </w:rPr>
+        <w:t>observation</w:t>
+      </w:r>
+      <w:r>
+        <w:rPr>
+          <w:b w:val="0"/>
+        </w:rPr>
+        <w:t xml:space="preserve">, </w:t>
+      </w:r>
+      <w:r>
+        <w:rPr>
+          <w:b/>
+        </w:rPr>
+        <w:t>provenance</w:t>
+      </w:r>
+      <w:r>
+        <w:rPr>
+          <w:b w:val="0"/>
+        </w:rPr>
+        <w:t>, units, unknown values and overlapping audit flags.</w:t>
+      </w:r>
+    </w:p>
+    <w:p>
+      <w:pPr>
+        <w:spacing w:line="336" w:lineRule="auto" w:after="180"/>
+      </w:pPr>
+      <w:r>
+        <w:rPr>
+          <w:b w:val="0"/>
+        </w:rPr>
+        <w:t xml:space="preserve">The </w:t>
+      </w:r>
+      <w:r>
+        <w:rPr>
+          <w:b/>
+        </w:rPr>
+        <w:t>dataset card</w:t>
+      </w:r>
+      <w:r>
+        <w:rPr>
+          <w:b w:val="0"/>
+        </w:rPr>
+        <w:t xml:space="preserve"> is a concise classroom documentation exercise inspired by datasheets for datasets, not a claim to implement every part of a research framework.</w:t>
+      </w:r>
+    </w:p>
+    <w:p>
+      <w:pPr>
+        <w:spacing w:line="336" w:lineRule="auto" w:after="180"/>
+      </w:pPr>
+      <w:r>
+        <w:rPr>
+          <w:b w:val="0"/>
+        </w:rPr>
+        <w:t xml:space="preserve">Students must distinguish </w:t>
+      </w:r>
+      <w:r>
+        <w:rPr>
+          <w:b/>
+        </w:rPr>
+        <w:t>observation</w:t>
+      </w:r>
+      <w:r>
+        <w:rPr>
+          <w:b w:val="0"/>
+        </w:rPr>
+        <w:t xml:space="preserve">s from unsupported repairs and from </w:t>
+      </w:r>
+      <w:r>
+        <w:rPr>
+          <w:b/>
+        </w:rPr>
+        <w:t>evidence</w:t>
+      </w:r>
+      <w:r>
+        <w:rPr>
+          <w:b w:val="0"/>
+        </w:rPr>
+        <w:t xml:space="preserve"> of model fitness.</w:t>
       </w:r>
     </w:p>
     <w:p>
@@ -466,28 +786,70 @@
       </w:r>
     </w:p>
     <w:p>
-      <w:r>
+      <w:pPr>
+        <w:spacing w:line="336" w:lineRule="auto" w:after="180"/>
+      </w:pPr>
+      <w:r>
+        <w:rPr>
+          <w:b w:val="0"/>
+        </w:rPr>
         <w:t>It is a numerical quantity whose differences measure time. Whole-number formatting does not turn it into a category.</w:t>
       </w:r>
     </w:p>
     <w:p>
-      <w:r>
+      <w:pPr>
+        <w:spacing w:line="336" w:lineRule="auto" w:after="180"/>
+      </w:pPr>
+      <w:r>
+        <w:rPr>
+          <w:b w:val="0"/>
+        </w:rPr>
         <w:t>Printed lesson and workbook</w:t>
       </w:r>
     </w:p>
     <w:p>
-      <w:r>
+      <w:pPr>
+        <w:spacing w:line="336" w:lineRule="auto" w:after="180"/>
+      </w:pPr>
+      <w:r>
+        <w:rPr>
+          <w:b w:val="0"/>
+        </w:rPr>
         <w:t>Cards for the five raw rows including both B rows</w:t>
       </w:r>
     </w:p>
     <w:p>
-      <w:r>
+      <w:pPr>
+        <w:spacing w:line="336" w:lineRule="auto" w:after="180"/>
+      </w:pPr>
+      <w:r>
+        <w:rPr>
+          <w:b w:val="0"/>
+        </w:rPr>
         <w:t>Optional Python 3 editor; no packages required</w:t>
       </w:r>
     </w:p>
     <w:p>
-      <w:r>
-        <w:t>Blank card headings: purpose source row schema findings changes limits version owner</w:t>
+      <w:pPr>
+        <w:spacing w:line="336" w:lineRule="auto" w:after="180"/>
+      </w:pPr>
+      <w:r>
+        <w:rPr>
+          <w:b w:val="0"/>
+        </w:rPr>
+        <w:t xml:space="preserve">Blank card headings: purpose source row </w:t>
+      </w:r>
+      <w:r>
+        <w:rPr>
+          <w:b/>
+        </w:rPr>
+        <w:t>schema</w:t>
+      </w:r>
+      <w:r>
+        <w:rPr>
+          <w:b w:val="0"/>
+        </w:rPr>
+        <w:t xml:space="preserve"> findings changes limits version owner</w:t>
       </w:r>
     </w:p>
     <w:p>
@@ -499,12 +861,36 @@
       </w:r>
     </w:p>
     <w:p>
-      <w:r>
-        <w:t>By the end, I can explain sampling and intended use using a traced example and a stated limitation.</w:t>
-      </w:r>
-    </w:p>
-    <w:p>
-      <w:r>
+      <w:pPr>
+        <w:spacing w:line="336" w:lineRule="auto" w:after="180"/>
+      </w:pPr>
+      <w:r>
+        <w:rPr>
+          <w:b w:val="0"/>
+        </w:rPr>
+        <w:t xml:space="preserve">By the end, I can explain sampling and </w:t>
+      </w:r>
+      <w:r>
+        <w:rPr>
+          <w:b/>
+        </w:rPr>
+        <w:t>intended use</w:t>
+      </w:r>
+      <w:r>
+        <w:rPr>
+          <w:b w:val="0"/>
+        </w:rPr>
+        <w:t xml:space="preserve"> using a traced example and a stated limitation.</w:t>
+      </w:r>
+    </w:p>
+    <w:p>
+      <w:pPr>
+        <w:spacing w:line="336" w:lineRule="auto" w:after="180"/>
+      </w:pPr>
+      <w:r>
+        <w:rPr>
+          <w:b w:val="0"/>
+        </w:rPr>
         <w:t>This added worked case illustrates the week’s main idea. Retain all original and connected topics; schedule its practice within the teaching cycle.</w:t>
       </w:r>
     </w:p>
@@ -517,76 +903,337 @@
       </w:r>
     </w:p>
     <w:p>
+      <w:r>
+        <w:t>Model Sampling and Intended Use using the supplied case, labelled mechanism and reasoning. Make the scope of each conclusion explicit.</w:t>
+      </w:r>
+    </w:p>
+    <w:p>
+      <w:pPr>
+        <w:spacing w:line="336" w:lineRule="auto" w:after="180"/>
+      </w:pPr>
+      <w:r>
+        <w:rPr>
+          <w:b w:val="0"/>
+        </w:rPr>
+        <w:t>Trace the information, fitted behavior, and evaluation proof separately.</w:t>
+      </w:r>
+    </w:p>
+    <w:p>
       <w:pPr>
         <w:pStyle w:val="Heading3"/>
       </w:pPr>
       <w:r>
-        <w:t>Explain the mechanism</w:t>
-      </w:r>
-    </w:p>
-    <w:p>
-      <w:r>
-        <w:t>Trace the information, fitted behavior, and evaluation proof separately.</w:t>
-      </w:r>
-    </w:p>
-    <w:p>
-      <w:r>
-        <w:t>QUESTION Compare two samples against a deployment population and identify missing conditions.</w:t>
-      </w:r>
-    </w:p>
-    <w:p>
-      <w:r>
-        <w:t>MODEL IDEA Training examples should represent the people, objects, conditions, and devices described by the intended-use statement.</w:t>
-      </w:r>
-    </w:p>
-    <w:p>
-      <w:r>
+        <w:t>Question to explain</w:t>
+      </w:r>
+    </w:p>
+    <w:p>
+      <w:pPr>
+        <w:spacing w:line="336" w:lineRule="auto" w:after="180"/>
+        <w:shd w:fill="F5F1FB"/>
+      </w:pPr>
+      <w:r>
+        <w:rPr>
+          <w:b w:val="0"/>
+        </w:rPr>
+        <w:t xml:space="preserve">QUESTION Compare two </w:t>
+      </w:r>
+      <w:r>
+        <w:rPr>
+          <w:b/>
+        </w:rPr>
+        <w:t>sample</w:t>
+      </w:r>
+      <w:r>
+        <w:rPr>
+          <w:b w:val="0"/>
+        </w:rPr>
+        <w:t xml:space="preserve">s against a deployment </w:t>
+      </w:r>
+      <w:r>
+        <w:rPr>
+          <w:b/>
+        </w:rPr>
+        <w:t>population</w:t>
+      </w:r>
+      <w:r>
+        <w:rPr>
+          <w:b w:val="0"/>
+        </w:rPr>
+        <w:t xml:space="preserve"> and identify missing conditions.</w:t>
+      </w:r>
+    </w:p>
+    <w:p>
+      <w:pPr>
+        <w:spacing w:line="336" w:lineRule="auto" w:after="180"/>
+      </w:pPr>
+      <w:r>
+        <w:rPr>
+          <w:b w:val="0"/>
+        </w:rPr>
+        <w:t xml:space="preserve">MODEL IDEA </w:t>
+      </w:r>
+      <w:r>
+        <w:rPr>
+          <w:b/>
+        </w:rPr>
+        <w:t>Training</w:t>
+      </w:r>
+      <w:r>
+        <w:rPr>
+          <w:b w:val="0"/>
+        </w:rPr>
+        <w:t xml:space="preserve"> examples should represent the people, objects, conditions, and devices described by the intended-use statement.</w:t>
+      </w:r>
+    </w:p>
+    <w:p>
+      <w:pPr>
+        <w:spacing w:line="336" w:lineRule="auto" w:after="180"/>
+      </w:pPr>
+      <w:r>
+        <w:rPr>
+          <w:b w:val="0"/>
+        </w:rPr>
         <w:t>PROOF NEEDED Use an unseen case, visible calculation, error analysis, and a stated limitation.</w:t>
       </w:r>
     </w:p>
     <w:p>
-      <w:r>
-        <w:t>UNDER THE HOOD Intended use includes indoor classroom plants under day and evening light. Sample A has 90% daylight photos from one camera.</w:t>
-      </w:r>
-    </w:p>
-    <w:p>
-      <w:r>
-        <w:t>Draw a fresh data → model → prediction → evaluation trace:</w:t>
-      </w:r>
-    </w:p>
-    <w:p>
-      <w:r>
-        <w:t>Predict first. Then check each step. A correct answer without visible evidence cannot be audited.</w:t>
-      </w:r>
-    </w:p>
-    <w:p>
-      <w:r>
-        <w:t>STEP 1 Intended use includes indoor classroom plants under day and evening light.</w:t>
-      </w:r>
-    </w:p>
-    <w:p>
-      <w:r>
-        <w:t>STEP 2 Sample A has 90% daylight photos from one camera.</w:t>
-      </w:r>
-    </w:p>
-    <w:p>
-      <w:r>
-        <w:t>STEP 3 Sample B balances lighting, camera distance, and several plant types.</w:t>
-      </w:r>
-    </w:p>
-    <w:p>
-      <w:r>
+      <w:pPr>
+        <w:pStyle w:val="Heading3"/>
+      </w:pPr>
+      <w:r>
+        <w:t>How the mechanism works</w:t>
+      </w:r>
+    </w:p>
+    <w:p>
+      <w:pPr>
+        <w:spacing w:line="336" w:lineRule="auto" w:after="180"/>
+        <w:shd w:fill="F1F6F8"/>
+      </w:pPr>
+      <w:r>
+        <w:rPr>
+          <w:b w:val="0"/>
+        </w:rPr>
+        <w:t xml:space="preserve">UNDER THE HOOD </w:t>
+      </w:r>
+      <w:r>
+        <w:rPr>
+          <w:b/>
+        </w:rPr>
+        <w:t>Intended use</w:t>
+      </w:r>
+      <w:r>
+        <w:rPr>
+          <w:b w:val="0"/>
+        </w:rPr>
+        <w:t xml:space="preserve"> includes indoor classroom plants under day and evening light. </w:t>
+      </w:r>
+      <w:r>
+        <w:rPr>
+          <w:b/>
+        </w:rPr>
+        <w:t>Sample</w:t>
+      </w:r>
+      <w:r>
+        <w:rPr>
+          <w:b w:val="0"/>
+        </w:rPr>
+        <w:t xml:space="preserve"> A has 90% daylight photos from one camera.</w:t>
+      </w:r>
+    </w:p>
+    <w:p>
+      <w:pPr>
+        <w:spacing w:line="336" w:lineRule="auto" w:after="180"/>
+      </w:pPr>
+      <w:r>
+        <w:rPr>
+          <w:b w:val="0"/>
+        </w:rPr>
+        <w:t xml:space="preserve">Draw a fresh data → model → </w:t>
+      </w:r>
+      <w:r>
+        <w:rPr>
+          <w:b/>
+        </w:rPr>
+        <w:t>prediction</w:t>
+      </w:r>
+      <w:r>
+        <w:rPr>
+          <w:b w:val="0"/>
+        </w:rPr>
+        <w:t xml:space="preserve"> → evaluation trace:</w:t>
+      </w:r>
+    </w:p>
+    <w:p>
+      <w:pPr>
+        <w:spacing w:line="336" w:lineRule="auto" w:after="180"/>
+      </w:pPr>
+      <w:r>
+        <w:rPr>
+          <w:b w:val="0"/>
+        </w:rPr>
+        <w:t xml:space="preserve">Predict first. Then check each step. A correct answer without visible </w:t>
+      </w:r>
+      <w:r>
+        <w:rPr>
+          <w:b/>
+        </w:rPr>
+        <w:t>evidence</w:t>
+      </w:r>
+      <w:r>
+        <w:rPr>
+          <w:b w:val="0"/>
+        </w:rPr>
+        <w:t xml:space="preserve"> cannot be audited.</w:t>
+      </w:r>
+    </w:p>
+    <w:p>
+      <w:pPr>
+        <w:pStyle w:val="Heading3"/>
+      </w:pPr>
+      <w:r>
+        <w:t>Step 1</w:t>
+      </w:r>
+    </w:p>
+    <w:p>
+      <w:pPr>
+        <w:spacing w:line="336" w:lineRule="auto" w:after="180"/>
+        <w:shd w:fill="F4F9FC"/>
+      </w:pPr>
+      <w:r>
+        <w:rPr>
+          <w:b w:val="0"/>
+        </w:rPr>
+        <w:t xml:space="preserve">STEP 1 </w:t>
+      </w:r>
+      <w:r>
+        <w:rPr>
+          <w:b/>
+        </w:rPr>
+        <w:t>Intended use</w:t>
+      </w:r>
+      <w:r>
+        <w:rPr>
+          <w:b w:val="0"/>
+        </w:rPr>
+        <w:t xml:space="preserve"> includes indoor classroom plants under day and evening light.</w:t>
+      </w:r>
+    </w:p>
+    <w:p>
+      <w:pPr>
+        <w:pStyle w:val="Heading3"/>
+      </w:pPr>
+      <w:r>
+        <w:t>Step 2</w:t>
+      </w:r>
+    </w:p>
+    <w:p>
+      <w:pPr>
+        <w:spacing w:line="336" w:lineRule="auto" w:after="180"/>
+        <w:shd w:fill="F4F9FC"/>
+      </w:pPr>
+      <w:r>
+        <w:rPr>
+          <w:b w:val="0"/>
+        </w:rPr>
+        <w:t xml:space="preserve">STEP 2 </w:t>
+      </w:r>
+      <w:r>
+        <w:rPr>
+          <w:b/>
+        </w:rPr>
+        <w:t>Sample</w:t>
+      </w:r>
+      <w:r>
+        <w:rPr>
+          <w:b w:val="0"/>
+        </w:rPr>
+        <w:t xml:space="preserve"> A has 90% daylight photos from one camera.</w:t>
+      </w:r>
+    </w:p>
+    <w:p>
+      <w:pPr>
+        <w:pStyle w:val="Heading3"/>
+      </w:pPr>
+      <w:r>
+        <w:t>Step 3</w:t>
+      </w:r>
+    </w:p>
+    <w:p>
+      <w:pPr>
+        <w:spacing w:line="336" w:lineRule="auto" w:after="180"/>
+        <w:shd w:fill="F4F9FC"/>
+      </w:pPr>
+      <w:r>
+        <w:rPr>
+          <w:b w:val="0"/>
+        </w:rPr>
+        <w:t xml:space="preserve">STEP 3 </w:t>
+      </w:r>
+      <w:r>
+        <w:rPr>
+          <w:b/>
+        </w:rPr>
+        <w:t>Sample</w:t>
+      </w:r>
+      <w:r>
+        <w:rPr>
+          <w:b w:val="0"/>
+        </w:rPr>
+        <w:t xml:space="preserve"> B balances lighting, camera distance, and several plant types.</w:t>
+      </w:r>
+    </w:p>
+    <w:p>
+      <w:pPr>
+        <w:pStyle w:val="Heading3"/>
+      </w:pPr>
+      <w:r>
+        <w:t>Step 4</w:t>
+      </w:r>
+    </w:p>
+    <w:p>
+      <w:pPr>
+        <w:spacing w:line="336" w:lineRule="auto" w:after="180"/>
+        <w:shd w:fill="F4F9FC"/>
+      </w:pPr>
+      <w:r>
+        <w:rPr>
+          <w:b w:val="0"/>
+        </w:rPr>
         <w:t>STEP 4 Prefer B for this use, while documenting remaining gaps rather than claiming universal coverage.</w:t>
       </w:r>
     </w:p>
     <w:p>
-      <w:r>
+      <w:pPr>
+        <w:spacing w:line="336" w:lineRule="auto" w:after="180"/>
+      </w:pPr>
+      <w:r>
+        <w:rPr>
+          <w:b w:val="0"/>
+        </w:rPr>
         <w:t>CHECK Verify the denominator, unit, split, class definition, and data version before interpreting a score.</w:t>
       </w:r>
     </w:p>
     <w:p>
-      <w:r>
-        <w:t>Recalculate, retrace, or restate the evidence independently:</w:t>
+      <w:pPr>
+        <w:spacing w:line="336" w:lineRule="auto" w:after="180"/>
+      </w:pPr>
+      <w:r>
+        <w:rPr>
+          <w:b w:val="0"/>
+        </w:rPr>
+        <w:t xml:space="preserve">Recalculate, retrace, or restate the </w:t>
+      </w:r>
+      <w:r>
+        <w:rPr>
+          <w:b/>
+        </w:rPr>
+        <w:t>evidence</w:t>
+      </w:r>
+      <w:r>
+        <w:rPr>
+          <w:b w:val="0"/>
+        </w:rPr>
+        <w:t xml:space="preserve"> independently:</w:t>
       </w:r>
     </w:p>
     <w:p>
@@ -598,12 +1245,60 @@
       </w:r>
     </w:p>
     <w:p>
-      <w:r>
-        <w:t>Training photos use indoor white backgrounds; intended use is outdoors.</w:t>
-      </w:r>
-    </w:p>
-    <w:p>
-      <w:r>
+      <w:pPr>
+        <w:pStyle w:val="Heading3"/>
+      </w:pPr>
+      <w:r>
+        <w:t>The teaching case</w:t>
+      </w:r>
+    </w:p>
+    <w:p>
+      <w:pPr>
+        <w:spacing w:line="336" w:lineRule="auto" w:after="180"/>
+        <w:shd w:fill="F1F6FC"/>
+      </w:pPr>
+      <w:r>
+        <w:rPr>
+          <w:b/>
+        </w:rPr>
+        <w:t>Training</w:t>
+      </w:r>
+      <w:r>
+        <w:rPr>
+          <w:b w:val="0"/>
+        </w:rPr>
+        <w:t xml:space="preserve"> photos use indoor white backgrounds; </w:t>
+      </w:r>
+      <w:r>
+        <w:rPr>
+          <w:b/>
+        </w:rPr>
+        <w:t>intended use</w:t>
+      </w:r>
+      <w:r>
+        <w:rPr>
+          <w:b w:val="0"/>
+        </w:rPr>
+        <w:t xml:space="preserve"> is outdoors.</w:t>
+      </w:r>
+    </w:p>
+    <w:p>
+      <w:pPr>
+        <w:pStyle w:val="Heading3"/>
+      </w:pPr>
+      <w:r>
+        <w:t>The teaching case</w:t>
+      </w:r>
+    </w:p>
+    <w:p>
+      <w:pPr>
+        <w:spacing w:line="336" w:lineRule="auto" w:after="180"/>
+        <w:shd w:fill="F1F6FC"/>
+      </w:pPr>
+      <w:r>
+        <w:rPr>
+          <w:b w:val="0"/>
+        </w:rPr>
         <w:t>Identify the coverage gap.</w:t>
       </w:r>
     </w:p>
@@ -616,7 +1311,22 @@
       </w:r>
     </w:p>
     <w:p>
-      <w:r>
+      <w:pPr>
+        <w:pStyle w:val="Heading3"/>
+      </w:pPr>
+      <w:r>
+        <w:t>Why the result follows</w:t>
+      </w:r>
+    </w:p>
+    <w:p>
+      <w:pPr>
+        <w:spacing w:line="336" w:lineRule="auto" w:after="180"/>
+        <w:shd w:fill="F1F6FC"/>
+      </w:pPr>
+      <w:r>
+        <w:rPr>
+          <w:b w:val="0"/>
+        </w:rPr>
         <w:t>Lighting, background and device conditions may differ. Collect representative examples and evaluate outdoor slices separately.</w:t>
       </w:r>
     </w:p>
@@ -629,28 +1339,209 @@
       </w:r>
     </w:p>
     <w:p>
-      <w:r>
-        <w:t>A dataset can look like a neat table and still contain missing outcomes, repeated records or impossible values. Before fitting a model, inspect what one row represents and document where the table came from. A dataset card is a short record of its purpose, contents, collection, changes and limits. It helps another person decide whether the data suits a proposed use.</w:t>
-      </w:r>
-    </w:p>
-    <w:p>
-      <w:r>
-        <w:t>Our source is a teacher-authored fictional export called Robot practice v1, created for this lesson. Each row is intended to describe one trip, with one unique trip ID and elapsed duration in minutes. Durations may be zero or positive; None means unknown. All trips are described as indoor practice trips. No real robot measurements or personal records were collected, and there is no evidence about outdoor performance.</w:t>
-      </w:r>
-    </w:p>
-    <w:p>
-      <w:r>
-        <w:t>Keep this raw version unchanged. At this stage a flag means investigate, not automatically delete or replace. A repeated ID might be a copied row or a problem with the supposed one-row-per-trip definition. We need evidence before deciding what happened.</w:t>
-      </w:r>
-    </w:p>
-    <w:p>
-      <w:r>
-        <w:t>A set stores each distinct ID once. The output is 5 4 2 1: five rows, four distinct IDs, two rows with unknown duration and one row with a negative duration. There is one extra occurrence beyond the four distinct IDs. This is not a count of all rows in repeated-ID groups: both B rows belong to that group.</w:t>
-      </w:r>
-    </w:p>
-    <w:p>
-      <w:r>
-        <w:t>The code assumes every row is a pair and each duration is a number or None. It is a small audit, not full schema validation. It does not check text values, units, source truth or whether IDs refer to real unique events. A successful run does not certify data quality.</w:t>
+      <w:pPr>
+        <w:pStyle w:val="Heading3"/>
+      </w:pPr>
+      <w:r>
+        <w:t>Explain the added worked example · 1</w:t>
+      </w:r>
+    </w:p>
+    <w:p>
+      <w:pPr>
+        <w:spacing w:line="336" w:lineRule="auto" w:after="180"/>
+      </w:pPr>
+      <w:r>
+        <w:rPr>
+          <w:b w:val="0"/>
+        </w:rPr>
+        <w:t xml:space="preserve">A dataset can look like a neat table and still contain missing outcomes, repeated records or impossible values. Before </w:t>
+      </w:r>
+      <w:r>
+        <w:rPr>
+          <w:b/>
+        </w:rPr>
+        <w:t>fitting</w:t>
+      </w:r>
+      <w:r>
+        <w:rPr>
+          <w:b w:val="0"/>
+        </w:rPr>
+        <w:t xml:space="preserve"> a model, inspect what one row represents and document where the table came from.</w:t>
+      </w:r>
+    </w:p>
+    <w:p>
+      <w:pPr>
+        <w:spacing w:line="336" w:lineRule="auto" w:after="180"/>
+      </w:pPr>
+      <w:r>
+        <w:rPr>
+          <w:b w:val="0"/>
+        </w:rPr>
+        <w:t xml:space="preserve">A </w:t>
+      </w:r>
+      <w:r>
+        <w:rPr>
+          <w:b/>
+        </w:rPr>
+        <w:t>dataset card</w:t>
+      </w:r>
+      <w:r>
+        <w:rPr>
+          <w:b w:val="0"/>
+        </w:rPr>
+        <w:t xml:space="preserve"> is a short record of its purpose, contents, collection, changes and limits. It helps another person decide whether the data suits a proposed use.</w:t>
+      </w:r>
+    </w:p>
+    <w:p>
+      <w:pPr>
+        <w:pStyle w:val="Heading3"/>
+      </w:pPr>
+      <w:r>
+        <w:t>Explain the added worked example · 2</w:t>
+      </w:r>
+    </w:p>
+    <w:p>
+      <w:pPr>
+        <w:spacing w:line="336" w:lineRule="auto" w:after="180"/>
+      </w:pPr>
+      <w:r>
+        <w:rPr>
+          <w:b w:val="0"/>
+        </w:rPr>
+        <w:t>Our source is a teacher-authored fictional export called Robot practice v1, created for this lesson. Each row is intended to describe one trip, with one unique trip ID and elapsed duration in minutes.</w:t>
+      </w:r>
+    </w:p>
+    <w:p>
+      <w:pPr>
+        <w:spacing w:line="336" w:lineRule="auto" w:after="180"/>
+      </w:pPr>
+      <w:r>
+        <w:rPr>
+          <w:b w:val="0"/>
+        </w:rPr>
+        <w:t xml:space="preserve">Durations may be zero or positive; None means unknown. All trips are described as indoor practice trips. No real robot measurements or personal records were collected, and there is no </w:t>
+      </w:r>
+      <w:r>
+        <w:rPr>
+          <w:b/>
+        </w:rPr>
+        <w:t>evidence</w:t>
+      </w:r>
+      <w:r>
+        <w:rPr>
+          <w:b w:val="0"/>
+        </w:rPr>
+        <w:t xml:space="preserve"> about outdoor performance.</w:t>
+      </w:r>
+    </w:p>
+    <w:p>
+      <w:pPr>
+        <w:spacing w:line="336" w:lineRule="auto" w:after="180"/>
+      </w:pPr>
+      <w:r>
+        <w:rPr>
+          <w:b w:val="0"/>
+        </w:rPr>
+        <w:t>Keep this raw version unchanged. At this stage a flag means investigate, not automatically delete or replace. A repeated ID might be a copied row or a problem with the supposed one-row-per-trip definition.</w:t>
+      </w:r>
+    </w:p>
+    <w:p>
+      <w:pPr>
+        <w:spacing w:line="336" w:lineRule="auto" w:after="180"/>
+      </w:pPr>
+      <w:r>
+        <w:rPr>
+          <w:b w:val="0"/>
+        </w:rPr>
+        <w:t xml:space="preserve">We need </w:t>
+      </w:r>
+      <w:r>
+        <w:rPr>
+          <w:b/>
+        </w:rPr>
+        <w:t>evidence</w:t>
+      </w:r>
+      <w:r>
+        <w:rPr>
+          <w:b w:val="0"/>
+        </w:rPr>
+        <w:t xml:space="preserve"> before deciding what happened.</w:t>
+      </w:r>
+    </w:p>
+    <w:p>
+      <w:pPr>
+        <w:pStyle w:val="Heading3"/>
+      </w:pPr>
+      <w:r>
+        <w:t>Explain the added worked example · 3</w:t>
+      </w:r>
+    </w:p>
+    <w:p>
+      <w:pPr>
+        <w:spacing w:line="336" w:lineRule="auto" w:after="180"/>
+      </w:pPr>
+      <w:r>
+        <w:rPr>
+          <w:b w:val="0"/>
+        </w:rPr>
+        <w:t xml:space="preserve">A set stores each distinct ID once. The </w:t>
+      </w:r>
+      <w:r>
+        <w:rPr>
+          <w:b/>
+        </w:rPr>
+        <w:t>output</w:t>
+      </w:r>
+      <w:r>
+        <w:rPr>
+          <w:b w:val="0"/>
+        </w:rPr>
+        <w:t xml:space="preserve"> is 5 4 2 1: five rows, four distinct IDs, two rows with unknown duration and one row with a negative duration. There is one extra occurrence beyond the four distinct IDs.</w:t>
+      </w:r>
+    </w:p>
+    <w:p>
+      <w:pPr>
+        <w:spacing w:line="336" w:lineRule="auto" w:after="180"/>
+      </w:pPr>
+      <w:r>
+        <w:rPr>
+          <w:b w:val="0"/>
+        </w:rPr>
+        <w:t>This is not a count of all rows in repeated-ID groups: both B rows belong to that group.</w:t>
+      </w:r>
+    </w:p>
+    <w:p>
+      <w:pPr>
+        <w:spacing w:line="336" w:lineRule="auto" w:after="180"/>
+      </w:pPr>
+      <w:r>
+        <w:rPr>
+          <w:b w:val="0"/>
+        </w:rPr>
+        <w:t xml:space="preserve">The code assumes every row is a pair and each duration is a number or None. It is a small audit, not full </w:t>
+      </w:r>
+      <w:r>
+        <w:rPr>
+          <w:b/>
+        </w:rPr>
+        <w:t>schema</w:t>
+      </w:r>
+      <w:r>
+        <w:rPr>
+          <w:b w:val="0"/>
+        </w:rPr>
+        <w:t xml:space="preserve"> validation. It does not check text values, units, source truth or whether IDs refer to real unique events.</w:t>
+      </w:r>
+    </w:p>
+    <w:p>
+      <w:pPr>
+        <w:spacing w:line="336" w:lineRule="auto" w:after="180"/>
+      </w:pPr>
+      <w:r>
+        <w:rPr>
+          <w:b w:val="0"/>
+        </w:rPr>
+        <w:t>A successful run does not certify data quality.</w:t>
       </w:r>
     </w:p>
     <w:p>
@@ -794,18 +1685,131 @@
       </w:r>
     </w:p>
     <w:p>
-      <w:r>
-        <w:t>Use the complete worked example below before asking learners to complete W2. Reveal a small part, invite a prediction, then explain the deciding step. These teacher notes contain solutions; do not reveal the independent case answer during modelling.</w:t>
-      </w:r>
-    </w:p>
-    <w:p>
-      <w:r>
-        <w:t>For Robot practice v1, record the purpose as practising inspection, the source as teacher-authored fictional data, and the row meaning as an intended single indoor trip. Record the five-row count, the ID field, minutes as the duration unit and None as unknown. List the duplicate-ID and invalid-duration findings. State that no cleaning has occurred, no train/test split is assigned, and no model has been evaluated.</w:t>
-      </w:r>
-    </w:p>
-    <w:p>
-      <w:r>
-        <w:t>Add intended use, excluded uses, known gaps, version and a contact or owner. Here the lesson teacher maintains the practice copy; its allowed classroom purpose is inspection practice. Do not describe it as validated navigation data. For a real external dataset, also verify its actual permission or licence and collection context; an absent field in the documentation is an unanswered question, not permission to invent a value.</w:t>
+      <w:pPr>
+        <w:spacing w:line="336" w:lineRule="auto" w:after="180"/>
+      </w:pPr>
+      <w:r>
+        <w:rPr>
+          <w:b w:val="0"/>
+        </w:rPr>
+        <w:t xml:space="preserve">Use the complete worked example below before asking learners to complete W2. Reveal a small part, invite a </w:t>
+      </w:r>
+      <w:r>
+        <w:rPr>
+          <w:b/>
+        </w:rPr>
+        <w:t>prediction</w:t>
+      </w:r>
+      <w:r>
+        <w:rPr>
+          <w:b w:val="0"/>
+        </w:rPr>
+        <w:t>, then explain the deciding step.</w:t>
+      </w:r>
+    </w:p>
+    <w:p>
+      <w:pPr>
+        <w:spacing w:line="336" w:lineRule="auto" w:after="180"/>
+      </w:pPr>
+      <w:r>
+        <w:rPr>
+          <w:b w:val="0"/>
+        </w:rPr>
+        <w:t>These teacher notes contain solutions; do not reveal the independent case answer during modelling.</w:t>
+      </w:r>
+    </w:p>
+    <w:p>
+      <w:pPr>
+        <w:pStyle w:val="Heading3"/>
+      </w:pPr>
+      <w:r>
+        <w:t>Model the reasoning aloud · 4</w:t>
+      </w:r>
+    </w:p>
+    <w:p>
+      <w:pPr>
+        <w:spacing w:line="336" w:lineRule="auto" w:after="180"/>
+      </w:pPr>
+      <w:r>
+        <w:rPr>
+          <w:b w:val="0"/>
+        </w:rPr>
+        <w:t>For Robot practice v1, record the purpose as practising inspection, the source as teacher-authored fictional data, and the row meaning as an intended single indoor trip.</w:t>
+      </w:r>
+    </w:p>
+    <w:p>
+      <w:pPr>
+        <w:spacing w:line="336" w:lineRule="auto" w:after="180"/>
+      </w:pPr>
+      <w:r>
+        <w:rPr>
+          <w:b w:val="0"/>
+        </w:rPr>
+        <w:t>Record the five-row count, the ID field, minutes as the duration unit and None as unknown. List the duplicate-ID and invalid-duration findings.</w:t>
+      </w:r>
+    </w:p>
+    <w:p>
+      <w:pPr>
+        <w:spacing w:line="336" w:lineRule="auto" w:after="180"/>
+      </w:pPr>
+      <w:r>
+        <w:rPr>
+          <w:b w:val="0"/>
+        </w:rPr>
+        <w:t>State that no cleaning has occurred, no train/test split is assigned, and no model has been evaluated.</w:t>
+      </w:r>
+    </w:p>
+    <w:p>
+      <w:pPr>
+        <w:pStyle w:val="Heading3"/>
+      </w:pPr>
+      <w:r>
+        <w:t>Model the reasoning aloud · 5</w:t>
+      </w:r>
+    </w:p>
+    <w:p>
+      <w:pPr>
+        <w:spacing w:line="336" w:lineRule="auto" w:after="180"/>
+      </w:pPr>
+      <w:r>
+        <w:rPr>
+          <w:b w:val="0"/>
+        </w:rPr>
+        <w:t xml:space="preserve">Add </w:t>
+      </w:r>
+      <w:r>
+        <w:rPr>
+          <w:b/>
+        </w:rPr>
+        <w:t>intended use</w:t>
+      </w:r>
+      <w:r>
+        <w:rPr>
+          <w:b w:val="0"/>
+        </w:rPr>
+        <w:t>, excluded uses, known gaps, version and a contact or owner. Here the lesson teacher maintains the practice copy; its allowed classroom purpose is inspection practice.</w:t>
+      </w:r>
+    </w:p>
+    <w:p>
+      <w:pPr>
+        <w:spacing w:line="336" w:lineRule="auto" w:after="180"/>
+      </w:pPr>
+      <w:r>
+        <w:rPr>
+          <w:b w:val="0"/>
+        </w:rPr>
+        <w:t>Do not describe it as validated navigation data.</w:t>
+      </w:r>
+    </w:p>
+    <w:p>
+      <w:pPr>
+        <w:spacing w:line="336" w:lineRule="auto" w:after="180"/>
+      </w:pPr>
+      <w:r>
+        <w:rPr>
+          <w:b w:val="0"/>
+        </w:rPr>
+        <w:t>For a real external dataset, also verify its actual permission or licence and collection context; an absent field in the documentation is an unanswered question, not permission to invent a value.</w:t>
       </w:r>
     </w:p>
     <w:p>
@@ -944,7 +1948,13 @@
       </w:tr>
     </w:tbl>
     <w:p>
-      <w:r>
+      <w:pPr>
+        <w:spacing w:line="336" w:lineRule="auto" w:after="180"/>
+      </w:pPr>
+      <w:r>
+        <w:rPr>
+          <w:b w:val="0"/>
+        </w:rPr>
         <w:t>Use the diagram and verbal explanation together. Ask learners to match a sentence to a specific visual step; do not assign learners fixed visual or auditory learning styles.</w:t>
       </w:r>
     </w:p>
@@ -957,8 +1967,20 @@
       </w:r>
     </w:p>
     <w:p>
-      <w:r>
-        <w:t>Sample for the conditions in which the plant classifier will actually be used.</w:t>
+      <w:pPr>
+        <w:spacing w:line="336" w:lineRule="auto" w:after="180"/>
+      </w:pPr>
+      <w:r>
+        <w:rPr>
+          <w:b/>
+        </w:rPr>
+        <w:t>Sample</w:t>
+      </w:r>
+      <w:r>
+        <w:rPr>
+          <w:b w:val="0"/>
+        </w:rPr>
+        <w:t xml:space="preserve"> for the conditions in which the plant classifier will actually be used.</w:t>
       </w:r>
     </w:p>
     <w:p>
@@ -970,13 +1992,73 @@
       </w:r>
     </w:p>
     <w:p>
-      <w:r>
-        <w:t>Training set: 12 windowsill plants photographed at midday. Intended use includes evening desk photos; no evening examples have been collected.</w:t>
-      </w:r>
-    </w:p>
-    <w:p>
-      <w:r>
-        <w:t>All inputs and outcomes in this worked example are invented classroom data; no real model run is claimed.</w:t>
+      <w:pPr>
+        <w:pStyle w:val="Heading3"/>
+      </w:pPr>
+      <w:r>
+        <w:t>Supplied facts</w:t>
+      </w:r>
+    </w:p>
+    <w:p>
+      <w:pPr>
+        <w:spacing w:line="336" w:lineRule="auto" w:after="180"/>
+        <w:shd w:fill="F1F6FC"/>
+      </w:pPr>
+      <w:r>
+        <w:rPr>
+          <w:b/>
+        </w:rPr>
+        <w:t>Training</w:t>
+      </w:r>
+      <w:r>
+        <w:rPr>
+          <w:b w:val="0"/>
+        </w:rPr>
+        <w:t xml:space="preserve"> set: 12 windowsill plants photographed at midday. </w:t>
+      </w:r>
+      <w:r>
+        <w:rPr>
+          <w:b/>
+        </w:rPr>
+        <w:t>Intended use</w:t>
+      </w:r>
+      <w:r>
+        <w:rPr>
+          <w:b w:val="0"/>
+        </w:rPr>
+        <w:t xml:space="preserve"> includes evening desk photos; no evening examples have been collected.</w:t>
+      </w:r>
+    </w:p>
+    <w:p>
+      <w:pPr>
+        <w:pStyle w:val="Heading3"/>
+      </w:pPr>
+      <w:r>
+        <w:t>Supplied facts</w:t>
+      </w:r>
+    </w:p>
+    <w:p>
+      <w:pPr>
+        <w:spacing w:line="336" w:lineRule="auto" w:after="180"/>
+        <w:shd w:fill="F1F6FC"/>
+      </w:pPr>
+      <w:r>
+        <w:rPr>
+          <w:b w:val="0"/>
+        </w:rPr>
+        <w:t xml:space="preserve">All </w:t>
+      </w:r>
+      <w:r>
+        <w:rPr>
+          <w:b/>
+        </w:rPr>
+        <w:t>input</w:t>
+      </w:r>
+      <w:r>
+        <w:rPr>
+          <w:b w:val="0"/>
+        </w:rPr>
+        <w:t>s and outcomes in this worked example are invented classroom data; no real model run is claimed.</w:t>
       </w:r>
     </w:p>
     <w:p>
@@ -1139,20 +2221,74 @@
       </w:r>
     </w:p>
     <w:p>
-      <w:r>
-        <w:t>Read the picture in order. Collect consented fictional or teacher-created evening examples; keep plant groups separate across development and final evaluation. The arrows show which recorded input or intermediate result each decision uses. Explain the deciding step aloud before checking the changed case; pointing to the final answer alone does not show how it follows.</w:t>
-      </w:r>
-    </w:p>
-    <w:p>
       <w:pPr>
         <w:pStyle w:val="Heading3"/>
       </w:pPr>
       <w:r>
+        <w:t>Why the result follows</w:t>
+      </w:r>
+    </w:p>
+    <w:p>
+      <w:pPr>
+        <w:spacing w:line="336" w:lineRule="auto" w:after="180"/>
+        <w:shd w:fill="F1F6FC"/>
+      </w:pPr>
+      <w:r>
+        <w:rPr>
+          <w:b w:val="0"/>
+        </w:rPr>
+        <w:t>Read the picture in order. Collect consented fictional or teacher-created evening examples; keep plant groups separate across development and final evaluation.</w:t>
+      </w:r>
+    </w:p>
+    <w:p>
+      <w:pPr>
+        <w:spacing w:line="336" w:lineRule="auto" w:after="180"/>
+        <w:shd w:fill="F1F6FC"/>
+      </w:pPr>
+      <w:r>
+        <w:rPr>
+          <w:b w:val="0"/>
+        </w:rPr>
+        <w:t xml:space="preserve">The arrows show which recorded </w:t>
+      </w:r>
+      <w:r>
+        <w:rPr>
+          <w:b/>
+        </w:rPr>
+        <w:t>input</w:t>
+      </w:r>
+      <w:r>
+        <w:rPr>
+          <w:b w:val="0"/>
+        </w:rPr>
+        <w:t xml:space="preserve"> or intermediate result each decision uses. Explain the deciding step aloud before checking the changed case; pointing to the final answer alone does not show how it follows.</w:t>
+      </w:r>
+    </w:p>
+    <w:p>
+      <w:pPr>
+        <w:pStyle w:val="Heading3"/>
+      </w:pPr>
+      <w:r>
         <w:t>What this example does not establish</w:t>
       </w:r>
     </w:p>
     <w:p>
-      <w:r>
+      <w:pPr>
+        <w:pStyle w:val="Heading3"/>
+      </w:pPr>
+      <w:r>
+        <w:t>Keep the stated limit</w:t>
+      </w:r>
+    </w:p>
+    <w:p>
+      <w:pPr>
+        <w:spacing w:line="336" w:lineRule="auto" w:after="180"/>
+        <w:shd w:fill="FFF5E6"/>
+      </w:pPr>
+      <w:r>
+        <w:rPr>
+          <w:b w:val="0"/>
+        </w:rPr>
         <w:t>Condition coverage reduces a known gap but does not guarantee accuracy; test the selected model on fresh intended-use examples.</w:t>
       </w:r>
     </w:p>
@@ -1165,31 +2301,155 @@
       </w:r>
     </w:p>
     <w:p>
-      <w:r>
+      <w:pPr>
+        <w:pStyle w:val="Heading3"/>
+      </w:pPr>
+      <w:r>
+        <w:t>Change one thing</w:t>
+      </w:r>
+    </w:p>
+    <w:p>
+      <w:pPr>
+        <w:spacing w:line="336" w:lineRule="auto" w:after="180"/>
+        <w:shd w:fill="F5F1FB"/>
+      </w:pPr>
+      <w:r>
+        <w:rPr>
+          <w:b w:val="0"/>
+        </w:rPr>
         <w:t>Change: Collect 12 more midday windowsill photos of the same plants.</w:t>
       </w:r>
     </w:p>
     <w:p>
-      <w:r>
-        <w:t>Prediction: The evening-coverage gap remains.</w:t>
-      </w:r>
-    </w:p>
-    <w:p>
-      <w:r>
-        <w:t>Reason: More rows in the same condition do not supply evidence about the missing condition.</w:t>
-      </w:r>
-    </w:p>
-    <w:p>
       <w:pPr>
         <w:pStyle w:val="Heading3"/>
       </w:pPr>
       <w:r>
+        <w:t>Predicted result</w:t>
+      </w:r>
+    </w:p>
+    <w:p>
+      <w:pPr>
+        <w:spacing w:line="336" w:lineRule="auto" w:after="180"/>
+        <w:shd w:fill="F1F6FC"/>
+      </w:pPr>
+      <w:r>
+        <w:rPr>
+          <w:b/>
+        </w:rPr>
+        <w:t>Prediction</w:t>
+      </w:r>
+      <w:r>
+        <w:rPr>
+          <w:b w:val="0"/>
+        </w:rPr>
+        <w:t>: The evening-coverage gap remains.</w:t>
+      </w:r>
+    </w:p>
+    <w:p>
+      <w:pPr>
+        <w:pStyle w:val="Heading3"/>
+      </w:pPr>
+      <w:r>
+        <w:t>Why the result follows</w:t>
+      </w:r>
+    </w:p>
+    <w:p>
+      <w:pPr>
+        <w:spacing w:line="336" w:lineRule="auto" w:after="180"/>
+        <w:shd w:fill="F1F6FC"/>
+      </w:pPr>
+      <w:r>
+        <w:rPr>
+          <w:b w:val="0"/>
+        </w:rPr>
+        <w:t xml:space="preserve">Reason: More rows in the same condition do not supply </w:t>
+      </w:r>
+      <w:r>
+        <w:rPr>
+          <w:b/>
+        </w:rPr>
+        <w:t>evidence</w:t>
+      </w:r>
+      <w:r>
+        <w:rPr>
+          <w:b w:val="0"/>
+        </w:rPr>
+        <w:t xml:space="preserve"> about the missing condition.</w:t>
+      </w:r>
+    </w:p>
+    <w:p>
+      <w:pPr>
+        <w:pStyle w:val="Heading3"/>
+      </w:pPr>
+      <w:r>
         <w:t>Ask while showing the picture</w:t>
       </w:r>
     </w:p>
     <w:p>
-      <w:r>
-        <w:t>Cover the result. Ask learners to name the inputs and predict the next step. Uncover one step, connect the icon to the actual procedure, and explain its evidence. Then change the supplied condition and compare. The picture is a representation; it does not document execution of a real AI model.</w:t>
+      <w:pPr>
+        <w:pStyle w:val="Heading3"/>
+      </w:pPr>
+      <w:r>
+        <w:t>Ask while showing the picture · 6</w:t>
+      </w:r>
+    </w:p>
+    <w:p>
+      <w:pPr>
+        <w:spacing w:line="336" w:lineRule="auto" w:after="180"/>
+      </w:pPr>
+      <w:r>
+        <w:rPr>
+          <w:b w:val="0"/>
+        </w:rPr>
+        <w:t xml:space="preserve">Cover the result. Ask learners to name the </w:t>
+      </w:r>
+      <w:r>
+        <w:rPr>
+          <w:b/>
+        </w:rPr>
+        <w:t>input</w:t>
+      </w:r>
+      <w:r>
+        <w:rPr>
+          <w:b w:val="0"/>
+        </w:rPr>
+        <w:t xml:space="preserve">s and predict the next step. Uncover one step, connect the icon to the actual procedure, and explain its </w:t>
+      </w:r>
+      <w:r>
+        <w:rPr>
+          <w:b/>
+        </w:rPr>
+        <w:t>evidence</w:t>
+      </w:r>
+      <w:r>
+        <w:rPr>
+          <w:b w:val="0"/>
+        </w:rPr>
+        <w:t>. Then change the supplied condition and compare.</w:t>
+      </w:r>
+    </w:p>
+    <w:p>
+      <w:pPr>
+        <w:spacing w:line="336" w:lineRule="auto" w:after="180"/>
+      </w:pPr>
+      <w:r>
+        <w:rPr>
+          <w:b w:val="0"/>
+        </w:rPr>
+        <w:t xml:space="preserve">The picture is a </w:t>
+      </w:r>
+      <w:r>
+        <w:rPr>
+          <w:b/>
+        </w:rPr>
+        <w:t>representation</w:t>
+      </w:r>
+      <w:r>
+        <w:rPr>
+          <w:b w:val="0"/>
+        </w:rPr>
+        <w:t>; it does not document execution of a real AI model.</w:t>
       </w:r>
     </w:p>
     <w:p>
@@ -1201,11 +2461,16 @@
       </w:r>
     </w:p>
     <w:p>
+      <w:r>
+        <w:t>Demonstrate Sampling and Intended Use, reduce support deliberately and check individual reasoning before discussing answers.</w:t>
+      </w:r>
+    </w:p>
+    <w:p>
       <w:pPr>
         <w:pStyle w:val="Heading3"/>
       </w:pPr>
       <w:r>
-        <w:t>Demonstrate and guide practice</w:t>
+        <w:t>Board sequence</w:t>
       </w:r>
     </w:p>
     <w:p>
@@ -1213,55 +2478,221 @@
         <w:pStyle w:val="Heading3"/>
       </w:pPr>
       <w:r>
-        <w:t>Board sequence</w:t>
-      </w:r>
-    </w:p>
-    <w:p>
-      <w:r>
-        <w:t>Write the given facts: Training photos use indoor white backgrounds; intended use is outdoors.</w:t>
-      </w:r>
-    </w:p>
-    <w:p>
-      <w:r>
+        <w:t>1. Put the facts on the board</w:t>
+      </w:r>
+    </w:p>
+    <w:p>
+      <w:pPr>
+        <w:spacing w:line="336" w:lineRule="auto" w:after="180"/>
+        <w:shd w:fill="F4F9FC"/>
+      </w:pPr>
+      <w:r>
+        <w:rPr>
+          <w:b w:val="0"/>
+        </w:rPr>
+        <w:t xml:space="preserve">Write the given facts: </w:t>
+      </w:r>
+      <w:r>
+        <w:rPr>
+          <w:b/>
+        </w:rPr>
+        <w:t>Training</w:t>
+      </w:r>
+      <w:r>
+        <w:rPr>
+          <w:b w:val="0"/>
+        </w:rPr>
+        <w:t xml:space="preserve"> photos use indoor white backgrounds; </w:t>
+      </w:r>
+      <w:r>
+        <w:rPr>
+          <w:b/>
+        </w:rPr>
+        <w:t>intended use</w:t>
+      </w:r>
+      <w:r>
+        <w:rPr>
+          <w:b w:val="0"/>
+        </w:rPr>
+        <w:t xml:space="preserve"> is outdoors.</w:t>
+      </w:r>
+    </w:p>
+    <w:p>
+      <w:pPr>
+        <w:pStyle w:val="Heading3"/>
+      </w:pPr>
+      <w:r>
+        <w:t>2. State the decision to explain</w:t>
+      </w:r>
+    </w:p>
+    <w:p>
+      <w:pPr>
+        <w:spacing w:line="336" w:lineRule="auto" w:after="180"/>
+        <w:shd w:fill="F4F9FC"/>
+      </w:pPr>
+      <w:r>
+        <w:rPr>
+          <w:b w:val="0"/>
+        </w:rPr>
         <w:t>Write the question to explain: Identify the coverage gap.</w:t>
       </w:r>
     </w:p>
     <w:p>
-      <w:r>
-        <w:t>Reveal after predictions: Lighting, background and device conditions may differ. Collect representative examples and evaluate outdoor slices separately.</w:t>
-      </w:r>
-    </w:p>
-    <w:p>
-      <w:r>
-        <w:t>Keep for an independent attempt: Training photographs all show mature plants in bright light, but intended users photograph seedlings indoors. What claim is unsupported and what data is needed?</w:t>
-      </w:r>
-    </w:p>
-    <w:p>
       <w:pPr>
         <w:pStyle w:val="Heading3"/>
       </w:pPr>
       <w:r>
+        <w:t>3. Reveal the worked reasoning</w:t>
+      </w:r>
+    </w:p>
+    <w:p>
+      <w:pPr>
+        <w:spacing w:line="336" w:lineRule="auto" w:after="180"/>
+        <w:shd w:fill="F1F6FC"/>
+      </w:pPr>
+      <w:r>
+        <w:rPr>
+          <w:b w:val="0"/>
+        </w:rPr>
+        <w:t xml:space="preserve">Reveal after </w:t>
+      </w:r>
+      <w:r>
+        <w:rPr>
+          <w:b/>
+        </w:rPr>
+        <w:t>prediction</w:t>
+      </w:r>
+      <w:r>
+        <w:rPr>
+          <w:b w:val="0"/>
+        </w:rPr>
+        <w:t>s: Lighting, background and device conditions may differ. Collect representative examples and evaluate outdoor slices separately.</w:t>
+      </w:r>
+    </w:p>
+    <w:p>
+      <w:pPr>
+        <w:pStyle w:val="Heading3"/>
+      </w:pPr>
+      <w:r>
+        <w:t>Hold back the independent task</w:t>
+      </w:r>
+    </w:p>
+    <w:p>
+      <w:pPr>
+        <w:spacing w:line="336" w:lineRule="auto" w:after="180"/>
+        <w:shd w:fill="F5F1FB"/>
+      </w:pPr>
+      <w:r>
+        <w:rPr>
+          <w:b w:val="0"/>
+        </w:rPr>
+        <w:t xml:space="preserve">Keep for an independent attempt: </w:t>
+      </w:r>
+      <w:r>
+        <w:rPr>
+          <w:b/>
+        </w:rPr>
+        <w:t>Training</w:t>
+      </w:r>
+      <w:r>
+        <w:rPr>
+          <w:b w:val="0"/>
+        </w:rPr>
+        <w:t xml:space="preserve"> photographs all show mature plants in bright light, but </w:t>
+      </w:r>
+      <w:r>
+        <w:rPr>
+          <w:b/>
+        </w:rPr>
+        <w:t>intended use</w:t>
+      </w:r>
+      <w:r>
+        <w:rPr>
+          <w:b w:val="0"/>
+        </w:rPr>
+        <w:t>rs photograph seedlings indoors. What claim is unsupported and what data is needed?</w:t>
+      </w:r>
+    </w:p>
+    <w:p>
+      <w:pPr>
+        <w:pStyle w:val="Heading3"/>
+      </w:pPr>
+      <w:r>
         <w:t>Classroom dialogue</w:t>
       </w:r>
     </w:p>
     <w:p>
-      <w:r>
+      <w:pPr>
+        <w:pStyle w:val="Heading3"/>
+      </w:pPr>
+      <w:r>
+        <w:t>Ask the class</w:t>
+      </w:r>
+    </w:p>
+    <w:p>
+      <w:pPr>
+        <w:spacing w:line="336" w:lineRule="auto" w:after="180"/>
+        <w:shd w:fill="F5F1FB"/>
+      </w:pPr>
+      <w:r>
+        <w:rPr>
+          <w:b w:val="0"/>
+        </w:rPr>
         <w:t>Ask: Which facts are given, and which would we have to assume? Learners mark relevant details before discussing answers.</w:t>
       </w:r>
     </w:p>
     <w:p>
-      <w:r>
+      <w:pPr>
+        <w:pStyle w:val="Heading3"/>
+      </w:pPr>
+      <w:r>
+        <w:t>Language to model</w:t>
+      </w:r>
+    </w:p>
+    <w:p>
+      <w:pPr>
+        <w:spacing w:line="336" w:lineRule="auto" w:after="180"/>
+        <w:shd w:fill="F1F6F8"/>
+      </w:pPr>
+      <w:r>
+        <w:rPr>
+          <w:b w:val="0"/>
+        </w:rPr>
         <w:t>Say: Predict first. Show the rule, information path or calculation that would produce the result. A correct guess is not yet an explanation.</w:t>
       </w:r>
     </w:p>
     <w:p>
-      <w:r>
+      <w:pPr>
+        <w:spacing w:line="336" w:lineRule="auto" w:after="180"/>
+      </w:pPr>
+      <w:r>
+        <w:rPr>
+          <w:b w:val="0"/>
+        </w:rPr>
         <w:t>Reveal reasoning one step at a time. Explain why a tempting alternative fails. Write units and denominators for arithmetic, trace conditions for decisions, and identify supporting sources for claims.</w:t>
       </w:r>
     </w:p>
     <w:p>
-      <w:r>
-        <w:t>In pairs, one learner solves while the other checks evidence; exchange roles. Remove the worked answer before independent assessment.</w:t>
+      <w:pPr>
+        <w:spacing w:line="336" w:lineRule="auto" w:after="180"/>
+      </w:pPr>
+      <w:r>
+        <w:rPr>
+          <w:b w:val="0"/>
+        </w:rPr>
+        <w:t xml:space="preserve">In pairs, one learner solves while the other checks </w:t>
+      </w:r>
+      <w:r>
+        <w:rPr>
+          <w:b/>
+        </w:rPr>
+        <w:t>evidence</w:t>
+      </w:r>
+      <w:r>
+        <w:rPr>
+          <w:b w:val="0"/>
+        </w:rPr>
+        <w:t>; exchange roles. Remove the worked answer before independent assessment.</w:t>
       </w:r>
     </w:p>
     <w:p>
@@ -1273,8 +2704,48 @@
       </w:r>
     </w:p>
     <w:p>
-      <w:r>
-        <w:t>Guided: 2 of 5 raw rows have unknown duration, or 40 percent. No: the extra B occurrence is already among the missing rows, so subtracting all three flag counts double-counts it. A distinct usable-trip count requires a stated resolution policy and source review. Exit examples include duplicate IDs, impossible values, units, provenance and coverage. A defensible statement is that this five-row fictional export has documented quality flags and is suitable for inspection practice, with no model-readiness claim.</w:t>
+      <w:pPr>
+        <w:spacing w:line="336" w:lineRule="auto" w:after="180"/>
+      </w:pPr>
+      <w:r>
+        <w:rPr>
+          <w:b w:val="0"/>
+        </w:rPr>
+        <w:t>Guided: 2 of 5 raw rows have unknown duration, or 40 percent. No: the extra B occurrence is already among the missing rows, so subtracting all three flag counts double-counts it.</w:t>
+      </w:r>
+    </w:p>
+    <w:p>
+      <w:pPr>
+        <w:spacing w:line="336" w:lineRule="auto" w:after="180"/>
+      </w:pPr>
+      <w:r>
+        <w:rPr>
+          <w:b w:val="0"/>
+        </w:rPr>
+        <w:t xml:space="preserve">A distinct usable-trip count requires a stated resolution policy and source review. Exit examples include duplicate IDs, impossible values, units, </w:t>
+      </w:r>
+      <w:r>
+        <w:rPr>
+          <w:b/>
+        </w:rPr>
+        <w:t>provenance</w:t>
+      </w:r>
+      <w:r>
+        <w:rPr>
+          <w:b w:val="0"/>
+        </w:rPr>
+        <w:t xml:space="preserve"> and coverage.</w:t>
+      </w:r>
+    </w:p>
+    <w:p>
+      <w:pPr>
+        <w:spacing w:line="336" w:lineRule="auto" w:after="180"/>
+      </w:pPr>
+      <w:r>
+        <w:rPr>
+          <w:b w:val="0"/>
+        </w:rPr>
+        <w:t>A defensible statement is that this five-row fictional export has documented quality flags and is suitable for inspection practice, with no model-readiness claim.</w:t>
       </w:r>
     </w:p>
     <w:p>
@@ -1506,18 +2977,77 @@
       </w:r>
     </w:p>
     <w:p>
-      <w:r>
+      <w:pPr>
+        <w:pStyle w:val="Heading3"/>
+      </w:pPr>
+      <w:r>
+        <w:t>Completion practice</w:t>
+      </w:r>
+    </w:p>
+    <w:p>
+      <w:pPr>
+        <w:spacing w:line="336" w:lineRule="auto" w:after="180"/>
+        <w:shd w:fill="F5F1FB"/>
+      </w:pPr>
+      <w:r>
+        <w:rPr>
+          <w:b w:val="0"/>
+        </w:rPr>
         <w:t>Completion task: Explain each number in 5 4 2 1. How many extra ID occurrences are there, and how many rows belong to a repeated-ID group?</w:t>
       </w:r>
     </w:p>
     <w:p>
-      <w:r>
+      <w:pPr>
+        <w:pStyle w:val="Heading3"/>
+      </w:pPr>
+      <w:r>
+        <w:t>Reasoning to listen for</w:t>
+      </w:r>
+    </w:p>
+    <w:p>
+      <w:pPr>
+        <w:spacing w:line="336" w:lineRule="auto" w:after="180"/>
+        <w:shd w:fill="F1F6FC"/>
+      </w:pPr>
+      <w:r>
+        <w:rPr>
+          <w:b w:val="0"/>
+        </w:rPr>
         <w:t>Teacher check: The numbers mean 5 raw rows, 4 distinct IDs, 2 missing durations and 1 negative duration. There is 1 extra ID occurrence; 2 rows belong to the repeated-ID group B. These are different counts.</w:t>
       </w:r>
     </w:p>
     <w:p>
-      <w:r>
-        <w:t>Start by identifying the given inputs together. Leave the intermediate steps blank. If needed, model one step, then withdraw that help on the next step. Move to a full trace only when the partial trace is understood. For partners, alternate explainer and checker; collect a response from every learner before discussion.</w:t>
+      <w:pPr>
+        <w:spacing w:line="336" w:lineRule="auto" w:after="180"/>
+      </w:pPr>
+      <w:r>
+        <w:rPr>
+          <w:b w:val="0"/>
+        </w:rPr>
+        <w:t xml:space="preserve">Start by identifying the given </w:t>
+      </w:r>
+      <w:r>
+        <w:rPr>
+          <w:b/>
+        </w:rPr>
+        <w:t>input</w:t>
+      </w:r>
+      <w:r>
+        <w:rPr>
+          <w:b w:val="0"/>
+        </w:rPr>
+        <w:t>s together. Leave the intermediate steps blank. If needed, model one step, then withdraw that help on the next step. Move to a full trace only when the partial trace is understood.</w:t>
+      </w:r>
+    </w:p>
+    <w:p>
+      <w:pPr>
+        <w:spacing w:line="336" w:lineRule="auto" w:after="180"/>
+      </w:pPr>
+      <w:r>
+        <w:rPr>
+          <w:b w:val="0"/>
+        </w:rPr>
+        <w:t>For partners, alternate explainer and checker; collect a response from every learner before discussion.</w:t>
       </w:r>
     </w:p>
     <w:p>
@@ -1529,18 +3059,25 @@
       </w:r>
     </w:p>
     <w:p>
-      <w:r>
-        <w:t>Use the worked case for Dataset inspection and cards. Proposed explanation: “A complete card certifies data quality”. Decide whether this explanation is supported. Point to the step or supplied fact that decides; explain your repair if needed.</w:t>
-      </w:r>
-    </w:p>
-    <w:p>
-      <w:r>
-        <w:t>Expected correction: The card records evidence and gaps; its claims still need checking. Documentation does not prove suitability.</w:t>
-      </w:r>
-    </w:p>
-    <w:p>
-      <w:r>
-        <w:t>Collect explanations, not only yes/no votes. If a misunderstanding is common, re-model the relevant step for the class. If it affects a few learners, give a short targeted group explanation while others solve a more demanding variation.</w:t>
+      <w:pPr>
+        <w:spacing w:line="336" w:lineRule="auto" w:after="180"/>
+      </w:pPr>
+      <w:r>
+        <w:rPr>
+          <w:b w:val="0"/>
+        </w:rPr>
+        <w:t>Use the worked case for Dataset inspection and cards. Proposed explanation: “A complete card certifies data quality”. Decide whether this explanation is supported.</w:t>
+      </w:r>
+    </w:p>
+    <w:p>
+      <w:pPr>
+        <w:spacing w:line="336" w:lineRule="auto" w:after="180"/>
+      </w:pPr>
+      <w:r>
+        <w:rPr>
+          <w:b w:val="0"/>
+        </w:rPr>
+        <w:t>Point to the step or supplied fact that decides; explain your repair if needed.</w:t>
       </w:r>
     </w:p>
     <w:p>
@@ -1548,12 +3085,84 @@
         <w:pStyle w:val="Heading3"/>
       </w:pPr>
       <w:r>
+        <w:t>Expected repair</w:t>
+      </w:r>
+    </w:p>
+    <w:p>
+      <w:pPr>
+        <w:spacing w:line="336" w:lineRule="auto" w:after="180"/>
+        <w:shd w:fill="F1F6FC"/>
+      </w:pPr>
+      <w:r>
+        <w:rPr>
+          <w:b w:val="0"/>
+        </w:rPr>
+        <w:t xml:space="preserve">Expected correction: The card records </w:t>
+      </w:r>
+      <w:r>
+        <w:rPr>
+          <w:b/>
+        </w:rPr>
+        <w:t>evidence</w:t>
+      </w:r>
+      <w:r>
+        <w:rPr>
+          <w:b w:val="0"/>
+        </w:rPr>
+        <w:t xml:space="preserve"> and gaps; its claims still need checking. Documentation does not prove suitability.</w:t>
+      </w:r>
+    </w:p>
+    <w:p>
+      <w:pPr>
+        <w:spacing w:line="336" w:lineRule="auto" w:after="180"/>
+      </w:pPr>
+      <w:r>
+        <w:rPr>
+          <w:b w:val="0"/>
+        </w:rPr>
+        <w:t>Collect explanations, not only yes/no votes. If a misunderstanding is common, re-model the relevant step for the class.</w:t>
+      </w:r>
+    </w:p>
+    <w:p>
+      <w:pPr>
+        <w:spacing w:line="336" w:lineRule="auto" w:after="180"/>
+      </w:pPr>
+      <w:r>
+        <w:rPr>
+          <w:b w:val="0"/>
+        </w:rPr>
+        <w:t>If it affects a few learners, give a short targeted group explanation while others solve a more demanding variation.</w:t>
+      </w:r>
+    </w:p>
+    <w:p>
+      <w:pPr>
+        <w:pStyle w:val="Heading3"/>
+      </w:pPr>
+      <w:r>
         <w:t>Pictorial practice question</w:t>
       </w:r>
     </w:p>
     <w:p>
-      <w:r>
-        <w:t>Which collection would address the intended-use gap most directly? Point to the relevant step in the picture, then write the changed result and the rule or evidence that supports it.</w:t>
+      <w:pPr>
+        <w:spacing w:line="336" w:lineRule="auto" w:after="180"/>
+      </w:pPr>
+      <w:r>
+        <w:rPr>
+          <w:b w:val="0"/>
+        </w:rPr>
+        <w:t xml:space="preserve">Which collection would address the intended-use gap most directly? Point to the relevant step in the picture, then write the changed result and the rule or </w:t>
+      </w:r>
+      <w:r>
+        <w:rPr>
+          <w:b/>
+        </w:rPr>
+        <w:t>evidence</w:t>
+      </w:r>
+      <w:r>
+        <w:rPr>
+          <w:b w:val="0"/>
+        </w:rPr>
+        <w:t xml:space="preserve"> that supports it.</w:t>
       </w:r>
     </w:p>
     <w:p>
@@ -1565,18 +3174,107 @@
       </w:r>
     </w:p>
     <w:p>
-      <w:r>
-        <w:t>Collect suitable evening desk observations, with plant grouping and labels recorded, rather than only repeating midday views. Changed-case check: The evening-coverage gap remains. More rows in the same condition do not supply evidence about the missing condition.</w:t>
-      </w:r>
-    </w:p>
-    <w:p>
-      <w:r>
-        <w:t>Changed-case reasoning: The evening-coverage gap remains. More rows in the same condition do not supply evidence about the missing condition.</w:t>
-      </w:r>
-    </w:p>
-    <w:p>
-      <w:r>
-        <w:t>Collect each learner’s explanation before discussion. Use the first missing connection between input, deciding step and result to choose support. This question is worked-case practice, not fresh mastery evidence.</w:t>
+      <w:pPr>
+        <w:spacing w:line="336" w:lineRule="auto" w:after="180"/>
+      </w:pPr>
+      <w:r>
+        <w:rPr>
+          <w:b w:val="0"/>
+        </w:rPr>
+        <w:t xml:space="preserve">Collect suitable evening desk </w:t>
+      </w:r>
+      <w:r>
+        <w:rPr>
+          <w:b/>
+        </w:rPr>
+        <w:t>observation</w:t>
+      </w:r>
+      <w:r>
+        <w:rPr>
+          <w:b w:val="0"/>
+        </w:rPr>
+        <w:t>s, with plant grouping and labels recorded, rather than only repeating midday views. Changed-case check: The evening-coverage gap remains.</w:t>
+      </w:r>
+    </w:p>
+    <w:p>
+      <w:pPr>
+        <w:spacing w:line="336" w:lineRule="auto" w:after="180"/>
+      </w:pPr>
+      <w:r>
+        <w:rPr>
+          <w:b w:val="0"/>
+        </w:rPr>
+        <w:t xml:space="preserve">More rows in the same condition do not supply </w:t>
+      </w:r>
+      <w:r>
+        <w:rPr>
+          <w:b/>
+        </w:rPr>
+        <w:t>evidence</w:t>
+      </w:r>
+      <w:r>
+        <w:rPr>
+          <w:b w:val="0"/>
+        </w:rPr>
+        <w:t xml:space="preserve"> about the missing condition.</w:t>
+      </w:r>
+    </w:p>
+    <w:p>
+      <w:pPr>
+        <w:spacing w:line="336" w:lineRule="auto" w:after="180"/>
+      </w:pPr>
+      <w:r>
+        <w:rPr>
+          <w:b w:val="0"/>
+        </w:rPr>
+        <w:t xml:space="preserve">Changed-case reasoning: The evening-coverage gap remains. More rows in the same condition do not supply </w:t>
+      </w:r>
+      <w:r>
+        <w:rPr>
+          <w:b/>
+        </w:rPr>
+        <w:t>evidence</w:t>
+      </w:r>
+      <w:r>
+        <w:rPr>
+          <w:b w:val="0"/>
+        </w:rPr>
+        <w:t xml:space="preserve"> about the missing condition.</w:t>
+      </w:r>
+    </w:p>
+    <w:p>
+      <w:pPr>
+        <w:spacing w:line="336" w:lineRule="auto" w:after="180"/>
+      </w:pPr>
+      <w:r>
+        <w:rPr>
+          <w:b w:val="0"/>
+        </w:rPr>
+        <w:t xml:space="preserve">Collect each learner’s explanation before discussion. Use the first missing connection between </w:t>
+      </w:r>
+      <w:r>
+        <w:rPr>
+          <w:b/>
+        </w:rPr>
+        <w:t>input</w:t>
+      </w:r>
+      <w:r>
+        <w:rPr>
+          <w:b w:val="0"/>
+        </w:rPr>
+        <w:t xml:space="preserve">, deciding step and result to choose support. This question is worked-case practice, not fresh mastery </w:t>
+      </w:r>
+      <w:r>
+        <w:rPr>
+          <w:b/>
+        </w:rPr>
+        <w:t>evidence</w:t>
+      </w:r>
+      <w:r>
+        <w:rPr>
+          <w:b w:val="0"/>
+        </w:rPr>
+        <w:t>.</w:t>
       </w:r>
     </w:p>
     <w:p>
@@ -1588,54 +3286,133 @@
       </w:r>
     </w:p>
     <w:p>
+      <w:r>
+        <w:t>Run the Sampling and Intended Use investigation and use the first unsupported step to choose a teaching response.</w:t>
+      </w:r>
+    </w:p>
+    <w:p>
+      <w:pPr>
+        <w:spacing w:line="336" w:lineRule="auto" w:after="180"/>
+      </w:pPr>
+      <w:r>
+        <w:rPr>
+          <w:b w:val="0"/>
+        </w:rPr>
+        <w:t>Keep the test conditions fixed, record every result, and change only one planned factor.</w:t>
+      </w:r>
+    </w:p>
+    <w:p>
+      <w:pPr>
+        <w:spacing w:line="336" w:lineRule="auto" w:after="180"/>
+        <w:shd w:fill="F4F9FC"/>
+      </w:pPr>
+      <w:r>
+        <w:rPr>
+          <w:b w:val="0"/>
+        </w:rPr>
+        <w:t xml:space="preserve">1. Write the hypothesis and expected </w:t>
+      </w:r>
+      <w:r>
+        <w:rPr>
+          <w:b/>
+        </w:rPr>
+        <w:t>evidence</w:t>
+      </w:r>
+      <w:r>
+        <w:rPr>
+          <w:b w:val="0"/>
+        </w:rPr>
+        <w:t xml:space="preserve"> before running.</w:t>
+      </w:r>
+    </w:p>
+    <w:p>
+      <w:pPr>
+        <w:spacing w:line="336" w:lineRule="auto" w:after="180"/>
+        <w:shd w:fill="F4F9FC"/>
+      </w:pPr>
+      <w:r>
+        <w:rPr>
+          <w:b w:val="0"/>
+        </w:rPr>
+        <w:t xml:space="preserve">2. Sampling Audit: compare condition percentages, map them to </w:t>
+      </w:r>
+      <w:r>
+        <w:rPr>
+          <w:b/>
+        </w:rPr>
+        <w:t>intended use</w:t>
+      </w:r>
+      <w:r>
+        <w:rPr>
+          <w:b w:val="0"/>
+        </w:rPr>
+        <w:t>, and propose the smallest justified collection plan.</w:t>
+      </w:r>
+    </w:p>
+    <w:p>
+      <w:pPr>
+        <w:spacing w:line="336" w:lineRule="auto" w:after="180"/>
+        <w:shd w:fill="F4F9FC"/>
+      </w:pPr>
+      <w:r>
+        <w:rPr>
+          <w:b w:val="0"/>
+        </w:rPr>
+        <w:t>3. Run one normal, one boundary, one missing, and one shifted case.</w:t>
+      </w:r>
+    </w:p>
+    <w:p>
+      <w:pPr>
+        <w:spacing w:line="336" w:lineRule="auto" w:after="180"/>
+        <w:shd w:fill="F4F9FC"/>
+      </w:pPr>
+      <w:r>
+        <w:rPr>
+          <w:b w:val="0"/>
+        </w:rPr>
+        <w:t>4. Calculate the metric from raw counts or row-level errors.</w:t>
+      </w:r>
+    </w:p>
+    <w:p>
+      <w:pPr>
+        <w:spacing w:line="336" w:lineRule="auto" w:after="180"/>
+        <w:shd w:fill="F4F9FC"/>
+      </w:pPr>
+      <w:r>
+        <w:rPr>
+          <w:b w:val="0"/>
+        </w:rPr>
+        <w:t>5. Interpret what changed, what did not, and what remains unsafe or unknown.</w:t>
+      </w:r>
+    </w:p>
+    <w:p>
       <w:pPr>
         <w:pStyle w:val="Heading3"/>
       </w:pPr>
       <w:r>
-        <w:t>Run the weekly evidence lab</w:t>
-      </w:r>
-    </w:p>
-    <w:p>
-      <w:r>
-        <w:t>Keep the test conditions fixed, record every result, and change only one planned factor.</w:t>
-      </w:r>
-    </w:p>
-    <w:p>
-      <w:r>
-        <w:t>1. Write the hypothesis and expected evidence before running.</w:t>
-      </w:r>
-    </w:p>
-    <w:p>
-      <w:r>
-        <w:t>2. Sampling Audit: compare condition percentages, map them to intended use, and propose the smallest justified collection plan.</w:t>
-      </w:r>
-    </w:p>
-    <w:p>
-      <w:r>
-        <w:t>3. Run one normal, one boundary, one missing, and one shifted case.</w:t>
-      </w:r>
-    </w:p>
-    <w:p>
-      <w:r>
-        <w:t>4. Calculate the metric from raw counts or row-level errors.</w:t>
-      </w:r>
-    </w:p>
-    <w:p>
-      <w:r>
-        <w:t>5. Interpret what changed, what did not, and what remains unsafe or unknown.</w:t>
-      </w:r>
-    </w:p>
-    <w:p>
-      <w:pPr>
-        <w:pStyle w:val="Heading3"/>
-      </w:pPr>
-      <w:r>
         <w:t>Make the lab runnable</w:t>
       </w:r>
     </w:p>
     <w:p>
-      <w:r>
-        <w:t>Use the concrete case as the shared normal case and the independent question as a second case. Each pair creates a boundary or missing-information case and predicts its result before testing. Keep the expected result separate from an observed mistake.</w:t>
+      <w:pPr>
+        <w:spacing w:line="336" w:lineRule="auto" w:after="180"/>
+      </w:pPr>
+      <w:r>
+        <w:rPr>
+          <w:b w:val="0"/>
+        </w:rPr>
+        <w:t>Use the concrete case as the shared normal case and the independent question as a second case. Each pair creates a boundary or missing-information case and predicts its result before testing.</w:t>
+      </w:r>
+    </w:p>
+    <w:p>
+      <w:pPr>
+        <w:spacing w:line="336" w:lineRule="auto" w:after="180"/>
+      </w:pPr>
+      <w:r>
+        <w:rPr>
+          <w:b w:val="0"/>
+        </w:rPr>
+        <w:t>Keep the expected result separate from an observed mistake.</w:t>
       </w:r>
     </w:p>
     <w:tbl>
@@ -1793,13 +3570,36 @@
       </w:r>
     </w:p>
     <w:p>
-      <w:r>
+      <w:pPr>
+        <w:spacing w:line="336" w:lineRule="auto" w:after="180"/>
+      </w:pPr>
+      <w:r>
+        <w:rPr>
+          <w:b w:val="0"/>
+        </w:rPr>
         <w:t>MISCONCEPTION TO REPAIR A large dataset is representative simply because it contains many examples.</w:t>
       </w:r>
     </w:p>
     <w:p>
-      <w:r>
-        <w:t>For guessing, return to given facts and request a trace. For vocabulary without application, use one example and one non-example. For arithmetic errors, check the setup before the calculation. Finish with a different uncoached case before recording mastery.</w:t>
+      <w:pPr>
+        <w:spacing w:line="336" w:lineRule="auto" w:after="180"/>
+      </w:pPr>
+      <w:r>
+        <w:rPr>
+          <w:b w:val="0"/>
+        </w:rPr>
+        <w:t>For guessing, return to given facts and request a trace. For vocabulary without application, use one example and one non-example. For arithmetic errors, check the setup before the calculation.</w:t>
+      </w:r>
+    </w:p>
+    <w:p>
+      <w:pPr>
+        <w:spacing w:line="336" w:lineRule="auto" w:after="180"/>
+      </w:pPr>
+      <w:r>
+        <w:rPr>
+          <w:b w:val="0"/>
+        </w:rPr>
+        <w:t>Finish with a different uncoached case before recording mastery.</w:t>
       </w:r>
     </w:p>
     <w:p>
@@ -1811,17 +3611,59 @@
       </w:r>
     </w:p>
     <w:p>
-      <w:r>
-        <w:t>A complete card certifies data quality: The card records evidence and gaps; its claims still need checking. Documentation does not prove suitability.</w:t>
-      </w:r>
-    </w:p>
-    <w:p>
-      <w:r>
-        <w:t>Missing means zero: None is unknown; zero is a specific allowed value in this exercise. Substitution without evidence changes the meaning.</w:t>
-      </w:r>
-    </w:p>
-    <w:p>
-      <w:r>
+      <w:pPr>
+        <w:spacing w:line="336" w:lineRule="auto" w:after="180"/>
+      </w:pPr>
+      <w:r>
+        <w:rPr>
+          <w:b w:val="0"/>
+        </w:rPr>
+        <w:t xml:space="preserve">A complete card certifies data quality: The card records </w:t>
+      </w:r>
+      <w:r>
+        <w:rPr>
+          <w:b/>
+        </w:rPr>
+        <w:t>evidence</w:t>
+      </w:r>
+      <w:r>
+        <w:rPr>
+          <w:b w:val="0"/>
+        </w:rPr>
+        <w:t xml:space="preserve"> and gaps; its claims still need checking. Documentation does not prove suitability.</w:t>
+      </w:r>
+    </w:p>
+    <w:p>
+      <w:pPr>
+        <w:spacing w:line="336" w:lineRule="auto" w:after="180"/>
+      </w:pPr>
+      <w:r>
+        <w:rPr>
+          <w:b w:val="0"/>
+        </w:rPr>
+        <w:t xml:space="preserve">Missing means zero: None is unknown; zero is a specific allowed value in this exercise. Substitution without </w:t>
+      </w:r>
+      <w:r>
+        <w:rPr>
+          <w:b/>
+        </w:rPr>
+        <w:t>evidence</w:t>
+      </w:r>
+      <w:r>
+        <w:rPr>
+          <w:b w:val="0"/>
+        </w:rPr>
+        <w:t xml:space="preserve"> changes the meaning.</w:t>
+      </w:r>
+    </w:p>
+    <w:p>
+      <w:pPr>
+        <w:spacing w:line="336" w:lineRule="auto" w:after="180"/>
+      </w:pPr>
+      <w:r>
+        <w:rPr>
+          <w:b w:val="0"/>
+        </w:rPr>
         <w:t>Flag counts can always be added: The same row can have multiple flags. Count rows or unique events under an explicit policy and retain the raw denominator.</w:t>
       </w:r>
     </w:p>
@@ -1980,8 +3822,25 @@
       </w:tr>
     </w:tbl>
     <w:p>
-      <w:r>
-        <w:t>Offer an oral explanation, drawing, enlarged visual or fewer examples when that removes a reading/writing barrier. Keep the same reasoning goal. Stretch secure learners by changing a boundary or assumption and asking them to defend the effect, not simply by assigning more of the same questions.</w:t>
+      <w:pPr>
+        <w:spacing w:line="336" w:lineRule="auto" w:after="180"/>
+      </w:pPr>
+      <w:r>
+        <w:rPr>
+          <w:b w:val="0"/>
+        </w:rPr>
+        <w:t>Offer an oral explanation, drawing, enlarged visual or fewer examples when that removes a reading/writing barrier. Keep the same reasoning goal.</w:t>
+      </w:r>
+    </w:p>
+    <w:p>
+      <w:pPr>
+        <w:spacing w:line="336" w:lineRule="auto" w:after="180"/>
+      </w:pPr>
+      <w:r>
+        <w:rPr>
+          <w:b w:val="0"/>
+        </w:rPr>
+        <w:t>Stretch secure learners by changing a boundary or assumption and asking them to defend the effect, not simply by assigning more of the same questions.</w:t>
       </w:r>
     </w:p>
     <w:p>
@@ -1993,11 +3852,16 @@
       </w:r>
     </w:p>
     <w:p>
+      <w:r>
+        <w:t>Use the Sampling and Intended Use questions, teacher keys and criteria after the relevant attempts. Previously discussed cases are practice; protect the separately selected independent task.</w:t>
+      </w:r>
+    </w:p>
+    <w:p>
       <w:pPr>
         <w:pStyle w:val="Heading3"/>
       </w:pPr>
       <w:r>
-        <w:t>Assess and explain the answers</w:t>
+        <w:t>Worked case answer</w:t>
       </w:r>
     </w:p>
     <w:p>
@@ -2005,11 +3869,18 @@
         <w:pStyle w:val="Heading3"/>
       </w:pPr>
       <w:r>
-        <w:t>Worked case answer</w:t>
-      </w:r>
-    </w:p>
-    <w:p>
-      <w:r>
+        <w:t>Teacher key · Worked case answer</w:t>
+      </w:r>
+    </w:p>
+    <w:p>
+      <w:pPr>
+        <w:spacing w:line="336" w:lineRule="auto" w:after="180"/>
+        <w:shd w:fill="F1F6FC"/>
+      </w:pPr>
+      <w:r>
+        <w:rPr>
+          <w:b w:val="0"/>
+        </w:rPr>
         <w:t>Lighting, background and device conditions may differ. Collect representative examples and evaluate outdoor slices separately.</w:t>
       </w:r>
     </w:p>
@@ -2022,20 +3893,68 @@
       </w:r>
     </w:p>
     <w:p>
-      <w:r>
-        <w:t>Training photographs all show mature plants in bright light, but intended users photograph seedlings indoors. What claim is unsupported and what data is needed?</w:t>
-      </w:r>
-    </w:p>
-    <w:p>
       <w:pPr>
         <w:pStyle w:val="Heading3"/>
       </w:pPr>
       <w:r>
+        <w:t>Independent question · withhold the key</w:t>
+      </w:r>
+    </w:p>
+    <w:p>
+      <w:pPr>
+        <w:spacing w:line="336" w:lineRule="auto" w:after="180"/>
+        <w:shd w:fill="F5F1FB"/>
+      </w:pPr>
+      <w:r>
+        <w:rPr>
+          <w:b/>
+        </w:rPr>
+        <w:t>Training</w:t>
+      </w:r>
+      <w:r>
+        <w:rPr>
+          <w:b w:val="0"/>
+        </w:rPr>
+        <w:t xml:space="preserve"> photographs all show mature plants in bright light, but </w:t>
+      </w:r>
+      <w:r>
+        <w:rPr>
+          <w:b/>
+        </w:rPr>
+        <w:t>intended use</w:t>
+      </w:r>
+      <w:r>
+        <w:rPr>
+          <w:b w:val="0"/>
+        </w:rPr>
+        <w:t>rs photograph seedlings indoors. What claim is unsupported and what data is needed?</w:t>
+      </w:r>
+    </w:p>
+    <w:p>
+      <w:pPr>
+        <w:pStyle w:val="Heading3"/>
+      </w:pPr>
+      <w:r>
         <w:t>Expected independent answer</w:t>
       </w:r>
     </w:p>
     <w:p>
-      <w:r>
+      <w:pPr>
+        <w:pStyle w:val="Heading3"/>
+      </w:pPr>
+      <w:r>
+        <w:t>Teacher key · Expected independent answer</w:t>
+      </w:r>
+    </w:p>
+    <w:p>
+      <w:pPr>
+        <w:spacing w:line="336" w:lineRule="auto" w:after="180"/>
+        <w:shd w:fill="F1F6FC"/>
+      </w:pPr>
+      <w:r>
+        <w:rPr>
+          <w:b w:val="0"/>
+        </w:rPr>
         <w:t>Reliable performance on indoor seedlings is unsupported. Collect representative, appropriately permitted examples from the intended conditions and evaluate those groups.</w:t>
       </w:r>
     </w:p>
@@ -2274,8 +4193,25 @@
       </w:tr>
     </w:tbl>
     <w:p>
-      <w:r>
-        <w:t>Use 6/8 as a classroom checkpoint, with 2 required for both Result and Reasoning. This is a proposed teaching rule, not a validated certification threshold. Do not count a coached answer as independent mastery; correct unsafe or unsupported claims regardless of total.</w:t>
+      <w:pPr>
+        <w:spacing w:line="336" w:lineRule="auto" w:after="180"/>
+      </w:pPr>
+      <w:r>
+        <w:rPr>
+          <w:b w:val="0"/>
+        </w:rPr>
+        <w:t>Use 6/8 as a classroom checkpoint, with 2 required for both Result and Reasoning. This is a proposed teaching rule, not a validated certification threshold.</w:t>
+      </w:r>
+    </w:p>
+    <w:p>
+      <w:pPr>
+        <w:spacing w:line="336" w:lineRule="auto" w:after="180"/>
+      </w:pPr>
+      <w:r>
+        <w:rPr>
+          <w:b w:val="0"/>
+        </w:rPr>
+        <w:t>Do not count a coached answer as independent mastery; correct unsafe or unsupported claims regardless of total.</w:t>
       </w:r>
     </w:p>
     <w:p>
@@ -2287,8 +4223,38 @@
       </w:r>
     </w:p>
     <w:p>
-      <w:r>
-        <w:t>Ask the learner to find the evidence that challenges this claim: “Large data volume guarantees coverage of every intended use.” Keep the first attempt and an uncoached retry separate.</w:t>
+      <w:pPr>
+        <w:spacing w:line="336" w:lineRule="auto" w:after="180"/>
+      </w:pPr>
+      <w:r>
+        <w:rPr>
+          <w:b w:val="0"/>
+        </w:rPr>
+        <w:t xml:space="preserve">Ask the learner to find the </w:t>
+      </w:r>
+      <w:r>
+        <w:rPr>
+          <w:b/>
+        </w:rPr>
+        <w:t>evidence</w:t>
+      </w:r>
+      <w:r>
+        <w:rPr>
+          <w:b w:val="0"/>
+        </w:rPr>
+        <w:t xml:space="preserve"> that challenges this claim: “Large data volume guarantees coverage of every </w:t>
+      </w:r>
+      <w:r>
+        <w:rPr>
+          <w:b/>
+        </w:rPr>
+        <w:t>intended use</w:t>
+      </w:r>
+      <w:r>
+        <w:rPr>
+          <w:b w:val="0"/>
+        </w:rPr>
+        <w:t>.” Keep the first attempt and an uncoached retry separate.</w:t>
       </w:r>
     </w:p>
     <w:p>
@@ -2300,15 +4266,42 @@
       </w:r>
     </w:p>
     <w:p>
-      <w:r>
-        <w:t>Evaluate outdoor lighting conditions and different devices, with reliable labels and adequate counts. More same-setting photos may improve indoor fit but leave the deployment shift untested. Record background and object variation without treating every difference as the proven cause.</w:t>
-      </w:r>
-    </w:p>
-    <w:p>
       <w:pPr>
         <w:pStyle w:val="Heading3"/>
       </w:pPr>
       <w:r>
+        <w:t>Teacher key · Original transfer answer</w:t>
+      </w:r>
+    </w:p>
+    <w:p>
+      <w:pPr>
+        <w:spacing w:line="336" w:lineRule="auto" w:after="180"/>
+        <w:shd w:fill="F1F6FC"/>
+      </w:pPr>
+      <w:r>
+        <w:rPr>
+          <w:b w:val="0"/>
+        </w:rPr>
+        <w:t>Evaluate outdoor lighting conditions and different devices, with reliable labels and adequate counts. More same-setting photos may improve indoor fit but leave the deployment shift untested.</w:t>
+      </w:r>
+    </w:p>
+    <w:p>
+      <w:pPr>
+        <w:spacing w:line="336" w:lineRule="auto" w:after="180"/>
+        <w:shd w:fill="F1F6FC"/>
+      </w:pPr>
+      <w:r>
+        <w:rPr>
+          <w:b w:val="0"/>
+        </w:rPr>
+        <w:t>Record background and object variation without treating every difference as the proven cause.</w:t>
+      </w:r>
+    </w:p>
+    <w:p>
+      <w:pPr>
+        <w:pStyle w:val="Heading3"/>
+      </w:pPr>
+      <w:r>
         <w:t>Explanations for the additional workbook examples</w:t>
       </w:r>
     </w:p>
@@ -2321,12 +4314,42 @@
       </w:r>
     </w:p>
     <w:p>
-      <w:r>
+      <w:pPr>
+        <w:pStyle w:val="Heading3"/>
+      </w:pPr>
+      <w:r>
+        <w:t>Workbook question · W1</w:t>
+      </w:r>
+    </w:p>
+    <w:p>
+      <w:pPr>
+        <w:spacing w:line="336" w:lineRule="auto" w:after="180"/>
+        <w:shd w:fill="F5F1FB"/>
+      </w:pPr>
+      <w:r>
+        <w:rPr>
+          <w:b w:val="0"/>
+        </w:rPr>
         <w:t>For Robot practice v1, state what one row is intended to represent, the source, the unit and the meaning of None.</w:t>
       </w:r>
     </w:p>
     <w:p>
-      <w:r>
+      <w:pPr>
+        <w:pStyle w:val="Heading3"/>
+      </w:pPr>
+      <w:r>
+        <w:t>Teacher reasoning · W1</w:t>
+      </w:r>
+    </w:p>
+    <w:p>
+      <w:pPr>
+        <w:spacing w:line="336" w:lineRule="auto" w:after="180"/>
+        <w:shd w:fill="F1F6FC"/>
+      </w:pPr>
+      <w:r>
+        <w:rPr>
+          <w:b w:val="0"/>
+        </w:rPr>
         <w:t>One row is intended to represent one indoor practice trip. The source is a teacher-authored fictional export for this lesson, duration uses minutes, and None means unknown rather than zero.</w:t>
       </w:r>
     </w:p>
@@ -2339,12 +4362,42 @@
       </w:r>
     </w:p>
     <w:p>
-      <w:r>
+      <w:pPr>
+        <w:pStyle w:val="Heading3"/>
+      </w:pPr>
+      <w:r>
+        <w:t>Workbook question · W2</w:t>
+      </w:r>
+    </w:p>
+    <w:p>
+      <w:pPr>
+        <w:spacing w:line="336" w:lineRule="auto" w:after="180"/>
+        <w:shd w:fill="F5F1FB"/>
+      </w:pPr>
+      <w:r>
+        <w:rPr>
+          <w:b w:val="0"/>
+        </w:rPr>
         <w:t>Explain each number in 5 4 2 1. How many extra ID occurrences are there, and how many rows belong to a repeated-ID group?</w:t>
       </w:r>
     </w:p>
     <w:p>
-      <w:r>
+      <w:pPr>
+        <w:pStyle w:val="Heading3"/>
+      </w:pPr>
+      <w:r>
+        <w:t>Teacher reasoning · W2</w:t>
+      </w:r>
+    </w:p>
+    <w:p>
+      <w:pPr>
+        <w:spacing w:line="336" w:lineRule="auto" w:after="180"/>
+        <w:shd w:fill="F1F6FC"/>
+      </w:pPr>
+      <w:r>
+        <w:rPr>
+          <w:b w:val="0"/>
+        </w:rPr>
         <w:t>The numbers mean 5 raw rows, 4 distinct IDs, 2 missing durations and 1 negative duration. There is 1 extra ID occurrence; 2 rows belong to the repeated-ID group B. These are different counts.</w:t>
       </w:r>
     </w:p>
@@ -2357,75 +4410,339 @@
       </w:r>
     </w:p>
     <w:p>
-      <w:r>
+      <w:pPr>
+        <w:pStyle w:val="Heading3"/>
+      </w:pPr>
+      <w:r>
+        <w:t>Workbook question · W3</w:t>
+      </w:r>
+    </w:p>
+    <w:p>
+      <w:pPr>
+        <w:spacing w:line="336" w:lineRule="auto" w:after="180"/>
+        <w:shd w:fill="F5F1FB"/>
+      </w:pPr>
+      <w:r>
+        <w:rPr>
+          <w:b w:val="0"/>
+        </w:rPr>
         <w:t>A learner changes None to 0 and -2 to 2, then reports a clean dataset. Explain why this is not a justified repair and what record should be kept.</w:t>
       </w:r>
     </w:p>
     <w:p>
-      <w:r>
-        <w:t>Those edits invent outcomes without source evidence. Preserve the raw version, flag the affected rows and investigate. Record any supported correction with old value, new value, reason and version; unresolved values remain uncertain.</w:t>
-      </w:r>
-    </w:p>
-    <w:p>
       <w:pPr>
         <w:pStyle w:val="Heading3"/>
       </w:pPr>
       <w:r>
+        <w:t>Teacher reasoning · W3</w:t>
+      </w:r>
+    </w:p>
+    <w:p>
+      <w:pPr>
+        <w:spacing w:line="336" w:lineRule="auto" w:after="180"/>
+        <w:shd w:fill="F1F6FC"/>
+      </w:pPr>
+      <w:r>
+        <w:rPr>
+          <w:b w:val="0"/>
+        </w:rPr>
+        <w:t xml:space="preserve">Those edits invent outcomes without source </w:t>
+      </w:r>
+      <w:r>
+        <w:rPr>
+          <w:b/>
+        </w:rPr>
+        <w:t>evidence</w:t>
+      </w:r>
+      <w:r>
+        <w:rPr>
+          <w:b w:val="0"/>
+        </w:rPr>
+        <w:t>. Preserve the raw version, flag the affected rows and investigate.</w:t>
+      </w:r>
+    </w:p>
+    <w:p>
+      <w:pPr>
+        <w:spacing w:line="336" w:lineRule="auto" w:after="180"/>
+        <w:shd w:fill="F1F6FC"/>
+      </w:pPr>
+      <w:r>
+        <w:rPr>
+          <w:b w:val="0"/>
+        </w:rPr>
+        <w:t>Record any supported correction with old value, new value, reason and version; unresolved values remain uncertain.</w:t>
+      </w:r>
+    </w:p>
+    <w:p>
+      <w:pPr>
+        <w:pStyle w:val="Heading3"/>
+      </w:pPr>
+      <w:r>
         <w:t>W4 Inspect and document independently</w:t>
       </w:r>
     </w:p>
     <w:p>
-      <w:r>
-        <w:t>A new fictional indoor trip export has (P,4), (Q,None), (Q,None), (R,-1), (S,6), (T,0), with durations in minutes and the same schema. Count raw rows, distinct IDs, missing durations, negative durations and extra ID occurrences. Identify overlap. Draft a short dataset card stating source, row meaning, unit, findings, unchanged version and one excluded use.</w:t>
-      </w:r>
-    </w:p>
-    <w:p>
-      <w:r>
-        <w:t>There are 6 rows, 5 distinct IDs, 2 missing durations, 1 negative duration and 1 extra ID occurrence. Both Q rows are missing, so the duplicate and missing flags overlap. Zero for T is allowed by the stated schema. The card should identify the supplied fictional indoor export, one intended row per trip, minutes, all findings, raw unchanged version and no evidence for real or outdoor navigation use.</w:t>
-      </w:r>
-    </w:p>
-    <w:p>
       <w:pPr>
         <w:pStyle w:val="Heading3"/>
       </w:pPr>
       <w:r>
+        <w:t>Workbook question · W4</w:t>
+      </w:r>
+    </w:p>
+    <w:p>
+      <w:pPr>
+        <w:spacing w:line="336" w:lineRule="auto" w:after="180"/>
+        <w:shd w:fill="F5F1FB"/>
+      </w:pPr>
+      <w:r>
+        <w:rPr>
+          <w:b w:val="0"/>
+        </w:rPr>
+        <w:t xml:space="preserve">A new fictional indoor trip export has (P,4), (Q,None), (Q,None), (R,-1), (S,6), (T,0), with durations in minutes and the same </w:t>
+      </w:r>
+      <w:r>
+        <w:rPr>
+          <w:b/>
+        </w:rPr>
+        <w:t>schema</w:t>
+      </w:r>
+      <w:r>
+        <w:rPr>
+          <w:b w:val="0"/>
+        </w:rPr>
+        <w:t>.</w:t>
+      </w:r>
+    </w:p>
+    <w:p>
+      <w:pPr>
+        <w:spacing w:line="336" w:lineRule="auto" w:after="180"/>
+        <w:shd w:fill="F5F1FB"/>
+      </w:pPr>
+      <w:r>
+        <w:rPr>
+          <w:b w:val="0"/>
+        </w:rPr>
+        <w:t xml:space="preserve">Count raw rows, distinct IDs, missing durations, negative durations and extra ID occurrences. Identify overlap. Draft a short </w:t>
+      </w:r>
+      <w:r>
+        <w:rPr>
+          <w:b/>
+        </w:rPr>
+        <w:t>dataset card</w:t>
+      </w:r>
+      <w:r>
+        <w:rPr>
+          <w:b w:val="0"/>
+        </w:rPr>
+        <w:t xml:space="preserve"> stating source, row meaning, unit, findings, unchanged version and one excluded use.</w:t>
+      </w:r>
+    </w:p>
+    <w:p>
+      <w:pPr>
+        <w:pStyle w:val="Heading3"/>
+      </w:pPr>
+      <w:r>
+        <w:t>Teacher reasoning · W4</w:t>
+      </w:r>
+    </w:p>
+    <w:p>
+      <w:pPr>
+        <w:spacing w:line="336" w:lineRule="auto" w:after="180"/>
+        <w:shd w:fill="F1F6FC"/>
+      </w:pPr>
+      <w:r>
+        <w:rPr>
+          <w:b w:val="0"/>
+        </w:rPr>
+        <w:t xml:space="preserve">There are 6 rows, 5 distinct IDs, 2 missing durations, 1 negative duration and 1 extra ID occurrence. Both Q rows are missing, so the duplicate and missing flags overlap. Zero for T is allowed by the stated </w:t>
+      </w:r>
+      <w:r>
+        <w:rPr>
+          <w:b/>
+        </w:rPr>
+        <w:t>schema</w:t>
+      </w:r>
+      <w:r>
+        <w:rPr>
+          <w:b w:val="0"/>
+        </w:rPr>
+        <w:t>.</w:t>
+      </w:r>
+    </w:p>
+    <w:p>
+      <w:pPr>
+        <w:spacing w:line="336" w:lineRule="auto" w:after="180"/>
+        <w:shd w:fill="F1F6FC"/>
+      </w:pPr>
+      <w:r>
+        <w:rPr>
+          <w:b w:val="0"/>
+        </w:rPr>
+        <w:t xml:space="preserve">The card should identify the supplied fictional indoor export, one intended row per trip, minutes, all findings, raw unchanged version and no </w:t>
+      </w:r>
+      <w:r>
+        <w:rPr>
+          <w:b/>
+        </w:rPr>
+        <w:t>evidence</w:t>
+      </w:r>
+      <w:r>
+        <w:rPr>
+          <w:b w:val="0"/>
+        </w:rPr>
+        <w:t xml:space="preserve"> for real or outdoor navigation use.</w:t>
+      </w:r>
+    </w:p>
+    <w:p>
+      <w:pPr>
+        <w:pStyle w:val="Heading3"/>
+      </w:pPr>
+      <w:r>
         <w:t>W5 State an evidence gap</w:t>
       </w:r>
     </w:p>
     <w:p>
-      <w:r>
+      <w:pPr>
+        <w:pStyle w:val="Heading3"/>
+      </w:pPr>
+      <w:r>
+        <w:t>Workbook question · W5</w:t>
+      </w:r>
+    </w:p>
+    <w:p>
+      <w:pPr>
+        <w:spacing w:line="336" w:lineRule="auto" w:after="180"/>
+        <w:shd w:fill="F5F1FB"/>
+      </w:pPr>
+      <w:r>
+        <w:rPr>
+          <w:b w:val="0"/>
+        </w:rPr>
         <w:t>Someone duplicates each row ten times and claims the export now covers more kinds of trips. Explain what changed and what did not.</w:t>
       </w:r>
     </w:p>
     <w:p>
-      <w:r>
-        <w:t>The row count increased but no new trip conditions or independent observations were added. Coverage remains limited to the same supplied fictional indoor cases; the larger count does not establish broader usefulness.</w:t>
-      </w:r>
-    </w:p>
-    <w:p>
       <w:pPr>
         <w:pStyle w:val="Heading3"/>
       </w:pPr>
       <w:r>
+        <w:t>Teacher reasoning · W5</w:t>
+      </w:r>
+    </w:p>
+    <w:p>
+      <w:pPr>
+        <w:spacing w:line="336" w:lineRule="auto" w:after="180"/>
+        <w:shd w:fill="F1F6FC"/>
+      </w:pPr>
+      <w:r>
+        <w:rPr>
+          <w:b w:val="0"/>
+        </w:rPr>
+        <w:t xml:space="preserve">The row count increased but no new trip conditions or independent </w:t>
+      </w:r>
+      <w:r>
+        <w:rPr>
+          <w:b/>
+        </w:rPr>
+        <w:t>observation</w:t>
+      </w:r>
+      <w:r>
+        <w:rPr>
+          <w:b w:val="0"/>
+        </w:rPr>
+        <w:t>s were added. Coverage remains limited to the same supplied fictional indoor cases; the larger count does not establish broader usefulness.</w:t>
+      </w:r>
+    </w:p>
+    <w:p>
+      <w:pPr>
+        <w:pStyle w:val="Heading3"/>
+      </w:pPr>
+      <w:r>
         <w:t>Assess independent transfer</w:t>
       </w:r>
     </w:p>
     <w:p>
-      <w:r>
-        <w:t>Selected case: Training plant photos are all indoors on one phone. Intended use includes outdoor photos on other cameras. Plan a sampling check before making a general accuracy claim.</w:t>
-      </w:r>
-    </w:p>
-    <w:p>
       <w:pPr>
         <w:pStyle w:val="Heading3"/>
       </w:pPr>
       <w:r>
+        <w:t>Independent question · withhold the key</w:t>
+      </w:r>
+    </w:p>
+    <w:p>
+      <w:pPr>
+        <w:spacing w:line="336" w:lineRule="auto" w:after="180"/>
+        <w:shd w:fill="F5F1FB"/>
+      </w:pPr>
+      <w:r>
+        <w:rPr>
+          <w:b w:val="0"/>
+        </w:rPr>
+        <w:t xml:space="preserve">Selected case: </w:t>
+      </w:r>
+      <w:r>
+        <w:rPr>
+          <w:b/>
+        </w:rPr>
+        <w:t>Training</w:t>
+      </w:r>
+      <w:r>
+        <w:rPr>
+          <w:b w:val="0"/>
+        </w:rPr>
+        <w:t xml:space="preserve"> plant photos are all indoors on one phone. </w:t>
+      </w:r>
+      <w:r>
+        <w:rPr>
+          <w:b/>
+        </w:rPr>
+        <w:t>Intended use</w:t>
+      </w:r>
+      <w:r>
+        <w:rPr>
+          <w:b w:val="0"/>
+        </w:rPr>
+        <w:t xml:space="preserve"> includes outdoor photos on other cameras. Plan a sampling check before making a general accuracy claim.</w:t>
+      </w:r>
+    </w:p>
+    <w:p>
+      <w:pPr>
+        <w:pStyle w:val="Heading3"/>
+      </w:pPr>
+      <w:r>
         <w:t>Selected case answer</w:t>
       </w:r>
     </w:p>
     <w:p>
-      <w:r>
-        <w:t>Collect and evaluate relevant outdoor and camera conditions, recording source and condition coverage. Group related views of each plant when splitting. More indoor photos alone do not establish outdoor performance; report the limits of measured slices.</w:t>
+      <w:pPr>
+        <w:pStyle w:val="Heading3"/>
+      </w:pPr>
+      <w:r>
+        <w:t>Teacher key · Selected case answer</w:t>
+      </w:r>
+    </w:p>
+    <w:p>
+      <w:pPr>
+        <w:spacing w:line="336" w:lineRule="auto" w:after="180"/>
+        <w:shd w:fill="F1F6FC"/>
+      </w:pPr>
+      <w:r>
+        <w:rPr>
+          <w:b w:val="0"/>
+        </w:rPr>
+        <w:t>Collect and evaluate relevant outdoor and camera conditions, recording source and condition coverage. Group related views of each plant when splitting.</w:t>
+      </w:r>
+    </w:p>
+    <w:p>
+      <w:pPr>
+        <w:spacing w:line="336" w:lineRule="auto" w:after="180"/>
+        <w:shd w:fill="F1F6FC"/>
+      </w:pPr>
+      <w:r>
+        <w:rPr>
+          <w:b w:val="0"/>
+        </w:rPr>
+        <w:t>More indoor photos alone do not establish outdoor performance; report the limits of measured slices.</w:t>
       </w:r>
     </w:p>
     <w:tbl>
@@ -2531,21 +4848,77 @@
       </w:tr>
     </w:tbl>
     <w:p>
-      <w:r>
-        <w:t>Record each dimension as not yet, with support, or independent. Accept a valid alternative procedure with a defensible trace. Do not penalise an honestly recorded model failure if the learner correctly explains its evidence and limits.</w:t>
-      </w:r>
-    </w:p>
-    <w:p>
       <w:pPr>
         <w:pStyle w:val="Heading3"/>
       </w:pPr>
       <w:r>
+        <w:t>Teacher key · Selected case answer</w:t>
+      </w:r>
+    </w:p>
+    <w:p>
+      <w:pPr>
+        <w:spacing w:line="336" w:lineRule="auto" w:after="180"/>
+        <w:shd w:fill="F1F6FC"/>
+      </w:pPr>
+      <w:r>
+        <w:rPr>
+          <w:b w:val="0"/>
+        </w:rPr>
+        <w:t>Record each dimension as not yet, with support, or independent. Accept a valid alternative procedure with a defensible trace.</w:t>
+      </w:r>
+    </w:p>
+    <w:p>
+      <w:pPr>
+        <w:spacing w:line="336" w:lineRule="auto" w:after="180"/>
+        <w:shd w:fill="F1F6FC"/>
+      </w:pPr>
+      <w:r>
+        <w:rPr>
+          <w:b w:val="0"/>
+        </w:rPr>
+        <w:t xml:space="preserve">Do not penalise an honestly recorded model failure if the learner correctly explains its </w:t>
+      </w:r>
+      <w:r>
+        <w:rPr>
+          <w:b/>
+        </w:rPr>
+        <w:t>evidence</w:t>
+      </w:r>
+      <w:r>
+        <w:rPr>
+          <w:b w:val="0"/>
+        </w:rPr>
+        <w:t xml:space="preserve"> and limits.</w:t>
+      </w:r>
+    </w:p>
+    <w:p>
+      <w:pPr>
+        <w:pStyle w:val="Heading3"/>
+      </w:pPr>
+      <w:r>
         <w:t>Feedback that the learner uses</w:t>
       </w:r>
     </w:p>
     <w:p>
-      <w:r>
-        <w:t>Name the earliest unsupported step and give one action to repair it. Have the learner make that repair now and explain why. Then assess the relevant skill on a fresh, fully specified case. Confirm it was not previously practised with feedback; solve and check the new case before assigning it. A follow-up design prompt is a starting brief, not automatically an equivalent test.</w:t>
+      <w:pPr>
+        <w:spacing w:line="336" w:lineRule="auto" w:after="180"/>
+      </w:pPr>
+      <w:r>
+        <w:rPr>
+          <w:b w:val="0"/>
+        </w:rPr>
+        <w:t>Name the earliest unsupported step and give one action to repair it. Have the learner make that repair now and explain why. Then assess the relevant skill on a fresh, fully specified case.</w:t>
+      </w:r>
+    </w:p>
+    <w:p>
+      <w:pPr>
+        <w:spacing w:line="336" w:lineRule="auto" w:after="180"/>
+      </w:pPr>
+      <w:r>
+        <w:rPr>
+          <w:b w:val="0"/>
+        </w:rPr>
+        <w:t>Confirm it was not previously practised with feedback; solve and check the new case before assigning it. A follow-up design prompt is a starting brief, not automatically an equivalent test.</w:t>
       </w:r>
     </w:p>
     <w:p>
@@ -2557,11 +4930,62 @@
       </w:r>
     </w:p>
     <w:p>
+      <w:r>
+        <w:t>Connect Sampling and Intended Use to Responsible Plant Classifier, adapt support and plan a later changed-case check.</w:t>
+      </w:r>
+    </w:p>
+    <w:p>
       <w:pPr>
         <w:pStyle w:val="Heading3"/>
       </w:pPr>
       <w:r>
-        <w:t>Connect and extend learning</w:t>
+        <w:t>Responsible Plant Classifier</w:t>
+      </w:r>
+    </w:p>
+    <w:p>
+      <w:pPr>
+        <w:spacing w:line="336" w:lineRule="auto" w:after="180"/>
+      </w:pPr>
+      <w:r>
+        <w:rPr>
+          <w:b w:val="0"/>
+        </w:rPr>
+        <w:t>Freeze the Plant Classifier intended-use statement and a coverage table for species, lighting, camera, and health class.</w:t>
+      </w:r>
+    </w:p>
+    <w:p>
+      <w:pPr>
+        <w:spacing w:line="336" w:lineRule="auto" w:after="180"/>
+      </w:pPr>
+      <w:r>
+        <w:rPr>
+          <w:b w:val="0"/>
+        </w:rPr>
+        <w:t xml:space="preserve">Keep the decision, </w:t>
+      </w:r>
+      <w:r>
+        <w:rPr>
+          <w:b/>
+        </w:rPr>
+        <w:t>input</w:t>
+      </w:r>
+      <w:r>
+        <w:rPr>
+          <w:b w:val="0"/>
+        </w:rPr>
+        <w:t xml:space="preserve">, result, explanation and remaining limitation in the project </w:t>
+      </w:r>
+      <w:r>
+        <w:rPr>
+          <w:b/>
+        </w:rPr>
+        <w:t>evidence</w:t>
+      </w:r>
+      <w:r>
+        <w:rPr>
+          <w:b w:val="0"/>
+        </w:rPr>
+        <w:t xml:space="preserve"> record. Retrieve this record next week rather than restarting the project.</w:t>
       </w:r>
     </w:p>
     <w:p>
@@ -2569,17 +4993,18 @@
         <w:pStyle w:val="Heading3"/>
       </w:pPr>
       <w:r>
-        <w:t>Responsible Plant Classifier</w:t>
-      </w:r>
-    </w:p>
-    <w:p>
-      <w:r>
-        <w:t>Freeze the Plant Classifier intended-use statement and a coverage table for species, lighting, camera, and health class.</w:t>
-      </w:r>
-    </w:p>
-    <w:p>
-      <w:r>
-        <w:t>Keep the decision, input, result, explanation and remaining limitation in the project evidence record. Retrieve this record next week rather than restarting the project.</w:t>
+        <w:t>Support and stretch</w:t>
+      </w:r>
+    </w:p>
+    <w:p>
+      <w:pPr>
+        <w:spacing w:line="336" w:lineRule="auto" w:after="180"/>
+      </w:pPr>
+      <w:r>
+        <w:rPr>
+          <w:b w:val="0"/>
+        </w:rPr>
+        <w:t>Use a tiny labelled dataset, explicit units and a named positive class. Stretch: require a baseline, held-out evaluation and subgroup or shifted-condition analysis with denominators.</w:t>
       </w:r>
     </w:p>
     <w:p>
@@ -2587,12 +5012,30 @@
         <w:pStyle w:val="Heading3"/>
       </w:pPr>
       <w:r>
-        <w:t>Support and stretch</w:t>
-      </w:r>
-    </w:p>
-    <w:p>
-      <w:r>
-        <w:t>Use a tiny labelled dataset, explicit units and a named positive class. Stretch: require a baseline, held-out evaluation and subgroup or shifted-condition analysis with denominators.</w:t>
+        <w:t>Exit reflection</w:t>
+      </w:r>
+    </w:p>
+    <w:p>
+      <w:pPr>
+        <w:spacing w:line="336" w:lineRule="auto" w:after="180"/>
+      </w:pPr>
+      <w:r>
+        <w:rPr>
+          <w:b w:val="0"/>
+        </w:rPr>
+        <w:t xml:space="preserve">Ask for one decision the learner can now justify and one situation requiring more </w:t>
+      </w:r>
+      <w:r>
+        <w:rPr>
+          <w:b/>
+        </w:rPr>
+        <w:t>evidence</w:t>
+      </w:r>
+      <w:r>
+        <w:rPr>
+          <w:b w:val="0"/>
+        </w:rPr>
+        <w:t xml:space="preserve"> or human review. Confidence ratings are separate from correct independent performance.</w:t>
       </w:r>
     </w:p>
     <w:p>
@@ -2600,12 +5043,30 @@
         <w:pStyle w:val="Heading3"/>
       </w:pPr>
       <w:r>
-        <w:t>Exit reflection</w:t>
-      </w:r>
-    </w:p>
-    <w:p>
-      <w:r>
-        <w:t>Ask for one decision the learner can now justify and one situation requiring more evidence or human review. Confidence ratings are separate from correct independent performance.</w:t>
+        <w:t>Bridge to the next week</w:t>
+      </w:r>
+    </w:p>
+    <w:p>
+      <w:pPr>
+        <w:spacing w:line="336" w:lineRule="auto" w:after="180"/>
+      </w:pPr>
+      <w:r>
+        <w:rPr>
+          <w:b w:val="0"/>
+        </w:rPr>
+        <w:t xml:space="preserve">Next: Week 8: Leakage. Retrieve today’s </w:t>
+      </w:r>
+      <w:r>
+        <w:rPr>
+          <w:b/>
+        </w:rPr>
+        <w:t>evidence</w:t>
+      </w:r>
+      <w:r>
+        <w:rPr>
+          <w:b w:val="0"/>
+        </w:rPr>
+        <w:t xml:space="preserve"> and identify what carries forward and what is new.</w:t>
       </w:r>
     </w:p>
     <w:p>
@@ -2613,12 +5074,109 @@
         <w:pStyle w:val="Heading3"/>
       </w:pPr>
       <w:r>
-        <w:t>Bridge to the next week</w:t>
-      </w:r>
-    </w:p>
-    <w:p>
-      <w:r>
-        <w:t>Next: Week 8: Leakage. Retrieve today’s evidence and identify what carries forward and what is new.</w:t>
+        <w:t>Support and fresh reassessment</w:t>
+      </w:r>
+    </w:p>
+    <w:p>
+      <w:pPr>
+        <w:spacing w:line="336" w:lineRule="auto" w:after="180"/>
+      </w:pPr>
+      <w:r>
+        <w:rPr>
+          <w:b w:val="0"/>
+        </w:rPr>
+        <w:t>Use physical row cards and overlapping circles for flags. Supply blank card headings but no completed findings.</w:t>
+      </w:r>
+    </w:p>
+    <w:p>
+      <w:pPr>
+        <w:spacing w:line="336" w:lineRule="auto" w:after="180"/>
+      </w:pPr>
+      <w:r>
+        <w:rPr>
+          <w:b w:val="0"/>
+        </w:rPr>
+        <w:t xml:space="preserve">Extension: explain how to record an </w:t>
+      </w:r>
+      <w:r>
+        <w:rPr>
+          <w:b/>
+        </w:rPr>
+        <w:t>evidence</w:t>
+      </w:r>
+      <w:r>
+        <w:rPr>
+          <w:b w:val="0"/>
+        </w:rPr>
+        <w:t>d seconds-to-minutes conversion while preserving the raw value, unit and version, and why a unit guess is not enough.</w:t>
+      </w:r>
+    </w:p>
+    <w:p>
+      <w:pPr>
+        <w:spacing w:line="336" w:lineRule="auto" w:after="180"/>
+      </w:pPr>
+      <w:r>
+        <w:rPr>
+          <w:b w:val="0"/>
+        </w:rPr>
+        <w:t xml:space="preserve">Require W4 counts 6,5,2,1,1 in the stated order, the Q overlap, acceptance of zero under this </w:t>
+      </w:r>
+      <w:r>
+        <w:rPr>
+          <w:b/>
+        </w:rPr>
+        <w:t>schema</w:t>
+      </w:r>
+      <w:r>
+        <w:rPr>
+          <w:b w:val="0"/>
+        </w:rPr>
+        <w:t>, and a card with source, unit, raw version and excluded use. Fresh retry: rows (L,3), (M,None), (N,-2), (N,-2), (O,0).</w:t>
+      </w:r>
+    </w:p>
+    <w:p>
+      <w:pPr>
+        <w:spacing w:line="336" w:lineRule="auto" w:after="180"/>
+      </w:pPr>
+      <w:r>
+        <w:rPr>
+          <w:b w:val="0"/>
+        </w:rPr>
+        <w:t>Counts are 5 raw, 4 IDs, 1 missing, 2 negative and 1 extra ID occurrence. The negative and repeated-ID flags overlap on N. Do not infer whether the two N rows describe one event without checking the source.</w:t>
+      </w:r>
+    </w:p>
+    <w:p>
+      <w:pPr>
+        <w:spacing w:line="336" w:lineRule="auto" w:after="180"/>
+      </w:pPr>
+      <w:r>
+        <w:rPr>
+          <w:b w:val="0"/>
+        </w:rPr>
+        <w:t xml:space="preserve">Week 5 examines label definitions and disagreement. Carry forward the </w:t>
+      </w:r>
+      <w:r>
+        <w:rPr>
+          <w:b/>
+        </w:rPr>
+        <w:t>dataset card</w:t>
+      </w:r>
+      <w:r>
+        <w:rPr>
+          <w:b w:val="0"/>
+        </w:rPr>
+        <w:t>, source questions and explicit distinction between unknown and observed values.</w:t>
+      </w:r>
+    </w:p>
+    <w:p>
+      <w:pPr>
+        <w:spacing w:line="336" w:lineRule="auto" w:after="180"/>
+      </w:pPr>
+      <w:r>
+        <w:rPr>
+          <w:b w:val="0"/>
+        </w:rPr>
+        <w:t>Teacher reference: https://arxiv.org/abs/1803.09010 (Datasheets for Datasets; reviewed 2026-09-26).</w:t>
       </w:r>
     </w:p>
     <w:p>
@@ -2626,40 +5184,40 @@
         <w:pStyle w:val="Heading3"/>
       </w:pPr>
       <w:r>
-        <w:t>Support and fresh reassessment</w:t>
-      </w:r>
-    </w:p>
-    <w:p>
-      <w:r>
-        <w:t>Use physical row cards and overlapping circles for flags. Supply blank card headings but no completed findings. Extension: explain how to record an evidenced seconds-to-minutes conversion while preserving the raw value, unit and version, and why a unit guess is not enough.</w:t>
-      </w:r>
-    </w:p>
-    <w:p>
-      <w:r>
-        <w:t>Require W4 counts 6,5,2,1,1 in the stated order, the Q overlap, acceptance of zero under this schema, and a card with source, unit, raw version and excluded use. Fresh retry: rows (L,3), (M,None), (N,-2), (N,-2), (O,0). Counts are 5 raw, 4 IDs, 1 missing, 2 negative and 1 extra ID occurrence. The negative and repeated-ID flags overlap on N. Do not infer whether the two N rows describe one event without checking the source.</w:t>
-      </w:r>
-    </w:p>
-    <w:p>
-      <w:r>
-        <w:t>Week 5 examines label definitions and disagreement. Carry forward the dataset card, source questions and explicit distinction between unknown and observed values. Teacher reference: https://arxiv.org/abs/1803.09010 (Datasheets for Datasets; reviewed 2026-09-26).</w:t>
-      </w:r>
-    </w:p>
-    <w:p>
-      <w:pPr>
-        <w:pStyle w:val="Heading3"/>
-      </w:pPr>
-      <w:r>
         <w:t>Plan the delayed return</w:t>
       </w:r>
     </w:p>
     <w:p>
-      <w:r>
+      <w:pPr>
+        <w:spacing w:line="336" w:lineRule="auto" w:after="180"/>
+      </w:pPr>
+      <w:r>
+        <w:rPr>
+          <w:b w:val="0"/>
+        </w:rPr>
         <w:t>Suggested return points in this level: ai-4/8, ai-4/10, ai-4/13. Use actual classroom dates, adjusting for holidays and gaps. One, three and six teaching weeks are scheduling choices, not a claimed optimal spacing.</w:t>
       </w:r>
     </w:p>
     <w:p>
-      <w:r>
-        <w:t>At a delayed check, ask for the idea from memory and a changed application. Compare with the earlier independent response and record support used. For a new level, revisit the previous capstone before checking the new prerequisites.</w:t>
+      <w:pPr>
+        <w:spacing w:line="336" w:lineRule="auto" w:after="180"/>
+      </w:pPr>
+      <w:r>
+        <w:rPr>
+          <w:b w:val="0"/>
+        </w:rPr>
+        <w:t>At a delayed check, ask for the idea from memory and a changed application. Compare with the earlier independent response and record support used.</w:t>
+      </w:r>
+    </w:p>
+    <w:p>
+      <w:pPr>
+        <w:spacing w:line="336" w:lineRule="auto" w:after="180"/>
+      </w:pPr>
+      <w:r>
+        <w:rPr>
+          <w:b w:val="0"/>
+        </w:rPr>
+        <w:t>For a new level, revisit the previous capstone before checking the new prerequisites.</w:t>
       </w:r>
     </w:p>
     <w:tbl>
@@ -2819,8 +5377,26 @@
       </w:tr>
     </w:tbl>
     <w:p>
-      <w:r>
-        <w:t>Use the evidence to choose reteaching or the next step. A completed page, confidence rating or attractive project does not by itself demonstrate understanding.</w:t>
+      <w:pPr>
+        <w:spacing w:line="336" w:lineRule="auto" w:after="180"/>
+      </w:pPr>
+      <w:r>
+        <w:rPr>
+          <w:b w:val="0"/>
+        </w:rPr>
+        <w:t xml:space="preserve">Use the </w:t>
+      </w:r>
+      <w:r>
+        <w:rPr>
+          <w:b/>
+        </w:rPr>
+        <w:t>evidence</w:t>
+      </w:r>
+      <w:r>
+        <w:rPr>
+          <w:b w:val="0"/>
+        </w:rPr>
+        <w:t xml:space="preserve"> to choose reteaching or the next step. A completed page, confidence rating or attractive project does not by itself demonstrate understanding.</w:t>
       </w:r>
     </w:p>
     <w:p>
@@ -2832,8 +5408,37 @@
       </w:r>
     </w:p>
     <w:p>
-      <w:r>
-        <w:t>For your Responsible Plant Classifier, save the input, procedure, observed result and limitation of this check. Label this worked example as practice; use a different, previously unreviewed case when checking independent understanding.</w:t>
+      <w:pPr>
+        <w:spacing w:line="336" w:lineRule="auto" w:after="180"/>
+      </w:pPr>
+      <w:r>
+        <w:rPr>
+          <w:b w:val="0"/>
+        </w:rPr>
+        <w:t xml:space="preserve">For your Responsible Plant Classifier, save the </w:t>
+      </w:r>
+      <w:r>
+        <w:rPr>
+          <w:b/>
+        </w:rPr>
+        <w:t>input</w:t>
+      </w:r>
+      <w:r>
+        <w:rPr>
+          <w:b w:val="0"/>
+        </w:rPr>
+        <w:t>, procedure, observed result and limitation of this check.</w:t>
+      </w:r>
+    </w:p>
+    <w:p>
+      <w:pPr>
+        <w:spacing w:line="336" w:lineRule="auto" w:after="180"/>
+      </w:pPr>
+      <w:r>
+        <w:rPr>
+          <w:b w:val="0"/>
+        </w:rPr>
+        <w:t>Label this worked example as practice; use a different, previously unreviewed case when checking independent understanding.</w:t>
       </w:r>
     </w:p>
     <w:p>
@@ -2846,12 +5451,62 @@
     </w:p>
     <w:p>
       <w:r>
-        <w:t>Teaching target: Inspect row meaning missing values and repeated records</w:t>
-      </w:r>
-    </w:p>
-    <w:p>
-      <w:r>
-        <w:t>Prepare the labelled worked-case picture, the matching workbook, fictional input cards and a place for individual responses. Check a local Python 3 environment before class; have a paper-trace version ready.</w:t>
+        <w:t>Use this preparation summary alongside the detailed Sampling and Intended Use lesson; it is a checklist rather than a replacement for the full sequence.</w:t>
+      </w:r>
+    </w:p>
+    <w:p>
+      <w:pPr>
+        <w:pStyle w:val="Heading3"/>
+      </w:pPr>
+      <w:r>
+        <w:t>Teaching target</w:t>
+      </w:r>
+    </w:p>
+    <w:p>
+      <w:pPr>
+        <w:spacing w:line="336" w:lineRule="auto" w:after="180"/>
+        <w:shd w:fill="EDF7F3"/>
+      </w:pPr>
+      <w:r>
+        <w:rPr>
+          <w:b w:val="0"/>
+        </w:rPr>
+        <w:t xml:space="preserve">Teaching target: Inspect row meaning </w:t>
+      </w:r>
+      <w:r>
+        <w:rPr>
+          <w:b/>
+        </w:rPr>
+        <w:t>missing value</w:t>
+      </w:r>
+      <w:r>
+        <w:rPr>
+          <w:b w:val="0"/>
+        </w:rPr>
+        <w:t>s and repeated records</w:t>
+      </w:r>
+    </w:p>
+    <w:p>
+      <w:pPr>
+        <w:spacing w:line="336" w:lineRule="auto" w:after="180"/>
+      </w:pPr>
+      <w:r>
+        <w:rPr>
+          <w:b w:val="0"/>
+        </w:rPr>
+        <w:t xml:space="preserve">Prepare the labelled worked-case picture, the matching workbook, fictional </w:t>
+      </w:r>
+      <w:r>
+        <w:rPr>
+          <w:b/>
+        </w:rPr>
+        <w:t>input</w:t>
+      </w:r>
+      <w:r>
+        <w:rPr>
+          <w:b w:val="0"/>
+        </w:rPr>
+        <w:t xml:space="preserve"> cards and a place for individual responses. Check a local Python 3 environment before class; have a paper-trace version ready.</w:t>
       </w:r>
     </w:p>
     <w:tbl>
@@ -2998,37 +5653,196 @@
       </w:tr>
     </w:tbl>
     <w:p>
-      <w:r>
+      <w:pPr>
+        <w:spacing w:line="336" w:lineRule="auto" w:after="180"/>
+        <w:shd w:fill="F5F1FB"/>
+      </w:pPr>
+      <w:r>
+        <w:rPr>
+          <w:b w:val="0"/>
+        </w:rPr>
         <w:t>Before class, solve the supported practice: Explain each number in 5 4 2 1. How many extra ID occurrences are there, and how many rows belong to a repeated-ID group?</w:t>
       </w:r>
     </w:p>
     <w:p>
-      <w:r>
+      <w:pPr>
+        <w:pStyle w:val="Heading3"/>
+      </w:pPr>
+      <w:r>
+        <w:t>Supported practice answer</w:t>
+      </w:r>
+    </w:p>
+    <w:p>
+      <w:pPr>
+        <w:spacing w:line="336" w:lineRule="auto" w:after="180"/>
+        <w:shd w:fill="F1F6FC"/>
+      </w:pPr>
+      <w:r>
+        <w:rPr>
+          <w:b w:val="0"/>
+        </w:rPr>
         <w:t>Reasoned practice answer: The numbers mean 5 raw rows, 4 distinct IDs, 2 missing durations and 1 negative duration. There is 1 extra ID occurrence; 2 rows belong to the repeated-ID group B. These are different counts.</w:t>
       </w:r>
     </w:p>
     <w:p>
-      <w:r>
-        <w:t>Check every learner before discussion: Use the worked case for Dataset inspection and cards. Proposed explanation: “A complete card certifies data quality”. Decide whether this explanation is supported. Point to the step or supplied fact that decides; explain your repair if needed.</w:t>
-      </w:r>
-    </w:p>
-    <w:p>
-      <w:r>
-        <w:t>Misconception repair: The card records evidence and gaps; its claims still need checking. Documentation does not prove suitability.</w:t>
-      </w:r>
-    </w:p>
-    <w:p>
-      <w:r>
-        <w:t>Support: read the exact case aloud, enlarge the labelled picture, supply input cards and model only the first deciding step. Accept a spoken explanation or drawing; retain the reasoning goal.</w:t>
-      </w:r>
-    </w:p>
-    <w:p>
-      <w:r>
-        <w:t>Extension: Collect 12 more midday windowsill photos of the same plants. Require a prediction and a reason before comparing. Expected result: The evening-coverage gap remains. Reason: More rows in the same condition do not supply evidence about the missing condition.</w:t>
-      </w:r>
-    </w:p>
-    <w:p>
-      <w:r>
+      <w:pPr>
+        <w:spacing w:line="336" w:lineRule="auto" w:after="180"/>
+      </w:pPr>
+      <w:r>
+        <w:rPr>
+          <w:b w:val="0"/>
+        </w:rPr>
+        <w:t>Check every learner before discussion: Use the worked case for Dataset inspection and cards. Proposed explanation: “A complete card certifies data quality”. Decide whether this explanation is supported.</w:t>
+      </w:r>
+    </w:p>
+    <w:p>
+      <w:pPr>
+        <w:spacing w:line="336" w:lineRule="auto" w:after="180"/>
+      </w:pPr>
+      <w:r>
+        <w:rPr>
+          <w:b w:val="0"/>
+        </w:rPr>
+        <w:t>Point to the step or supplied fact that decides; explain your repair if needed.</w:t>
+      </w:r>
+    </w:p>
+    <w:p>
+      <w:pPr>
+        <w:pStyle w:val="Heading3"/>
+      </w:pPr>
+      <w:r>
+        <w:t>Repair the misconception</w:t>
+      </w:r>
+    </w:p>
+    <w:p>
+      <w:pPr>
+        <w:spacing w:line="336" w:lineRule="auto" w:after="180"/>
+        <w:shd w:fill="FFF5E6"/>
+      </w:pPr>
+      <w:r>
+        <w:rPr>
+          <w:b w:val="0"/>
+        </w:rPr>
+        <w:t xml:space="preserve">Misconception repair: The card records </w:t>
+      </w:r>
+      <w:r>
+        <w:rPr>
+          <w:b/>
+        </w:rPr>
+        <w:t>evidence</w:t>
+      </w:r>
+      <w:r>
+        <w:rPr>
+          <w:b w:val="0"/>
+        </w:rPr>
+        <w:t xml:space="preserve"> and gaps; its claims still need checking. Documentation does not prove suitability.</w:t>
+      </w:r>
+    </w:p>
+    <w:p>
+      <w:pPr>
+        <w:pStyle w:val="Heading3"/>
+      </w:pPr>
+      <w:r>
+        <w:t>Support without giving away the answer</w:t>
+      </w:r>
+    </w:p>
+    <w:p>
+      <w:pPr>
+        <w:spacing w:line="336" w:lineRule="auto" w:after="180"/>
+        <w:shd w:fill="F1F6F8"/>
+      </w:pPr>
+      <w:r>
+        <w:rPr>
+          <w:b w:val="0"/>
+        </w:rPr>
+        <w:t xml:space="preserve">Support: read the exact case aloud, enlarge the labelled picture, supply </w:t>
+      </w:r>
+      <w:r>
+        <w:rPr>
+          <w:b/>
+        </w:rPr>
+        <w:t>input</w:t>
+      </w:r>
+      <w:r>
+        <w:rPr>
+          <w:b w:val="0"/>
+        </w:rPr>
+        <w:t xml:space="preserve"> cards and model only the first deciding step. Accept a spoken explanation or drawing; retain the reasoning goal.</w:t>
+      </w:r>
+    </w:p>
+    <w:p>
+      <w:pPr>
+        <w:pStyle w:val="Heading3"/>
+      </w:pPr>
+      <w:r>
+        <w:t>Extend the reasoning</w:t>
+      </w:r>
+    </w:p>
+    <w:p>
+      <w:pPr>
+        <w:spacing w:line="336" w:lineRule="auto" w:after="180"/>
+        <w:shd w:fill="F5F1FB"/>
+      </w:pPr>
+      <w:r>
+        <w:rPr>
+          <w:b w:val="0"/>
+        </w:rPr>
+        <w:t xml:space="preserve">Extension: Collect 12 more midday windowsill photos of the same plants. Require a </w:t>
+      </w:r>
+      <w:r>
+        <w:rPr>
+          <w:b/>
+        </w:rPr>
+        <w:t>prediction</w:t>
+      </w:r>
+      <w:r>
+        <w:rPr>
+          <w:b w:val="0"/>
+        </w:rPr>
+        <w:t xml:space="preserve"> and a reason before comparing. Expected result: The evening-coverage gap remains.</w:t>
+      </w:r>
+    </w:p>
+    <w:p>
+      <w:pPr>
+        <w:spacing w:line="336" w:lineRule="auto" w:after="180"/>
+        <w:shd w:fill="F5F1FB"/>
+      </w:pPr>
+      <w:r>
+        <w:rPr>
+          <w:b w:val="0"/>
+        </w:rPr>
+        <w:t xml:space="preserve">Reason: More rows in the same condition do not supply </w:t>
+      </w:r>
+      <w:r>
+        <w:rPr>
+          <w:b/>
+        </w:rPr>
+        <w:t>evidence</w:t>
+      </w:r>
+      <w:r>
+        <w:rPr>
+          <w:b w:val="0"/>
+        </w:rPr>
+        <w:t xml:space="preserve"> about the missing condition.</w:t>
+      </w:r>
+    </w:p>
+    <w:p>
+      <w:pPr>
+        <w:pStyle w:val="Heading3"/>
+      </w:pPr>
+      <w:r>
+        <w:t>Protect the independent attempt</w:t>
+      </w:r>
+    </w:p>
+    <w:p>
+      <w:pPr>
+        <w:spacing w:line="336" w:lineRule="auto" w:after="180"/>
+        <w:shd w:fill="FFF5E6"/>
+      </w:pPr>
+      <w:r>
+        <w:rPr>
+          <w:b w:val="0"/>
+        </w:rPr>
         <w:t>Independent assessment: withhold the reserved answer until the learner has attempted the new case. Record support separately from correctness.</w:t>
       </w:r>
     </w:p>
@@ -3217,13 +6031,70 @@
       </w:tr>
     </w:tbl>
     <w:p>
-      <w:r>
-        <w:t>Project checkpoint: Make a transparent first version. Keep a trace of how one input becomes an output; explain the rule or learned component.</w:t>
-      </w:r>
-    </w:p>
-    <w:p>
-      <w:r>
-        <w:t>Use the weekly teacher answer for topic-specific reasoning. A saved progress tick is an activity record; judge mastery from the learner’s explanation and evidence.</w:t>
+      <w:pPr>
+        <w:pStyle w:val="Heading3"/>
+      </w:pPr>
+      <w:r>
+        <w:t>Project checkpoint</w:t>
+      </w:r>
+    </w:p>
+    <w:p>
+      <w:pPr>
+        <w:spacing w:line="336" w:lineRule="auto" w:after="180"/>
+        <w:shd w:fill="EDF7F3"/>
+      </w:pPr>
+      <w:r>
+        <w:rPr>
+          <w:b w:val="0"/>
+        </w:rPr>
+        <w:t xml:space="preserve">Project checkpoint: Make a transparent first version. Keep a trace of how one </w:t>
+      </w:r>
+      <w:r>
+        <w:rPr>
+          <w:b/>
+        </w:rPr>
+        <w:t>input</w:t>
+      </w:r>
+      <w:r>
+        <w:rPr>
+          <w:b w:val="0"/>
+        </w:rPr>
+        <w:t xml:space="preserve"> becomes an </w:t>
+      </w:r>
+      <w:r>
+        <w:rPr>
+          <w:b/>
+        </w:rPr>
+        <w:t>output</w:t>
+      </w:r>
+      <w:r>
+        <w:rPr>
+          <w:b w:val="0"/>
+        </w:rPr>
+        <w:t>; explain the rule or learned component.</w:t>
+      </w:r>
+    </w:p>
+    <w:p>
+      <w:pPr>
+        <w:spacing w:line="336" w:lineRule="auto" w:after="180"/>
+      </w:pPr>
+      <w:r>
+        <w:rPr>
+          <w:b w:val="0"/>
+        </w:rPr>
+        <w:t xml:space="preserve">Use the weekly teacher answer for topic-specific reasoning. A saved progress tick is an activity record; judge mastery from the learner’s explanation and </w:t>
+      </w:r>
+      <w:r>
+        <w:rPr>
+          <w:b/>
+        </w:rPr>
+        <w:t>evidence</w:t>
+      </w:r>
+      <w:r>
+        <w:rPr>
+          <w:b w:val="0"/>
+        </w:rPr>
+        <w:t>.</w:t>
       </w:r>
     </w:p>
     <w:p>
@@ -3236,27 +6107,985 @@
     </w:p>
     <w:p>
       <w:r>
-        <w:t>Use the two formative questions as supported practice, not as independent mastery scores. Discuss the deciding evidence rather than accepting a guessed selection.</w:t>
-      </w:r>
-    </w:p>
-    <w:p>
-      <w:r>
+        <w:t>Use feedback, earlier review and portfolios purposefully. Apply the coding routine only when this lesson has an executable lab.</w:t>
+      </w:r>
+    </w:p>
+    <w:p>
+      <w:pPr>
+        <w:spacing w:line="336" w:lineRule="auto" w:after="180"/>
+      </w:pPr>
+      <w:r>
+        <w:rPr>
+          <w:b w:val="0"/>
+        </w:rPr>
+        <w:t xml:space="preserve">Use the two formative questions as supported practice, not as independent mastery scores. Discuss the deciding </w:t>
+      </w:r>
+      <w:r>
+        <w:rPr>
+          <w:b/>
+        </w:rPr>
+        <w:t>evidence</w:t>
+      </w:r>
+      <w:r>
+        <w:rPr>
+          <w:b w:val="0"/>
+        </w:rPr>
+        <w:t xml:space="preserve"> rather than accepting a guessed selection.</w:t>
+      </w:r>
+    </w:p>
+    <w:p>
+      <w:pPr>
+        <w:spacing w:line="336" w:lineRule="auto" w:after="180"/>
+      </w:pPr>
+      <w:r>
+        <w:rPr>
+          <w:b w:val="0"/>
+        </w:rPr>
         <w:t>The feedback comes from the reviewed public worked case. Do not reveal the separately reserved independent teacher answer until the learner has attempted that case.</w:t>
       </w:r>
     </w:p>
     <w:p>
-      <w:r>
-        <w:t>Ask students to predict before running code. Preserve errors and actual outputs; collect a changed test and an explanation. The branch-boundary and indexing lessons deliberately include failure cases.</w:t>
-      </w:r>
-    </w:p>
-    <w:p>
-      <w:r>
+      <w:pPr>
+        <w:spacing w:line="336" w:lineRule="auto" w:after="180"/>
+      </w:pPr>
+      <w:r>
+        <w:rPr>
+          <w:b w:val="0"/>
+        </w:rPr>
+        <w:t xml:space="preserve">Ask students to predict before running code. Preserve errors and actual </w:t>
+      </w:r>
+      <w:r>
+        <w:rPr>
+          <w:b/>
+        </w:rPr>
+        <w:t>output</w:t>
+      </w:r>
+      <w:r>
+        <w:rPr>
+          <w:b w:val="0"/>
+        </w:rPr>
+        <w:t>s; collect a changed test and an explanation. The branch-boundary and indexing lessons deliberately include failure cases.</w:t>
+      </w:r>
+    </w:p>
+    <w:p>
+      <w:pPr>
+        <w:spacing w:line="336" w:lineRule="auto" w:after="180"/>
+      </w:pPr>
+      <w:r>
+        <w:rPr>
+          <w:b w:val="0"/>
+        </w:rPr>
         <w:t>Use the earlier worked-explanation links to address a specific missing building block, then return to the current question. Adapt this suggestion after observing the learner; it is not an automatic diagnosis.</w:t>
       </w:r>
     </w:p>
     <w:p>
-      <w:r>
-        <w:t>Collect the completed-work portfolio as evidence. Record support separately from correctness, and assess explanation, trace/test and limitations. Progress ticks and quiz selections alone do not establish mastery.</w:t>
+      <w:pPr>
+        <w:spacing w:line="336" w:lineRule="auto" w:after="180"/>
+      </w:pPr>
+      <w:r>
+        <w:rPr>
+          <w:b w:val="0"/>
+        </w:rPr>
+        <w:t xml:space="preserve">Collect the completed-work portfolio as </w:t>
+      </w:r>
+      <w:r>
+        <w:rPr>
+          <w:b/>
+        </w:rPr>
+        <w:t>evidence</w:t>
+      </w:r>
+      <w:r>
+        <w:rPr>
+          <w:b w:val="0"/>
+        </w:rPr>
+        <w:t>. Record support separately from correctness, and assess explanation, trace/test and limitations. Progress ticks and quiz selections alone do not establish mastery.</w:t>
+      </w:r>
+    </w:p>
+    <w:p>
+      <w:pPr>
+        <w:pStyle w:val="Heading1"/>
+      </w:pPr>
+      <w:r>
+        <w:t>09. Visual concept journey</w:t>
+      </w:r>
+    </w:p>
+    <w:p>
+      <w:r>
+        <w:t>Show one Sampling and Intended Use graphic at a time, request a prediction and discuss its trace before the independent assessment.</w:t>
+      </w:r>
+    </w:p>
+    <w:p>
+      <w:pPr>
+        <w:spacing w:line="336" w:lineRule="auto" w:after="180"/>
+      </w:pPr>
+      <w:r>
+        <w:rPr>
+          <w:b w:val="0"/>
+        </w:rPr>
+        <w:t xml:space="preserve">Use one picture at a time. Hide a worked result before asking for a </w:t>
+      </w:r>
+      <w:r>
+        <w:rPr>
+          <w:b/>
+        </w:rPr>
+        <w:t>prediction</w:t>
+      </w:r>
+      <w:r>
+        <w:rPr>
+          <w:b w:val="0"/>
+        </w:rPr>
+        <w:t>, then reveal it for feedback. These are supported teaching cases; retain the separate independent assessment for a fresh first attempt.</w:t>
+      </w:r>
+    </w:p>
+    <w:p>
+      <w:pPr>
+        <w:pStyle w:val="Heading3"/>
+      </w:pPr>
+      <w:r>
+        <w:t>01. Sampling and Intended Use: the case</w:t>
+      </w:r>
+    </w:p>
+    <w:p>
+      <w:r>
+        <w:drawing>
+          <wp:inline xmlns:a="http://schemas.openxmlformats.org/drawingml/2006/main" xmlns:pic="http://schemas.openxmlformats.org/drawingml/2006/picture">
+            <wp:extent cx="5486400" cy="3291840"/>
+            <wp:docPr id="2" name="Picture 2" descr="Sample for the conditions in which the plant classifier will actually be used. Supplied facts: Training set: 12 windowsill plants photographed at midday. Intended use includes evening desk photos; no evening examples have been collected. All inputs and outcomes in this worked example are invented classroom data; no real model run is claimed."/>
+            <wp:cNvGraphicFramePr>
+              <a:graphicFrameLocks noChangeAspect="1"/>
+            </wp:cNvGraphicFramePr>
+            <a:graphic>
+              <a:graphicData uri="http://schemas.openxmlformats.org/drawingml/2006/picture">
+                <pic:pic>
+                  <pic:nvPicPr>
+                    <pic:cNvPr id="0" name="academy-story-ai-4-7-01.png"/>
+                    <pic:cNvPicPr/>
+                  </pic:nvPicPr>
+                  <pic:blipFill>
+                    <a:blip r:embed="rId10"/>
+                    <a:stretch>
+                      <a:fillRect/>
+                    </a:stretch>
+                  </pic:blipFill>
+                  <pic:spPr>
+                    <a:xfrm>
+                      <a:off x="0" y="0"/>
+                      <a:ext cx="5486400" cy="3291840"/>
+                    </a:xfrm>
+                    <a:prstGeom prst="rect"/>
+                  </pic:spPr>
+                </pic:pic>
+              </a:graphicData>
+            </a:graphic>
+          </wp:inline>
+        </w:drawing>
+      </w:r>
+    </w:p>
+    <w:p>
+      <w:pPr>
+        <w:spacing w:line="336" w:lineRule="auto" w:after="180"/>
+      </w:pPr>
+      <w:r>
+        <w:rPr>
+          <w:b/>
+        </w:rPr>
+        <w:t>Sample</w:t>
+      </w:r>
+      <w:r>
+        <w:rPr>
+          <w:b w:val="0"/>
+        </w:rPr>
+        <w:t xml:space="preserve"> for the conditions in which the plant classifier will actually be used. Supplied facts: </w:t>
+      </w:r>
+      <w:r>
+        <w:rPr>
+          <w:b/>
+        </w:rPr>
+        <w:t>Training</w:t>
+      </w:r>
+      <w:r>
+        <w:rPr>
+          <w:b w:val="0"/>
+        </w:rPr>
+        <w:t xml:space="preserve"> set: 12 windowsill plants photographed at midday.</w:t>
+      </w:r>
+    </w:p>
+    <w:p>
+      <w:pPr>
+        <w:spacing w:line="336" w:lineRule="auto" w:after="180"/>
+      </w:pPr>
+      <w:r>
+        <w:rPr>
+          <w:b/>
+        </w:rPr>
+        <w:t>Intended use</w:t>
+      </w:r>
+      <w:r>
+        <w:rPr>
+          <w:b w:val="0"/>
+        </w:rPr>
+        <w:t xml:space="preserve"> includes evening desk photos; no evening examples have been collected. All </w:t>
+      </w:r>
+      <w:r>
+        <w:rPr>
+          <w:b/>
+        </w:rPr>
+        <w:t>input</w:t>
+      </w:r>
+      <w:r>
+        <w:rPr>
+          <w:b w:val="0"/>
+        </w:rPr>
+        <w:t>s and outcomes in this worked example are invented classroom data; no real model run is claimed.</w:t>
+      </w:r>
+    </w:p>
+    <w:p>
+      <w:pPr>
+        <w:spacing w:line="336" w:lineRule="auto" w:after="180"/>
+        <w:shd w:fill="F5F1FB"/>
+      </w:pPr>
+      <w:r>
+        <w:rPr>
+          <w:b w:val="0"/>
+        </w:rPr>
+        <w:t>Point to the given fact that matters most. Explain why it matters.</w:t>
+      </w:r>
+    </w:p>
+    <w:p>
+      <w:pPr>
+        <w:pStyle w:val="Heading3"/>
+      </w:pPr>
+      <w:r>
+        <w:t>Discuss while showing the picture</w:t>
+      </w:r>
+    </w:p>
+    <w:p>
+      <w:pPr>
+        <w:spacing w:line="336" w:lineRule="auto" w:after="180"/>
+        <w:shd w:fill="F1F6F8"/>
+      </w:pPr>
+      <w:r>
+        <w:rPr>
+          <w:b w:val="0"/>
+        </w:rPr>
+        <w:t>Teacher prompt: Point to the given fact that matters most. Explain why it matters. Ask learners to describe one label or arrow in ordinary words. Use the adjacent transcript if the image is difficult to see.</w:t>
+      </w:r>
+    </w:p>
+    <w:p>
+      <w:pPr>
+        <w:pStyle w:val="Heading3"/>
+      </w:pPr>
+      <w:r>
+        <w:t>02. Follow the deciding steps</w:t>
+      </w:r>
+    </w:p>
+    <w:p>
+      <w:r>
+        <w:drawing>
+          <wp:inline xmlns:a="http://schemas.openxmlformats.org/drawingml/2006/main" xmlns:pic="http://schemas.openxmlformats.org/drawingml/2006/picture">
+            <wp:extent cx="5486400" cy="3337560"/>
+            <wp:docPr id="3" name="Picture 3" descr="Declare coverage: All 12 training examples share one lighting situation. → Identify gap: Evening desk lighting is outside the observed sampling conditions. → Plan comparison: Collect consented fictional or teacher-created evening examples; keep plant groups separate across development and final evaluation."/>
+            <wp:cNvGraphicFramePr>
+              <a:graphicFrameLocks noChangeAspect="1"/>
+            </wp:cNvGraphicFramePr>
+            <a:graphic>
+              <a:graphicData uri="http://schemas.openxmlformats.org/drawingml/2006/picture">
+                <pic:pic>
+                  <pic:nvPicPr>
+                    <pic:cNvPr id="0" name="academy-story-ai-4-7-02.png"/>
+                    <pic:cNvPicPr/>
+                  </pic:nvPicPr>
+                  <pic:blipFill>
+                    <a:blip r:embed="rId11"/>
+                    <a:stretch>
+                      <a:fillRect/>
+                    </a:stretch>
+                  </pic:blipFill>
+                  <pic:spPr>
+                    <a:xfrm>
+                      <a:off x="0" y="0"/>
+                      <a:ext cx="5486400" cy="3337560"/>
+                    </a:xfrm>
+                    <a:prstGeom prst="rect"/>
+                  </pic:spPr>
+                </pic:pic>
+              </a:graphicData>
+            </a:graphic>
+          </wp:inline>
+        </w:drawing>
+      </w:r>
+    </w:p>
+    <w:p>
+      <w:pPr>
+        <w:spacing w:line="336" w:lineRule="auto" w:after="180"/>
+      </w:pPr>
+      <w:r>
+        <w:rPr>
+          <w:b w:val="0"/>
+        </w:rPr>
+        <w:t xml:space="preserve">Declare coverage: All 12 </w:t>
+      </w:r>
+      <w:r>
+        <w:rPr>
+          <w:b/>
+        </w:rPr>
+        <w:t>training</w:t>
+      </w:r>
+      <w:r>
+        <w:rPr>
+          <w:b w:val="0"/>
+        </w:rPr>
+        <w:t xml:space="preserve"> examples share one lighting situation. → Identify gap: Evening desk lighting is outside the observed sampling conditions. → Plan comparison: Collect consented fictional or teacher-created evening examples; keep plant groups separate across development and final evaluation.</w:t>
+      </w:r>
+    </w:p>
+    <w:p>
+      <w:pPr>
+        <w:spacing w:line="336" w:lineRule="auto" w:after="180"/>
+        <w:shd w:fill="F5F1FB"/>
+      </w:pPr>
+      <w:r>
+        <w:rPr>
+          <w:b w:val="0"/>
+        </w:rPr>
+        <w:t xml:space="preserve">Point to each numbered stage and explain which recorded </w:t>
+      </w:r>
+      <w:r>
+        <w:rPr>
+          <w:b/>
+        </w:rPr>
+        <w:t>input</w:t>
+      </w:r>
+      <w:r>
+        <w:rPr>
+          <w:b w:val="0"/>
+        </w:rPr>
+        <w:t xml:space="preserve"> it uses.</w:t>
+      </w:r>
+    </w:p>
+    <w:p>
+      <w:pPr>
+        <w:pStyle w:val="Heading3"/>
+      </w:pPr>
+      <w:r>
+        <w:t>Discuss while showing the picture</w:t>
+      </w:r>
+    </w:p>
+    <w:p>
+      <w:pPr>
+        <w:spacing w:line="336" w:lineRule="auto" w:after="180"/>
+        <w:shd w:fill="F1F6F8"/>
+      </w:pPr>
+      <w:r>
+        <w:rPr>
+          <w:b w:val="0"/>
+        </w:rPr>
+        <w:t xml:space="preserve">Teacher prompt: Point to each numbered stage and explain which recorded </w:t>
+      </w:r>
+      <w:r>
+        <w:rPr>
+          <w:b/>
+        </w:rPr>
+        <w:t>input</w:t>
+      </w:r>
+      <w:r>
+        <w:rPr>
+          <w:b w:val="0"/>
+        </w:rPr>
+        <w:t xml:space="preserve"> it uses. Ask learners to describe one label or arrow in ordinary words. Use the adjacent transcript if the image is difficult to see.</w:t>
+      </w:r>
+    </w:p>
+    <w:p>
+      <w:pPr>
+        <w:pStyle w:val="Heading3"/>
+      </w:pPr>
+      <w:r>
+        <w:t>03. Turn an observation into a documented action</w:t>
+      </w:r>
+    </w:p>
+    <w:p>
+      <w:r>
+        <w:drawing>
+          <wp:inline xmlns:a="http://schemas.openxmlformats.org/drawingml/2006/main" xmlns:pic="http://schemas.openxmlformats.org/drawingml/2006/picture">
+            <wp:extent cx="5486400" cy="2834640"/>
+            <wp:docPr id="4" name="Picture 4" descr="Turn an observation into a documented action. B appears twice | Identity needs review | Check export history. Two None values | 2 of 5 rows lack duration | Keep unknown explicit. C has minus 2 | Invalid elapsed duration | Check source and units"/>
+            <wp:cNvGraphicFramePr>
+              <a:graphicFrameLocks noChangeAspect="1"/>
+            </wp:cNvGraphicFramePr>
+            <a:graphic>
+              <a:graphicData uri="http://schemas.openxmlformats.org/drawingml/2006/picture">
+                <pic:pic>
+                  <pic:nvPicPr>
+                    <pic:cNvPr id="0" name="academy-story-ai-4-7-03.png"/>
+                    <pic:cNvPicPr/>
+                  </pic:nvPicPr>
+                  <pic:blipFill>
+                    <a:blip r:embed="rId12"/>
+                    <a:stretch>
+                      <a:fillRect/>
+                    </a:stretch>
+                  </pic:blipFill>
+                  <pic:spPr>
+                    <a:xfrm>
+                      <a:off x="0" y="0"/>
+                      <a:ext cx="5486400" cy="2834640"/>
+                    </a:xfrm>
+                    <a:prstGeom prst="rect"/>
+                  </pic:spPr>
+                </pic:pic>
+              </a:graphicData>
+            </a:graphic>
+          </wp:inline>
+        </w:drawing>
+      </w:r>
+    </w:p>
+    <w:p>
+      <w:pPr>
+        <w:spacing w:line="336" w:lineRule="auto" w:after="180"/>
+      </w:pPr>
+      <w:r>
+        <w:rPr>
+          <w:b w:val="0"/>
+        </w:rPr>
+        <w:t xml:space="preserve">Turn an </w:t>
+      </w:r>
+      <w:r>
+        <w:rPr>
+          <w:b/>
+        </w:rPr>
+        <w:t>observation</w:t>
+      </w:r>
+      <w:r>
+        <w:rPr>
+          <w:b w:val="0"/>
+        </w:rPr>
+        <w:t xml:space="preserve"> into a documented action. B appears twice | Identity needs review | Check export history. Two None values | 2 of 5 rows lack duration | Keep unknown explicit.</w:t>
+      </w:r>
+    </w:p>
+    <w:p>
+      <w:pPr>
+        <w:spacing w:line="336" w:lineRule="auto" w:after="180"/>
+      </w:pPr>
+      <w:r>
+        <w:rPr>
+          <w:b w:val="0"/>
+        </w:rPr>
+        <w:t>C has minus 2 | Invalid elapsed duration | Check source and units</w:t>
+      </w:r>
+    </w:p>
+    <w:p>
+      <w:pPr>
+        <w:spacing w:line="336" w:lineRule="auto" w:after="180"/>
+        <w:shd w:fill="F5F1FB"/>
+      </w:pPr>
+      <w:r>
+        <w:rPr>
+          <w:b w:val="0"/>
+        </w:rPr>
+        <w:t>Read the labels and values. Explain the relationship the model shows.</w:t>
+      </w:r>
+    </w:p>
+    <w:p>
+      <w:pPr>
+        <w:pStyle w:val="Heading3"/>
+      </w:pPr>
+      <w:r>
+        <w:t>Discuss while showing the picture</w:t>
+      </w:r>
+    </w:p>
+    <w:p>
+      <w:pPr>
+        <w:spacing w:line="336" w:lineRule="auto" w:after="180"/>
+        <w:shd w:fill="F1F6F8"/>
+      </w:pPr>
+      <w:r>
+        <w:rPr>
+          <w:b w:val="0"/>
+        </w:rPr>
+        <w:t>Teacher prompt: Read the labels and values. Explain the relationship the model shows. Ask learners to describe one label or arrow in ordinary words. Use the adjacent transcript if the image is difficult to see.</w:t>
+      </w:r>
+    </w:p>
+    <w:p>
+      <w:pPr>
+        <w:pStyle w:val="Heading3"/>
+      </w:pPr>
+      <w:r>
+        <w:t>04. Change one thing. Trace what follows.</w:t>
+      </w:r>
+    </w:p>
+    <w:p>
+      <w:r>
+        <w:drawing>
+          <wp:inline xmlns:a="http://schemas.openxmlformats.org/drawingml/2006/main" xmlns:pic="http://schemas.openxmlformats.org/drawingml/2006/picture">
+            <wp:extent cx="5486400" cy="3191256"/>
+            <wp:docPr id="5" name="Picture 5" descr="Original case: Collect consented fictional or teacher-created evening examples; keep plant groups separate across development and final evaluation. Changed condition: Collect 12 more midday windowsill photos of the same plants. Expected result: The evening-coverage gap remains. Reason: More rows in the same condition do not supply evidence about the missing condition."/>
+            <wp:cNvGraphicFramePr>
+              <a:graphicFrameLocks noChangeAspect="1"/>
+            </wp:cNvGraphicFramePr>
+            <a:graphic>
+              <a:graphicData uri="http://schemas.openxmlformats.org/drawingml/2006/picture">
+                <pic:pic>
+                  <pic:nvPicPr>
+                    <pic:cNvPr id="0" name="academy-story-ai-4-7-04.png"/>
+                    <pic:cNvPicPr/>
+                  </pic:nvPicPr>
+                  <pic:blipFill>
+                    <a:blip r:embed="rId13"/>
+                    <a:stretch>
+                      <a:fillRect/>
+                    </a:stretch>
+                  </pic:blipFill>
+                  <pic:spPr>
+                    <a:xfrm>
+                      <a:off x="0" y="0"/>
+                      <a:ext cx="5486400" cy="3191256"/>
+                    </a:xfrm>
+                    <a:prstGeom prst="rect"/>
+                  </pic:spPr>
+                </pic:pic>
+              </a:graphicData>
+            </a:graphic>
+          </wp:inline>
+        </w:drawing>
+      </w:r>
+    </w:p>
+    <w:p>
+      <w:pPr>
+        <w:spacing w:line="336" w:lineRule="auto" w:after="180"/>
+      </w:pPr>
+      <w:r>
+        <w:rPr>
+          <w:b w:val="0"/>
+        </w:rPr>
+        <w:t>Original case: Collect consented fictional or teacher-created evening examples; keep plant groups separate across development and final evaluation.</w:t>
+      </w:r>
+    </w:p>
+    <w:p>
+      <w:pPr>
+        <w:spacing w:line="336" w:lineRule="auto" w:after="180"/>
+      </w:pPr>
+      <w:r>
+        <w:rPr>
+          <w:b w:val="0"/>
+        </w:rPr>
+        <w:t xml:space="preserve">Changed condition: Collect 12 more midday windowsill photos of the same plants. Expected result: The evening-coverage gap remains. Reason: More rows in the same condition do not supply </w:t>
+      </w:r>
+      <w:r>
+        <w:rPr>
+          <w:b/>
+        </w:rPr>
+        <w:t>evidence</w:t>
+      </w:r>
+      <w:r>
+        <w:rPr>
+          <w:b w:val="0"/>
+        </w:rPr>
+        <w:t xml:space="preserve"> about the missing condition.</w:t>
+      </w:r>
+    </w:p>
+    <w:p>
+      <w:pPr>
+        <w:spacing w:line="336" w:lineRule="auto" w:after="180"/>
+        <w:shd w:fill="F5F1FB"/>
+      </w:pPr>
+      <w:r>
+        <w:rPr>
+          <w:b w:val="0"/>
+        </w:rPr>
+        <w:t>Predict before checking the worked changed-case result. Name what changed and what the supplied facts allow you to conclude.</w:t>
+      </w:r>
+    </w:p>
+    <w:p>
+      <w:pPr>
+        <w:pStyle w:val="Heading3"/>
+      </w:pPr>
+      <w:r>
+        <w:t>Discuss while showing the picture</w:t>
+      </w:r>
+    </w:p>
+    <w:p>
+      <w:pPr>
+        <w:spacing w:line="336" w:lineRule="auto" w:after="180"/>
+        <w:shd w:fill="F1F6F8"/>
+      </w:pPr>
+      <w:r>
+        <w:rPr>
+          <w:b w:val="0"/>
+        </w:rPr>
+        <w:t>Teacher prompt: Predict before checking the worked changed-case result. Name what changed and what the supplied facts allow you to conclude. Ask learners to describe one label or arrow in ordinary words.</w:t>
+      </w:r>
+    </w:p>
+    <w:p>
+      <w:pPr>
+        <w:spacing w:line="336" w:lineRule="auto" w:after="180"/>
+        <w:shd w:fill="F1F6F8"/>
+      </w:pPr>
+      <w:r>
+        <w:rPr>
+          <w:b w:val="0"/>
+        </w:rPr>
+        <w:t xml:space="preserve">Use the adjacent transcript if the image is difficult to see. Changed-case reasoning: More rows in the same condition do not supply </w:t>
+      </w:r>
+      <w:r>
+        <w:rPr>
+          <w:b/>
+        </w:rPr>
+        <w:t>evidence</w:t>
+      </w:r>
+      <w:r>
+        <w:rPr>
+          <w:b w:val="0"/>
+        </w:rPr>
+        <w:t xml:space="preserve"> about the missing condition.</w:t>
+      </w:r>
+    </w:p>
+    <w:p>
+      <w:pPr>
+        <w:pStyle w:val="Heading3"/>
+      </w:pPr>
+      <w:r>
+        <w:t>05. Connect the explanation to its limit</w:t>
+      </w:r>
+    </w:p>
+    <w:p>
+      <w:r>
+        <w:drawing>
+          <wp:inline xmlns:a="http://schemas.openxmlformats.org/drawingml/2006/main" xmlns:pic="http://schemas.openxmlformats.org/drawingml/2006/picture">
+            <wp:extent cx="5486400" cy="2941320"/>
+            <wp:docPr id="6" name="Picture 6" descr="Read the picture in order. Collect consented fictional or teacher-created evening examples; keep plant groups separate across development and final evaluation. The arrows show which recorded input or intermediate result each decision uses. Explain the deciding step aloud before checking the changed case; pointing to the final answer alone does not show how it follows. Limit: Condition coverage reduces a known gap but does not guarantee accuracy; test the selected model on fresh intended-use examples."/>
+            <wp:cNvGraphicFramePr>
+              <a:graphicFrameLocks noChangeAspect="1"/>
+            </wp:cNvGraphicFramePr>
+            <a:graphic>
+              <a:graphicData uri="http://schemas.openxmlformats.org/drawingml/2006/picture">
+                <pic:pic>
+                  <pic:nvPicPr>
+                    <pic:cNvPr id="0" name="academy-story-ai-4-7-05.png"/>
+                    <pic:cNvPicPr/>
+                  </pic:nvPicPr>
+                  <pic:blipFill>
+                    <a:blip r:embed="rId14"/>
+                    <a:stretch>
+                      <a:fillRect/>
+                    </a:stretch>
+                  </pic:blipFill>
+                  <pic:spPr>
+                    <a:xfrm>
+                      <a:off x="0" y="0"/>
+                      <a:ext cx="5486400" cy="2941320"/>
+                    </a:xfrm>
+                    <a:prstGeom prst="rect"/>
+                  </pic:spPr>
+                </pic:pic>
+              </a:graphicData>
+            </a:graphic>
+          </wp:inline>
+        </w:drawing>
+      </w:r>
+    </w:p>
+    <w:p>
+      <w:pPr>
+        <w:spacing w:line="336" w:lineRule="auto" w:after="180"/>
+      </w:pPr>
+      <w:r>
+        <w:rPr>
+          <w:b w:val="0"/>
+        </w:rPr>
+        <w:t>Read the picture in order. Collect consented fictional or teacher-created evening examples; keep plant groups separate across development and final evaluation.</w:t>
+      </w:r>
+    </w:p>
+    <w:p>
+      <w:pPr>
+        <w:spacing w:line="336" w:lineRule="auto" w:after="180"/>
+      </w:pPr>
+      <w:r>
+        <w:rPr>
+          <w:b w:val="0"/>
+        </w:rPr>
+        <w:t xml:space="preserve">The arrows show which recorded </w:t>
+      </w:r>
+      <w:r>
+        <w:rPr>
+          <w:b/>
+        </w:rPr>
+        <w:t>input</w:t>
+      </w:r>
+      <w:r>
+        <w:rPr>
+          <w:b w:val="0"/>
+        </w:rPr>
+        <w:t xml:space="preserve"> or intermediate result each decision uses. Explain the deciding step aloud before checking the changed case; pointing to the final answer alone does not show how it follows.</w:t>
+      </w:r>
+    </w:p>
+    <w:p>
+      <w:pPr>
+        <w:spacing w:line="336" w:lineRule="auto" w:after="180"/>
+      </w:pPr>
+      <w:r>
+        <w:rPr>
+          <w:b w:val="0"/>
+        </w:rPr>
+        <w:t>Limit: Condition coverage reduces a known gap but does not guarantee accuracy; test the selected model on fresh intended-use examples.</w:t>
+      </w:r>
+    </w:p>
+    <w:p>
+      <w:pPr>
+        <w:spacing w:line="336" w:lineRule="auto" w:after="180"/>
+        <w:shd w:fill="F5F1FB"/>
+      </w:pPr>
+      <w:r>
+        <w:rPr>
+          <w:b w:val="0"/>
+        </w:rPr>
+        <w:t>Explain the case, then point to a limit on the claim.</w:t>
+      </w:r>
+    </w:p>
+    <w:p>
+      <w:pPr>
+        <w:pStyle w:val="Heading3"/>
+      </w:pPr>
+      <w:r>
+        <w:t>Discuss while showing the picture</w:t>
+      </w:r>
+    </w:p>
+    <w:p>
+      <w:pPr>
+        <w:spacing w:line="336" w:lineRule="auto" w:after="180"/>
+        <w:shd w:fill="F1F6F8"/>
+      </w:pPr>
+      <w:r>
+        <w:rPr>
+          <w:b w:val="0"/>
+        </w:rPr>
+        <w:t>Teacher prompt: Explain the case, then point to a limit on the claim. Ask learners to describe one label or arrow in ordinary words. Use the adjacent transcript if the image is difficult to see.</w:t>
+      </w:r>
+    </w:p>
+    <w:p>
+      <w:pPr>
+        <w:spacing w:line="336" w:lineRule="auto" w:after="180"/>
+        <w:shd w:fill="F1F6F8"/>
+      </w:pPr>
+      <w:r>
+        <w:rPr>
+          <w:b w:val="0"/>
+        </w:rPr>
+        <w:t>Keep the stated scope: Condition coverage reduces a known gap but does not guarantee accuracy; test the selected model on fresh intended-use examples.</w:t>
+      </w:r>
+    </w:p>
+    <w:p>
+      <w:pPr>
+        <w:pStyle w:val="Heading3"/>
+      </w:pPr>
+      <w:r>
+        <w:t>06. Make the idea visible in your project</w:t>
+      </w:r>
+    </w:p>
+    <w:p>
+      <w:r>
+        <w:drawing>
+          <wp:inline xmlns:a="http://schemas.openxmlformats.org/drawingml/2006/main" xmlns:pic="http://schemas.openxmlformats.org/drawingml/2006/picture">
+            <wp:extent cx="5486400" cy="3681984"/>
+            <wp:docPr id="7" name="Picture 7" descr="For your Responsible Plant Classifier, save the input, procedure, observed result and limitation of this check. Label this worked example as practice; use a different, previously unreviewed case when checking independent understanding. Draw your input, deciding step, result and limit. Supported question: Which collection would address the intended-use gap most directly? Point to the relevant step in the picture, then write the changed result and the rule or evidence that supports it."/>
+            <wp:cNvGraphicFramePr>
+              <a:graphicFrameLocks noChangeAspect="1"/>
+            </wp:cNvGraphicFramePr>
+            <a:graphic>
+              <a:graphicData uri="http://schemas.openxmlformats.org/drawingml/2006/picture">
+                <pic:pic>
+                  <pic:nvPicPr>
+                    <pic:cNvPr id="0" name="academy-story-ai-4-7-06.png"/>
+                    <pic:cNvPicPr/>
+                  </pic:nvPicPr>
+                  <pic:blipFill>
+                    <a:blip r:embed="rId15"/>
+                    <a:stretch>
+                      <a:fillRect/>
+                    </a:stretch>
+                  </pic:blipFill>
+                  <pic:spPr>
+                    <a:xfrm>
+                      <a:off x="0" y="0"/>
+                      <a:ext cx="5486400" cy="3681984"/>
+                    </a:xfrm>
+                    <a:prstGeom prst="rect"/>
+                  </pic:spPr>
+                </pic:pic>
+              </a:graphicData>
+            </a:graphic>
+          </wp:inline>
+        </w:drawing>
+      </w:r>
+    </w:p>
+    <w:p>
+      <w:pPr>
+        <w:spacing w:line="336" w:lineRule="auto" w:after="180"/>
+      </w:pPr>
+      <w:r>
+        <w:rPr>
+          <w:b w:val="0"/>
+        </w:rPr>
+        <w:t xml:space="preserve">For your Responsible Plant Classifier, save the </w:t>
+      </w:r>
+      <w:r>
+        <w:rPr>
+          <w:b/>
+        </w:rPr>
+        <w:t>input</w:t>
+      </w:r>
+      <w:r>
+        <w:rPr>
+          <w:b w:val="0"/>
+        </w:rPr>
+        <w:t>, procedure, observed result and limitation of this check.</w:t>
+      </w:r>
+    </w:p>
+    <w:p>
+      <w:pPr>
+        <w:spacing w:line="336" w:lineRule="auto" w:after="180"/>
+      </w:pPr>
+      <w:r>
+        <w:rPr>
+          <w:b w:val="0"/>
+        </w:rPr>
+        <w:t xml:space="preserve">Label this worked example as practice; use a different, previously unreviewed case when checking independent understanding. Draw your </w:t>
+      </w:r>
+      <w:r>
+        <w:rPr>
+          <w:b/>
+        </w:rPr>
+        <w:t>input</w:t>
+      </w:r>
+      <w:r>
+        <w:rPr>
+          <w:b w:val="0"/>
+        </w:rPr>
+        <w:t>, deciding step, result and limit.</w:t>
+      </w:r>
+    </w:p>
+    <w:p>
+      <w:pPr>
+        <w:spacing w:line="336" w:lineRule="auto" w:after="180"/>
+      </w:pPr>
+      <w:r>
+        <w:rPr>
+          <w:b w:val="0"/>
+        </w:rPr>
+        <w:t xml:space="preserve">Supported question: Which collection would address the intended-use gap most directly? Point to the relevant step in the picture, then write the changed result and the rule or </w:t>
+      </w:r>
+      <w:r>
+        <w:rPr>
+          <w:b/>
+        </w:rPr>
+        <w:t>evidence</w:t>
+      </w:r>
+      <w:r>
+        <w:rPr>
+          <w:b w:val="0"/>
+        </w:rPr>
+        <w:t xml:space="preserve"> that supports it.</w:t>
+      </w:r>
+    </w:p>
+    <w:p>
+      <w:pPr>
+        <w:spacing w:line="336" w:lineRule="auto" w:after="180"/>
+        <w:shd w:fill="F5F1FB"/>
+      </w:pPr>
+      <w:r>
+        <w:rPr>
+          <w:b w:val="0"/>
+        </w:rPr>
+        <w:t xml:space="preserve">Draw your project trace and justify the deciding step using </w:t>
+      </w:r>
+      <w:r>
+        <w:rPr>
+          <w:b/>
+        </w:rPr>
+        <w:t>evidence</w:t>
+      </w:r>
+      <w:r>
+        <w:rPr>
+          <w:b w:val="0"/>
+        </w:rPr>
+        <w:t>.</w:t>
+      </w:r>
+    </w:p>
+    <w:p>
+      <w:pPr>
+        <w:pStyle w:val="Heading3"/>
+      </w:pPr>
+      <w:r>
+        <w:t>Discuss while showing the picture</w:t>
+      </w:r>
+    </w:p>
+    <w:p>
+      <w:pPr>
+        <w:spacing w:line="336" w:lineRule="auto" w:after="180"/>
+        <w:shd w:fill="F1F6F8"/>
+      </w:pPr>
+      <w:r>
+        <w:rPr>
+          <w:b w:val="0"/>
+        </w:rPr>
+        <w:t xml:space="preserve">Teacher prompt: Draw your project trace and justify the deciding step using </w:t>
+      </w:r>
+      <w:r>
+        <w:rPr>
+          <w:b/>
+        </w:rPr>
+        <w:t>evidence</w:t>
+      </w:r>
+      <w:r>
+        <w:rPr>
+          <w:b w:val="0"/>
+        </w:rPr>
+        <w:t>. Ask learners to describe one label or arrow in ordinary words. Use the adjacent transcript if the image is difficult to see.</w:t>
+      </w:r>
+    </w:p>
+    <w:p>
+      <w:pPr>
+        <w:spacing w:line="336" w:lineRule="auto" w:after="180"/>
+        <w:shd w:fill="F1F6F8"/>
+      </w:pPr>
+      <w:r>
+        <w:rPr>
+          <w:b w:val="0"/>
+        </w:rPr>
+        <w:t xml:space="preserve">Supported practice key: Collect suitable evening desk </w:t>
+      </w:r>
+      <w:r>
+        <w:rPr>
+          <w:b/>
+        </w:rPr>
+        <w:t>observation</w:t>
+      </w:r>
+      <w:r>
+        <w:rPr>
+          <w:b w:val="0"/>
+        </w:rPr>
+        <w:t>s, with plant grouping and labels recorded, rather than only repeating midday views. Changed-case check: The evening-coverage gap remains.</w:t>
+      </w:r>
+    </w:p>
+    <w:p>
+      <w:pPr>
+        <w:spacing w:line="336" w:lineRule="auto" w:after="180"/>
+        <w:shd w:fill="F1F6F8"/>
+      </w:pPr>
+      <w:r>
+        <w:rPr>
+          <w:b w:val="0"/>
+        </w:rPr>
+        <w:t xml:space="preserve">More rows in the same condition do not supply </w:t>
+      </w:r>
+      <w:r>
+        <w:rPr>
+          <w:b/>
+        </w:rPr>
+        <w:t>evidence</w:t>
+      </w:r>
+      <w:r>
+        <w:rPr>
+          <w:b w:val="0"/>
+        </w:rPr>
+        <w:t xml:space="preserve"> about the missing condition.</w:t>
       </w:r>
     </w:p>
     <w:sectPr>

--- a/downloads/teacher/ai-4-week-07.docx
+++ b/downloads/teacher/ai-4-week-07.docx
@@ -201,7 +201,7 @@
           </w:tcPr>
           <w:p>
             <w:r>
-              <w:t>Sections 9 and 11–14. Give extra time to finish the full task set; use Section 15 when the week includes a coding lab.</w:t>
+              <w:t>Use “Run the investigation”, “Connect your project”, “Show what you know”, “Study a complete case” and “Try a new case independently”. Give extra time for the full task set. If this week has a coding lab, use its named section; section numbers can change when extra explanations are included.</w:t>
             </w:r>
           </w:p>
         </w:tc>
@@ -2463,6 +2463,26 @@
     <w:p>
       <w:r>
         <w:t>Demonstrate Sampling and Intended Use, reduce support deliberately and check individual reasoning before discussing answers.</w:t>
+      </w:r>
+    </w:p>
+    <w:p>
+      <w:pPr>
+        <w:pStyle w:val="Heading3"/>
+      </w:pPr>
+      <w:r>
+        <w:t>Choose the pacing route</w:t>
+      </w:r>
+    </w:p>
+    <w:p>
+      <w:pPr>
+        <w:spacing w:line="336" w:lineRule="auto" w:after="180"/>
+        <w:shd w:fill="F1F6F8"/>
+      </w:pPr>
+      <w:r>
+        <w:rPr>
+          <w:b w:val="0"/>
+        </w:rPr>
+        <w:t>Compact alternative: this two-session sequence covers selected core tasks. Use the three-session weekly plan for the full lesson, independent transfer, feedback and project work; allow extra time for extensions.</w:t>
       </w:r>
     </w:p>
     <w:p>
@@ -5646,7 +5666,7 @@
           </w:tcPr>
           <w:p>
             <w:r>
-              <w:t>Sections 9 and 11–14. Give extra time to finish the full task set; use Section 15 when the week includes a coding lab.</w:t>
+              <w:t>Use “Run the investigation”, “Connect your project”, “Show what you know”, “Study a complete case” and “Try a new case independently”. Give extra time for the full task set. If this week has a coding lab, use its named section; section numbers can change when extra explanations are included.</w:t>
             </w:r>
           </w:p>
         </w:tc>

--- a/downloads/teacher/ai-4-week-07.docx
+++ b/downloads/teacher/ai-4-week-07.docx
@@ -25,20 +25,38 @@
         <w:pStyle w:val="Heading1"/>
       </w:pPr>
       <w:r>
-        <w:t>01. Sampling and Intended Use</w:t>
-      </w:r>
-    </w:p>
-    <w:p>
-      <w:r>
-        <w:t>Prepare Sampling and Intended Use: check the target, prerequisites, resources and adaptable teaching schedule.</w:t>
-      </w:r>
-    </w:p>
-    <w:p>
-      <w:pPr>
-        <w:pStyle w:val="Heading3"/>
-      </w:pPr>
-      <w:r>
-        <w:t>Teach the learning cycle</w:t>
+        <w:t>Teach a sampling decision as a bounded evidence claim.</w:t>
+      </w:r>
+    </w:p>
+    <w:p>
+      <w:r>
+        <w:t>Replace copied audit tasks on the main route with complete condition-count examples while preserving earlier saved work.</w:t>
+      </w:r>
+    </w:p>
+    <w:p>
+      <w:r>
+        <w:t>Assess the actual selected sampling plan; keep the old audit keys in review.</w:t>
+      </w:r>
+    </w:p>
+    <w:p>
+      <w:pPr>
+        <w:pStyle w:val="Heading1"/>
+      </w:pPr>
+      <w:r>
+        <w:t>01. Prepare the connected experiment</w:t>
+      </w:r>
+    </w:p>
+    <w:p>
+      <w:r>
+        <w:t>Keep prior exposure, shared practice and independent evidence distinct.</w:t>
+      </w:r>
+    </w:p>
+    <w:p>
+      <w:pPr>
+        <w:pStyle w:val="Heading2"/>
+      </w:pPr>
+      <w:r>
+        <w:t>Goal and main teaching plan</w:t>
       </w:r>
     </w:p>
     <w:p>
@@ -49,19 +67,7 @@
         <w:rPr>
           <w:b w:val="0"/>
         </w:rPr>
-        <w:t xml:space="preserve">Primary target: Inspect row meaning </w:t>
-      </w:r>
-      <w:r>
-        <w:rPr>
-          <w:b/>
-        </w:rPr>
-        <w:t>missing value</w:t>
-      </w:r>
-      <w:r>
-        <w:rPr>
-          <w:b w:val="0"/>
-        </w:rPr>
-        <w:t>s and repeated records</w:t>
+        <w:t>Primary target: Define the population and conditions in an intended-use statement</w:t>
       </w:r>
     </w:p>
     <w:tbl>
@@ -243,12 +249,315 @@
     </w:p>
     <w:p>
       <w:pPr>
+        <w:pStyle w:val="Heading2"/>
+      </w:pPr>
+      <w:r>
+        <w:t>Materials and prerequisite</w:t>
+      </w:r>
+    </w:p>
+    <w:p>
+      <w:pPr>
         <w:spacing w:line="336" w:lineRule="auto" w:after="180"/>
       </w:pPr>
       <w:r>
         <w:rPr>
           <w:b w:val="0"/>
         </w:rPr>
+        <w:t>Use the full three-session route to compare an intended-use statement with complete fictional sample manifests. Teach condition counts and distinct plant IDs separately. Prior trip-inspection examples remain optional review. No model is fitted and no accuracy result is supplied.</w:t>
+      </w:r>
+    </w:p>
+    <w:p>
+      <w:pPr>
+        <w:spacing w:line="336" w:lineRule="auto" w:after="180"/>
+      </w:pPr>
+      <w:r>
+        <w:rPr>
+          <w:b w:val="0"/>
+        </w:rPr>
+        <w:t>Use the supplied scenario, student illustrations and blank paper. For numeric work, offer counters or a calculator after learners show the setup. Fictional records are supplied; personal data and paid accounts are unnecessary.</w:t>
+      </w:r>
+    </w:p>
+    <w:p>
+      <w:pPr>
+        <w:spacing w:line="336" w:lineRule="auto" w:after="180"/>
+      </w:pPr>
+      <w:r>
+        <w:rPr>
+          <w:b w:val="0"/>
+        </w:rPr>
+        <w:t>Agreement records matching annotations, not correctness. Preserve rule version, source IDs and collection conditions so the sample can be compared with its intended use.</w:t>
+      </w:r>
+    </w:p>
+    <w:p>
+      <w:pPr>
+        <w:spacing w:line="336" w:lineRule="auto" w:after="180"/>
+      </w:pPr>
+      <w:r>
+        <w:rPr>
+          <w:b w:val="0"/>
+        </w:rPr>
+        <w:t>Printed lesson and workbook</w:t>
+      </w:r>
+    </w:p>
+    <w:p>
+      <w:pPr>
+        <w:spacing w:line="336" w:lineRule="auto" w:after="180"/>
+      </w:pPr>
+      <w:r>
+        <w:rPr>
+          <w:b w:val="0"/>
+        </w:rPr>
+        <w:t>Supplied sample manifests and cards for condition combinations and plant IDs</w:t>
+      </w:r>
+    </w:p>
+    <w:p>
+      <w:pPr>
+        <w:spacing w:line="336" w:lineRule="auto" w:after="180"/>
+      </w:pPr>
+      <w:r>
+        <w:rPr>
+          <w:b w:val="0"/>
+        </w:rPr>
+        <w:t>Optional Python 3 editor; no packages required</w:t>
+      </w:r>
+    </w:p>
+    <w:p>
+      <w:pPr>
+        <w:spacing w:line="336" w:lineRule="auto" w:after="180"/>
+      </w:pPr>
+      <w:r>
+        <w:rPr>
+          <w:b w:val="0"/>
+        </w:rPr>
+        <w:t>Blank coverage table: intended condition, observed photos, distinct plants, source, missing evidence, next action</w:t>
+      </w:r>
+    </w:p>
+    <w:p>
+      <w:pPr>
+        <w:pStyle w:val="Heading2"/>
+      </w:pPr>
+      <w:r>
+        <w:t>Opening retrieval</w:t>
+      </w:r>
+    </w:p>
+    <w:p>
+      <w:pPr>
+        <w:spacing w:line="336" w:lineRule="auto" w:after="180"/>
+      </w:pPr>
+      <w:r>
+        <w:rPr>
+          <w:b w:val="0"/>
+        </w:rPr>
+        <w:t>Without opening the old lesson, explain one key idea from Label Quality. Give an example and a mistake that the idea helps you avoid.</w:t>
+      </w:r>
+    </w:p>
+    <w:p>
+      <w:pPr>
+        <w:spacing w:line="336" w:lineRule="auto" w:after="180"/>
+      </w:pPr>
+      <w:r>
+        <w:rPr>
+          <w:b w:val="0"/>
+        </w:rPr>
+        <w:t>Look for: Write an observable label rule with boundaries and a review option</w:t>
+      </w:r>
+    </w:p>
+    <w:p>
+      <w:pPr>
+        <w:spacing w:line="336" w:lineRule="auto" w:after="180"/>
+      </w:pPr>
+      <w:r>
+        <w:rPr>
+          <w:b w:val="0"/>
+        </w:rPr>
+        <w:t>Reference example, not the only acceptable wording: Touching is blocked. An object entirely outside is clear only when all objects are outside and the entire lane is visible.</w:t>
+      </w:r>
+    </w:p>
+    <w:p>
+      <w:pPr>
+        <w:spacing w:line="336" w:lineRule="auto" w:after="180"/>
+      </w:pPr>
+      <w:r>
+        <w:rPr>
+          <w:b w:val="0"/>
+        </w:rPr>
+        <w:t>A partly hidden lane requires review because clear cannot be established from the available description.</w:t>
+      </w:r>
+    </w:p>
+    <w:p>
+      <w:pPr>
+        <w:spacing w:line="336" w:lineRule="auto" w:after="180"/>
+      </w:pPr>
+      <w:r>
+        <w:rPr>
+          <w:b w:val="0"/>
+        </w:rPr>
+        <w:t>Without opening the old lesson, explain one key idea from Python and Table Readiness. Give an example and a mistake that the idea helps you avoid.</w:t>
+      </w:r>
+    </w:p>
+    <w:p>
+      <w:pPr>
+        <w:spacing w:line="336" w:lineRule="auto" w:after="180"/>
+      </w:pPr>
+      <w:r>
+        <w:rPr>
+          <w:b w:val="0"/>
+        </w:rPr>
+        <w:t xml:space="preserve">Look for: Specify a table </w:t>
+      </w:r>
+      <w:r>
+        <w:rPr>
+          <w:b/>
+        </w:rPr>
+        <w:t>schema</w:t>
+      </w:r>
+    </w:p>
+    <w:p>
+      <w:pPr>
+        <w:spacing w:line="336" w:lineRule="auto" w:after="180"/>
+      </w:pPr>
+      <w:r>
+        <w:rPr>
+          <w:b w:val="0"/>
+        </w:rPr>
+        <w:t>Reference example, not the only acceptable wording: activity: nonempty text; minutes: integer from 0 to 60 inclusive.</w:t>
+      </w:r>
+    </w:p>
+    <w:p>
+      <w:pPr>
+        <w:spacing w:line="336" w:lineRule="auto" w:after="180"/>
+      </w:pPr>
+      <w:r>
+        <w:rPr>
+          <w:b w:val="0"/>
+        </w:rPr>
+        <w:t>Without opening the old lesson, explain one key idea from The ML Lifecycle. Give an example and a mistake that the idea helps you avoid.</w:t>
+      </w:r>
+    </w:p>
+    <w:p>
+      <w:pPr>
+        <w:spacing w:line="336" w:lineRule="auto" w:after="180"/>
+      </w:pPr>
+      <w:r>
+        <w:rPr>
+          <w:b w:val="0"/>
+        </w:rPr>
+        <w:t xml:space="preserve">Look for: Distinguish </w:t>
+      </w:r>
+      <w:r>
+        <w:rPr>
+          <w:b/>
+        </w:rPr>
+        <w:t>fitting</w:t>
+      </w:r>
+      <w:r>
+        <w:rPr>
+          <w:b w:val="0"/>
+        </w:rPr>
+        <w:t xml:space="preserve"> a rule from applying a fixed rule</w:t>
+      </w:r>
+    </w:p>
+    <w:p>
+      <w:pPr>
+        <w:spacing w:line="336" w:lineRule="auto" w:after="180"/>
+      </w:pPr>
+      <w:r>
+        <w:rPr>
+          <w:b w:val="0"/>
+        </w:rPr>
+        <w:t xml:space="preserve">Reference example, not the only acceptable wording: The </w:t>
+      </w:r>
+      <w:r>
+        <w:rPr>
+          <w:b/>
+        </w:rPr>
+        <w:t>input</w:t>
+      </w:r>
+      <w:r>
+        <w:rPr>
+          <w:b w:val="0"/>
+        </w:rPr>
+        <w:t xml:space="preserve"> is width x and the label is the observed category 0 or 1. Candidates are 2, 4 and 6.</w:t>
+      </w:r>
+    </w:p>
+    <w:p>
+      <w:pPr>
+        <w:spacing w:line="336" w:lineRule="auto" w:after="180"/>
+      </w:pPr>
+      <w:r>
+        <w:rPr>
+          <w:b w:val="0"/>
+        </w:rPr>
+        <w:t xml:space="preserve">Selection uses mistakes on the four </w:t>
+      </w:r>
+      <w:r>
+        <w:rPr>
+          <w:b/>
+        </w:rPr>
+        <w:t>training</w:t>
+      </w:r>
+      <w:r>
+        <w:rPr>
+          <w:b w:val="0"/>
+        </w:rPr>
+        <w:t xml:space="preserve"> cards only; held out labels must not guide it.</w:t>
+      </w:r>
+    </w:p>
+    <w:p>
+      <w:pPr>
+        <w:pStyle w:val="Heading2"/>
+      </w:pPr>
+      <w:r>
+        <w:t>End goal</w:t>
+      </w:r>
+    </w:p>
+    <w:p>
+      <w:pPr>
+        <w:spacing w:line="336" w:lineRule="auto" w:after="180"/>
+      </w:pPr>
+      <w:r>
+        <w:rPr>
+          <w:b w:val="0"/>
+        </w:rPr>
+        <w:t xml:space="preserve">By the end, I can explain sampling and </w:t>
+      </w:r>
+      <w:r>
+        <w:rPr>
+          <w:b/>
+        </w:rPr>
+        <w:t>intended use</w:t>
+      </w:r>
+      <w:r>
+        <w:rPr>
+          <w:b w:val="0"/>
+        </w:rPr>
+        <w:t xml:space="preserve"> using a traced example and a stated limitation.</w:t>
+      </w:r>
+    </w:p>
+    <w:p>
+      <w:pPr>
+        <w:pStyle w:val="Heading2"/>
+      </w:pPr>
+      <w:r>
+        <w:t>Earlier wording, alternatives and picture transcripts · reference / check after trying</w:t>
+      </w:r>
+    </w:p>
+    <w:p>
+      <w:pPr>
+        <w:pStyle w:val="Heading3"/>
+      </w:pPr>
+      <w:r>
+        <w:t>Teach the learning cycle</w:t>
+      </w:r>
+    </w:p>
+    <w:p>
+      <w:pPr>
+        <w:spacing w:line="336" w:lineRule="auto" w:after="180"/>
+      </w:pPr>
+      <w:r>
+        <w:rPr>
+          <w:b w:val="0"/>
+        </w:rPr>
         <w:t>Case exposure check: this source example appears in ai-4/5, ai-4/7, ai-4/9. Reuse a familiar case for recall or modelling; verify that the case used to assess transfer has not already received feedback.</w:t>
       </w:r>
     </w:p>
@@ -270,50 +579,6 @@
     </w:p>
     <w:p>
       <w:pPr>
-        <w:spacing w:line="336" w:lineRule="auto" w:after="180"/>
-      </w:pPr>
-      <w:r>
-        <w:rPr>
-          <w:b w:val="0"/>
-        </w:rPr>
-        <w:t>Without opening the old lesson, explain one key idea from Label Quality. Give an example and a mistake that the idea helps you avoid.</w:t>
-      </w:r>
-    </w:p>
-    <w:p>
-      <w:pPr>
-        <w:spacing w:line="336" w:lineRule="auto" w:after="180"/>
-      </w:pPr>
-      <w:r>
-        <w:rPr>
-          <w:b w:val="0"/>
-        </w:rPr>
-        <w:t>Look for: Write an observable label rule with boundaries and a review option</w:t>
-      </w:r>
-    </w:p>
-    <w:p>
-      <w:pPr>
-        <w:spacing w:line="336" w:lineRule="auto" w:after="180"/>
-      </w:pPr>
-      <w:r>
-        <w:rPr>
-          <w:b w:val="0"/>
-        </w:rPr>
-        <w:t>Reference example, not the only acceptable wording: Touching is blocked. An object entirely outside is clear only when all objects are outside and the entire lane is visible.</w:t>
-      </w:r>
-    </w:p>
-    <w:p>
-      <w:pPr>
-        <w:spacing w:line="336" w:lineRule="auto" w:after="180"/>
-      </w:pPr>
-      <w:r>
-        <w:rPr>
-          <w:b w:val="0"/>
-        </w:rPr>
-        <w:t>A partly hidden lane requires review because clear cannot be established from the available description.</w:t>
-      </w:r>
-    </w:p>
-    <w:p>
-      <w:pPr>
         <w:pStyle w:val="Heading3"/>
       </w:pPr>
       <w:r>
@@ -322,129 +587,10 @@
     </w:p>
     <w:p>
       <w:pPr>
-        <w:spacing w:line="336" w:lineRule="auto" w:after="180"/>
-      </w:pPr>
-      <w:r>
-        <w:rPr>
-          <w:b w:val="0"/>
-        </w:rPr>
-        <w:t>Without opening the old lesson, explain one key idea from Python and Table Readiness. Give an example and a mistake that the idea helps you avoid.</w:t>
-      </w:r>
-    </w:p>
-    <w:p>
-      <w:pPr>
-        <w:spacing w:line="336" w:lineRule="auto" w:after="180"/>
-      </w:pPr>
-      <w:r>
-        <w:rPr>
-          <w:b w:val="0"/>
-        </w:rPr>
-        <w:t xml:space="preserve">Look for: Specify a table </w:t>
-      </w:r>
-      <w:r>
-        <w:rPr>
-          <w:b/>
-        </w:rPr>
-        <w:t>schema</w:t>
-      </w:r>
-    </w:p>
-    <w:p>
-      <w:pPr>
-        <w:spacing w:line="336" w:lineRule="auto" w:after="180"/>
-      </w:pPr>
-      <w:r>
-        <w:rPr>
-          <w:b w:val="0"/>
-        </w:rPr>
-        <w:t>Reference example, not the only acceptable wording: activity: nonempty text; minutes: integer from 0 to 60 inclusive.</w:t>
-      </w:r>
-    </w:p>
-    <w:p>
-      <w:pPr>
         <w:pStyle w:val="Heading3"/>
       </w:pPr>
       <w:r>
         <w:t>The ML Lifecycle</w:t>
-      </w:r>
-    </w:p>
-    <w:p>
-      <w:pPr>
-        <w:spacing w:line="336" w:lineRule="auto" w:after="180"/>
-      </w:pPr>
-      <w:r>
-        <w:rPr>
-          <w:b w:val="0"/>
-        </w:rPr>
-        <w:t>Without opening the old lesson, explain one key idea from The ML Lifecycle. Give an example and a mistake that the idea helps you avoid.</w:t>
-      </w:r>
-    </w:p>
-    <w:p>
-      <w:pPr>
-        <w:spacing w:line="336" w:lineRule="auto" w:after="180"/>
-      </w:pPr>
-      <w:r>
-        <w:rPr>
-          <w:b w:val="0"/>
-        </w:rPr>
-        <w:t xml:space="preserve">Look for: Distinguish </w:t>
-      </w:r>
-      <w:r>
-        <w:rPr>
-          <w:b/>
-        </w:rPr>
-        <w:t>fitting</w:t>
-      </w:r>
-      <w:r>
-        <w:rPr>
-          <w:b w:val="0"/>
-        </w:rPr>
-        <w:t xml:space="preserve"> a rule from applying a fixed rule</w:t>
-      </w:r>
-    </w:p>
-    <w:p>
-      <w:pPr>
-        <w:spacing w:line="336" w:lineRule="auto" w:after="180"/>
-      </w:pPr>
-      <w:r>
-        <w:rPr>
-          <w:b w:val="0"/>
-        </w:rPr>
-        <w:t xml:space="preserve">Reference example, not the only acceptable wording: The </w:t>
-      </w:r>
-      <w:r>
-        <w:rPr>
-          <w:b/>
-        </w:rPr>
-        <w:t>input</w:t>
-      </w:r>
-      <w:r>
-        <w:rPr>
-          <w:b w:val="0"/>
-        </w:rPr>
-        <w:t xml:space="preserve"> is width x and the label is the observed category 0 or 1. Candidates are 2, 4 and 6.</w:t>
-      </w:r>
-    </w:p>
-    <w:p>
-      <w:pPr>
-        <w:spacing w:line="336" w:lineRule="auto" w:after="180"/>
-      </w:pPr>
-      <w:r>
-        <w:rPr>
-          <w:b w:val="0"/>
-        </w:rPr>
-        <w:t xml:space="preserve">Selection uses mistakes on the four </w:t>
-      </w:r>
-      <w:r>
-        <w:rPr>
-          <w:b/>
-        </w:rPr>
-        <w:t>training</w:t>
-      </w:r>
-      <w:r>
-        <w:rPr>
-          <w:b w:val="0"/>
-        </w:rPr>
-        <w:t xml:space="preserve"> cards only; held out labels must not guide it.</w:t>
       </w:r>
     </w:p>
     <w:p>
@@ -641,6 +787,11 @@
       </w:r>
     </w:p>
     <w:p>
+      <w:r>
+        <w:t>This compact option is not the full-week schedule. Use the main teaching cycle and allow extra sessions for the investigation, independent work and project.</w:t>
+      </w:r>
+    </w:p>
+    <w:p>
       <w:pPr>
         <w:spacing w:line="336" w:lineRule="auto" w:after="180"/>
       </w:pPr>
@@ -648,7 +799,7 @@
         <w:rPr>
           <w:b w:val="0"/>
         </w:rPr>
-        <w:t>Use the supplied scenario, student illustrations and blank paper. For numeric work, offer counters or a calculator after learners show the setup. Fictional records are supplied; personal data and paid accounts are unnecessary.</w:t>
+        <w:t>Allow 80 minutes: recall 8; explanation 12; worked demonstration 15; guided practice 20; independent assessment 15; project and reflection 10. Extend the lab into a second session when needed.</w:t>
       </w:r>
     </w:p>
     <w:p>
@@ -656,24 +807,674 @@
         <w:pStyle w:val="Heading3"/>
       </w:pPr>
       <w:r>
-        <w:t>Alternative compact allocation</w:t>
-      </w:r>
-    </w:p>
-    <w:p>
-      <w:r>
-        <w:t>This compact option is not the full-week schedule. Use the main teaching cycle and allow extra sessions for the investigation, independent work and project.</w:t>
+        <w:t>Preparation for the connected explanation</w:t>
+      </w:r>
+    </w:p>
+    <w:p>
+      <w:pPr>
+        <w:pStyle w:val="Heading3"/>
+      </w:pPr>
+      <w:r>
+        <w:t>Readiness answer</w:t>
+      </w:r>
+    </w:p>
+    <w:p>
+      <w:pPr>
+        <w:pStyle w:val="Heading3"/>
+      </w:pPr>
+      <w:r>
+        <w:t>End goal for the pictorial case</w:t>
       </w:r>
     </w:p>
     <w:p>
       <w:pPr>
         <w:spacing w:line="336" w:lineRule="auto" w:after="180"/>
-        <w:shd w:fill="F1F6F8"/>
       </w:pPr>
       <w:r>
         <w:rPr>
           <w:b w:val="0"/>
         </w:rPr>
-        <w:t>Allow 80 minutes: recall 8; explanation 12; worked demonstration 15; guided practice 20; independent assessment 15; project and reflection 10. Extend the lab into a second session when needed.</w:t>
+        <w:t>This added worked case illustrates the week’s main idea. Retain all original and connected topics; schedule its practice within the teaching cycle.</w:t>
+      </w:r>
+    </w:p>
+    <w:p>
+      <w:pPr>
+        <w:pStyle w:val="Heading1"/>
+      </w:pPr>
+      <w:r>
+        <w:t>02. Teach coverage counts before choosing a sample</w:t>
+      </w:r>
+    </w:p>
+    <w:p>
+      <w:r>
+        <w:t>B addresses named recorded-condition gaps; its model accuracy is unmeasured.</w:t>
+      </w:r>
+    </w:p>
+    <w:p>
+      <w:pPr>
+        <w:pStyle w:val="Heading2"/>
+      </w:pPr>
+      <w:r>
+        <w:t>Complete current manifests</w:t>
+      </w:r>
+    </w:p>
+    <w:tbl>
+      <w:tblPr>
+        <w:tblStyle w:val="LightShading-Accent1"/>
+        <w:tblW w:type="auto" w:w="0"/>
+        <w:tblLook w:firstColumn="1" w:firstRow="1" w:lastColumn="0" w:lastRow="0" w:noHBand="0" w:noVBand="1" w:val="04A0"/>
+      </w:tblPr>
+      <w:tblGrid>
+        <w:gridCol w:w="3408"/>
+        <w:gridCol w:w="3408"/>
+        <w:gridCol w:w="3408"/>
+      </w:tblGrid>
+      <w:tr>
+        <w:trPr>
+          <w:tblHeader/>
+        </w:trPr>
+        <w:tc>
+          <w:tcPr>
+            <w:tcW w:type="dxa" w:w="3408"/>
+          </w:tcPr>
+          <w:p>
+            <w:r>
+              <w:t>Sample</w:t>
+            </w:r>
+          </w:p>
+        </w:tc>
+        <w:tc>
+          <w:tcPr>
+            <w:tcW w:type="dxa" w:w="3408"/>
+          </w:tcPr>
+          <w:p>
+            <w:r>
+              <w:t>Plant IDs / condition</w:t>
+            </w:r>
+          </w:p>
+        </w:tc>
+        <w:tc>
+          <w:tcPr>
+            <w:tcW w:type="dxa" w:w="3408"/>
+          </w:tcPr>
+          <w:p>
+            <w:r>
+              <w:t>Photo count</w:t>
+            </w:r>
+          </w:p>
+        </w:tc>
+      </w:tr>
+      <w:tr>
+        <w:tc>
+          <w:tcPr>
+            <w:tcW w:type="dxa" w:w="3408"/>
+          </w:tcPr>
+          <w:p>
+            <w:r>
+              <w:t>A</w:t>
+            </w:r>
+          </w:p>
+        </w:tc>
+        <w:tc>
+          <w:tcPr>
+            <w:tcW w:type="dxa" w:w="3408"/>
+          </w:tcPr>
+          <w:p>
+            <w:r>
+              <w:t>P01–P09: day, camera A; one photo per plant</w:t>
+            </w:r>
+          </w:p>
+        </w:tc>
+        <w:tc>
+          <w:tcPr>
+            <w:tcW w:type="dxa" w:w="3408"/>
+          </w:tcPr>
+          <w:p>
+            <w:r>
+              <w:t>9</w:t>
+            </w:r>
+          </w:p>
+        </w:tc>
+      </w:tr>
+      <w:tr>
+        <w:tc>
+          <w:tcPr>
+            <w:tcW w:type="dxa" w:w="3408"/>
+          </w:tcPr>
+          <w:p>
+            <w:r>
+              <w:t>A</w:t>
+            </w:r>
+          </w:p>
+        </w:tc>
+        <w:tc>
+          <w:tcPr>
+            <w:tcW w:type="dxa" w:w="3408"/>
+          </w:tcPr>
+          <w:p>
+            <w:r>
+              <w:t>P10: evening, camera A</w:t>
+            </w:r>
+          </w:p>
+        </w:tc>
+        <w:tc>
+          <w:tcPr>
+            <w:tcW w:type="dxa" w:w="3408"/>
+          </w:tcPr>
+          <w:p>
+            <w:r>
+              <w:t>1</w:t>
+            </w:r>
+          </w:p>
+        </w:tc>
+      </w:tr>
+      <w:tr>
+        <w:tc>
+          <w:tcPr>
+            <w:tcW w:type="dxa" w:w="3408"/>
+          </w:tcPr>
+          <w:p>
+            <w:r>
+              <w:t>B</w:t>
+            </w:r>
+          </w:p>
+        </w:tc>
+        <w:tc>
+          <w:tcPr>
+            <w:tcW w:type="dxa" w:w="3408"/>
+          </w:tcPr>
+          <w:p>
+            <w:r>
+              <w:t>Q01–Q03: day, camera A</w:t>
+            </w:r>
+          </w:p>
+        </w:tc>
+        <w:tc>
+          <w:tcPr>
+            <w:tcW w:type="dxa" w:w="3408"/>
+          </w:tcPr>
+          <w:p>
+            <w:r>
+              <w:t>3</w:t>
+            </w:r>
+          </w:p>
+        </w:tc>
+      </w:tr>
+      <w:tr>
+        <w:tc>
+          <w:tcPr>
+            <w:tcW w:type="dxa" w:w="3408"/>
+          </w:tcPr>
+          <w:p>
+            <w:r>
+              <w:t>B</w:t>
+            </w:r>
+          </w:p>
+        </w:tc>
+        <w:tc>
+          <w:tcPr>
+            <w:tcW w:type="dxa" w:w="3408"/>
+          </w:tcPr>
+          <w:p>
+            <w:r>
+              <w:t>Q04–Q06: day, camera B</w:t>
+            </w:r>
+          </w:p>
+        </w:tc>
+        <w:tc>
+          <w:tcPr>
+            <w:tcW w:type="dxa" w:w="3408"/>
+          </w:tcPr>
+          <w:p>
+            <w:r>
+              <w:t>3</w:t>
+            </w:r>
+          </w:p>
+        </w:tc>
+      </w:tr>
+      <w:tr>
+        <w:tc>
+          <w:tcPr>
+            <w:tcW w:type="dxa" w:w="3408"/>
+          </w:tcPr>
+          <w:p>
+            <w:r>
+              <w:t>B</w:t>
+            </w:r>
+          </w:p>
+        </w:tc>
+        <w:tc>
+          <w:tcPr>
+            <w:tcW w:type="dxa" w:w="3408"/>
+          </w:tcPr>
+          <w:p>
+            <w:r>
+              <w:t>Q07–Q09: evening, camera A</w:t>
+            </w:r>
+          </w:p>
+        </w:tc>
+        <w:tc>
+          <w:tcPr>
+            <w:tcW w:type="dxa" w:w="3408"/>
+          </w:tcPr>
+          <w:p>
+            <w:r>
+              <w:t>3</w:t>
+            </w:r>
+          </w:p>
+        </w:tc>
+      </w:tr>
+      <w:tr>
+        <w:tc>
+          <w:tcPr>
+            <w:tcW w:type="dxa" w:w="3408"/>
+          </w:tcPr>
+          <w:p>
+            <w:r>
+              <w:t>B</w:t>
+            </w:r>
+          </w:p>
+        </w:tc>
+        <w:tc>
+          <w:tcPr>
+            <w:tcW w:type="dxa" w:w="3408"/>
+          </w:tcPr>
+          <w:p>
+            <w:r>
+              <w:t>Q10–Q12: evening, camera B</w:t>
+            </w:r>
+          </w:p>
+        </w:tc>
+        <w:tc>
+          <w:tcPr>
+            <w:tcW w:type="dxa" w:w="3408"/>
+          </w:tcPr>
+          <w:p>
+            <w:r>
+              <w:t>3</w:t>
+            </w:r>
+          </w:p>
+        </w:tc>
+      </w:tr>
+    </w:tbl>
+    <w:p>
+      <w:pPr>
+        <w:pStyle w:val="Heading2"/>
+      </w:pPr>
+      <w:r>
+        <w:t>Checked four-cell comparison and limits</w:t>
+      </w:r>
+    </w:p>
+    <w:tbl>
+      <w:tblPr>
+        <w:tblStyle w:val="LightShading-Accent1"/>
+        <w:tblW w:type="auto" w:w="0"/>
+        <w:tblLook w:firstColumn="1" w:firstRow="1" w:lastColumn="0" w:lastRow="0" w:noHBand="0" w:noVBand="1" w:val="04A0"/>
+      </w:tblPr>
+      <w:tblGrid>
+        <w:gridCol w:w="3408"/>
+        <w:gridCol w:w="3408"/>
+        <w:gridCol w:w="3408"/>
+      </w:tblGrid>
+      <w:tr>
+        <w:trPr>
+          <w:tblHeader/>
+        </w:trPr>
+        <w:tc>
+          <w:tcPr>
+            <w:tcW w:type="dxa" w:w="3408"/>
+          </w:tcPr>
+          <w:p>
+            <w:r>
+              <w:t>Condition</w:t>
+            </w:r>
+          </w:p>
+        </w:tc>
+        <w:tc>
+          <w:tcPr>
+            <w:tcW w:type="dxa" w:w="3408"/>
+          </w:tcPr>
+          <w:p>
+            <w:r>
+              <w:t>Sample A</w:t>
+            </w:r>
+          </w:p>
+        </w:tc>
+        <w:tc>
+          <w:tcPr>
+            <w:tcW w:type="dxa" w:w="3408"/>
+          </w:tcPr>
+          <w:p>
+            <w:r>
+              <w:t>Sample B</w:t>
+            </w:r>
+          </w:p>
+        </w:tc>
+      </w:tr>
+      <w:tr>
+        <w:tc>
+          <w:tcPr>
+            <w:tcW w:type="dxa" w:w="3408"/>
+          </w:tcPr>
+          <w:p>
+            <w:r>
+              <w:t>Day/camera A</w:t>
+            </w:r>
+          </w:p>
+        </w:tc>
+        <w:tc>
+          <w:tcPr>
+            <w:tcW w:type="dxa" w:w="3408"/>
+          </w:tcPr>
+          <w:p>
+            <w:r>
+              <w:t>9</w:t>
+            </w:r>
+          </w:p>
+        </w:tc>
+        <w:tc>
+          <w:tcPr>
+            <w:tcW w:type="dxa" w:w="3408"/>
+          </w:tcPr>
+          <w:p>
+            <w:r>
+              <w:t>3</w:t>
+            </w:r>
+          </w:p>
+        </w:tc>
+      </w:tr>
+      <w:tr>
+        <w:tc>
+          <w:tcPr>
+            <w:tcW w:type="dxa" w:w="3408"/>
+          </w:tcPr>
+          <w:p>
+            <w:r>
+              <w:t>Day/camera B</w:t>
+            </w:r>
+          </w:p>
+        </w:tc>
+        <w:tc>
+          <w:tcPr>
+            <w:tcW w:type="dxa" w:w="3408"/>
+          </w:tcPr>
+          <w:p>
+            <w:r>
+              <w:t>0</w:t>
+            </w:r>
+          </w:p>
+        </w:tc>
+        <w:tc>
+          <w:tcPr>
+            <w:tcW w:type="dxa" w:w="3408"/>
+          </w:tcPr>
+          <w:p>
+            <w:r>
+              <w:t>3</w:t>
+            </w:r>
+          </w:p>
+        </w:tc>
+      </w:tr>
+      <w:tr>
+        <w:tc>
+          <w:tcPr>
+            <w:tcW w:type="dxa" w:w="3408"/>
+          </w:tcPr>
+          <w:p>
+            <w:r>
+              <w:t>Evening/camera A</w:t>
+            </w:r>
+          </w:p>
+        </w:tc>
+        <w:tc>
+          <w:tcPr>
+            <w:tcW w:type="dxa" w:w="3408"/>
+          </w:tcPr>
+          <w:p>
+            <w:r>
+              <w:t>1</w:t>
+            </w:r>
+          </w:p>
+        </w:tc>
+        <w:tc>
+          <w:tcPr>
+            <w:tcW w:type="dxa" w:w="3408"/>
+          </w:tcPr>
+          <w:p>
+            <w:r>
+              <w:t>3</w:t>
+            </w:r>
+          </w:p>
+        </w:tc>
+      </w:tr>
+      <w:tr>
+        <w:tc>
+          <w:tcPr>
+            <w:tcW w:type="dxa" w:w="3408"/>
+          </w:tcPr>
+          <w:p>
+            <w:r>
+              <w:t>Evening/camera B</w:t>
+            </w:r>
+          </w:p>
+        </w:tc>
+        <w:tc>
+          <w:tcPr>
+            <w:tcW w:type="dxa" w:w="3408"/>
+          </w:tcPr>
+          <w:p>
+            <w:r>
+              <w:t>0</w:t>
+            </w:r>
+          </w:p>
+        </w:tc>
+        <w:tc>
+          <w:tcPr>
+            <w:tcW w:type="dxa" w:w="3408"/>
+          </w:tcPr>
+          <w:p>
+            <w:r>
+              <w:t>3</w:t>
+            </w:r>
+          </w:p>
+        </w:tc>
+      </w:tr>
+      <w:tr>
+        <w:tc>
+          <w:tcPr>
+            <w:tcW w:type="dxa" w:w="3408"/>
+          </w:tcPr>
+          <w:p>
+            <w:r>
+              <w:t>Total photos / distinct plants</w:t>
+            </w:r>
+          </w:p>
+        </w:tc>
+        <w:tc>
+          <w:tcPr>
+            <w:tcW w:type="dxa" w:w="3408"/>
+          </w:tcPr>
+          <w:p>
+            <w:r>
+              <w:t>10 / 10</w:t>
+            </w:r>
+          </w:p>
+        </w:tc>
+        <w:tc>
+          <w:tcPr>
+            <w:tcW w:type="dxa" w:w="3408"/>
+          </w:tcPr>
+          <w:p>
+            <w:r>
+              <w:t>12 / 12</w:t>
+            </w:r>
+          </w:p>
+        </w:tc>
+      </w:tr>
+    </w:tbl>
+    <w:p>
+      <w:pPr>
+        <w:spacing w:line="336" w:lineRule="auto" w:after="180"/>
+      </w:pPr>
+      <w:r>
+        <w:rPr>
+          <w:b w:val="0"/>
+        </w:rPr>
+        <w:t>A is 9/10 daylight and contains no camera-B photos. B covers all four stated combinations with three photos each. That supports a narrower claim about these recorded conditions, not greater accuracy or full representativeness: species, labels, selection method and real intended-use frequencies are not supplied.</w:t>
+      </w:r>
+    </w:p>
+    <w:p>
+      <w:pPr>
+        <w:spacing w:line="336" w:lineRule="auto" w:after="180"/>
+      </w:pPr>
+      <w:r>
+        <w:rPr>
+          <w:b w:val="0"/>
+        </w:rPr>
+        <w:t>The program assumes valid nonempty tuples and correct condition strings; it counts records, not measurement truth. Different views of the same plant are related observations and must retain the shared plant ID for later split design.</w:t>
+      </w:r>
+    </w:p>
+    <w:p>
+      <w:pPr>
+        <w:pStyle w:val="Heading2"/>
+      </w:pPr>
+      <w:r>
+        <w:t>Separate twelve-plant picture facts</w:t>
+      </w:r>
+    </w:p>
+    <w:p>
+      <w:pPr>
+        <w:spacing w:line="336" w:lineRule="auto" w:after="180"/>
+      </w:pPr>
+      <w:r>
+        <w:rPr>
+          <w:b/>
+        </w:rPr>
+        <w:t>Sample</w:t>
+      </w:r>
+      <w:r>
+        <w:rPr>
+          <w:b w:val="0"/>
+        </w:rPr>
+        <w:t xml:space="preserve"> for the conditions in which the plant classifier will actually be used.</w:t>
+      </w:r>
+    </w:p>
+    <w:p>
+      <w:pPr>
+        <w:spacing w:line="336" w:lineRule="auto" w:after="180"/>
+      </w:pPr>
+      <w:r>
+        <w:rPr>
+          <w:b/>
+        </w:rPr>
+        <w:t>Training</w:t>
+      </w:r>
+      <w:r>
+        <w:rPr>
+          <w:b w:val="0"/>
+        </w:rPr>
+        <w:t xml:space="preserve"> set: 12 windowsill plants photographed at midday. </w:t>
+      </w:r>
+      <w:r>
+        <w:rPr>
+          <w:b/>
+        </w:rPr>
+        <w:t>Intended use</w:t>
+      </w:r>
+      <w:r>
+        <w:rPr>
+          <w:b w:val="0"/>
+        </w:rPr>
+        <w:t xml:space="preserve"> includes evening desk photos; no evening examples have been collected.</w:t>
+      </w:r>
+    </w:p>
+    <w:p>
+      <w:pPr>
+        <w:spacing w:line="336" w:lineRule="auto" w:after="180"/>
+      </w:pPr>
+      <w:r>
+        <w:rPr>
+          <w:b w:val="0"/>
+        </w:rPr>
+        <w:t xml:space="preserve">All </w:t>
+      </w:r>
+      <w:r>
+        <w:rPr>
+          <w:b/>
+        </w:rPr>
+        <w:t>input</w:t>
+      </w:r>
+      <w:r>
+        <w:rPr>
+          <w:b w:val="0"/>
+        </w:rPr>
+        <w:t>s and outcomes in this worked example are invented classroom data; no real model run is claimed.</w:t>
+      </w:r>
+    </w:p>
+    <w:p>
+      <w:pPr>
+        <w:spacing w:line="336" w:lineRule="auto" w:after="180"/>
+      </w:pPr>
+      <w:r>
+        <w:rPr>
+          <w:b w:val="0"/>
+        </w:rPr>
+        <w:t>The picture is a separate twelve-plant example: all initial observations are midday windowsill photos and evening desk use is intended. Adding twelve new views of those same plants at midday gives24 photos but still12 distinct plants and no evening observations.</w:t>
+      </w:r>
+    </w:p>
+    <w:p>
+      <w:pPr>
+        <w:spacing w:line="336" w:lineRule="auto" w:after="180"/>
+      </w:pPr>
+      <w:r>
+        <w:rPr>
+          <w:b w:val="0"/>
+        </w:rPr>
+        <w:t>A collection plan should include the missing condition and record source groups; no exact performance change or guaranteed sufficient sample size follows from these counts.</w:t>
+      </w:r>
+    </w:p>
+    <w:p>
+      <w:pPr>
+        <w:pStyle w:val="Heading2"/>
+      </w:pPr>
+      <w:r>
+        <w:t>Trace missing evening evidence</w:t>
+      </w:r>
+    </w:p>
+    <w:p>
+      <w:r>
+        <w:drawing>
+          <wp:inline xmlns:a="http://schemas.openxmlformats.org/drawingml/2006/main" xmlns:pic="http://schemas.openxmlformats.org/drawingml/2006/picture">
+            <wp:extent cx="5486400" cy="3337560"/>
+            <wp:docPr id="1" name="Picture 1" descr="Declare coverage: All 12 training examples share one lighting situation. → Identify gap: Evening desk lighting is outside the observed sampling conditions. → Plan comparison: Collect consented fictional or teacher-created evening examples; keep plant groups separate across development and final evaluation."/>
+            <wp:cNvGraphicFramePr>
+              <a:graphicFrameLocks noChangeAspect="1"/>
+            </wp:cNvGraphicFramePr>
+            <a:graphic>
+              <a:graphicData uri="http://schemas.openxmlformats.org/drawingml/2006/picture">
+                <pic:pic>
+                  <pic:nvPicPr>
+                    <pic:cNvPr id="0" name="academy-story-ai-4-7-02.png"/>
+                    <pic:cNvPicPr/>
+                  </pic:nvPicPr>
+                  <pic:blipFill>
+                    <a:blip r:embed="rId9"/>
+                    <a:stretch>
+                      <a:fillRect/>
+                    </a:stretch>
+                  </pic:blipFill>
+                  <pic:spPr>
+                    <a:xfrm>
+                      <a:off x="0" y="0"/>
+                      <a:ext cx="5486400" cy="3337560"/>
+                    </a:xfrm>
+                    <a:prstGeom prst="rect"/>
+                  </pic:spPr>
+                </pic:pic>
+              </a:graphicData>
+            </a:graphic>
+          </wp:inline>
+        </w:drawing>
       </w:r>
     </w:p>
     <w:p>
@@ -681,7 +1482,114 @@
         <w:pStyle w:val="Heading3"/>
       </w:pPr>
       <w:r>
-        <w:t>Preparation for the connected explanation</w:t>
+        <w:t>Read the picture one step at a time</w:t>
+      </w:r>
+    </w:p>
+    <w:tbl>
+      <w:tblPr>
+        <w:tblStyle w:val="LightShading-Accent1"/>
+        <w:tblW w:type="auto" w:w="0"/>
+        <w:tblLook w:firstColumn="1" w:firstRow="1" w:lastColumn="0" w:lastRow="0" w:noHBand="0" w:noVBand="1" w:val="04A0"/>
+      </w:tblPr>
+      <w:tblGrid>
+        <w:gridCol w:w="5112"/>
+        <w:gridCol w:w="5112"/>
+      </w:tblGrid>
+      <w:tr>
+        <w:trPr>
+          <w:tblHeader/>
+        </w:trPr>
+        <w:tc>
+          <w:tcPr>
+            <w:tcW w:type="dxa" w:w="5112"/>
+          </w:tcPr>
+          <w:p>
+            <w:r>
+              <w:t>Step</w:t>
+            </w:r>
+          </w:p>
+        </w:tc>
+        <w:tc>
+          <w:tcPr>
+            <w:tcW w:type="dxa" w:w="5112"/>
+          </w:tcPr>
+          <w:p>
+            <w:r>
+              <w:t>What happens and why</w:t>
+            </w:r>
+          </w:p>
+        </w:tc>
+      </w:tr>
+      <w:tr>
+        <w:tc>
+          <w:tcPr>
+            <w:tcW w:type="dxa" w:w="5112"/>
+          </w:tcPr>
+          <w:p>
+            <w:r>
+              <w:t>1. Declare coverage</w:t>
+            </w:r>
+          </w:p>
+        </w:tc>
+        <w:tc>
+          <w:tcPr>
+            <w:tcW w:type="dxa" w:w="5112"/>
+          </w:tcPr>
+          <w:p>
+            <w:r>
+              <w:t>All 12 training examples share one lighting situation.</w:t>
+            </w:r>
+          </w:p>
+        </w:tc>
+      </w:tr>
+      <w:tr>
+        <w:tc>
+          <w:tcPr>
+            <w:tcW w:type="dxa" w:w="5112"/>
+          </w:tcPr>
+          <w:p>
+            <w:r>
+              <w:t>2. Identify gap</w:t>
+            </w:r>
+          </w:p>
+        </w:tc>
+        <w:tc>
+          <w:tcPr>
+            <w:tcW w:type="dxa" w:w="5112"/>
+          </w:tcPr>
+          <w:p>
+            <w:r>
+              <w:t>Evening desk lighting is outside the observed sampling conditions.</w:t>
+            </w:r>
+          </w:p>
+        </w:tc>
+      </w:tr>
+      <w:tr>
+        <w:tc>
+          <w:tcPr>
+            <w:tcW w:type="dxa" w:w="5112"/>
+          </w:tcPr>
+          <w:p>
+            <w:r>
+              <w:t>3. Plan comparison</w:t>
+            </w:r>
+          </w:p>
+        </w:tc>
+        <w:tc>
+          <w:tcPr>
+            <w:tcW w:type="dxa" w:w="5112"/>
+          </w:tcPr>
+          <w:p>
+            <w:r>
+              <w:t>Collect consented fictional or teacher-created evening examples; keep plant groups separate across development and final evaluation.</w:t>
+            </w:r>
+          </w:p>
+        </w:tc>
+      </w:tr>
+    </w:tbl>
+    <w:p>
+      <w:r>
+        <w:t>Match each pictured step to the supplied facts. This is a worked teaching case, not an independent assessment.</w:t>
       </w:r>
     </w:p>
     <w:p>
@@ -692,31 +1600,77 @@
         <w:rPr>
           <w:b w:val="0"/>
         </w:rPr>
-        <w:t xml:space="preserve">Teach inspection before modelling in two 45-minute sessions. Use fictional data only. Emphasize the unit of </w:t>
+        <w:t>Read the picture in order. Collect consented fictional or teacher-created evening examples; keep plant groups separate across development and final evaluation.</w:t>
+      </w:r>
+    </w:p>
+    <w:p>
+      <w:pPr>
+        <w:spacing w:line="336" w:lineRule="auto" w:after="180"/>
+      </w:pPr>
+      <w:r>
+        <w:rPr>
+          <w:b w:val="0"/>
+        </w:rPr>
+        <w:t xml:space="preserve">The arrows show which recorded </w:t>
       </w:r>
       <w:r>
         <w:rPr>
           <w:b/>
         </w:rPr>
-        <w:t>observation</w:t>
+        <w:t>input</w:t>
       </w:r>
       <w:r>
         <w:rPr>
           <w:b w:val="0"/>
         </w:rPr>
-        <w:t xml:space="preserve">, </w:t>
-      </w:r>
+        <w:t xml:space="preserve"> or intermediate result each decision uses. Explain the deciding step aloud before checking the changed case; pointing to the final answer alone does not show how it follows.</w:t>
+      </w:r>
+    </w:p>
+    <w:p>
+      <w:pPr>
+        <w:spacing w:line="336" w:lineRule="auto" w:after="180"/>
+      </w:pPr>
+      <w:r>
+        <w:rPr>
+          <w:b w:val="0"/>
+        </w:rPr>
+        <w:t>Condition coverage reduces a known gap but does not guarantee accuracy; test the selected model on fresh intended-use examples.</w:t>
+      </w:r>
+    </w:p>
+    <w:p>
+      <w:pPr>
+        <w:pStyle w:val="Heading2"/>
+      </w:pPr>
+      <w:r>
+        <w:t>Predict same-plant midday additions</w:t>
+      </w:r>
+    </w:p>
+    <w:p>
+      <w:pPr>
+        <w:spacing w:line="336" w:lineRule="auto" w:after="180"/>
+      </w:pPr>
+      <w:r>
+        <w:rPr>
+          <w:b w:val="0"/>
+        </w:rPr>
+        <w:t>Change: Collect 12 more midday windowsill photos of the same plants.</w:t>
+      </w:r>
+    </w:p>
+    <w:p>
+      <w:pPr>
+        <w:spacing w:line="336" w:lineRule="auto" w:after="180"/>
+      </w:pPr>
       <w:r>
         <w:rPr>
           <w:b/>
         </w:rPr>
-        <w:t>provenance</w:t>
+        <w:t>Prediction</w:t>
       </w:r>
       <w:r>
         <w:rPr>
           <w:b w:val="0"/>
         </w:rPr>
-        <w:t>, units, unknown values and overlapping audit flags.</w:t>
+        <w:t>: The evening-coverage gap remains.</w:t>
       </w:r>
     </w:p>
     <w:p>
@@ -727,19 +1681,73 @@
         <w:rPr>
           <w:b w:val="0"/>
         </w:rPr>
-        <w:t xml:space="preserve">The </w:t>
+        <w:t xml:space="preserve">Reason: More rows in the same condition do not supply </w:t>
       </w:r>
       <w:r>
         <w:rPr>
           <w:b/>
         </w:rPr>
+        <w:t>evidence</w:t>
+      </w:r>
+      <w:r>
+        <w:rPr>
+          <w:b w:val="0"/>
+        </w:rPr>
+        <w:t xml:space="preserve"> about the missing condition.</w:t>
+      </w:r>
+    </w:p>
+    <w:p>
+      <w:pPr>
+        <w:pStyle w:val="Heading2"/>
+      </w:pPr>
+      <w:r>
+        <w:t>Review · Earlier trip inspection · reference / check after trying</w:t>
+      </w:r>
+    </w:p>
+    <w:p>
+      <w:pPr>
+        <w:spacing w:line="336" w:lineRule="auto" w:after="180"/>
+      </w:pPr>
+      <w:r>
+        <w:rPr>
+          <w:b w:val="0"/>
+        </w:rPr>
+        <w:t xml:space="preserve">A dataset can look like a neat table and still contain missing outcomes, repeated records or impossible values. Before </w:t>
+      </w:r>
+      <w:r>
+        <w:rPr>
+          <w:b/>
+        </w:rPr>
+        <w:t>fitting</w:t>
+      </w:r>
+      <w:r>
+        <w:rPr>
+          <w:b w:val="0"/>
+        </w:rPr>
+        <w:t xml:space="preserve"> a model, inspect what one row represents and document where the table came from.</w:t>
+      </w:r>
+    </w:p>
+    <w:p>
+      <w:pPr>
+        <w:spacing w:line="336" w:lineRule="auto" w:after="180"/>
+      </w:pPr>
+      <w:r>
+        <w:rPr>
+          <w:b w:val="0"/>
+        </w:rPr>
+        <w:t xml:space="preserve">A </w:t>
+      </w:r>
+      <w:r>
+        <w:rPr>
+          <w:b/>
+        </w:rPr>
         <w:t>dataset card</w:t>
       </w:r>
       <w:r>
         <w:rPr>
           <w:b w:val="0"/>
         </w:rPr>
-        <w:t xml:space="preserve"> is a concise classroom documentation exercise inspired by datasheets for datasets, not a claim to implement every part of a research framework.</w:t>
+        <w:t xml:space="preserve"> is a short record of its purpose, contents, collection, changes and limits. It helps another person decide whether the data suits a proposed use.</w:t>
       </w:r>
     </w:p>
     <w:p>
@@ -750,19 +1758,52 @@
         <w:rPr>
           <w:b w:val="0"/>
         </w:rPr>
-        <w:t xml:space="preserve">Students must distinguish </w:t>
+        <w:t>Our source is a teacher-authored fictional export called Robot practice v1, created for this lesson. Each row is intended to describe one trip, with one unique trip ID and elapsed duration in minutes.</w:t>
+      </w:r>
+    </w:p>
+    <w:p>
+      <w:pPr>
+        <w:spacing w:line="336" w:lineRule="auto" w:after="180"/>
+      </w:pPr>
+      <w:r>
+        <w:rPr>
+          <w:b w:val="0"/>
+        </w:rPr>
+        <w:t xml:space="preserve">Durations may be zero or positive; None means unknown. All trips are described as indoor practice trips. No real robot measurements or personal records were collected, and there is no </w:t>
       </w:r>
       <w:r>
         <w:rPr>
           <w:b/>
         </w:rPr>
-        <w:t>observation</w:t>
+        <w:t>evidence</w:t>
       </w:r>
       <w:r>
         <w:rPr>
           <w:b w:val="0"/>
         </w:rPr>
-        <w:t xml:space="preserve">s from unsupported repairs and from </w:t>
+        <w:t xml:space="preserve"> about outdoor performance.</w:t>
+      </w:r>
+    </w:p>
+    <w:p>
+      <w:pPr>
+        <w:spacing w:line="336" w:lineRule="auto" w:after="180"/>
+      </w:pPr>
+      <w:r>
+        <w:rPr>
+          <w:b w:val="0"/>
+        </w:rPr>
+        <w:t>Keep this raw version unchanged. At this stage a flag means investigate, not automatically delete or replace. A repeated ID might be a copied row or a problem with the supposed one-row-per-trip definition.</w:t>
+      </w:r>
+    </w:p>
+    <w:p>
+      <w:pPr>
+        <w:spacing w:line="336" w:lineRule="auto" w:after="180"/>
+      </w:pPr>
+      <w:r>
+        <w:rPr>
+          <w:b w:val="0"/>
+        </w:rPr>
+        <w:t xml:space="preserve">We need </w:t>
       </w:r>
       <w:r>
         <w:rPr>
@@ -774,15 +1815,7 @@
         <w:rPr>
           <w:b w:val="0"/>
         </w:rPr>
-        <w:t xml:space="preserve"> of model fitness.</w:t>
-      </w:r>
-    </w:p>
-    <w:p>
-      <w:pPr>
-        <w:pStyle w:val="Heading3"/>
-      </w:pPr>
-      <w:r>
-        <w:t>Readiness answer</w:t>
+        <w:t xml:space="preserve"> before deciding what happened.</w:t>
       </w:r>
     </w:p>
     <w:p>
@@ -793,7 +1826,19 @@
         <w:rPr>
           <w:b w:val="0"/>
         </w:rPr>
-        <w:t>It is a numerical quantity whose differences measure time. Whole-number formatting does not turn it into a category.</w:t>
+        <w:t xml:space="preserve">A set stores each distinct ID once. The </w:t>
+      </w:r>
+      <w:r>
+        <w:rPr>
+          <w:b/>
+        </w:rPr>
+        <w:t>output</w:t>
+      </w:r>
+      <w:r>
+        <w:rPr>
+          <w:b w:val="0"/>
+        </w:rPr>
+        <w:t xml:space="preserve"> is 5 4 2 1: five rows, four distinct IDs, two rows with unknown duration and one row with a negative duration. There is one extra occurrence beyond the four distinct IDs.</w:t>
       </w:r>
     </w:p>
     <w:p>
@@ -804,7 +1849,7 @@
         <w:rPr>
           <w:b w:val="0"/>
         </w:rPr>
-        <w:t>Printed lesson and workbook</w:t>
+        <w:t>This is not a count of all rows in repeated-ID groups: both B rows belong to that group.</w:t>
       </w:r>
     </w:p>
     <w:p>
@@ -815,7 +1860,19 @@
         <w:rPr>
           <w:b w:val="0"/>
         </w:rPr>
-        <w:t>Cards for the five raw rows including both B rows</w:t>
+        <w:t xml:space="preserve">The code assumes every row is a pair and each duration is a number or None. It is a small audit, not full </w:t>
+      </w:r>
+      <w:r>
+        <w:rPr>
+          <w:b/>
+        </w:rPr>
+        <w:t>schema</w:t>
+      </w:r>
+      <w:r>
+        <w:rPr>
+          <w:b w:val="0"/>
+        </w:rPr>
+        <w:t xml:space="preserve"> validation. It does not check text values, units, source truth or whether IDs refer to real unique events.</w:t>
       </w:r>
     </w:p>
     <w:p>
@@ -826,730 +1883,7 @@
         <w:rPr>
           <w:b w:val="0"/>
         </w:rPr>
-        <w:t>Optional Python 3 editor; no packages required</w:t>
-      </w:r>
-    </w:p>
-    <w:p>
-      <w:pPr>
-        <w:spacing w:line="336" w:lineRule="auto" w:after="180"/>
-      </w:pPr>
-      <w:r>
-        <w:rPr>
-          <w:b w:val="0"/>
-        </w:rPr>
-        <w:t xml:space="preserve">Blank card headings: purpose source row </w:t>
-      </w:r>
-      <w:r>
-        <w:rPr>
-          <w:b/>
-        </w:rPr>
-        <w:t>schema</w:t>
-      </w:r>
-      <w:r>
-        <w:rPr>
-          <w:b w:val="0"/>
-        </w:rPr>
-        <w:t xml:space="preserve"> findings changes limits version owner</w:t>
-      </w:r>
-    </w:p>
-    <w:p>
-      <w:pPr>
-        <w:pStyle w:val="Heading3"/>
-      </w:pPr>
-      <w:r>
-        <w:t>End goal for the pictorial case</w:t>
-      </w:r>
-    </w:p>
-    <w:p>
-      <w:pPr>
-        <w:spacing w:line="336" w:lineRule="auto" w:after="180"/>
-      </w:pPr>
-      <w:r>
-        <w:rPr>
-          <w:b w:val="0"/>
-        </w:rPr>
-        <w:t xml:space="preserve">By the end, I can explain sampling and </w:t>
-      </w:r>
-      <w:r>
-        <w:rPr>
-          <w:b/>
-        </w:rPr>
-        <w:t>intended use</w:t>
-      </w:r>
-      <w:r>
-        <w:rPr>
-          <w:b w:val="0"/>
-        </w:rPr>
-        <w:t xml:space="preserve"> using a traced example and a stated limitation.</w:t>
-      </w:r>
-    </w:p>
-    <w:p>
-      <w:pPr>
-        <w:spacing w:line="336" w:lineRule="auto" w:after="180"/>
-      </w:pPr>
-      <w:r>
-        <w:rPr>
-          <w:b w:val="0"/>
-        </w:rPr>
-        <w:t>This added worked case illustrates the week’s main idea. Retain all original and connected topics; schedule its practice within the teaching cycle.</w:t>
-      </w:r>
-    </w:p>
-    <w:p>
-      <w:pPr>
-        <w:pStyle w:val="Heading1"/>
-      </w:pPr>
-      <w:r>
-        <w:t>02. Explain the mechanism</w:t>
-      </w:r>
-    </w:p>
-    <w:p>
-      <w:r>
-        <w:t>Model Sampling and Intended Use using the supplied case, labelled mechanism and reasoning. Make the scope of each conclusion explicit.</w:t>
-      </w:r>
-    </w:p>
-    <w:p>
-      <w:pPr>
-        <w:spacing w:line="336" w:lineRule="auto" w:after="180"/>
-      </w:pPr>
-      <w:r>
-        <w:rPr>
-          <w:b w:val="0"/>
-        </w:rPr>
-        <w:t>Trace the information, fitted behavior, and evaluation proof separately.</w:t>
-      </w:r>
-    </w:p>
-    <w:p>
-      <w:pPr>
-        <w:pStyle w:val="Heading3"/>
-      </w:pPr>
-      <w:r>
-        <w:t>Question to explain</w:t>
-      </w:r>
-    </w:p>
-    <w:p>
-      <w:pPr>
-        <w:spacing w:line="336" w:lineRule="auto" w:after="180"/>
-        <w:shd w:fill="F5F1FB"/>
-      </w:pPr>
-      <w:r>
-        <w:rPr>
-          <w:b w:val="0"/>
-        </w:rPr>
-        <w:t xml:space="preserve">QUESTION Compare two </w:t>
-      </w:r>
-      <w:r>
-        <w:rPr>
-          <w:b/>
-        </w:rPr>
-        <w:t>sample</w:t>
-      </w:r>
-      <w:r>
-        <w:rPr>
-          <w:b w:val="0"/>
-        </w:rPr>
-        <w:t xml:space="preserve">s against a deployment </w:t>
-      </w:r>
-      <w:r>
-        <w:rPr>
-          <w:b/>
-        </w:rPr>
-        <w:t>population</w:t>
-      </w:r>
-      <w:r>
-        <w:rPr>
-          <w:b w:val="0"/>
-        </w:rPr>
-        <w:t xml:space="preserve"> and identify missing conditions.</w:t>
-      </w:r>
-    </w:p>
-    <w:p>
-      <w:pPr>
-        <w:spacing w:line="336" w:lineRule="auto" w:after="180"/>
-      </w:pPr>
-      <w:r>
-        <w:rPr>
-          <w:b w:val="0"/>
-        </w:rPr>
-        <w:t xml:space="preserve">MODEL IDEA </w:t>
-      </w:r>
-      <w:r>
-        <w:rPr>
-          <w:b/>
-        </w:rPr>
-        <w:t>Training</w:t>
-      </w:r>
-      <w:r>
-        <w:rPr>
-          <w:b w:val="0"/>
-        </w:rPr>
-        <w:t xml:space="preserve"> examples should represent the people, objects, conditions, and devices described by the intended-use statement.</w:t>
-      </w:r>
-    </w:p>
-    <w:p>
-      <w:pPr>
-        <w:spacing w:line="336" w:lineRule="auto" w:after="180"/>
-      </w:pPr>
-      <w:r>
-        <w:rPr>
-          <w:b w:val="0"/>
-        </w:rPr>
-        <w:t>PROOF NEEDED Use an unseen case, visible calculation, error analysis, and a stated limitation.</w:t>
-      </w:r>
-    </w:p>
-    <w:p>
-      <w:pPr>
-        <w:pStyle w:val="Heading3"/>
-      </w:pPr>
-      <w:r>
-        <w:t>How the mechanism works</w:t>
-      </w:r>
-    </w:p>
-    <w:p>
-      <w:pPr>
-        <w:spacing w:line="336" w:lineRule="auto" w:after="180"/>
-        <w:shd w:fill="F1F6F8"/>
-      </w:pPr>
-      <w:r>
-        <w:rPr>
-          <w:b w:val="0"/>
-        </w:rPr>
-        <w:t xml:space="preserve">UNDER THE HOOD </w:t>
-      </w:r>
-      <w:r>
-        <w:rPr>
-          <w:b/>
-        </w:rPr>
-        <w:t>Intended use</w:t>
-      </w:r>
-      <w:r>
-        <w:rPr>
-          <w:b w:val="0"/>
-        </w:rPr>
-        <w:t xml:space="preserve"> includes indoor classroom plants under day and evening light. </w:t>
-      </w:r>
-      <w:r>
-        <w:rPr>
-          <w:b/>
-        </w:rPr>
-        <w:t>Sample</w:t>
-      </w:r>
-      <w:r>
-        <w:rPr>
-          <w:b w:val="0"/>
-        </w:rPr>
-        <w:t xml:space="preserve"> A has 90% daylight photos from one camera.</w:t>
-      </w:r>
-    </w:p>
-    <w:p>
-      <w:pPr>
-        <w:spacing w:line="336" w:lineRule="auto" w:after="180"/>
-      </w:pPr>
-      <w:r>
-        <w:rPr>
-          <w:b w:val="0"/>
-        </w:rPr>
-        <w:t xml:space="preserve">Draw a fresh data → model → </w:t>
-      </w:r>
-      <w:r>
-        <w:rPr>
-          <w:b/>
-        </w:rPr>
-        <w:t>prediction</w:t>
-      </w:r>
-      <w:r>
-        <w:rPr>
-          <w:b w:val="0"/>
-        </w:rPr>
-        <w:t xml:space="preserve"> → evaluation trace:</w:t>
-      </w:r>
-    </w:p>
-    <w:p>
-      <w:pPr>
-        <w:spacing w:line="336" w:lineRule="auto" w:after="180"/>
-      </w:pPr>
-      <w:r>
-        <w:rPr>
-          <w:b w:val="0"/>
-        </w:rPr>
-        <w:t xml:space="preserve">Predict first. Then check each step. A correct answer without visible </w:t>
-      </w:r>
-      <w:r>
-        <w:rPr>
-          <w:b/>
-        </w:rPr>
-        <w:t>evidence</w:t>
-      </w:r>
-      <w:r>
-        <w:rPr>
-          <w:b w:val="0"/>
-        </w:rPr>
-        <w:t xml:space="preserve"> cannot be audited.</w:t>
-      </w:r>
-    </w:p>
-    <w:p>
-      <w:pPr>
-        <w:pStyle w:val="Heading3"/>
-      </w:pPr>
-      <w:r>
-        <w:t>Step 1</w:t>
-      </w:r>
-    </w:p>
-    <w:p>
-      <w:pPr>
-        <w:spacing w:line="336" w:lineRule="auto" w:after="180"/>
-        <w:shd w:fill="F4F9FC"/>
-      </w:pPr>
-      <w:r>
-        <w:rPr>
-          <w:b w:val="0"/>
-        </w:rPr>
-        <w:t xml:space="preserve">STEP 1 </w:t>
-      </w:r>
-      <w:r>
-        <w:rPr>
-          <w:b/>
-        </w:rPr>
-        <w:t>Intended use</w:t>
-      </w:r>
-      <w:r>
-        <w:rPr>
-          <w:b w:val="0"/>
-        </w:rPr>
-        <w:t xml:space="preserve"> includes indoor classroom plants under day and evening light.</w:t>
-      </w:r>
-    </w:p>
-    <w:p>
-      <w:pPr>
-        <w:pStyle w:val="Heading3"/>
-      </w:pPr>
-      <w:r>
-        <w:t>Step 2</w:t>
-      </w:r>
-    </w:p>
-    <w:p>
-      <w:pPr>
-        <w:spacing w:line="336" w:lineRule="auto" w:after="180"/>
-        <w:shd w:fill="F4F9FC"/>
-      </w:pPr>
-      <w:r>
-        <w:rPr>
-          <w:b w:val="0"/>
-        </w:rPr>
-        <w:t xml:space="preserve">STEP 2 </w:t>
-      </w:r>
-      <w:r>
-        <w:rPr>
-          <w:b/>
-        </w:rPr>
-        <w:t>Sample</w:t>
-      </w:r>
-      <w:r>
-        <w:rPr>
-          <w:b w:val="0"/>
-        </w:rPr>
-        <w:t xml:space="preserve"> A has 90% daylight photos from one camera.</w:t>
-      </w:r>
-    </w:p>
-    <w:p>
-      <w:pPr>
-        <w:pStyle w:val="Heading3"/>
-      </w:pPr>
-      <w:r>
-        <w:t>Step 3</w:t>
-      </w:r>
-    </w:p>
-    <w:p>
-      <w:pPr>
-        <w:spacing w:line="336" w:lineRule="auto" w:after="180"/>
-        <w:shd w:fill="F4F9FC"/>
-      </w:pPr>
-      <w:r>
-        <w:rPr>
-          <w:b w:val="0"/>
-        </w:rPr>
-        <w:t xml:space="preserve">STEP 3 </w:t>
-      </w:r>
-      <w:r>
-        <w:rPr>
-          <w:b/>
-        </w:rPr>
-        <w:t>Sample</w:t>
-      </w:r>
-      <w:r>
-        <w:rPr>
-          <w:b w:val="0"/>
-        </w:rPr>
-        <w:t xml:space="preserve"> B balances lighting, camera distance, and several plant types.</w:t>
-      </w:r>
-    </w:p>
-    <w:p>
-      <w:pPr>
-        <w:pStyle w:val="Heading3"/>
-      </w:pPr>
-      <w:r>
-        <w:t>Step 4</w:t>
-      </w:r>
-    </w:p>
-    <w:p>
-      <w:pPr>
-        <w:spacing w:line="336" w:lineRule="auto" w:after="180"/>
-        <w:shd w:fill="F4F9FC"/>
-      </w:pPr>
-      <w:r>
-        <w:rPr>
-          <w:b w:val="0"/>
-        </w:rPr>
-        <w:t>STEP 4 Prefer B for this use, while documenting remaining gaps rather than claiming universal coverage.</w:t>
-      </w:r>
-    </w:p>
-    <w:p>
-      <w:pPr>
-        <w:spacing w:line="336" w:lineRule="auto" w:after="180"/>
-      </w:pPr>
-      <w:r>
-        <w:rPr>
-          <w:b w:val="0"/>
-        </w:rPr>
-        <w:t>CHECK Verify the denominator, unit, split, class definition, and data version before interpreting a score.</w:t>
-      </w:r>
-    </w:p>
-    <w:p>
-      <w:pPr>
-        <w:spacing w:line="336" w:lineRule="auto" w:after="180"/>
-      </w:pPr>
-      <w:r>
-        <w:rPr>
-          <w:b w:val="0"/>
-        </w:rPr>
-        <w:t xml:space="preserve">Recalculate, retrace, or restate the </w:t>
-      </w:r>
-      <w:r>
-        <w:rPr>
-          <w:b/>
-        </w:rPr>
-        <w:t>evidence</w:t>
-      </w:r>
-      <w:r>
-        <w:rPr>
-          <w:b w:val="0"/>
-        </w:rPr>
-        <w:t xml:space="preserve"> independently:</w:t>
-      </w:r>
-    </w:p>
-    <w:p>
-      <w:pPr>
-        <w:pStyle w:val="Heading3"/>
-      </w:pPr>
-      <w:r>
-        <w:t>Concrete teaching case</w:t>
-      </w:r>
-    </w:p>
-    <w:p>
-      <w:pPr>
-        <w:pStyle w:val="Heading3"/>
-      </w:pPr>
-      <w:r>
-        <w:t>The teaching case</w:t>
-      </w:r>
-    </w:p>
-    <w:p>
-      <w:pPr>
-        <w:spacing w:line="336" w:lineRule="auto" w:after="180"/>
-        <w:shd w:fill="F1F6FC"/>
-      </w:pPr>
-      <w:r>
-        <w:rPr>
-          <w:b/>
-        </w:rPr>
-        <w:t>Training</w:t>
-      </w:r>
-      <w:r>
-        <w:rPr>
-          <w:b w:val="0"/>
-        </w:rPr>
-        <w:t xml:space="preserve"> photos use indoor white backgrounds; </w:t>
-      </w:r>
-      <w:r>
-        <w:rPr>
-          <w:b/>
-        </w:rPr>
-        <w:t>intended use</w:t>
-      </w:r>
-      <w:r>
-        <w:rPr>
-          <w:b w:val="0"/>
-        </w:rPr>
-        <w:t xml:space="preserve"> is outdoors.</w:t>
-      </w:r>
-    </w:p>
-    <w:p>
-      <w:pPr>
-        <w:pStyle w:val="Heading3"/>
-      </w:pPr>
-      <w:r>
-        <w:t>The teaching case</w:t>
-      </w:r>
-    </w:p>
-    <w:p>
-      <w:pPr>
-        <w:spacing w:line="336" w:lineRule="auto" w:after="180"/>
-        <w:shd w:fill="F1F6FC"/>
-      </w:pPr>
-      <w:r>
-        <w:rPr>
-          <w:b w:val="0"/>
-        </w:rPr>
-        <w:t>Identify the coverage gap.</w:t>
-      </w:r>
-    </w:p>
-    <w:p>
-      <w:pPr>
-        <w:pStyle w:val="Heading3"/>
-      </w:pPr>
-      <w:r>
-        <w:t>Exact explanation to model</w:t>
-      </w:r>
-    </w:p>
-    <w:p>
-      <w:pPr>
-        <w:pStyle w:val="Heading3"/>
-      </w:pPr>
-      <w:r>
-        <w:t>Why the result follows</w:t>
-      </w:r>
-    </w:p>
-    <w:p>
-      <w:pPr>
-        <w:spacing w:line="336" w:lineRule="auto" w:after="180"/>
-        <w:shd w:fill="F1F6FC"/>
-      </w:pPr>
-      <w:r>
-        <w:rPr>
-          <w:b w:val="0"/>
-        </w:rPr>
-        <w:t>Lighting, background and device conditions may differ. Collect representative examples and evaluate outdoor slices separately.</w:t>
-      </w:r>
-    </w:p>
-    <w:p>
-      <w:pPr>
-        <w:pStyle w:val="Heading3"/>
-      </w:pPr>
-      <w:r>
-        <w:t>Explain the added worked example</w:t>
-      </w:r>
-    </w:p>
-    <w:p>
-      <w:pPr>
-        <w:pStyle w:val="Heading3"/>
-      </w:pPr>
-      <w:r>
-        <w:t>Explain the added worked example · 1</w:t>
-      </w:r>
-    </w:p>
-    <w:p>
-      <w:pPr>
-        <w:spacing w:line="336" w:lineRule="auto" w:after="180"/>
-      </w:pPr>
-      <w:r>
-        <w:rPr>
-          <w:b w:val="0"/>
-        </w:rPr>
-        <w:t xml:space="preserve">A dataset can look like a neat table and still contain missing outcomes, repeated records or impossible values. Before </w:t>
-      </w:r>
-      <w:r>
-        <w:rPr>
-          <w:b/>
-        </w:rPr>
-        <w:t>fitting</w:t>
-      </w:r>
-      <w:r>
-        <w:rPr>
-          <w:b w:val="0"/>
-        </w:rPr>
-        <w:t xml:space="preserve"> a model, inspect what one row represents and document where the table came from.</w:t>
-      </w:r>
-    </w:p>
-    <w:p>
-      <w:pPr>
-        <w:spacing w:line="336" w:lineRule="auto" w:after="180"/>
-      </w:pPr>
-      <w:r>
-        <w:rPr>
-          <w:b w:val="0"/>
-        </w:rPr>
-        <w:t xml:space="preserve">A </w:t>
-      </w:r>
-      <w:r>
-        <w:rPr>
-          <w:b/>
-        </w:rPr>
-        <w:t>dataset card</w:t>
-      </w:r>
-      <w:r>
-        <w:rPr>
-          <w:b w:val="0"/>
-        </w:rPr>
-        <w:t xml:space="preserve"> is a short record of its purpose, contents, collection, changes and limits. It helps another person decide whether the data suits a proposed use.</w:t>
-      </w:r>
-    </w:p>
-    <w:p>
-      <w:pPr>
-        <w:pStyle w:val="Heading3"/>
-      </w:pPr>
-      <w:r>
-        <w:t>Explain the added worked example · 2</w:t>
-      </w:r>
-    </w:p>
-    <w:p>
-      <w:pPr>
-        <w:spacing w:line="336" w:lineRule="auto" w:after="180"/>
-      </w:pPr>
-      <w:r>
-        <w:rPr>
-          <w:b w:val="0"/>
-        </w:rPr>
-        <w:t>Our source is a teacher-authored fictional export called Robot practice v1, created for this lesson. Each row is intended to describe one trip, with one unique trip ID and elapsed duration in minutes.</w:t>
-      </w:r>
-    </w:p>
-    <w:p>
-      <w:pPr>
-        <w:spacing w:line="336" w:lineRule="auto" w:after="180"/>
-      </w:pPr>
-      <w:r>
-        <w:rPr>
-          <w:b w:val="0"/>
-        </w:rPr>
-        <w:t xml:space="preserve">Durations may be zero or positive; None means unknown. All trips are described as indoor practice trips. No real robot measurements or personal records were collected, and there is no </w:t>
-      </w:r>
-      <w:r>
-        <w:rPr>
-          <w:b/>
-        </w:rPr>
-        <w:t>evidence</w:t>
-      </w:r>
-      <w:r>
-        <w:rPr>
-          <w:b w:val="0"/>
-        </w:rPr>
-        <w:t xml:space="preserve"> about outdoor performance.</w:t>
-      </w:r>
-    </w:p>
-    <w:p>
-      <w:pPr>
-        <w:spacing w:line="336" w:lineRule="auto" w:after="180"/>
-      </w:pPr>
-      <w:r>
-        <w:rPr>
-          <w:b w:val="0"/>
-        </w:rPr>
-        <w:t>Keep this raw version unchanged. At this stage a flag means investigate, not automatically delete or replace. A repeated ID might be a copied row or a problem with the supposed one-row-per-trip definition.</w:t>
-      </w:r>
-    </w:p>
-    <w:p>
-      <w:pPr>
-        <w:spacing w:line="336" w:lineRule="auto" w:after="180"/>
-      </w:pPr>
-      <w:r>
-        <w:rPr>
-          <w:b w:val="0"/>
-        </w:rPr>
-        <w:t xml:space="preserve">We need </w:t>
-      </w:r>
-      <w:r>
-        <w:rPr>
-          <w:b/>
-        </w:rPr>
-        <w:t>evidence</w:t>
-      </w:r>
-      <w:r>
-        <w:rPr>
-          <w:b w:val="0"/>
-        </w:rPr>
-        <w:t xml:space="preserve"> before deciding what happened.</w:t>
-      </w:r>
-    </w:p>
-    <w:p>
-      <w:pPr>
-        <w:pStyle w:val="Heading3"/>
-      </w:pPr>
-      <w:r>
-        <w:t>Explain the added worked example · 3</w:t>
-      </w:r>
-    </w:p>
-    <w:p>
-      <w:pPr>
-        <w:spacing w:line="336" w:lineRule="auto" w:after="180"/>
-      </w:pPr>
-      <w:r>
-        <w:rPr>
-          <w:b w:val="0"/>
-        </w:rPr>
-        <w:t xml:space="preserve">A set stores each distinct ID once. The </w:t>
-      </w:r>
-      <w:r>
-        <w:rPr>
-          <w:b/>
-        </w:rPr>
-        <w:t>output</w:t>
-      </w:r>
-      <w:r>
-        <w:rPr>
-          <w:b w:val="0"/>
-        </w:rPr>
-        <w:t xml:space="preserve"> is 5 4 2 1: five rows, four distinct IDs, two rows with unknown duration and one row with a negative duration. There is one extra occurrence beyond the four distinct IDs.</w:t>
-      </w:r>
-    </w:p>
-    <w:p>
-      <w:pPr>
-        <w:spacing w:line="336" w:lineRule="auto" w:after="180"/>
-      </w:pPr>
-      <w:r>
-        <w:rPr>
-          <w:b w:val="0"/>
-        </w:rPr>
-        <w:t>This is not a count of all rows in repeated-ID groups: both B rows belong to that group.</w:t>
-      </w:r>
-    </w:p>
-    <w:p>
-      <w:pPr>
-        <w:spacing w:line="336" w:lineRule="auto" w:after="180"/>
-      </w:pPr>
-      <w:r>
-        <w:rPr>
-          <w:b w:val="0"/>
-        </w:rPr>
-        <w:t xml:space="preserve">The code assumes every row is a pair and each duration is a number or None. It is a small audit, not full </w:t>
-      </w:r>
-      <w:r>
-        <w:rPr>
-          <w:b/>
-        </w:rPr>
-        <w:t>schema</w:t>
-      </w:r>
-      <w:r>
-        <w:rPr>
-          <w:b w:val="0"/>
-        </w:rPr>
-        <w:t xml:space="preserve"> validation. It does not check text values, units, source truth or whether IDs refer to real unique events.</w:t>
-      </w:r>
-    </w:p>
-    <w:p>
-      <w:pPr>
-        <w:spacing w:line="336" w:lineRule="auto" w:after="180"/>
-      </w:pPr>
-      <w:r>
-        <w:rPr>
-          <w:b w:val="0"/>
-        </w:rPr>
         <w:t>A successful run does not certify data quality.</w:t>
-      </w:r>
-    </w:p>
-    <w:p>
-      <w:pPr>
-        <w:pStyle w:val="Heading3"/>
-      </w:pPr>
-      <w:r>
-        <w:t>Key terms</w:t>
       </w:r>
     </w:p>
     <w:tbl>
@@ -1678,9 +2012,497 @@
     </w:tbl>
     <w:p>
       <w:pPr>
+        <w:spacing w:line="336" w:lineRule="auto" w:after="180"/>
+      </w:pPr>
+      <w:r>
+        <w:rPr>
+          <w:b w:val="0"/>
+        </w:rPr>
+        <w:t>For Robot practice v1, record the purpose as practising inspection, the source as teacher-authored fictional data, and the row meaning as an intended single indoor trip.</w:t>
+      </w:r>
+    </w:p>
+    <w:p>
+      <w:pPr>
+        <w:spacing w:line="336" w:lineRule="auto" w:after="180"/>
+      </w:pPr>
+      <w:r>
+        <w:rPr>
+          <w:b w:val="0"/>
+        </w:rPr>
+        <w:t>Record the five-row count, the ID field, minutes as the duration unit and None as unknown. List the duplicate-ID and invalid-duration findings.</w:t>
+      </w:r>
+    </w:p>
+    <w:p>
+      <w:pPr>
+        <w:spacing w:line="336" w:lineRule="auto" w:after="180"/>
+      </w:pPr>
+      <w:r>
+        <w:rPr>
+          <w:b w:val="0"/>
+        </w:rPr>
+        <w:t>State that no cleaning has occurred, no train/test split is assigned, and no model has been evaluated.</w:t>
+      </w:r>
+    </w:p>
+    <w:p>
+      <w:pPr>
+        <w:spacing w:line="336" w:lineRule="auto" w:after="180"/>
+      </w:pPr>
+      <w:r>
+        <w:rPr>
+          <w:b w:val="0"/>
+        </w:rPr>
+        <w:t xml:space="preserve">Add </w:t>
+      </w:r>
+      <w:r>
+        <w:rPr>
+          <w:b/>
+        </w:rPr>
+        <w:t>intended use</w:t>
+      </w:r>
+      <w:r>
+        <w:rPr>
+          <w:b w:val="0"/>
+        </w:rPr>
+        <w:t>, excluded uses, known gaps, version and a contact or owner. Here the lesson teacher maintains the practice copy; its allowed classroom purpose is inspection practice.</w:t>
+      </w:r>
+    </w:p>
+    <w:p>
+      <w:pPr>
+        <w:spacing w:line="336" w:lineRule="auto" w:after="180"/>
+      </w:pPr>
+      <w:r>
+        <w:rPr>
+          <w:b w:val="0"/>
+        </w:rPr>
+        <w:t>Do not describe it as validated navigation data.</w:t>
+      </w:r>
+    </w:p>
+    <w:p>
+      <w:pPr>
+        <w:spacing w:line="336" w:lineRule="auto" w:after="180"/>
+      </w:pPr>
+      <w:r>
+        <w:rPr>
+          <w:b w:val="0"/>
+        </w:rPr>
+        <w:t>For a real external dataset, also verify its actual permission or licence and collection context; an absent field in the documentation is an unanswered question, not permission to invent a value.</w:t>
+      </w:r>
+    </w:p>
+    <w:p>
+      <w:pPr>
         <w:pStyle w:val="Heading3"/>
       </w:pPr>
       <w:r>
+        <w:t>What fraction of the five raw rows has unknown duration? Can you subtract two missing rows, one negative row and one extra ID occurrence from five to count distinct usable trips? Explain using the B rows.</w:t>
+      </w:r>
+    </w:p>
+    <w:p>
+      <w:r>
+        <w:t>________________________________________________________________</w:t>
+      </w:r>
+    </w:p>
+    <w:p>
+      <w:r>
+        <w:t>________________________________________________________________</w:t>
+      </w:r>
+    </w:p>
+    <w:p>
+      <w:r>
+        <w:t>________________________________________________________________</w:t>
+      </w:r>
+    </w:p>
+    <w:p>
+      <w:r>
+        <w:t>________________________________________________________________</w:t>
+      </w:r>
+    </w:p>
+    <w:p>
+      <w:r>
+        <w:t>________________________________________________________________</w:t>
+      </w:r>
+    </w:p>
+    <w:p>
+      <w:pPr>
+        <w:pStyle w:val="Heading2"/>
+      </w:pPr>
+      <w:r>
+        <w:t>Earlier wording, alternatives and picture transcripts · reference / check after trying</w:t>
+      </w:r>
+    </w:p>
+    <w:p>
+      <w:pPr>
+        <w:spacing w:line="336" w:lineRule="auto" w:after="180"/>
+      </w:pPr>
+      <w:r>
+        <w:rPr>
+          <w:b w:val="0"/>
+        </w:rPr>
+        <w:t>Explain the mechanism</w:t>
+      </w:r>
+    </w:p>
+    <w:p>
+      <w:pPr>
+        <w:spacing w:line="336" w:lineRule="auto" w:after="180"/>
+      </w:pPr>
+      <w:r>
+        <w:rPr>
+          <w:b w:val="0"/>
+        </w:rPr>
+        <w:t>Trace the information, fitted behavior, and evaluation proof separately.</w:t>
+      </w:r>
+    </w:p>
+    <w:p>
+      <w:pPr>
+        <w:spacing w:line="336" w:lineRule="auto" w:after="180"/>
+      </w:pPr>
+      <w:r>
+        <w:rPr>
+          <w:b w:val="0"/>
+        </w:rPr>
+        <w:t xml:space="preserve">QUESTION Compare two </w:t>
+      </w:r>
+      <w:r>
+        <w:rPr>
+          <w:b/>
+        </w:rPr>
+        <w:t>sample</w:t>
+      </w:r>
+      <w:r>
+        <w:rPr>
+          <w:b w:val="0"/>
+        </w:rPr>
+        <w:t xml:space="preserve">s against a deployment </w:t>
+      </w:r>
+      <w:r>
+        <w:rPr>
+          <w:b/>
+        </w:rPr>
+        <w:t>population</w:t>
+      </w:r>
+      <w:r>
+        <w:rPr>
+          <w:b w:val="0"/>
+        </w:rPr>
+        <w:t xml:space="preserve"> and identify missing conditions.</w:t>
+      </w:r>
+    </w:p>
+    <w:p>
+      <w:pPr>
+        <w:spacing w:line="336" w:lineRule="auto" w:after="180"/>
+      </w:pPr>
+      <w:r>
+        <w:rPr>
+          <w:b w:val="0"/>
+        </w:rPr>
+        <w:t xml:space="preserve">MODEL IDEA </w:t>
+      </w:r>
+      <w:r>
+        <w:rPr>
+          <w:b/>
+        </w:rPr>
+        <w:t>Training</w:t>
+      </w:r>
+      <w:r>
+        <w:rPr>
+          <w:b w:val="0"/>
+        </w:rPr>
+        <w:t xml:space="preserve"> examples should represent the people, objects, conditions, and devices described by the intended-use statement.</w:t>
+      </w:r>
+    </w:p>
+    <w:p>
+      <w:pPr>
+        <w:spacing w:line="336" w:lineRule="auto" w:after="180"/>
+      </w:pPr>
+      <w:r>
+        <w:rPr>
+          <w:b w:val="0"/>
+        </w:rPr>
+        <w:t>PROOF NEEDED Use an unseen case, visible calculation, error analysis, and a stated limitation.</w:t>
+      </w:r>
+    </w:p>
+    <w:p>
+      <w:pPr>
+        <w:spacing w:line="336" w:lineRule="auto" w:after="180"/>
+      </w:pPr>
+      <w:r>
+        <w:rPr>
+          <w:b w:val="0"/>
+        </w:rPr>
+        <w:t xml:space="preserve">UNDER THE HOOD </w:t>
+      </w:r>
+      <w:r>
+        <w:rPr>
+          <w:b/>
+        </w:rPr>
+        <w:t>Intended use</w:t>
+      </w:r>
+      <w:r>
+        <w:rPr>
+          <w:b w:val="0"/>
+        </w:rPr>
+        <w:t xml:space="preserve"> includes indoor classroom plants under day and evening light. </w:t>
+      </w:r>
+      <w:r>
+        <w:rPr>
+          <w:b/>
+        </w:rPr>
+        <w:t>Sample</w:t>
+      </w:r>
+      <w:r>
+        <w:rPr>
+          <w:b w:val="0"/>
+        </w:rPr>
+        <w:t xml:space="preserve"> A has 90% daylight photos from one camera.</w:t>
+      </w:r>
+    </w:p>
+    <w:p>
+      <w:pPr>
+        <w:spacing w:line="336" w:lineRule="auto" w:after="180"/>
+      </w:pPr>
+      <w:r>
+        <w:rPr>
+          <w:b w:val="0"/>
+        </w:rPr>
+        <w:t xml:space="preserve">Draw a fresh data → model → </w:t>
+      </w:r>
+      <w:r>
+        <w:rPr>
+          <w:b/>
+        </w:rPr>
+        <w:t>prediction</w:t>
+      </w:r>
+      <w:r>
+        <w:rPr>
+          <w:b w:val="0"/>
+        </w:rPr>
+        <w:t xml:space="preserve"> → evaluation trace:</w:t>
+      </w:r>
+    </w:p>
+    <w:p>
+      <w:pPr>
+        <w:spacing w:line="336" w:lineRule="auto" w:after="180"/>
+      </w:pPr>
+      <w:r>
+        <w:rPr>
+          <w:b w:val="0"/>
+        </w:rPr>
+        <w:t xml:space="preserve">Predict first. Then check each step. A correct answer without visible </w:t>
+      </w:r>
+      <w:r>
+        <w:rPr>
+          <w:b/>
+        </w:rPr>
+        <w:t>evidence</w:t>
+      </w:r>
+      <w:r>
+        <w:rPr>
+          <w:b w:val="0"/>
+        </w:rPr>
+        <w:t xml:space="preserve"> cannot be audited.</w:t>
+      </w:r>
+    </w:p>
+    <w:p>
+      <w:pPr>
+        <w:spacing w:line="336" w:lineRule="auto" w:after="180"/>
+      </w:pPr>
+      <w:r>
+        <w:rPr>
+          <w:b w:val="0"/>
+        </w:rPr>
+        <w:t xml:space="preserve">STEP 1 </w:t>
+      </w:r>
+      <w:r>
+        <w:rPr>
+          <w:b/>
+        </w:rPr>
+        <w:t>Intended use</w:t>
+      </w:r>
+      <w:r>
+        <w:rPr>
+          <w:b w:val="0"/>
+        </w:rPr>
+        <w:t xml:space="preserve"> includes indoor classroom plants under day and evening light.</w:t>
+      </w:r>
+    </w:p>
+    <w:p>
+      <w:pPr>
+        <w:spacing w:line="336" w:lineRule="auto" w:after="180"/>
+      </w:pPr>
+      <w:r>
+        <w:rPr>
+          <w:b w:val="0"/>
+        </w:rPr>
+        <w:t xml:space="preserve">STEP 2 </w:t>
+      </w:r>
+      <w:r>
+        <w:rPr>
+          <w:b/>
+        </w:rPr>
+        <w:t>Sample</w:t>
+      </w:r>
+      <w:r>
+        <w:rPr>
+          <w:b w:val="0"/>
+        </w:rPr>
+        <w:t xml:space="preserve"> A has 90% daylight photos from one camera.</w:t>
+      </w:r>
+    </w:p>
+    <w:p>
+      <w:pPr>
+        <w:spacing w:line="336" w:lineRule="auto" w:after="180"/>
+      </w:pPr>
+      <w:r>
+        <w:rPr>
+          <w:b w:val="0"/>
+        </w:rPr>
+        <w:t xml:space="preserve">STEP 3 </w:t>
+      </w:r>
+      <w:r>
+        <w:rPr>
+          <w:b/>
+        </w:rPr>
+        <w:t>Sample</w:t>
+      </w:r>
+      <w:r>
+        <w:rPr>
+          <w:b w:val="0"/>
+        </w:rPr>
+        <w:t xml:space="preserve"> B balances lighting, camera distance, and several plant types.</w:t>
+      </w:r>
+    </w:p>
+    <w:p>
+      <w:pPr>
+        <w:spacing w:line="336" w:lineRule="auto" w:after="180"/>
+      </w:pPr>
+      <w:r>
+        <w:rPr>
+          <w:b w:val="0"/>
+        </w:rPr>
+        <w:t>STEP 4 Prefer B for this use, while documenting remaining gaps rather than claiming universal coverage.</w:t>
+      </w:r>
+    </w:p>
+    <w:p>
+      <w:pPr>
+        <w:spacing w:line="336" w:lineRule="auto" w:after="180"/>
+      </w:pPr>
+      <w:r>
+        <w:rPr>
+          <w:b w:val="0"/>
+        </w:rPr>
+        <w:t>CHECK Verify the denominator, unit, split, class definition, and data version before interpreting a score.</w:t>
+      </w:r>
+    </w:p>
+    <w:p>
+      <w:pPr>
+        <w:spacing w:line="336" w:lineRule="auto" w:after="180"/>
+      </w:pPr>
+      <w:r>
+        <w:rPr>
+          <w:b w:val="0"/>
+        </w:rPr>
+        <w:t xml:space="preserve">Recalculate, retrace, or restate the </w:t>
+      </w:r>
+      <w:r>
+        <w:rPr>
+          <w:b/>
+        </w:rPr>
+        <w:t>evidence</w:t>
+      </w:r>
+      <w:r>
+        <w:rPr>
+          <w:b w:val="0"/>
+        </w:rPr>
+        <w:t xml:space="preserve"> independently:</w:t>
+      </w:r>
+    </w:p>
+    <w:p>
+      <w:pPr>
+        <w:pStyle w:val="Heading3"/>
+      </w:pPr>
+      <w:r>
+        <w:t>Concrete teaching case</w:t>
+      </w:r>
+    </w:p>
+    <w:p>
+      <w:pPr>
+        <w:spacing w:line="336" w:lineRule="auto" w:after="180"/>
+      </w:pPr>
+      <w:r>
+        <w:rPr>
+          <w:b/>
+        </w:rPr>
+        <w:t>Training</w:t>
+      </w:r>
+      <w:r>
+        <w:rPr>
+          <w:b w:val="0"/>
+        </w:rPr>
+        <w:t xml:space="preserve"> photos use indoor white backgrounds; </w:t>
+      </w:r>
+      <w:r>
+        <w:rPr>
+          <w:b/>
+        </w:rPr>
+        <w:t>intended use</w:t>
+      </w:r>
+      <w:r>
+        <w:rPr>
+          <w:b w:val="0"/>
+        </w:rPr>
+        <w:t xml:space="preserve"> is outdoors.</w:t>
+      </w:r>
+    </w:p>
+    <w:p>
+      <w:pPr>
+        <w:spacing w:line="336" w:lineRule="auto" w:after="180"/>
+      </w:pPr>
+      <w:r>
+        <w:rPr>
+          <w:b w:val="0"/>
+        </w:rPr>
+        <w:t>Identify the coverage gap.</w:t>
+      </w:r>
+    </w:p>
+    <w:p>
+      <w:pPr>
+        <w:pStyle w:val="Heading3"/>
+      </w:pPr>
+      <w:r>
+        <w:t>Exact explanation to model</w:t>
+      </w:r>
+    </w:p>
+    <w:p>
+      <w:pPr>
+        <w:spacing w:line="336" w:lineRule="auto" w:after="180"/>
+      </w:pPr>
+      <w:r>
+        <w:rPr>
+          <w:b w:val="0"/>
+        </w:rPr>
+        <w:t>Lighting, background and device conditions may differ. Collect representative examples and evaluate outdoor slices separately.</w:t>
+      </w:r>
+    </w:p>
+    <w:p>
+      <w:pPr>
+        <w:pStyle w:val="Heading3"/>
+      </w:pPr>
+      <w:r>
+        <w:t>Explain the added worked example</w:t>
+      </w:r>
+    </w:p>
+    <w:p>
+      <w:pPr>
+        <w:pStyle w:val="Heading3"/>
+      </w:pPr>
+      <w:r>
+        <w:t>Key terms</w:t>
+      </w:r>
+    </w:p>
+    <w:p>
+      <w:pPr>
+        <w:pStyle w:val="Heading3"/>
+      </w:pPr>
+      <w:r>
         <w:t>Model the reasoning aloud</w:t>
       </w:r>
     </w:p>
@@ -1716,133 +2538,6 @@
           <w:b w:val="0"/>
         </w:rPr>
         <w:t>These teacher notes contain solutions; do not reveal the independent case answer during modelling.</w:t>
-      </w:r>
-    </w:p>
-    <w:p>
-      <w:pPr>
-        <w:pStyle w:val="Heading3"/>
-      </w:pPr>
-      <w:r>
-        <w:t>Model the reasoning aloud · 4</w:t>
-      </w:r>
-    </w:p>
-    <w:p>
-      <w:pPr>
-        <w:spacing w:line="336" w:lineRule="auto" w:after="180"/>
-      </w:pPr>
-      <w:r>
-        <w:rPr>
-          <w:b w:val="0"/>
-        </w:rPr>
-        <w:t>For Robot practice v1, record the purpose as practising inspection, the source as teacher-authored fictional data, and the row meaning as an intended single indoor trip.</w:t>
-      </w:r>
-    </w:p>
-    <w:p>
-      <w:pPr>
-        <w:spacing w:line="336" w:lineRule="auto" w:after="180"/>
-      </w:pPr>
-      <w:r>
-        <w:rPr>
-          <w:b w:val="0"/>
-        </w:rPr>
-        <w:t>Record the five-row count, the ID field, minutes as the duration unit and None as unknown. List the duplicate-ID and invalid-duration findings.</w:t>
-      </w:r>
-    </w:p>
-    <w:p>
-      <w:pPr>
-        <w:spacing w:line="336" w:lineRule="auto" w:after="180"/>
-      </w:pPr>
-      <w:r>
-        <w:rPr>
-          <w:b w:val="0"/>
-        </w:rPr>
-        <w:t>State that no cleaning has occurred, no train/test split is assigned, and no model has been evaluated.</w:t>
-      </w:r>
-    </w:p>
-    <w:p>
-      <w:pPr>
-        <w:pStyle w:val="Heading3"/>
-      </w:pPr>
-      <w:r>
-        <w:t>Model the reasoning aloud · 5</w:t>
-      </w:r>
-    </w:p>
-    <w:p>
-      <w:pPr>
-        <w:spacing w:line="336" w:lineRule="auto" w:after="180"/>
-      </w:pPr>
-      <w:r>
-        <w:rPr>
-          <w:b w:val="0"/>
-        </w:rPr>
-        <w:t xml:space="preserve">Add </w:t>
-      </w:r>
-      <w:r>
-        <w:rPr>
-          <w:b/>
-        </w:rPr>
-        <w:t>intended use</w:t>
-      </w:r>
-      <w:r>
-        <w:rPr>
-          <w:b w:val="0"/>
-        </w:rPr>
-        <w:t>, excluded uses, known gaps, version and a contact or owner. Here the lesson teacher maintains the practice copy; its allowed classroom purpose is inspection practice.</w:t>
-      </w:r>
-    </w:p>
-    <w:p>
-      <w:pPr>
-        <w:spacing w:line="336" w:lineRule="auto" w:after="180"/>
-      </w:pPr>
-      <w:r>
-        <w:rPr>
-          <w:b w:val="0"/>
-        </w:rPr>
-        <w:t>Do not describe it as validated navigation data.</w:t>
-      </w:r>
-    </w:p>
-    <w:p>
-      <w:pPr>
-        <w:spacing w:line="336" w:lineRule="auto" w:after="180"/>
-      </w:pPr>
-      <w:r>
-        <w:rPr>
-          <w:b w:val="0"/>
-        </w:rPr>
-        <w:t>For a real external dataset, also verify its actual permission or licence and collection context; an absent field in the documentation is an unanswered question, not permission to invent a value.</w:t>
-      </w:r>
-    </w:p>
-    <w:p>
-      <w:pPr>
-        <w:pStyle w:val="Heading3"/>
-      </w:pPr>
-      <w:r>
-        <w:t>What fraction of the five raw rows has unknown duration? Can you subtract two missing rows, one negative row and one extra ID occurrence from five to count distinct usable trips? Explain using the B rows.</w:t>
-      </w:r>
-    </w:p>
-    <w:p>
-      <w:r>
-        <w:t>________________________________________________________________</w:t>
-      </w:r>
-    </w:p>
-    <w:p>
-      <w:r>
-        <w:t>________________________________________________________________</w:t>
-      </w:r>
-    </w:p>
-    <w:p>
-      <w:r>
-        <w:t>________________________________________________________________</w:t>
-      </w:r>
-    </w:p>
-    <w:p>
-      <w:r>
-        <w:t>________________________________________________________________</w:t>
-      </w:r>
-    </w:p>
-    <w:p>
-      <w:r>
-        <w:t>________________________________________________________________</w:t>
       </w:r>
     </w:p>
     <w:tbl>
@@ -1968,97 +2663,10 @@
     </w:p>
     <w:p>
       <w:pPr>
-        <w:spacing w:line="336" w:lineRule="auto" w:after="180"/>
-      </w:pPr>
-      <w:r>
-        <w:rPr>
-          <w:b/>
-        </w:rPr>
-        <w:t>Sample</w:t>
-      </w:r>
-      <w:r>
-        <w:rPr>
-          <w:b w:val="0"/>
-        </w:rPr>
-        <w:t xml:space="preserve"> for the conditions in which the plant classifier will actually be used.</w:t>
-      </w:r>
-    </w:p>
-    <w:p>
-      <w:pPr>
         <w:pStyle w:val="Heading3"/>
       </w:pPr>
       <w:r>
         <w:t>The facts we will use</w:t>
-      </w:r>
-    </w:p>
-    <w:p>
-      <w:pPr>
-        <w:pStyle w:val="Heading3"/>
-      </w:pPr>
-      <w:r>
-        <w:t>Supplied facts</w:t>
-      </w:r>
-    </w:p>
-    <w:p>
-      <w:pPr>
-        <w:spacing w:line="336" w:lineRule="auto" w:after="180"/>
-        <w:shd w:fill="F1F6FC"/>
-      </w:pPr>
-      <w:r>
-        <w:rPr>
-          <w:b/>
-        </w:rPr>
-        <w:t>Training</w:t>
-      </w:r>
-      <w:r>
-        <w:rPr>
-          <w:b w:val="0"/>
-        </w:rPr>
-        <w:t xml:space="preserve"> set: 12 windowsill plants photographed at midday. </w:t>
-      </w:r>
-      <w:r>
-        <w:rPr>
-          <w:b/>
-        </w:rPr>
-        <w:t>Intended use</w:t>
-      </w:r>
-      <w:r>
-        <w:rPr>
-          <w:b w:val="0"/>
-        </w:rPr>
-        <w:t xml:space="preserve"> includes evening desk photos; no evening examples have been collected.</w:t>
-      </w:r>
-    </w:p>
-    <w:p>
-      <w:pPr>
-        <w:pStyle w:val="Heading3"/>
-      </w:pPr>
-      <w:r>
-        <w:t>Supplied facts</w:t>
-      </w:r>
-    </w:p>
-    <w:p>
-      <w:pPr>
-        <w:spacing w:line="336" w:lineRule="auto" w:after="180"/>
-        <w:shd w:fill="F1F6FC"/>
-      </w:pPr>
-      <w:r>
-        <w:rPr>
-          <w:b w:val="0"/>
-        </w:rPr>
-        <w:t xml:space="preserve">All </w:t>
-      </w:r>
-      <w:r>
-        <w:rPr>
-          <w:b/>
-        </w:rPr>
-        <w:t>input</w:t>
-      </w:r>
-      <w:r>
-        <w:rPr>
-          <w:b w:val="0"/>
-        </w:rPr>
-        <w:t>s and outcomes in this worked example are invented classroom data; no real model run is claimed.</w:t>
       </w:r>
     </w:p>
     <w:p>
@@ -2066,7 +2674,7 @@
         <w:drawing>
           <wp:inline xmlns:a="http://schemas.openxmlformats.org/drawingml/2006/main" xmlns:pic="http://schemas.openxmlformats.org/drawingml/2006/picture">
             <wp:extent cx="5486400" cy="5421086"/>
-            <wp:docPr id="1" name="Picture 1" descr="Sampling and Intended Use. Declare coverage: All 12 training examples share one lighting situation.. Identify gap: Evening desk lighting is outside the observed sampling conditions.. Plan comparison: Collect consented fictional or teacher-created evening examples; keep plant groups separate across development and final evaluation."/>
+            <wp:docPr id="2" name="Picture 2" descr="Sampling and Intended Use. Declare coverage: All 12 training examples share one lighting situation.. Identify gap: Evening desk lighting is outside the observed sampling conditions.. Plan comparison: Collect consented fictional or teacher-created evening examples; keep plant groups separate across development and final evaluation."/>
             <wp:cNvGraphicFramePr>
               <a:graphicFrameLocks noChangeAspect="1"/>
             </wp:cNvGraphicFramePr>
@@ -2078,7 +2686,7 @@
                     <pic:cNvPicPr/>
                   </pic:nvPicPr>
                   <pic:blipFill>
-                    <a:blip r:embed="rId9"/>
+                    <a:blip r:embed="rId10"/>
                     <a:stretch>
                       <a:fillRect/>
                     </a:stretch>
@@ -2102,114 +2710,7 @@
         <w:pStyle w:val="Heading3"/>
       </w:pPr>
       <w:r>
-        <w:t>Read the picture one step at a time</w:t>
-      </w:r>
-    </w:p>
-    <w:tbl>
-      <w:tblPr>
-        <w:tblStyle w:val="LightShading-Accent1"/>
-        <w:tblW w:type="auto" w:w="0"/>
-        <w:tblLook w:firstColumn="1" w:firstRow="1" w:lastColumn="0" w:lastRow="0" w:noHBand="0" w:noVBand="1" w:val="04A0"/>
-      </w:tblPr>
-      <w:tblGrid>
-        <w:gridCol w:w="5112"/>
-        <w:gridCol w:w="5112"/>
-      </w:tblGrid>
-      <w:tr>
-        <w:trPr>
-          <w:tblHeader/>
-        </w:trPr>
-        <w:tc>
-          <w:tcPr>
-            <w:tcW w:type="dxa" w:w="5112"/>
-          </w:tcPr>
-          <w:p>
-            <w:r>
-              <w:t>Step</w:t>
-            </w:r>
-          </w:p>
-        </w:tc>
-        <w:tc>
-          <w:tcPr>
-            <w:tcW w:type="dxa" w:w="5112"/>
-          </w:tcPr>
-          <w:p>
-            <w:r>
-              <w:t>What happens and why</w:t>
-            </w:r>
-          </w:p>
-        </w:tc>
-      </w:tr>
-      <w:tr>
-        <w:tc>
-          <w:tcPr>
-            <w:tcW w:type="dxa" w:w="5112"/>
-          </w:tcPr>
-          <w:p>
-            <w:r>
-              <w:t>1. Declare coverage</w:t>
-            </w:r>
-          </w:p>
-        </w:tc>
-        <w:tc>
-          <w:tcPr>
-            <w:tcW w:type="dxa" w:w="5112"/>
-          </w:tcPr>
-          <w:p>
-            <w:r>
-              <w:t>All 12 training examples share one lighting situation.</w:t>
-            </w:r>
-          </w:p>
-        </w:tc>
-      </w:tr>
-      <w:tr>
-        <w:tc>
-          <w:tcPr>
-            <w:tcW w:type="dxa" w:w="5112"/>
-          </w:tcPr>
-          <w:p>
-            <w:r>
-              <w:t>2. Identify gap</w:t>
-            </w:r>
-          </w:p>
-        </w:tc>
-        <w:tc>
-          <w:tcPr>
-            <w:tcW w:type="dxa" w:w="5112"/>
-          </w:tcPr>
-          <w:p>
-            <w:r>
-              <w:t>Evening desk lighting is outside the observed sampling conditions.</w:t>
-            </w:r>
-          </w:p>
-        </w:tc>
-      </w:tr>
-      <w:tr>
-        <w:tc>
-          <w:tcPr>
-            <w:tcW w:type="dxa" w:w="5112"/>
-          </w:tcPr>
-          <w:p>
-            <w:r>
-              <w:t>3. Plan comparison</w:t>
-            </w:r>
-          </w:p>
-        </w:tc>
-        <w:tc>
-          <w:tcPr>
-            <w:tcW w:type="dxa" w:w="5112"/>
-          </w:tcPr>
-          <w:p>
-            <w:r>
-              <w:t>Collect consented fictional or teacher-created evening examples; keep plant groups separate across development and final evaluation.</w:t>
-            </w:r>
-          </w:p>
-        </w:tc>
-      </w:tr>
-    </w:tbl>
-    <w:p>
-      <w:r>
-        <w:t>Match each pictured step to the supplied facts. This is a worked teaching case, not an independent assessment.</w:t>
+        <w:t>Why this result follows</w:t>
       </w:r>
     </w:p>
     <w:p>
@@ -2217,7 +2718,7 @@
         <w:pStyle w:val="Heading3"/>
       </w:pPr>
       <w:r>
-        <w:t>Why this result follows</w:t>
+        <w:t>What this example does not establish</w:t>
       </w:r>
     </w:p>
     <w:p>
@@ -2225,43 +2726,364 @@
         <w:pStyle w:val="Heading3"/>
       </w:pPr>
       <w:r>
-        <w:t>Why the result follows</w:t>
+        <w:t>Change one thing in the pictured case</w:t>
+      </w:r>
+    </w:p>
+    <w:p>
+      <w:pPr>
+        <w:pStyle w:val="Heading3"/>
+      </w:pPr>
+      <w:r>
+        <w:t>Ask while showing the picture</w:t>
       </w:r>
     </w:p>
     <w:p>
       <w:pPr>
         <w:spacing w:line="336" w:lineRule="auto" w:after="180"/>
-        <w:shd w:fill="F1F6FC"/>
       </w:pPr>
       <w:r>
         <w:rPr>
           <w:b w:val="0"/>
         </w:rPr>
-        <w:t>Read the picture in order. Collect consented fictional or teacher-created evening examples; keep plant groups separate across development and final evaluation.</w:t>
+        <w:t xml:space="preserve">Cover the result. Ask learners to name the </w:t>
+      </w:r>
+      <w:r>
+        <w:rPr>
+          <w:b/>
+        </w:rPr>
+        <w:t>input</w:t>
+      </w:r>
+      <w:r>
+        <w:rPr>
+          <w:b w:val="0"/>
+        </w:rPr>
+        <w:t xml:space="preserve">s and predict the next step. Uncover one step, connect the icon to the actual procedure, and explain its </w:t>
+      </w:r>
+      <w:r>
+        <w:rPr>
+          <w:b/>
+        </w:rPr>
+        <w:t>evidence</w:t>
+      </w:r>
+      <w:r>
+        <w:rPr>
+          <w:b w:val="0"/>
+        </w:rPr>
+        <w:t>. Then change the supplied condition and compare.</w:t>
       </w:r>
     </w:p>
     <w:p>
       <w:pPr>
         <w:spacing w:line="336" w:lineRule="auto" w:after="180"/>
-        <w:shd w:fill="F1F6FC"/>
       </w:pPr>
       <w:r>
         <w:rPr>
           <w:b w:val="0"/>
         </w:rPr>
-        <w:t xml:space="preserve">The arrows show which recorded </w:t>
+        <w:t xml:space="preserve">The picture is a </w:t>
       </w:r>
       <w:r>
         <w:rPr>
           <w:b/>
         </w:rPr>
+        <w:t>representation</w:t>
+      </w:r>
+      <w:r>
+        <w:rPr>
+          <w:b w:val="0"/>
+        </w:rPr>
+        <w:t>; it does not document execution of a real AI model.</w:t>
+      </w:r>
+    </w:p>
+    <w:p>
+      <w:pPr>
+        <w:pStyle w:val="Heading1"/>
+      </w:pPr>
+      <w:r>
+        <w:t>03. Guide coverage reasoning and remove help</w:t>
+      </w:r>
+    </w:p>
+    <w:p>
+      <w:r>
+        <w:t>Check each learner’s counts before discussing preferred collection.</w:t>
+      </w:r>
+    </w:p>
+    <w:p>
+      <w:pPr>
+        <w:pStyle w:val="Heading2"/>
+      </w:pPr>
+      <w:r>
+        <w:t>Current completion task and key</w:t>
+      </w:r>
+    </w:p>
+    <w:p>
+      <w:pPr>
+        <w:spacing w:line="336" w:lineRule="auto" w:after="180"/>
+      </w:pPr>
+      <w:r>
+        <w:rPr>
+          <w:b w:val="0"/>
+        </w:rPr>
+        <w:t>Using Coverage v1 A/B manifests, report day/A, day/B, evening/A and evening/B counts for each sample. Explain why B addresses a known gap without proving higher accuracy. If A photos are each copied ten times, state photo and distinct-plant counts and which cells remain missing.</w:t>
+      </w:r>
+    </w:p>
+    <w:p>
+      <w:pPr>
+        <w:spacing w:line="336" w:lineRule="auto" w:after="180"/>
+      </w:pPr>
+      <w:r>
+        <w:rPr>
+          <w:b w:val="0"/>
+        </w:rPr>
+        <w:t>A counts9,0,1,0; total10 distinct10. B counts3,3,3,3; total12 distinct12. B covers camera B and evening/B missing in A, but no model score, class coverage or real collection representativeness is shown. Ten copies per original A photo give100 photos and10 distinct plants; day/B and evening/B stay0.</w:t>
+      </w:r>
+    </w:p>
+    <w:p>
+      <w:pPr>
+        <w:pStyle w:val="Heading2"/>
+      </w:pPr>
+      <w:r>
+        <w:t>Individual sampling misconception check</w:t>
+      </w:r>
+    </w:p>
+    <w:p>
+      <w:pPr>
+        <w:spacing w:line="336" w:lineRule="auto" w:after="180"/>
+      </w:pPr>
+      <w:r>
+        <w:rPr>
+          <w:b w:val="0"/>
+        </w:rPr>
+        <w:t>A teacher says100 copied indoor day photos prove reliable evening camera-B performance. What evidence is missing, and which counts can increase without closing that gap?</w:t>
+      </w:r>
+    </w:p>
+    <w:p>
+      <w:pPr>
+        <w:spacing w:line="336" w:lineRule="auto" w:after="180"/>
+      </w:pPr>
+      <w:r>
+        <w:rPr>
+          <w:b w:val="0"/>
+        </w:rPr>
+        <w:t>Copies do not supply evening/camera-B observations. Preserve ID groups and collect relevant evidence; no model performance has been measured.</w:t>
+      </w:r>
+    </w:p>
+    <w:p>
+      <w:pPr>
+        <w:pStyle w:val="Heading2"/>
+      </w:pPr>
+      <w:r>
+        <w:t>Pictorial question and change</w:t>
+      </w:r>
+    </w:p>
+    <w:p>
+      <w:pPr>
+        <w:spacing w:line="336" w:lineRule="auto" w:after="180"/>
+      </w:pPr>
+      <w:r>
+        <w:rPr>
+          <w:b w:val="0"/>
+        </w:rPr>
+        <w:t xml:space="preserve">Which collection would address the intended-use gap most directly? Point to the relevant step in the picture, then write the changed result and the rule or </w:t>
+      </w:r>
+      <w:r>
+        <w:rPr>
+          <w:b/>
+        </w:rPr>
+        <w:t>evidence</w:t>
+      </w:r>
+      <w:r>
+        <w:rPr>
+          <w:b w:val="0"/>
+        </w:rPr>
+        <w:t xml:space="preserve"> that supports it.</w:t>
+      </w:r>
+    </w:p>
+    <w:p>
+      <w:pPr>
+        <w:spacing w:line="336" w:lineRule="auto" w:after="180"/>
+      </w:pPr>
+      <w:r>
+        <w:rPr>
+          <w:b w:val="0"/>
+        </w:rPr>
+        <w:t xml:space="preserve">Collect suitable evening desk </w:t>
+      </w:r>
+      <w:r>
+        <w:rPr>
+          <w:b/>
+        </w:rPr>
+        <w:t>observation</w:t>
+      </w:r>
+      <w:r>
+        <w:rPr>
+          <w:b w:val="0"/>
+        </w:rPr>
+        <w:t>s, with plant grouping and labels recorded, rather than only repeating midday views. Changed-case check: The evening-coverage gap remains.</w:t>
+      </w:r>
+    </w:p>
+    <w:p>
+      <w:pPr>
+        <w:spacing w:line="336" w:lineRule="auto" w:after="180"/>
+      </w:pPr>
+      <w:r>
+        <w:rPr>
+          <w:b w:val="0"/>
+        </w:rPr>
+        <w:t xml:space="preserve">More rows in the same condition do not supply </w:t>
+      </w:r>
+      <w:r>
+        <w:rPr>
+          <w:b/>
+        </w:rPr>
+        <w:t>evidence</w:t>
+      </w:r>
+      <w:r>
+        <w:rPr>
+          <w:b w:val="0"/>
+        </w:rPr>
+        <w:t xml:space="preserve"> about the missing condition.</w:t>
+      </w:r>
+    </w:p>
+    <w:p>
+      <w:pPr>
+        <w:spacing w:line="336" w:lineRule="auto" w:after="180"/>
+      </w:pPr>
+      <w:r>
+        <w:rPr>
+          <w:b w:val="0"/>
+        </w:rPr>
+        <w:t xml:space="preserve">Changed-case reasoning: The evening-coverage gap remains. More rows in the same condition do not supply </w:t>
+      </w:r>
+      <w:r>
+        <w:rPr>
+          <w:b/>
+        </w:rPr>
+        <w:t>evidence</w:t>
+      </w:r>
+      <w:r>
+        <w:rPr>
+          <w:b w:val="0"/>
+        </w:rPr>
+        <w:t xml:space="preserve"> about the missing condition.</w:t>
+      </w:r>
+    </w:p>
+    <w:p>
+      <w:pPr>
+        <w:spacing w:line="336" w:lineRule="auto" w:after="180"/>
+      </w:pPr>
+      <w:r>
+        <w:rPr>
+          <w:b w:val="0"/>
+        </w:rPr>
+        <w:t xml:space="preserve">Collect each learner’s explanation before discussion. Use the first missing connection between </w:t>
+      </w:r>
+      <w:r>
+        <w:rPr>
+          <w:b/>
+        </w:rPr>
         <w:t>input</w:t>
       </w:r>
       <w:r>
         <w:rPr>
           <w:b w:val="0"/>
         </w:rPr>
-        <w:t xml:space="preserve"> or intermediate result each decision uses. Explain the deciding step aloud before checking the changed case; pointing to the final answer alone does not show how it follows.</w:t>
+        <w:t xml:space="preserve">, deciding step and result to choose support. This question is worked-case practice, not fresh mastery </w:t>
+      </w:r>
+      <w:r>
+        <w:rPr>
+          <w:b/>
+        </w:rPr>
+        <w:t>evidence</w:t>
+      </w:r>
+      <w:r>
+        <w:rPr>
+          <w:b w:val="0"/>
+        </w:rPr>
+        <w:t>.</w:t>
+      </w:r>
+    </w:p>
+    <w:p>
+      <w:pPr>
+        <w:pStyle w:val="Heading2"/>
+      </w:pPr>
+      <w:r>
+        <w:t>Keep each learner explaining</w:t>
+      </w:r>
+    </w:p>
+    <w:p>
+      <w:pPr>
+        <w:spacing w:line="336" w:lineRule="auto" w:after="180"/>
+      </w:pPr>
+      <w:r>
+        <w:rPr>
+          <w:b w:val="0"/>
+        </w:rPr>
+        <w:t>Ask: Which facts are given, and which would we have to assume? Learners mark relevant details before discussing answers.</w:t>
+      </w:r>
+    </w:p>
+    <w:p>
+      <w:pPr>
+        <w:spacing w:line="336" w:lineRule="auto" w:after="180"/>
+      </w:pPr>
+      <w:r>
+        <w:rPr>
+          <w:b w:val="0"/>
+        </w:rPr>
+        <w:t>Say: Predict first. Show the rule, information path or calculation that would produce the result. A correct guess is not yet an explanation.</w:t>
+      </w:r>
+    </w:p>
+    <w:p>
+      <w:pPr>
+        <w:spacing w:line="336" w:lineRule="auto" w:after="180"/>
+      </w:pPr>
+      <w:r>
+        <w:rPr>
+          <w:b w:val="0"/>
+        </w:rPr>
+        <w:t xml:space="preserve">In pairs, one learner solves while the other checks </w:t>
+      </w:r>
+      <w:r>
+        <w:rPr>
+          <w:b/>
+        </w:rPr>
+        <w:t>evidence</w:t>
+      </w:r>
+      <w:r>
+        <w:rPr>
+          <w:b w:val="0"/>
+        </w:rPr>
+        <w:t>; exchange roles. Remove the worked answer before independent assessment.</w:t>
+      </w:r>
+    </w:p>
+    <w:p>
+      <w:pPr>
+        <w:pStyle w:val="Heading2"/>
+      </w:pPr>
+      <w:r>
+        <w:t>Earlier wording, alternatives and picture transcripts · reference / check after trying</w:t>
+      </w:r>
+    </w:p>
+    <w:p>
+      <w:pPr>
+        <w:spacing w:line="336" w:lineRule="auto" w:after="180"/>
+      </w:pPr>
+      <w:r>
+        <w:rPr>
+          <w:b w:val="0"/>
+        </w:rPr>
+        <w:t>Compact alternative: this two-session sequence covers selected core tasks. Use the three-session weekly plan for the full lesson, independent transfer, feedback and project work; allow extra time for extensions.</w:t>
+      </w:r>
+    </w:p>
+    <w:p>
+      <w:pPr>
+        <w:spacing w:line="336" w:lineRule="auto" w:after="180"/>
+      </w:pPr>
+      <w:r>
+        <w:rPr>
+          <w:b w:val="0"/>
+        </w:rPr>
+        <w:t>Demonstrate and guide practice</w:t>
       </w:r>
     </w:p>
     <w:p>
@@ -2269,7 +3091,87 @@
         <w:pStyle w:val="Heading3"/>
       </w:pPr>
       <w:r>
-        <w:t>What this example does not establish</w:t>
+        <w:t>Board sequence</w:t>
+      </w:r>
+    </w:p>
+    <w:p>
+      <w:pPr>
+        <w:spacing w:line="336" w:lineRule="auto" w:after="180"/>
+      </w:pPr>
+      <w:r>
+        <w:rPr>
+          <w:b w:val="0"/>
+        </w:rPr>
+        <w:t xml:space="preserve">Write the given facts: </w:t>
+      </w:r>
+      <w:r>
+        <w:rPr>
+          <w:b/>
+        </w:rPr>
+        <w:t>Training</w:t>
+      </w:r>
+      <w:r>
+        <w:rPr>
+          <w:b w:val="0"/>
+        </w:rPr>
+        <w:t xml:space="preserve"> photos use indoor white backgrounds; </w:t>
+      </w:r>
+      <w:r>
+        <w:rPr>
+          <w:b/>
+        </w:rPr>
+        <w:t>intended use</w:t>
+      </w:r>
+      <w:r>
+        <w:rPr>
+          <w:b w:val="0"/>
+        </w:rPr>
+        <w:t xml:space="preserve"> is outdoors.</w:t>
+      </w:r>
+    </w:p>
+    <w:p>
+      <w:pPr>
+        <w:spacing w:line="336" w:lineRule="auto" w:after="180"/>
+      </w:pPr>
+      <w:r>
+        <w:rPr>
+          <w:b w:val="0"/>
+        </w:rPr>
+        <w:t>Write the question to explain: Identify the coverage gap.</w:t>
+      </w:r>
+    </w:p>
+    <w:p>
+      <w:pPr>
+        <w:spacing w:line="336" w:lineRule="auto" w:after="180"/>
+      </w:pPr>
+      <w:r>
+        <w:rPr>
+          <w:b w:val="0"/>
+        </w:rPr>
+        <w:t xml:space="preserve">Reveal after </w:t>
+      </w:r>
+      <w:r>
+        <w:rPr>
+          <w:b/>
+        </w:rPr>
+        <w:t>prediction</w:t>
+      </w:r>
+      <w:r>
+        <w:rPr>
+          <w:b w:val="0"/>
+        </w:rPr>
+        <w:t>s: Lighting, background and device conditions may differ. Collect representative examples and evaluate outdoor slices separately.</w:t>
+      </w:r>
+    </w:p>
+    <w:p>
+      <w:pPr>
+        <w:spacing w:line="336" w:lineRule="auto" w:after="180"/>
+      </w:pPr>
+      <w:r>
+        <w:rPr>
+          <w:b w:val="0"/>
+        </w:rPr>
+        <w:t>Use the earlier transfer question as additional practice. Reserve the selected outdoor/other-camera collection plan for the first individual attempt and record support used.</w:t>
       </w:r>
     </w:p>
     <w:p>
@@ -2277,442 +3179,18 @@
         <w:pStyle w:val="Heading3"/>
       </w:pPr>
       <w:r>
-        <w:t>Keep the stated limit</w:t>
+        <w:t>Classroom dialogue</w:t>
       </w:r>
     </w:p>
     <w:p>
       <w:pPr>
         <w:spacing w:line="336" w:lineRule="auto" w:after="180"/>
-        <w:shd w:fill="FFF5E6"/>
       </w:pPr>
       <w:r>
         <w:rPr>
           <w:b w:val="0"/>
         </w:rPr>
-        <w:t>Condition coverage reduces a known gap but does not guarantee accuracy; test the selected model on fresh intended-use examples.</w:t>
-      </w:r>
-    </w:p>
-    <w:p>
-      <w:pPr>
-        <w:pStyle w:val="Heading3"/>
-      </w:pPr>
-      <w:r>
-        <w:t>Change one thing in the pictured case</w:t>
-      </w:r>
-    </w:p>
-    <w:p>
-      <w:pPr>
-        <w:pStyle w:val="Heading3"/>
-      </w:pPr>
-      <w:r>
-        <w:t>Change one thing</w:t>
-      </w:r>
-    </w:p>
-    <w:p>
-      <w:pPr>
-        <w:spacing w:line="336" w:lineRule="auto" w:after="180"/>
-        <w:shd w:fill="F5F1FB"/>
-      </w:pPr>
-      <w:r>
-        <w:rPr>
-          <w:b w:val="0"/>
-        </w:rPr>
-        <w:t>Change: Collect 12 more midday windowsill photos of the same plants.</w:t>
-      </w:r>
-    </w:p>
-    <w:p>
-      <w:pPr>
-        <w:pStyle w:val="Heading3"/>
-      </w:pPr>
-      <w:r>
-        <w:t>Predicted result</w:t>
-      </w:r>
-    </w:p>
-    <w:p>
-      <w:pPr>
-        <w:spacing w:line="336" w:lineRule="auto" w:after="180"/>
-        <w:shd w:fill="F1F6FC"/>
-      </w:pPr>
-      <w:r>
-        <w:rPr>
-          <w:b/>
-        </w:rPr>
-        <w:t>Prediction</w:t>
-      </w:r>
-      <w:r>
-        <w:rPr>
-          <w:b w:val="0"/>
-        </w:rPr>
-        <w:t>: The evening-coverage gap remains.</w:t>
-      </w:r>
-    </w:p>
-    <w:p>
-      <w:pPr>
-        <w:pStyle w:val="Heading3"/>
-      </w:pPr>
-      <w:r>
-        <w:t>Why the result follows</w:t>
-      </w:r>
-    </w:p>
-    <w:p>
-      <w:pPr>
-        <w:spacing w:line="336" w:lineRule="auto" w:after="180"/>
-        <w:shd w:fill="F1F6FC"/>
-      </w:pPr>
-      <w:r>
-        <w:rPr>
-          <w:b w:val="0"/>
-        </w:rPr>
-        <w:t xml:space="preserve">Reason: More rows in the same condition do not supply </w:t>
-      </w:r>
-      <w:r>
-        <w:rPr>
-          <w:b/>
-        </w:rPr>
-        <w:t>evidence</w:t>
-      </w:r>
-      <w:r>
-        <w:rPr>
-          <w:b w:val="0"/>
-        </w:rPr>
-        <w:t xml:space="preserve"> about the missing condition.</w:t>
-      </w:r>
-    </w:p>
-    <w:p>
-      <w:pPr>
-        <w:pStyle w:val="Heading3"/>
-      </w:pPr>
-      <w:r>
-        <w:t>Ask while showing the picture</w:t>
-      </w:r>
-    </w:p>
-    <w:p>
-      <w:pPr>
-        <w:pStyle w:val="Heading3"/>
-      </w:pPr>
-      <w:r>
-        <w:t>Ask while showing the picture · 6</w:t>
-      </w:r>
-    </w:p>
-    <w:p>
-      <w:pPr>
-        <w:spacing w:line="336" w:lineRule="auto" w:after="180"/>
-      </w:pPr>
-      <w:r>
-        <w:rPr>
-          <w:b w:val="0"/>
-        </w:rPr>
-        <w:t xml:space="preserve">Cover the result. Ask learners to name the </w:t>
-      </w:r>
-      <w:r>
-        <w:rPr>
-          <w:b/>
-        </w:rPr>
-        <w:t>input</w:t>
-      </w:r>
-      <w:r>
-        <w:rPr>
-          <w:b w:val="0"/>
-        </w:rPr>
-        <w:t xml:space="preserve">s and predict the next step. Uncover one step, connect the icon to the actual procedure, and explain its </w:t>
-      </w:r>
-      <w:r>
-        <w:rPr>
-          <w:b/>
-        </w:rPr>
-        <w:t>evidence</w:t>
-      </w:r>
-      <w:r>
-        <w:rPr>
-          <w:b w:val="0"/>
-        </w:rPr>
-        <w:t>. Then change the supplied condition and compare.</w:t>
-      </w:r>
-    </w:p>
-    <w:p>
-      <w:pPr>
-        <w:spacing w:line="336" w:lineRule="auto" w:after="180"/>
-      </w:pPr>
-      <w:r>
-        <w:rPr>
-          <w:b w:val="0"/>
-        </w:rPr>
-        <w:t xml:space="preserve">The picture is a </w:t>
-      </w:r>
-      <w:r>
-        <w:rPr>
-          <w:b/>
-        </w:rPr>
-        <w:t>representation</w:t>
-      </w:r>
-      <w:r>
-        <w:rPr>
-          <w:b w:val="0"/>
-        </w:rPr>
-        <w:t>; it does not document execution of a real AI model.</w:t>
-      </w:r>
-    </w:p>
-    <w:p>
-      <w:pPr>
-        <w:pStyle w:val="Heading1"/>
-      </w:pPr>
-      <w:r>
-        <w:t>03. Demonstrate and guide practice</w:t>
-      </w:r>
-    </w:p>
-    <w:p>
-      <w:r>
-        <w:t>Demonstrate Sampling and Intended Use, reduce support deliberately and check individual reasoning before discussing answers.</w:t>
-      </w:r>
-    </w:p>
-    <w:p>
-      <w:pPr>
-        <w:pStyle w:val="Heading3"/>
-      </w:pPr>
-      <w:r>
-        <w:t>Choose the pacing route</w:t>
-      </w:r>
-    </w:p>
-    <w:p>
-      <w:pPr>
-        <w:spacing w:line="336" w:lineRule="auto" w:after="180"/>
-        <w:shd w:fill="F1F6F8"/>
-      </w:pPr>
-      <w:r>
-        <w:rPr>
-          <w:b w:val="0"/>
-        </w:rPr>
-        <w:t>Compact alternative: this two-session sequence covers selected core tasks. Use the three-session weekly plan for the full lesson, independent transfer, feedback and project work; allow extra time for extensions.</w:t>
-      </w:r>
-    </w:p>
-    <w:p>
-      <w:pPr>
-        <w:pStyle w:val="Heading3"/>
-      </w:pPr>
-      <w:r>
-        <w:t>Board sequence</w:t>
-      </w:r>
-    </w:p>
-    <w:p>
-      <w:pPr>
-        <w:pStyle w:val="Heading3"/>
-      </w:pPr>
-      <w:r>
-        <w:t>1. Put the facts on the board</w:t>
-      </w:r>
-    </w:p>
-    <w:p>
-      <w:pPr>
-        <w:spacing w:line="336" w:lineRule="auto" w:after="180"/>
-        <w:shd w:fill="F4F9FC"/>
-      </w:pPr>
-      <w:r>
-        <w:rPr>
-          <w:b w:val="0"/>
-        </w:rPr>
-        <w:t xml:space="preserve">Write the given facts: </w:t>
-      </w:r>
-      <w:r>
-        <w:rPr>
-          <w:b/>
-        </w:rPr>
-        <w:t>Training</w:t>
-      </w:r>
-      <w:r>
-        <w:rPr>
-          <w:b w:val="0"/>
-        </w:rPr>
-        <w:t xml:space="preserve"> photos use indoor white backgrounds; </w:t>
-      </w:r>
-      <w:r>
-        <w:rPr>
-          <w:b/>
-        </w:rPr>
-        <w:t>intended use</w:t>
-      </w:r>
-      <w:r>
-        <w:rPr>
-          <w:b w:val="0"/>
-        </w:rPr>
-        <w:t xml:space="preserve"> is outdoors.</w:t>
-      </w:r>
-    </w:p>
-    <w:p>
-      <w:pPr>
-        <w:pStyle w:val="Heading3"/>
-      </w:pPr>
-      <w:r>
-        <w:t>2. State the decision to explain</w:t>
-      </w:r>
-    </w:p>
-    <w:p>
-      <w:pPr>
-        <w:spacing w:line="336" w:lineRule="auto" w:after="180"/>
-        <w:shd w:fill="F4F9FC"/>
-      </w:pPr>
-      <w:r>
-        <w:rPr>
-          <w:b w:val="0"/>
-        </w:rPr>
-        <w:t>Write the question to explain: Identify the coverage gap.</w:t>
-      </w:r>
-    </w:p>
-    <w:p>
-      <w:pPr>
-        <w:pStyle w:val="Heading3"/>
-      </w:pPr>
-      <w:r>
-        <w:t>3. Reveal the worked reasoning</w:t>
-      </w:r>
-    </w:p>
-    <w:p>
-      <w:pPr>
-        <w:spacing w:line="336" w:lineRule="auto" w:after="180"/>
-        <w:shd w:fill="F1F6FC"/>
-      </w:pPr>
-      <w:r>
-        <w:rPr>
-          <w:b w:val="0"/>
-        </w:rPr>
-        <w:t xml:space="preserve">Reveal after </w:t>
-      </w:r>
-      <w:r>
-        <w:rPr>
-          <w:b/>
-        </w:rPr>
-        <w:t>prediction</w:t>
-      </w:r>
-      <w:r>
-        <w:rPr>
-          <w:b w:val="0"/>
-        </w:rPr>
-        <w:t>s: Lighting, background and device conditions may differ. Collect representative examples and evaluate outdoor slices separately.</w:t>
-      </w:r>
-    </w:p>
-    <w:p>
-      <w:pPr>
-        <w:pStyle w:val="Heading3"/>
-      </w:pPr>
-      <w:r>
-        <w:t>Hold back the independent task</w:t>
-      </w:r>
-    </w:p>
-    <w:p>
-      <w:pPr>
-        <w:spacing w:line="336" w:lineRule="auto" w:after="180"/>
-        <w:shd w:fill="F5F1FB"/>
-      </w:pPr>
-      <w:r>
-        <w:rPr>
-          <w:b w:val="0"/>
-        </w:rPr>
-        <w:t xml:space="preserve">Keep for an independent attempt: </w:t>
-      </w:r>
-      <w:r>
-        <w:rPr>
-          <w:b/>
-        </w:rPr>
-        <w:t>Training</w:t>
-      </w:r>
-      <w:r>
-        <w:rPr>
-          <w:b w:val="0"/>
-        </w:rPr>
-        <w:t xml:space="preserve"> photographs all show mature plants in bright light, but </w:t>
-      </w:r>
-      <w:r>
-        <w:rPr>
-          <w:b/>
-        </w:rPr>
-        <w:t>intended use</w:t>
-      </w:r>
-      <w:r>
-        <w:rPr>
-          <w:b w:val="0"/>
-        </w:rPr>
-        <w:t>rs photograph seedlings indoors. What claim is unsupported and what data is needed?</w:t>
-      </w:r>
-    </w:p>
-    <w:p>
-      <w:pPr>
-        <w:pStyle w:val="Heading3"/>
-      </w:pPr>
-      <w:r>
-        <w:t>Classroom dialogue</w:t>
-      </w:r>
-    </w:p>
-    <w:p>
-      <w:pPr>
-        <w:pStyle w:val="Heading3"/>
-      </w:pPr>
-      <w:r>
-        <w:t>Ask the class</w:t>
-      </w:r>
-    </w:p>
-    <w:p>
-      <w:pPr>
-        <w:spacing w:line="336" w:lineRule="auto" w:after="180"/>
-        <w:shd w:fill="F5F1FB"/>
-      </w:pPr>
-      <w:r>
-        <w:rPr>
-          <w:b w:val="0"/>
-        </w:rPr>
-        <w:t>Ask: Which facts are given, and which would we have to assume? Learners mark relevant details before discussing answers.</w:t>
-      </w:r>
-    </w:p>
-    <w:p>
-      <w:pPr>
-        <w:pStyle w:val="Heading3"/>
-      </w:pPr>
-      <w:r>
-        <w:t>Language to model</w:t>
-      </w:r>
-    </w:p>
-    <w:p>
-      <w:pPr>
-        <w:spacing w:line="336" w:lineRule="auto" w:after="180"/>
-        <w:shd w:fill="F1F6F8"/>
-      </w:pPr>
-      <w:r>
-        <w:rPr>
-          <w:b w:val="0"/>
-        </w:rPr>
-        <w:t>Say: Predict first. Show the rule, information path or calculation that would produce the result. A correct guess is not yet an explanation.</w:t>
-      </w:r>
-    </w:p>
-    <w:p>
-      <w:pPr>
-        <w:spacing w:line="336" w:lineRule="auto" w:after="180"/>
-      </w:pPr>
-      <w:r>
-        <w:rPr>
-          <w:b w:val="0"/>
-        </w:rPr>
         <w:t>Reveal reasoning one step at a time. Explain why a tempting alternative fails. Write units and denominators for arithmetic, trace conditions for decisions, and identify supporting sources for claims.</w:t>
-      </w:r>
-    </w:p>
-    <w:p>
-      <w:pPr>
-        <w:spacing w:line="336" w:lineRule="auto" w:after="180"/>
-      </w:pPr>
-      <w:r>
-        <w:rPr>
-          <w:b w:val="0"/>
-        </w:rPr>
-        <w:t xml:space="preserve">In pairs, one learner solves while the other checks </w:t>
-      </w:r>
-      <w:r>
-        <w:rPr>
-          <w:b/>
-        </w:rPr>
-        <w:t>evidence</w:t>
-      </w:r>
-      <w:r>
-        <w:rPr>
-          <w:b w:val="0"/>
-        </w:rPr>
-        <w:t>; exchange roles. Remove the worked answer before independent assessment.</w:t>
       </w:r>
     </w:p>
     <w:p>
@@ -2998,22 +3476,133 @@
     </w:p>
     <w:p>
       <w:pPr>
+        <w:spacing w:line="336" w:lineRule="auto" w:after="180"/>
+      </w:pPr>
+      <w:r>
+        <w:rPr>
+          <w:b w:val="0"/>
+        </w:rPr>
+        <w:t>Completion task: Explain each number in 5 4 2 1. How many extra ID occurrences are there, and how many rows belong to a repeated-ID group?</w:t>
+      </w:r>
+    </w:p>
+    <w:p>
+      <w:pPr>
+        <w:spacing w:line="336" w:lineRule="auto" w:after="180"/>
+      </w:pPr>
+      <w:r>
+        <w:rPr>
+          <w:b w:val="0"/>
+        </w:rPr>
+        <w:t>Teacher check: The numbers mean 5 raw rows, 4 distinct IDs, 2 missing durations and 1 negative duration. There is 1 extra ID occurrence; 2 rows belong to the repeated-ID group B. These are different counts.</w:t>
+      </w:r>
+    </w:p>
+    <w:p>
+      <w:pPr>
+        <w:spacing w:line="336" w:lineRule="auto" w:after="180"/>
+      </w:pPr>
+      <w:r>
+        <w:rPr>
+          <w:b w:val="0"/>
+        </w:rPr>
+        <w:t xml:space="preserve">Start by identifying the given </w:t>
+      </w:r>
+      <w:r>
+        <w:rPr>
+          <w:b/>
+        </w:rPr>
+        <w:t>input</w:t>
+      </w:r>
+      <w:r>
+        <w:rPr>
+          <w:b w:val="0"/>
+        </w:rPr>
+        <w:t>s together. Leave the intermediate steps blank. If needed, model one step, then withdraw that help on the next step. Move to a full trace only when the partial trace is understood.</w:t>
+      </w:r>
+    </w:p>
+    <w:p>
+      <w:pPr>
+        <w:spacing w:line="336" w:lineRule="auto" w:after="180"/>
+      </w:pPr>
+      <w:r>
+        <w:rPr>
+          <w:b w:val="0"/>
+        </w:rPr>
+        <w:t>For partners, alternate explainer and checker; collect a response from every learner before discussion.</w:t>
+      </w:r>
+    </w:p>
+    <w:p>
+      <w:pPr>
         <w:pStyle w:val="Heading3"/>
       </w:pPr>
       <w:r>
-        <w:t>Completion practice</w:t>
+        <w:t>Individual reasoning check</w:t>
       </w:r>
     </w:p>
     <w:p>
       <w:pPr>
         <w:spacing w:line="336" w:lineRule="auto" w:after="180"/>
-        <w:shd w:fill="F5F1FB"/>
       </w:pPr>
       <w:r>
         <w:rPr>
           <w:b w:val="0"/>
         </w:rPr>
-        <w:t>Completion task: Explain each number in 5 4 2 1. How many extra ID occurrences are there, and how many rows belong to a repeated-ID group?</w:t>
+        <w:t>Use the worked case for Dataset inspection and cards. Proposed explanation: “A complete card certifies data quality”. Decide whether this explanation is supported.</w:t>
+      </w:r>
+    </w:p>
+    <w:p>
+      <w:pPr>
+        <w:spacing w:line="336" w:lineRule="auto" w:after="180"/>
+      </w:pPr>
+      <w:r>
+        <w:rPr>
+          <w:b w:val="0"/>
+        </w:rPr>
+        <w:t>Point to the step or supplied fact that decides; explain your repair if needed.</w:t>
+      </w:r>
+    </w:p>
+    <w:p>
+      <w:pPr>
+        <w:spacing w:line="336" w:lineRule="auto" w:after="180"/>
+      </w:pPr>
+      <w:r>
+        <w:rPr>
+          <w:b w:val="0"/>
+        </w:rPr>
+        <w:t xml:space="preserve">Expected correction: The card records </w:t>
+      </w:r>
+      <w:r>
+        <w:rPr>
+          <w:b/>
+        </w:rPr>
+        <w:t>evidence</w:t>
+      </w:r>
+      <w:r>
+        <w:rPr>
+          <w:b w:val="0"/>
+        </w:rPr>
+        <w:t xml:space="preserve"> and gaps; its claims still need checking. Documentation does not prove suitability.</w:t>
+      </w:r>
+    </w:p>
+    <w:p>
+      <w:pPr>
+        <w:spacing w:line="336" w:lineRule="auto" w:after="180"/>
+      </w:pPr>
+      <w:r>
+        <w:rPr>
+          <w:b w:val="0"/>
+        </w:rPr>
+        <w:t>Collect explanations, not only yes/no votes. If a misunderstanding is common, re-model the relevant step for the class.</w:t>
+      </w:r>
+    </w:p>
+    <w:p>
+      <w:pPr>
+        <w:spacing w:line="336" w:lineRule="auto" w:after="180"/>
+      </w:pPr>
+      <w:r>
+        <w:rPr>
+          <w:b w:val="0"/>
+        </w:rPr>
+        <w:t>If it affects a few learners, give a short targeted group explanation while others solve a more demanding variation.</w:t>
       </w:r>
     </w:p>
     <w:p>
@@ -3021,19 +3610,47 @@
         <w:pStyle w:val="Heading3"/>
       </w:pPr>
       <w:r>
-        <w:t>Reasoning to listen for</w:t>
+        <w:t>Pictorial practice question</w:t>
+      </w:r>
+    </w:p>
+    <w:p>
+      <w:pPr>
+        <w:pStyle w:val="Heading3"/>
+      </w:pPr>
+      <w:r>
+        <w:t>Reasoned teacher answer</w:t>
+      </w:r>
+    </w:p>
+    <w:p>
+      <w:pPr>
+        <w:pStyle w:val="Heading1"/>
+      </w:pPr>
+      <w:r>
+        <w:t>04. Run the complete intended-use coverage investigation</w:t>
+      </w:r>
+    </w:p>
+    <w:p>
+      <w:r>
+        <w:t>Use condition counts as evidence about the sample, not measured model performance.</w:t>
+      </w:r>
+    </w:p>
+    <w:p>
+      <w:pPr>
+        <w:pStyle w:val="Heading2"/>
+      </w:pPr>
+      <w:r>
+        <w:t>Current fixtures and checked guidance</w:t>
       </w:r>
     </w:p>
     <w:p>
       <w:pPr>
         <w:spacing w:line="336" w:lineRule="auto" w:after="180"/>
-        <w:shd w:fill="F1F6FC"/>
       </w:pPr>
       <w:r>
         <w:rPr>
           <w:b w:val="0"/>
         </w:rPr>
-        <w:t>Teacher check: The numbers mean 5 raw rows, 4 distinct IDs, 2 missing durations and 1 negative duration. There is 1 extra ID occurrence; 2 rows belong to the repeated-ID group B. These are different counts.</w:t>
+        <w:t>A counts9,0,1,0; total10 distinct10. B counts3,3,3,3; total12 distinct12. B covers camera B and evening/B missing in A, but no model score, class coverage or real collection representativeness is shown. Ten copies per original A photo give100 photos and10 distinct plants; day/B and evening/B stay0.</w:t>
       </w:r>
     </w:p>
     <w:p>
@@ -3044,395 +3661,63 @@
         <w:rPr>
           <w:b w:val="0"/>
         </w:rPr>
-        <w:t xml:space="preserve">Start by identifying the given </w:t>
-      </w:r>
-      <w:r>
-        <w:rPr>
-          <w:b/>
-        </w:rPr>
-        <w:t>input</w:t>
-      </w:r>
-      <w:r>
-        <w:rPr>
-          <w:b w:val="0"/>
-        </w:rPr>
-        <w:t>s together. Leave the intermediate steps blank. If needed, model one step, then withdraw that help on the next step. Move to a full trace only when the partial trace is understood.</w:t>
-      </w:r>
-    </w:p>
-    <w:p>
-      <w:pPr>
-        <w:spacing w:line="336" w:lineRule="auto" w:after="180"/>
-      </w:pPr>
-      <w:r>
-        <w:rPr>
-          <w:b w:val="0"/>
-        </w:rPr>
-        <w:t>For partners, alternate explainer and checker; collect a response from every learner before discussion.</w:t>
-      </w:r>
-    </w:p>
-    <w:p>
-      <w:pPr>
-        <w:pStyle w:val="Heading3"/>
-      </w:pPr>
-      <w:r>
-        <w:t>Individual reasoning check</w:t>
-      </w:r>
-    </w:p>
-    <w:p>
-      <w:pPr>
-        <w:spacing w:line="336" w:lineRule="auto" w:after="180"/>
-      </w:pPr>
-      <w:r>
-        <w:rPr>
-          <w:b w:val="0"/>
-        </w:rPr>
-        <w:t>Use the worked case for Dataset inspection and cards. Proposed explanation: “A complete card certifies data quality”. Decide whether this explanation is supported.</w:t>
-      </w:r>
-    </w:p>
-    <w:p>
-      <w:pPr>
-        <w:spacing w:line="336" w:lineRule="auto" w:after="180"/>
-      </w:pPr>
-      <w:r>
-        <w:rPr>
-          <w:b w:val="0"/>
-        </w:rPr>
-        <w:t>Point to the step or supplied fact that decides; explain your repair if needed.</w:t>
-      </w:r>
-    </w:p>
-    <w:p>
-      <w:pPr>
-        <w:pStyle w:val="Heading3"/>
-      </w:pPr>
-      <w:r>
-        <w:t>Expected repair</w:t>
-      </w:r>
-    </w:p>
-    <w:p>
-      <w:pPr>
-        <w:spacing w:line="336" w:lineRule="auto" w:after="180"/>
-        <w:shd w:fill="F1F6FC"/>
-      </w:pPr>
-      <w:r>
-        <w:rPr>
-          <w:b w:val="0"/>
-        </w:rPr>
-        <w:t xml:space="preserve">Expected correction: The card records </w:t>
-      </w:r>
-      <w:r>
-        <w:rPr>
-          <w:b/>
-        </w:rPr>
-        <w:t>evidence</w:t>
-      </w:r>
-      <w:r>
-        <w:rPr>
-          <w:b w:val="0"/>
-        </w:rPr>
-        <w:t xml:space="preserve"> and gaps; its claims still need checking. Documentation does not prove suitability.</w:t>
-      </w:r>
-    </w:p>
-    <w:p>
-      <w:pPr>
-        <w:spacing w:line="336" w:lineRule="auto" w:after="180"/>
-      </w:pPr>
-      <w:r>
-        <w:rPr>
-          <w:b w:val="0"/>
-        </w:rPr>
-        <w:t>Collect explanations, not only yes/no votes. If a misunderstanding is common, re-model the relevant step for the class.</w:t>
-      </w:r>
-    </w:p>
-    <w:p>
-      <w:pPr>
-        <w:spacing w:line="336" w:lineRule="auto" w:after="180"/>
-      </w:pPr>
-      <w:r>
-        <w:rPr>
-          <w:b w:val="0"/>
-        </w:rPr>
-        <w:t>If it affects a few learners, give a short targeted group explanation while others solve a more demanding variation.</w:t>
-      </w:r>
-    </w:p>
-    <w:p>
-      <w:pPr>
-        <w:pStyle w:val="Heading3"/>
-      </w:pPr>
-      <w:r>
-        <w:t>Pictorial practice question</w:t>
-      </w:r>
-    </w:p>
-    <w:p>
-      <w:pPr>
-        <w:spacing w:line="336" w:lineRule="auto" w:after="180"/>
-      </w:pPr>
-      <w:r>
-        <w:rPr>
-          <w:b w:val="0"/>
-        </w:rPr>
-        <w:t xml:space="preserve">Which collection would address the intended-use gap most directly? Point to the relevant step in the picture, then write the changed result and the rule or </w:t>
-      </w:r>
-      <w:r>
-        <w:rPr>
-          <w:b/>
-        </w:rPr>
-        <w:t>evidence</w:t>
-      </w:r>
-      <w:r>
-        <w:rPr>
-          <w:b w:val="0"/>
-        </w:rPr>
-        <w:t xml:space="preserve"> that supports it.</w:t>
-      </w:r>
-    </w:p>
-    <w:p>
-      <w:pPr>
-        <w:pStyle w:val="Heading3"/>
-      </w:pPr>
-      <w:r>
-        <w:t>Reasoned teacher answer</w:t>
-      </w:r>
-    </w:p>
-    <w:p>
-      <w:pPr>
-        <w:spacing w:line="336" w:lineRule="auto" w:after="180"/>
-      </w:pPr>
-      <w:r>
-        <w:rPr>
-          <w:b w:val="0"/>
-        </w:rPr>
-        <w:t xml:space="preserve">Collect suitable evening desk </w:t>
-      </w:r>
-      <w:r>
-        <w:rPr>
-          <w:b/>
-        </w:rPr>
-        <w:t>observation</w:t>
-      </w:r>
-      <w:r>
-        <w:rPr>
-          <w:b w:val="0"/>
-        </w:rPr>
-        <w:t>s, with plant grouping and labels recorded, rather than only repeating midday views. Changed-case check: The evening-coverage gap remains.</w:t>
-      </w:r>
-    </w:p>
-    <w:p>
-      <w:pPr>
-        <w:spacing w:line="336" w:lineRule="auto" w:after="180"/>
-      </w:pPr>
-      <w:r>
-        <w:rPr>
-          <w:b w:val="0"/>
-        </w:rPr>
-        <w:t xml:space="preserve">More rows in the same condition do not supply </w:t>
-      </w:r>
-      <w:r>
-        <w:rPr>
-          <w:b/>
-        </w:rPr>
-        <w:t>evidence</w:t>
-      </w:r>
-      <w:r>
-        <w:rPr>
-          <w:b w:val="0"/>
-        </w:rPr>
-        <w:t xml:space="preserve"> about the missing condition.</w:t>
-      </w:r>
-    </w:p>
-    <w:p>
-      <w:pPr>
-        <w:spacing w:line="336" w:lineRule="auto" w:after="180"/>
-      </w:pPr>
-      <w:r>
-        <w:rPr>
-          <w:b w:val="0"/>
-        </w:rPr>
-        <w:t xml:space="preserve">Changed-case reasoning: The evening-coverage gap remains. More rows in the same condition do not supply </w:t>
-      </w:r>
-      <w:r>
-        <w:rPr>
-          <w:b/>
-        </w:rPr>
-        <w:t>evidence</w:t>
-      </w:r>
-      <w:r>
-        <w:rPr>
-          <w:b w:val="0"/>
-        </w:rPr>
-        <w:t xml:space="preserve"> about the missing condition.</w:t>
-      </w:r>
-    </w:p>
-    <w:p>
-      <w:pPr>
-        <w:spacing w:line="336" w:lineRule="auto" w:after="180"/>
-      </w:pPr>
-      <w:r>
-        <w:rPr>
-          <w:b w:val="0"/>
-        </w:rPr>
-        <w:t xml:space="preserve">Collect each learner’s explanation before discussion. Use the first missing connection between </w:t>
-      </w:r>
-      <w:r>
-        <w:rPr>
-          <w:b/>
-        </w:rPr>
-        <w:t>input</w:t>
-      </w:r>
-      <w:r>
-        <w:rPr>
-          <w:b w:val="0"/>
-        </w:rPr>
-        <w:t xml:space="preserve">, deciding step and result to choose support. This question is worked-case practice, not fresh mastery </w:t>
-      </w:r>
-      <w:r>
-        <w:rPr>
-          <w:b/>
-        </w:rPr>
-        <w:t>evidence</w:t>
-      </w:r>
-      <w:r>
-        <w:rPr>
-          <w:b w:val="0"/>
-        </w:rPr>
-        <w:t>.</w:t>
-      </w:r>
-    </w:p>
-    <w:p>
-      <w:pPr>
-        <w:pStyle w:val="Heading1"/>
-      </w:pPr>
-      <w:r>
-        <w:t>04. Run the weekly evidence lab</w:t>
-      </w:r>
-    </w:p>
-    <w:p>
-      <w:r>
-        <w:t>Run the Sampling and Intended Use investigation and use the first unsupported step to choose a teaching response.</w:t>
-      </w:r>
-    </w:p>
-    <w:p>
-      <w:pPr>
-        <w:spacing w:line="336" w:lineRule="auto" w:after="180"/>
-      </w:pPr>
-      <w:r>
-        <w:rPr>
-          <w:b w:val="0"/>
-        </w:rPr>
-        <w:t>Keep the test conditions fixed, record every result, and change only one planned factor.</w:t>
-      </w:r>
-    </w:p>
-    <w:p>
-      <w:pPr>
-        <w:spacing w:line="336" w:lineRule="auto" w:after="180"/>
-        <w:shd w:fill="F4F9FC"/>
-      </w:pPr>
-      <w:r>
-        <w:rPr>
-          <w:b w:val="0"/>
-        </w:rPr>
-        <w:t xml:space="preserve">1. Write the hypothesis and expected </w:t>
-      </w:r>
-      <w:r>
-        <w:rPr>
-          <w:b/>
-        </w:rPr>
-        <w:t>evidence</w:t>
-      </w:r>
-      <w:r>
-        <w:rPr>
-          <w:b w:val="0"/>
-        </w:rPr>
-        <w:t xml:space="preserve"> before running.</w:t>
-      </w:r>
-    </w:p>
-    <w:p>
-      <w:pPr>
-        <w:spacing w:line="336" w:lineRule="auto" w:after="180"/>
-        <w:shd w:fill="F4F9FC"/>
-      </w:pPr>
-      <w:r>
-        <w:rPr>
-          <w:b w:val="0"/>
-        </w:rPr>
-        <w:t xml:space="preserve">2. Sampling Audit: compare condition percentages, map them to </w:t>
-      </w:r>
-      <w:r>
-        <w:rPr>
-          <w:b/>
-        </w:rPr>
-        <w:t>intended use</w:t>
-      </w:r>
-      <w:r>
-        <w:rPr>
-          <w:b w:val="0"/>
-        </w:rPr>
-        <w:t>, and propose the smallest justified collection plan.</w:t>
-      </w:r>
-    </w:p>
-    <w:p>
-      <w:pPr>
-        <w:spacing w:line="336" w:lineRule="auto" w:after="180"/>
-        <w:shd w:fill="F4F9FC"/>
-      </w:pPr>
-      <w:r>
-        <w:rPr>
-          <w:b w:val="0"/>
-        </w:rPr>
+        <w:t>Probes: B covers stated cells, one observation is sparse not guaranteed adequate, zero is documented missing coverage, outdoor camera C changes intended use. Independent plan must name missing outdoor/device conditions, collection provenance, labels and shared IDs, separate development/final evaluation and bounded slice conclusions; no score or guaranteed sample size.</w:t>
+      </w:r>
+    </w:p>
+    <w:p>
+      <w:pPr>
+        <w:pStyle w:val="Heading2"/>
+      </w:pPr>
+      <w:r>
+        <w:t>Predict, count and record</w:t>
+      </w:r>
+    </w:p>
+    <w:p>
+      <w:pPr>
+        <w:pStyle w:val="ListNumber"/>
+      </w:pPr>
+      <w:r>
+        <w:t>1. Write the hypothesis and expected evidence before running.</w:t>
+      </w:r>
+    </w:p>
+    <w:p>
+      <w:pPr>
+        <w:pStyle w:val="ListNumber"/>
+      </w:pPr>
+      <w:r>
+        <w:t>2. Sampling Audit: compare condition percentages, map them to intended use, and propose the smallest justified collection plan.</w:t>
+      </w:r>
+    </w:p>
+    <w:p>
+      <w:pPr>
+        <w:pStyle w:val="ListNumber"/>
+      </w:pPr>
+      <w:r>
         <w:t>3. Run one normal, one boundary, one missing, and one shifted case.</w:t>
       </w:r>
     </w:p>
     <w:p>
       <w:pPr>
-        <w:spacing w:line="336" w:lineRule="auto" w:after="180"/>
-        <w:shd w:fill="F4F9FC"/>
-      </w:pPr>
-      <w:r>
-        <w:rPr>
-          <w:b w:val="0"/>
-        </w:rPr>
+        <w:pStyle w:val="ListNumber"/>
+      </w:pPr>
+      <w:r>
         <w:t>4. Calculate the metric from raw counts or row-level errors.</w:t>
       </w:r>
     </w:p>
     <w:p>
       <w:pPr>
-        <w:spacing w:line="336" w:lineRule="auto" w:after="180"/>
-        <w:shd w:fill="F4F9FC"/>
-      </w:pPr>
-      <w:r>
-        <w:rPr>
-          <w:b w:val="0"/>
-        </w:rPr>
+        <w:pStyle w:val="ListNumber"/>
+      </w:pPr>
+      <w:r>
         <w:t>5. Interpret what changed, what did not, and what remains unsafe or unknown.</w:t>
       </w:r>
     </w:p>
     <w:p>
       <w:pPr>
-        <w:pStyle w:val="Heading3"/>
-      </w:pPr>
-      <w:r>
-        <w:t>Make the lab runnable</w:t>
-      </w:r>
-    </w:p>
-    <w:p>
-      <w:pPr>
-        <w:spacing w:line="336" w:lineRule="auto" w:after="180"/>
-      </w:pPr>
-      <w:r>
-        <w:rPr>
-          <w:b w:val="0"/>
-        </w:rPr>
-        <w:t>Use the concrete case as the shared normal case and the independent question as a second case. Each pair creates a boundary or missing-information case and predicts its result before testing.</w:t>
-      </w:r>
-    </w:p>
-    <w:p>
-      <w:pPr>
-        <w:spacing w:line="336" w:lineRule="auto" w:after="180"/>
-      </w:pPr>
-      <w:r>
-        <w:rPr>
-          <w:b w:val="0"/>
-        </w:rPr>
-        <w:t>Keep the expected result separate from an observed mistake.</w:t>
+        <w:pStyle w:val="Heading2"/>
+      </w:pPr>
+      <w:r>
+        <w:t>Keep the evidence ledger</w:t>
       </w:r>
     </w:p>
     <w:tbl>
@@ -3583,10 +3868,10 @@
     </w:tbl>
     <w:p>
       <w:pPr>
-        <w:pStyle w:val="Heading3"/>
-      </w:pPr>
-      <w:r>
-        <w:t>Diagnose and reteach</w:t>
+        <w:pStyle w:val="Heading2"/>
+      </w:pPr>
+      <w:r>
+        <w:t>Diagnose sampling misunderstandings</w:t>
       </w:r>
     </w:p>
     <w:p>
@@ -3608,91 +3893,15 @@
         <w:rPr>
           <w:b w:val="0"/>
         </w:rPr>
-        <w:t>For guessing, return to given facts and request a trace. For vocabulary without application, use one example and one non-example. For arithmetic errors, check the setup before the calculation.</w:t>
-      </w:r>
-    </w:p>
-    <w:p>
-      <w:pPr>
-        <w:spacing w:line="336" w:lineRule="auto" w:after="180"/>
-      </w:pPr>
-      <w:r>
-        <w:rPr>
-          <w:b w:val="0"/>
-        </w:rPr>
-        <w:t>Finish with a different uncoached case before recording mastery.</w:t>
-      </w:r>
-    </w:p>
-    <w:p>
-      <w:pPr>
-        <w:pStyle w:val="Heading3"/>
-      </w:pPr>
-      <w:r>
-        <w:t>Address these additional misconceptions</w:t>
-      </w:r>
-    </w:p>
-    <w:p>
-      <w:pPr>
-        <w:spacing w:line="336" w:lineRule="auto" w:after="180"/>
-      </w:pPr>
-      <w:r>
-        <w:rPr>
-          <w:b w:val="0"/>
-        </w:rPr>
-        <w:t xml:space="preserve">A complete card certifies data quality: The card records </w:t>
-      </w:r>
-      <w:r>
-        <w:rPr>
-          <w:b/>
-        </w:rPr>
-        <w:t>evidence</w:t>
-      </w:r>
-      <w:r>
-        <w:rPr>
-          <w:b w:val="0"/>
-        </w:rPr>
-        <w:t xml:space="preserve"> and gaps; its claims still need checking. Documentation does not prove suitability.</w:t>
-      </w:r>
-    </w:p>
-    <w:p>
-      <w:pPr>
-        <w:spacing w:line="336" w:lineRule="auto" w:after="180"/>
-      </w:pPr>
-      <w:r>
-        <w:rPr>
-          <w:b w:val="0"/>
-        </w:rPr>
-        <w:t xml:space="preserve">Missing means zero: None is unknown; zero is a specific allowed value in this exercise. Substitution without </w:t>
-      </w:r>
-      <w:r>
-        <w:rPr>
-          <w:b/>
-        </w:rPr>
-        <w:t>evidence</w:t>
-      </w:r>
-      <w:r>
-        <w:rPr>
-          <w:b w:val="0"/>
-        </w:rPr>
-        <w:t xml:space="preserve"> changes the meaning.</w:t>
-      </w:r>
-    </w:p>
-    <w:p>
-      <w:pPr>
-        <w:spacing w:line="336" w:lineRule="auto" w:after="180"/>
-      </w:pPr>
-      <w:r>
-        <w:rPr>
-          <w:b w:val="0"/>
-        </w:rPr>
-        <w:t>Flag counts can always be added: The same row can have multiple flags. Count rows or unique events under an explicit policy and retain the raw denominator.</w:t>
-      </w:r>
-    </w:p>
-    <w:p>
-      <w:pPr>
-        <w:pStyle w:val="Heading3"/>
-      </w:pPr>
-      <w:r>
-        <w:t>Match the support to the first error</w:t>
+        <w:t>Current sampling misconceptions: more copied photos mean more independent plants—retain shared source IDs; nonzero coverage guarantees sufficient evidence—report sparse cells and uncertainty; B must be more accurate—no predictions are supplied; four filled cells prove all representativeness—species, labels and collection selection remain unknown; adding outdoor use requires no new evidence—revise the contract and collect relevant observations.</w:t>
+      </w:r>
+    </w:p>
+    <w:p>
+      <w:pPr>
+        <w:pStyle w:val="Heading2"/>
+      </w:pPr>
+      <w:r>
+        <w:t>Choose support</w:t>
       </w:r>
     </w:p>
     <w:tbl>
@@ -3865,15 +4074,444 @@
     </w:p>
     <w:p>
       <w:pPr>
+        <w:pStyle w:val="Heading2"/>
+      </w:pPr>
+      <w:r>
+        <w:t>Earlier wording, alternatives and picture transcripts · reference / check after trying</w:t>
+      </w:r>
+    </w:p>
+    <w:p>
+      <w:pPr>
+        <w:spacing w:line="336" w:lineRule="auto" w:after="180"/>
+      </w:pPr>
+      <w:r>
+        <w:rPr>
+          <w:b w:val="0"/>
+        </w:rPr>
+        <w:t>Run the weekly evidence lab</w:t>
+      </w:r>
+    </w:p>
+    <w:p>
+      <w:pPr>
+        <w:spacing w:line="336" w:lineRule="auto" w:after="180"/>
+      </w:pPr>
+      <w:r>
+        <w:rPr>
+          <w:b w:val="0"/>
+        </w:rPr>
+        <w:t>Keep the test conditions fixed, record every result, and change only one planned factor.</w:t>
+      </w:r>
+    </w:p>
+    <w:p>
+      <w:pPr>
+        <w:pStyle w:val="Heading3"/>
+      </w:pPr>
+      <w:r>
+        <w:t>Make the lab runnable</w:t>
+      </w:r>
+    </w:p>
+    <w:p>
+      <w:pPr>
+        <w:spacing w:line="336" w:lineRule="auto" w:after="180"/>
+      </w:pPr>
+      <w:r>
+        <w:rPr>
+          <w:b w:val="0"/>
+        </w:rPr>
+        <w:t>Use the supplied complete investigation for shared practice. Reserve the selected outdoor/other-camera collection plan for the individual first attempt before hints or feedback; earlier transfer questions remain additional practice.</w:t>
+      </w:r>
+    </w:p>
+    <w:p>
+      <w:pPr>
+        <w:pStyle w:val="Heading3"/>
+      </w:pPr>
+      <w:r>
+        <w:t>Diagnose and reteach</w:t>
+      </w:r>
+    </w:p>
+    <w:p>
+      <w:pPr>
+        <w:spacing w:line="336" w:lineRule="auto" w:after="180"/>
+      </w:pPr>
+      <w:r>
+        <w:rPr>
+          <w:b w:val="0"/>
+        </w:rPr>
+        <w:t>For guessing, return to given facts and request a trace. For vocabulary without application, use one example and one non-example. For arithmetic errors, check the setup before the calculation.</w:t>
+      </w:r>
+    </w:p>
+    <w:p>
+      <w:pPr>
+        <w:spacing w:line="336" w:lineRule="auto" w:after="180"/>
+      </w:pPr>
+      <w:r>
+        <w:rPr>
+          <w:b w:val="0"/>
+        </w:rPr>
+        <w:t>Finish with a different uncoached case before recording mastery.</w:t>
+      </w:r>
+    </w:p>
+    <w:p>
+      <w:pPr>
+        <w:pStyle w:val="Heading3"/>
+      </w:pPr>
+      <w:r>
+        <w:t>Address these additional misconceptions</w:t>
+      </w:r>
+    </w:p>
+    <w:p>
+      <w:pPr>
+        <w:spacing w:line="336" w:lineRule="auto" w:after="180"/>
+      </w:pPr>
+      <w:r>
+        <w:rPr>
+          <w:b w:val="0"/>
+        </w:rPr>
+        <w:t xml:space="preserve">A complete card certifies data quality: The card records </w:t>
+      </w:r>
+      <w:r>
+        <w:rPr>
+          <w:b/>
+        </w:rPr>
+        <w:t>evidence</w:t>
+      </w:r>
+      <w:r>
+        <w:rPr>
+          <w:b w:val="0"/>
+        </w:rPr>
+        <w:t xml:space="preserve"> and gaps; its claims still need checking. Documentation does not prove suitability.</w:t>
+      </w:r>
+    </w:p>
+    <w:p>
+      <w:pPr>
+        <w:spacing w:line="336" w:lineRule="auto" w:after="180"/>
+      </w:pPr>
+      <w:r>
+        <w:rPr>
+          <w:b w:val="0"/>
+        </w:rPr>
+        <w:t xml:space="preserve">Missing means zero: None is unknown; zero is a specific allowed value in this exercise. Substitution without </w:t>
+      </w:r>
+      <w:r>
+        <w:rPr>
+          <w:b/>
+        </w:rPr>
+        <w:t>evidence</w:t>
+      </w:r>
+      <w:r>
+        <w:rPr>
+          <w:b w:val="0"/>
+        </w:rPr>
+        <w:t xml:space="preserve"> changes the meaning.</w:t>
+      </w:r>
+    </w:p>
+    <w:p>
+      <w:pPr>
+        <w:spacing w:line="336" w:lineRule="auto" w:after="180"/>
+      </w:pPr>
+      <w:r>
+        <w:rPr>
+          <w:b w:val="0"/>
+        </w:rPr>
+        <w:t>Flag counts can always be added: The same row can have multiple flags. Count rows or unique events under an explicit policy and retain the raw denominator.</w:t>
+      </w:r>
+    </w:p>
+    <w:p>
+      <w:pPr>
+        <w:pStyle w:val="Heading3"/>
+      </w:pPr>
+      <w:r>
+        <w:t>Match the support to the first error</w:t>
+      </w:r>
+    </w:p>
+    <w:p>
+      <w:pPr>
         <w:pStyle w:val="Heading1"/>
       </w:pPr>
       <w:r>
-        <w:t>05. Assess and explain the answers</w:t>
-      </w:r>
-    </w:p>
-    <w:p>
-      <w:r>
-        <w:t>Use the Sampling and Intended Use questions, teacher keys and criteria after the relevant attempts. Previously discussed cases are practice; protect the separately selected independent task.</w:t>
+        <w:t>05. Assess the selected sampling plan</w:t>
+      </w:r>
+    </w:p>
+    <w:p>
+      <w:r>
+        <w:t>The current workbook tests condition coverage, not old trip-audit arithmetic.</w:t>
+      </w:r>
+    </w:p>
+    <w:p>
+      <w:pPr>
+        <w:pStyle w:val="Heading2"/>
+      </w:pPr>
+      <w:r>
+        <w:t>Selected task and checked answer</w:t>
+      </w:r>
+    </w:p>
+    <w:p>
+      <w:pPr>
+        <w:spacing w:line="336" w:lineRule="auto" w:after="180"/>
+      </w:pPr>
+      <w:r>
+        <w:rPr>
+          <w:b w:val="0"/>
+        </w:rPr>
+        <w:t xml:space="preserve">Selected case: </w:t>
+      </w:r>
+      <w:r>
+        <w:rPr>
+          <w:b/>
+        </w:rPr>
+        <w:t>Training</w:t>
+      </w:r>
+      <w:r>
+        <w:rPr>
+          <w:b w:val="0"/>
+        </w:rPr>
+        <w:t xml:space="preserve"> plant photos are all indoors on one phone. </w:t>
+      </w:r>
+      <w:r>
+        <w:rPr>
+          <w:b/>
+        </w:rPr>
+        <w:t>Intended use</w:t>
+      </w:r>
+      <w:r>
+        <w:rPr>
+          <w:b w:val="0"/>
+        </w:rPr>
+        <w:t xml:space="preserve"> includes outdoor photos on other cameras. Plan a sampling check before making a general accuracy claim.</w:t>
+      </w:r>
+    </w:p>
+    <w:p>
+      <w:pPr>
+        <w:spacing w:line="336" w:lineRule="auto" w:after="180"/>
+      </w:pPr>
+      <w:r>
+        <w:rPr>
+          <w:b w:val="0"/>
+        </w:rPr>
+        <w:t>Collect and evaluate relevant outdoor and camera conditions, recording source and condition coverage. Group related views of each plant when splitting.</w:t>
+      </w:r>
+    </w:p>
+    <w:p>
+      <w:pPr>
+        <w:spacing w:line="336" w:lineRule="auto" w:after="180"/>
+      </w:pPr>
+      <w:r>
+        <w:rPr>
+          <w:b w:val="0"/>
+        </w:rPr>
+        <w:t>More indoor photos alone do not establish outdoor performance; report the limits of measured slices.</w:t>
+      </w:r>
+    </w:p>
+    <w:p>
+      <w:pPr>
+        <w:pStyle w:val="Heading2"/>
+      </w:pPr>
+      <w:r>
+        <w:t>Current W1–W3/W5 guidance</w:t>
+      </w:r>
+    </w:p>
+    <w:p>
+      <w:pPr>
+        <w:spacing w:line="336" w:lineRule="auto" w:after="180"/>
+      </w:pPr>
+      <w:r>
+        <w:rPr>
+          <w:b w:val="0"/>
+        </w:rPr>
+        <w:t>Current W1: four declared light/camera cells, rows versus distinct plants. W2: A counts9,0,1,0; total10 distinct10. B counts3,3,3,3; total12 distinct12. B covers camera B and evening/B missing in A, but no model score, class coverage or real collection representativeness is shown. Ten copies per original A photo give100 photos and10 distinct plants; day/B and evening/B stay0.</w:t>
+      </w:r>
+    </w:p>
+    <w:p>
+      <w:pPr>
+        <w:spacing w:line="336" w:lineRule="auto" w:after="180"/>
+      </w:pPr>
+      <w:r>
+        <w:rPr>
+          <w:b w:val="0"/>
+        </w:rPr>
+        <w:t>W3 rejects copied-volume performance claim. W5 names a zero cell, source/label/condition record and fresh source-separated evaluation. These replace copied audit exercises on the main route; their saved responses and earlier keys remain review.</w:t>
+      </w:r>
+    </w:p>
+    <w:p>
+      <w:pPr>
+        <w:pStyle w:val="Heading2"/>
+      </w:pPr>
+      <w:r>
+        <w:t>Judge evidence and scope</w:t>
+      </w:r>
+    </w:p>
+    <w:tbl>
+      <w:tblPr>
+        <w:tblStyle w:val="LightShading-Accent1"/>
+        <w:tblW w:type="auto" w:w="0"/>
+        <w:tblLook w:firstColumn="1" w:firstRow="1" w:lastColumn="0" w:lastRow="0" w:noHBand="0" w:noVBand="1" w:val="04A0"/>
+      </w:tblPr>
+      <w:tblGrid>
+        <w:gridCol w:w="5112"/>
+        <w:gridCol w:w="5112"/>
+      </w:tblGrid>
+      <w:tr>
+        <w:trPr>
+          <w:tblHeader/>
+        </w:trPr>
+        <w:tc>
+          <w:tcPr>
+            <w:tcW w:type="dxa" w:w="5112"/>
+          </w:tcPr>
+          <w:p>
+            <w:r>
+              <w:t>Dimension</w:t>
+            </w:r>
+          </w:p>
+        </w:tc>
+        <w:tc>
+          <w:tcPr>
+            <w:tcW w:type="dxa" w:w="5112"/>
+          </w:tcPr>
+          <w:p>
+            <w:r>
+              <w:t>Evidence required</w:t>
+            </w:r>
+          </w:p>
+        </w:tc>
+      </w:tr>
+      <w:tr>
+        <w:tc>
+          <w:tcPr>
+            <w:tcW w:type="dxa" w:w="5112"/>
+          </w:tcPr>
+          <w:p>
+            <w:r>
+              <w:t>Explanation</w:t>
+            </w:r>
+          </w:p>
+        </w:tc>
+        <w:tc>
+          <w:tcPr>
+            <w:tcW w:type="dxa" w:w="5112"/>
+          </w:tcPr>
+          <w:p>
+            <w:r>
+              <w:t>Names the applicable idea or procedure and ties it to the supplied facts.</w:t>
+            </w:r>
+          </w:p>
+        </w:tc>
+      </w:tr>
+      <w:tr>
+        <w:tc>
+          <w:tcPr>
+            <w:tcW w:type="dxa" w:w="5112"/>
+          </w:tcPr>
+          <w:p>
+            <w:r>
+              <w:t>Trace and result</w:t>
+            </w:r>
+          </w:p>
+        </w:tc>
+        <w:tc>
+          <w:tcPr>
+            <w:tcW w:type="dxa" w:w="5112"/>
+          </w:tcPr>
+          <w:p>
+            <w:r>
+              <w:t>Preserves the given inputs and shows the relevant intermediate steps; distinguishes a prediction from an observed execution.</w:t>
+            </w:r>
+          </w:p>
+        </w:tc>
+      </w:tr>
+      <w:tr>
+        <w:tc>
+          <w:tcPr>
+            <w:tcW w:type="dxa" w:w="5112"/>
+          </w:tcPr>
+          <w:p>
+            <w:r>
+              <w:t>Limits</w:t>
+            </w:r>
+          </w:p>
+        </w:tc>
+        <w:tc>
+          <w:tcPr>
+            <w:tcW w:type="dxa" w:w="5112"/>
+          </w:tcPr>
+          <w:p>
+            <w:r>
+              <w:t>States the assumptions, missing evidence or conditions under which the result would change.</w:t>
+            </w:r>
+          </w:p>
+        </w:tc>
+      </w:tr>
+    </w:tbl>
+    <w:p>
+      <w:pPr>
+        <w:spacing w:line="336" w:lineRule="auto" w:after="180"/>
+      </w:pPr>
+      <w:r>
+        <w:rPr>
+          <w:b w:val="0"/>
+        </w:rPr>
+        <w:t>Record each dimension as not yet, with support, or independent. Accept a valid alternative procedure with a defensible trace.</w:t>
+      </w:r>
+    </w:p>
+    <w:p>
+      <w:pPr>
+        <w:spacing w:line="336" w:lineRule="auto" w:after="180"/>
+      </w:pPr>
+      <w:r>
+        <w:rPr>
+          <w:b w:val="0"/>
+        </w:rPr>
+        <w:t xml:space="preserve">Do not penalise an honestly recorded model failure if the learner correctly explains its </w:t>
+      </w:r>
+      <w:r>
+        <w:rPr>
+          <w:b/>
+        </w:rPr>
+        <w:t>evidence</w:t>
+      </w:r>
+      <w:r>
+        <w:rPr>
+          <w:b w:val="0"/>
+        </w:rPr>
+        <w:t xml:space="preserve"> and limits.</w:t>
+      </w:r>
+    </w:p>
+    <w:p>
+      <w:pPr>
+        <w:pStyle w:val="Heading2"/>
+      </w:pPr>
+      <w:r>
+        <w:t>Give a repair action</w:t>
+      </w:r>
+    </w:p>
+    <w:p>
+      <w:pPr>
+        <w:spacing w:line="336" w:lineRule="auto" w:after="180"/>
+      </w:pPr>
+      <w:r>
+        <w:rPr>
+          <w:b w:val="0"/>
+        </w:rPr>
+        <w:t>Name the earliest unsupported step and give one action to repair it. Have the learner make that repair now and explain why. Then assess the relevant skill on a fresh, fully specified case.</w:t>
+      </w:r>
+    </w:p>
+    <w:p>
+      <w:pPr>
+        <w:spacing w:line="336" w:lineRule="auto" w:after="180"/>
+      </w:pPr>
+      <w:r>
+        <w:rPr>
+          <w:b w:val="0"/>
+        </w:rPr>
+        <w:t>Confirm it was not previously practised with feedback; solve and check the new case before assigning it. A follow-up design prompt is a starting brief, not automatically an equivalent test.</w:t>
+      </w:r>
+    </w:p>
+    <w:p>
+      <w:pPr>
+        <w:pStyle w:val="Heading2"/>
+      </w:pPr>
+      <w:r>
+        <w:t>Review · Earlier audit questions and keys · reference / check after trying</w:t>
       </w:r>
     </w:p>
     <w:p>
@@ -3881,27 +4519,329 @@
         <w:pStyle w:val="Heading3"/>
       </w:pPr>
       <w:r>
+        <w:t>W1 Define the row and source</w:t>
+      </w:r>
+    </w:p>
+    <w:p>
+      <w:pPr>
+        <w:spacing w:line="336" w:lineRule="auto" w:after="180"/>
+      </w:pPr>
+      <w:r>
+        <w:rPr>
+          <w:b w:val="0"/>
+        </w:rPr>
+        <w:t>For Robot practice v1, state what one row is intended to represent, the source, the unit and the meaning of None.</w:t>
+      </w:r>
+    </w:p>
+    <w:p>
+      <w:pPr>
+        <w:spacing w:line="336" w:lineRule="auto" w:after="180"/>
+      </w:pPr>
+      <w:r>
+        <w:rPr>
+          <w:b w:val="0"/>
+        </w:rPr>
+        <w:t>One row is intended to represent one indoor practice trip. The source is a teacher-authored fictional export for this lesson, duration uses minutes, and None means unknown rather than zero.</w:t>
+      </w:r>
+    </w:p>
+    <w:p>
+      <w:pPr>
+        <w:pStyle w:val="Heading3"/>
+      </w:pPr>
+      <w:r>
+        <w:t>W2 Interpret the audit counts</w:t>
+      </w:r>
+    </w:p>
+    <w:p>
+      <w:pPr>
+        <w:spacing w:line="336" w:lineRule="auto" w:after="180"/>
+      </w:pPr>
+      <w:r>
+        <w:rPr>
+          <w:b w:val="0"/>
+        </w:rPr>
+        <w:t>Explain each number in 5 4 2 1. How many extra ID occurrences are there, and how many rows belong to a repeated-ID group?</w:t>
+      </w:r>
+    </w:p>
+    <w:p>
+      <w:pPr>
+        <w:spacing w:line="336" w:lineRule="auto" w:after="180"/>
+      </w:pPr>
+      <w:r>
+        <w:rPr>
+          <w:b w:val="0"/>
+        </w:rPr>
+        <w:t>The numbers mean 5 raw rows, 4 distinct IDs, 2 missing durations and 1 negative duration. There is 1 extra ID occurrence; 2 rows belong to the repeated-ID group B. These are different counts.</w:t>
+      </w:r>
+    </w:p>
+    <w:p>
+      <w:pPr>
+        <w:pStyle w:val="Heading3"/>
+      </w:pPr>
+      <w:r>
+        <w:t>W3 Reject an unsupported correction</w:t>
+      </w:r>
+    </w:p>
+    <w:p>
+      <w:pPr>
+        <w:spacing w:line="336" w:lineRule="auto" w:after="180"/>
+      </w:pPr>
+      <w:r>
+        <w:rPr>
+          <w:b w:val="0"/>
+        </w:rPr>
+        <w:t>A learner changes None to 0 and -2 to 2, then reports a clean dataset. Explain why this is not a justified repair and what record should be kept.</w:t>
+      </w:r>
+    </w:p>
+    <w:p>
+      <w:pPr>
+        <w:spacing w:line="336" w:lineRule="auto" w:after="180"/>
+      </w:pPr>
+      <w:r>
+        <w:rPr>
+          <w:b w:val="0"/>
+        </w:rPr>
+        <w:t xml:space="preserve">Those edits invent outcomes without source </w:t>
+      </w:r>
+      <w:r>
+        <w:rPr>
+          <w:b/>
+        </w:rPr>
+        <w:t>evidence</w:t>
+      </w:r>
+      <w:r>
+        <w:rPr>
+          <w:b w:val="0"/>
+        </w:rPr>
+        <w:t>. Preserve the raw version, flag the affected rows and investigate.</w:t>
+      </w:r>
+    </w:p>
+    <w:p>
+      <w:pPr>
+        <w:spacing w:line="336" w:lineRule="auto" w:after="180"/>
+      </w:pPr>
+      <w:r>
+        <w:rPr>
+          <w:b w:val="0"/>
+        </w:rPr>
+        <w:t>Record any supported correction with old value, new value, reason and version; unresolved values remain uncertain.</w:t>
+      </w:r>
+    </w:p>
+    <w:p>
+      <w:pPr>
+        <w:pStyle w:val="Heading3"/>
+      </w:pPr>
+      <w:r>
+        <w:t>W4 Inspect and document independently</w:t>
+      </w:r>
+    </w:p>
+    <w:p>
+      <w:pPr>
+        <w:spacing w:line="336" w:lineRule="auto" w:after="180"/>
+      </w:pPr>
+      <w:r>
+        <w:rPr>
+          <w:b w:val="0"/>
+        </w:rPr>
+        <w:t xml:space="preserve">A new fictional indoor trip export has (P,4), (Q,None), (Q,None), (R,-1), (S,6), (T,0), with durations in minutes and the same </w:t>
+      </w:r>
+      <w:r>
+        <w:rPr>
+          <w:b/>
+        </w:rPr>
+        <w:t>schema</w:t>
+      </w:r>
+      <w:r>
+        <w:rPr>
+          <w:b w:val="0"/>
+        </w:rPr>
+        <w:t>.</w:t>
+      </w:r>
+    </w:p>
+    <w:p>
+      <w:pPr>
+        <w:spacing w:line="336" w:lineRule="auto" w:after="180"/>
+      </w:pPr>
+      <w:r>
+        <w:rPr>
+          <w:b w:val="0"/>
+        </w:rPr>
+        <w:t xml:space="preserve">Count raw rows, distinct IDs, missing durations, negative durations and extra ID occurrences. Identify overlap. Draft a short </w:t>
+      </w:r>
+      <w:r>
+        <w:rPr>
+          <w:b/>
+        </w:rPr>
+        <w:t>dataset card</w:t>
+      </w:r>
+      <w:r>
+        <w:rPr>
+          <w:b w:val="0"/>
+        </w:rPr>
+        <w:t xml:space="preserve"> stating source, row meaning, unit, findings, unchanged version and one excluded use.</w:t>
+      </w:r>
+    </w:p>
+    <w:p>
+      <w:pPr>
+        <w:spacing w:line="336" w:lineRule="auto" w:after="180"/>
+      </w:pPr>
+      <w:r>
+        <w:rPr>
+          <w:b w:val="0"/>
+        </w:rPr>
+        <w:t xml:space="preserve">There are 6 rows, 5 distinct IDs, 2 missing durations, 1 negative duration and 1 extra ID occurrence. Both Q rows are missing, so the duplicate and missing flags overlap. Zero for T is allowed by the stated </w:t>
+      </w:r>
+      <w:r>
+        <w:rPr>
+          <w:b/>
+        </w:rPr>
+        <w:t>schema</w:t>
+      </w:r>
+      <w:r>
+        <w:rPr>
+          <w:b w:val="0"/>
+        </w:rPr>
+        <w:t>.</w:t>
+      </w:r>
+    </w:p>
+    <w:p>
+      <w:pPr>
+        <w:spacing w:line="336" w:lineRule="auto" w:after="180"/>
+      </w:pPr>
+      <w:r>
+        <w:rPr>
+          <w:b w:val="0"/>
+        </w:rPr>
+        <w:t xml:space="preserve">The card should identify the supplied fictional indoor export, one intended row per trip, minutes, all findings, raw unchanged version and no </w:t>
+      </w:r>
+      <w:r>
+        <w:rPr>
+          <w:b/>
+        </w:rPr>
+        <w:t>evidence</w:t>
+      </w:r>
+      <w:r>
+        <w:rPr>
+          <w:b w:val="0"/>
+        </w:rPr>
+        <w:t xml:space="preserve"> for real or outdoor navigation use.</w:t>
+      </w:r>
+    </w:p>
+    <w:p>
+      <w:pPr>
+        <w:pStyle w:val="Heading3"/>
+      </w:pPr>
+      <w:r>
+        <w:t>W5 State an evidence gap</w:t>
+      </w:r>
+    </w:p>
+    <w:p>
+      <w:pPr>
+        <w:spacing w:line="336" w:lineRule="auto" w:after="180"/>
+      </w:pPr>
+      <w:r>
+        <w:rPr>
+          <w:b w:val="0"/>
+        </w:rPr>
+        <w:t>Someone duplicates each row ten times and claims the export now covers more kinds of trips. Explain what changed and what did not.</w:t>
+      </w:r>
+    </w:p>
+    <w:p>
+      <w:pPr>
+        <w:spacing w:line="336" w:lineRule="auto" w:after="180"/>
+      </w:pPr>
+      <w:r>
+        <w:rPr>
+          <w:b w:val="0"/>
+        </w:rPr>
+        <w:t xml:space="preserve">The row count increased but no new trip conditions or independent </w:t>
+      </w:r>
+      <w:r>
+        <w:rPr>
+          <w:b/>
+        </w:rPr>
+        <w:t>observation</w:t>
+      </w:r>
+      <w:r>
+        <w:rPr>
+          <w:b w:val="0"/>
+        </w:rPr>
+        <w:t>s were added. Coverage remains limited to the same supplied fictional indoor cases; the larger count does not establish broader usefulness.</w:t>
+      </w:r>
+    </w:p>
+    <w:p>
+      <w:pPr>
+        <w:pStyle w:val="Heading2"/>
+      </w:pPr>
+      <w:r>
+        <w:t>Earlier wording, alternatives and picture transcripts · reference / check after trying</w:t>
+      </w:r>
+    </w:p>
+    <w:p>
+      <w:pPr>
+        <w:spacing w:line="336" w:lineRule="auto" w:after="180"/>
+      </w:pPr>
+      <w:r>
+        <w:rPr>
+          <w:b w:val="0"/>
+        </w:rPr>
+        <w:t>Assess and explain the answers</w:t>
+      </w:r>
+    </w:p>
+    <w:p>
+      <w:pPr>
+        <w:pStyle w:val="Heading3"/>
+      </w:pPr>
+      <w:r>
         <w:t>Worked case answer</w:t>
       </w:r>
     </w:p>
     <w:p>
       <w:pPr>
+        <w:spacing w:line="336" w:lineRule="auto" w:after="180"/>
+      </w:pPr>
+      <w:r>
+        <w:rPr>
+          <w:b w:val="0"/>
+        </w:rPr>
+        <w:t>Lighting, background and device conditions may differ. Collect representative examples and evaluate outdoor slices separately.</w:t>
+      </w:r>
+    </w:p>
+    <w:p>
+      <w:pPr>
         <w:pStyle w:val="Heading3"/>
       </w:pPr>
       <w:r>
-        <w:t>Teacher key · Worked case answer</w:t>
+        <w:t>Additional transfer practice question</w:t>
       </w:r>
     </w:p>
     <w:p>
       <w:pPr>
         <w:spacing w:line="336" w:lineRule="auto" w:after="180"/>
-        <w:shd w:fill="F1F6FC"/>
-      </w:pPr>
+      </w:pPr>
+      <w:r>
+        <w:rPr>
+          <w:b/>
+        </w:rPr>
+        <w:t>Training</w:t>
+      </w:r>
       <w:r>
         <w:rPr>
           <w:b w:val="0"/>
         </w:rPr>
-        <w:t>Lighting, background and device conditions may differ. Collect representative examples and evaluate outdoor slices separately.</w:t>
+        <w:t xml:space="preserve"> photographs all show mature plants in bright light, but </w:t>
+      </w:r>
+      <w:r>
+        <w:rPr>
+          <w:b/>
+        </w:rPr>
+        <w:t>intended use</w:t>
+      </w:r>
+      <w:r>
+        <w:rPr>
+          <w:b w:val="0"/>
+        </w:rPr>
+        <w:t>rs photograph seedlings indoors. What claim is unsupported and what data is needed?</w:t>
       </w:r>
     </w:p>
     <w:p>
@@ -3909,67 +4849,12 @@
         <w:pStyle w:val="Heading3"/>
       </w:pPr>
       <w:r>
-        <w:t>Independent question</w:t>
-      </w:r>
-    </w:p>
-    <w:p>
-      <w:pPr>
-        <w:pStyle w:val="Heading3"/>
-      </w:pPr>
-      <w:r>
-        <w:t>Independent question · withhold the key</w:t>
+        <w:t>Reasoned practice answer</w:t>
       </w:r>
     </w:p>
     <w:p>
       <w:pPr>
         <w:spacing w:line="336" w:lineRule="auto" w:after="180"/>
-        <w:shd w:fill="F5F1FB"/>
-      </w:pPr>
-      <w:r>
-        <w:rPr>
-          <w:b/>
-        </w:rPr>
-        <w:t>Training</w:t>
-      </w:r>
-      <w:r>
-        <w:rPr>
-          <w:b w:val="0"/>
-        </w:rPr>
-        <w:t xml:space="preserve"> photographs all show mature plants in bright light, but </w:t>
-      </w:r>
-      <w:r>
-        <w:rPr>
-          <w:b/>
-        </w:rPr>
-        <w:t>intended use</w:t>
-      </w:r>
-      <w:r>
-        <w:rPr>
-          <w:b w:val="0"/>
-        </w:rPr>
-        <w:t>rs photograph seedlings indoors. What claim is unsupported and what data is needed?</w:t>
-      </w:r>
-    </w:p>
-    <w:p>
-      <w:pPr>
-        <w:pStyle w:val="Heading3"/>
-      </w:pPr>
-      <w:r>
-        <w:t>Expected independent answer</w:t>
-      </w:r>
-    </w:p>
-    <w:p>
-      <w:pPr>
-        <w:pStyle w:val="Heading3"/>
-      </w:pPr>
-      <w:r>
-        <w:t>Teacher key · Expected independent answer</w:t>
-      </w:r>
-    </w:p>
-    <w:p>
-      <w:pPr>
-        <w:spacing w:line="336" w:lineRule="auto" w:after="180"/>
-        <w:shd w:fill="F1F6FC"/>
       </w:pPr>
       <w:r>
         <w:rPr>
@@ -4287,924 +5172,206 @@
     </w:p>
     <w:p>
       <w:pPr>
+        <w:spacing w:line="336" w:lineRule="auto" w:after="180"/>
+      </w:pPr>
+      <w:r>
+        <w:rPr>
+          <w:b w:val="0"/>
+        </w:rPr>
+        <w:t>Evaluate outdoor lighting conditions and different devices, with reliable labels and adequate counts. More same-setting photos may improve indoor fit but leave the deployment shift untested.</w:t>
+      </w:r>
+    </w:p>
+    <w:p>
+      <w:pPr>
+        <w:spacing w:line="336" w:lineRule="auto" w:after="180"/>
+      </w:pPr>
+      <w:r>
+        <w:rPr>
+          <w:b w:val="0"/>
+        </w:rPr>
+        <w:t>Record background and object variation without treating every difference as the proven cause.</w:t>
+      </w:r>
+    </w:p>
+    <w:p>
+      <w:pPr>
         <w:pStyle w:val="Heading3"/>
       </w:pPr>
       <w:r>
-        <w:t>Teacher key · Original transfer answer</w:t>
+        <w:t>Explanations for the additional workbook examples</w:t>
+      </w:r>
+    </w:p>
+    <w:p>
+      <w:pPr>
+        <w:pStyle w:val="Heading3"/>
+      </w:pPr>
+      <w:r>
+        <w:t>Assess independent transfer</w:t>
+      </w:r>
+    </w:p>
+    <w:p>
+      <w:pPr>
+        <w:pStyle w:val="Heading3"/>
+      </w:pPr>
+      <w:r>
+        <w:t>Selected case answer</w:t>
+      </w:r>
+    </w:p>
+    <w:p>
+      <w:pPr>
+        <w:pStyle w:val="Heading3"/>
+      </w:pPr>
+      <w:r>
+        <w:t>Feedback that the learner uses</w:t>
+      </w:r>
+    </w:p>
+    <w:p>
+      <w:pPr>
+        <w:pStyle w:val="Heading1"/>
+      </w:pPr>
+      <w:r>
+        <w:t>06. Connect, support and revisit the experiment</w:t>
+      </w:r>
+    </w:p>
+    <w:p>
+      <w:r>
+        <w:t>Retain failures and assess a fresh parallel case after help.</w:t>
+      </w:r>
+    </w:p>
+    <w:p>
+      <w:pPr>
+        <w:pStyle w:val="Heading2"/>
+      </w:pPr>
+      <w:r>
+        <w:t>Project evidence</w:t>
       </w:r>
     </w:p>
     <w:p>
       <w:pPr>
         <w:spacing w:line="336" w:lineRule="auto" w:after="180"/>
-        <w:shd w:fill="F1F6FC"/>
       </w:pPr>
       <w:r>
         <w:rPr>
           <w:b w:val="0"/>
         </w:rPr>
-        <w:t>Evaluate outdoor lighting conditions and different devices, with reliable labels and adequate counts. More same-setting photos may improve indoor fit but leave the deployment shift untested.</w:t>
+        <w:t>Freeze the Plant Classifier intended-use statement and a coverage table for species, lighting, camera, and health class.</w:t>
       </w:r>
     </w:p>
     <w:p>
       <w:pPr>
         <w:spacing w:line="336" w:lineRule="auto" w:after="180"/>
-        <w:shd w:fill="F1F6FC"/>
       </w:pPr>
       <w:r>
         <w:rPr>
           <w:b w:val="0"/>
         </w:rPr>
-        <w:t>Record background and object variation without treating every difference as the proven cause.</w:t>
-      </w:r>
-    </w:p>
-    <w:p>
-      <w:pPr>
-        <w:pStyle w:val="Heading3"/>
-      </w:pPr>
-      <w:r>
-        <w:t>Explanations for the additional workbook examples</w:t>
-      </w:r>
-    </w:p>
-    <w:p>
-      <w:pPr>
-        <w:pStyle w:val="Heading3"/>
-      </w:pPr>
-      <w:r>
-        <w:t>W1 Define the row and source</w:t>
-      </w:r>
-    </w:p>
-    <w:p>
-      <w:pPr>
-        <w:pStyle w:val="Heading3"/>
-      </w:pPr>
-      <w:r>
-        <w:t>Workbook question · W1</w:t>
+        <w:t xml:space="preserve">Keep the decision, </w:t>
+      </w:r>
+      <w:r>
+        <w:rPr>
+          <w:b/>
+        </w:rPr>
+        <w:t>input</w:t>
+      </w:r>
+      <w:r>
+        <w:rPr>
+          <w:b w:val="0"/>
+        </w:rPr>
+        <w:t xml:space="preserve">, result, explanation and remaining limitation in the project </w:t>
+      </w:r>
+      <w:r>
+        <w:rPr>
+          <w:b/>
+        </w:rPr>
+        <w:t>evidence</w:t>
+      </w:r>
+      <w:r>
+        <w:rPr>
+          <w:b w:val="0"/>
+        </w:rPr>
+        <w:t xml:space="preserve"> record. Retrieve this record next week rather than restarting the project.</w:t>
       </w:r>
     </w:p>
     <w:p>
       <w:pPr>
         <w:spacing w:line="336" w:lineRule="auto" w:after="180"/>
-        <w:shd w:fill="F5F1FB"/>
       </w:pPr>
       <w:r>
         <w:rPr>
           <w:b w:val="0"/>
         </w:rPr>
-        <w:t>For Robot practice v1, state what one row is intended to represent, the source, the unit and the meaning of None.</w:t>
-      </w:r>
-    </w:p>
-    <w:p>
-      <w:pPr>
-        <w:pStyle w:val="Heading3"/>
-      </w:pPr>
-      <w:r>
-        <w:t>Teacher reasoning · W1</w:t>
+        <w:t xml:space="preserve">For your Responsible Plant Classifier, save the </w:t>
+      </w:r>
+      <w:r>
+        <w:rPr>
+          <w:b/>
+        </w:rPr>
+        <w:t>input</w:t>
+      </w:r>
+      <w:r>
+        <w:rPr>
+          <w:b w:val="0"/>
+        </w:rPr>
+        <w:t>, procedure, observed result and limitation of this check.</w:t>
       </w:r>
     </w:p>
     <w:p>
       <w:pPr>
         <w:spacing w:line="336" w:lineRule="auto" w:after="180"/>
-        <w:shd w:fill="F1F6FC"/>
       </w:pPr>
       <w:r>
         <w:rPr>
           <w:b w:val="0"/>
         </w:rPr>
-        <w:t>One row is intended to represent one indoor practice trip. The source is a teacher-authored fictional export for this lesson, duration uses minutes, and None means unknown rather than zero.</w:t>
-      </w:r>
-    </w:p>
-    <w:p>
-      <w:pPr>
-        <w:pStyle w:val="Heading3"/>
-      </w:pPr>
-      <w:r>
-        <w:t>W2 Interpret the audit counts</w:t>
-      </w:r>
-    </w:p>
-    <w:p>
-      <w:pPr>
-        <w:pStyle w:val="Heading3"/>
-      </w:pPr>
-      <w:r>
-        <w:t>Workbook question · W2</w:t>
+        <w:t>Label this worked example as practice; use a different, previously unreviewed case when checking independent understanding.</w:t>
+      </w:r>
+    </w:p>
+    <w:p>
+      <w:pPr>
+        <w:pStyle w:val="Heading2"/>
+      </w:pPr>
+      <w:r>
+        <w:t>Support and selected reassessment</w:t>
       </w:r>
     </w:p>
     <w:p>
       <w:pPr>
         <w:spacing w:line="336" w:lineRule="auto" w:after="180"/>
-        <w:shd w:fill="F5F1FB"/>
       </w:pPr>
       <w:r>
         <w:rPr>
           <w:b w:val="0"/>
         </w:rPr>
-        <w:t>Explain each number in 5 4 2 1. How many extra ID occurrences are there, and how many rows belong to a repeated-ID group?</w:t>
-      </w:r>
-    </w:p>
-    <w:p>
-      <w:pPr>
-        <w:pStyle w:val="Heading3"/>
-      </w:pPr>
-      <w:r>
-        <w:t>Teacher reasoning · W2</w:t>
+        <w:t>Use a tiny labelled dataset, explicit units and a named positive class. Stretch: require a baseline, held-out evaluation and subgroup or shifted-condition analysis with denominators.</w:t>
       </w:r>
     </w:p>
     <w:p>
       <w:pPr>
         <w:spacing w:line="336" w:lineRule="auto" w:after="180"/>
-        <w:shd w:fill="F1F6FC"/>
       </w:pPr>
       <w:r>
         <w:rPr>
           <w:b w:val="0"/>
         </w:rPr>
-        <w:t>The numbers mean 5 raw rows, 4 distinct IDs, 2 missing durations and 1 negative duration. There is 1 extra ID occurrence; 2 rows belong to the repeated-ID group B. These are different counts.</w:t>
-      </w:r>
-    </w:p>
-    <w:p>
-      <w:pPr>
-        <w:pStyle w:val="Heading3"/>
-      </w:pPr>
-      <w:r>
-        <w:t>W3 Reject an unsupported correction</w:t>
-      </w:r>
-    </w:p>
-    <w:p>
-      <w:pPr>
-        <w:pStyle w:val="Heading3"/>
-      </w:pPr>
-      <w:r>
-        <w:t>Workbook question · W3</w:t>
+        <w:t>Use four condition cards and separate counters for photos and distinct source plants. Offer blank coverage headings rather than completed counts. Extend by asking which label, species and sampling-frequency dimensions the manifests do not establish.</w:t>
       </w:r>
     </w:p>
     <w:p>
       <w:pPr>
         <w:spacing w:line="336" w:lineRule="auto" w:after="180"/>
-        <w:shd w:fill="F5F1FB"/>
       </w:pPr>
       <w:r>
         <w:rPr>
           <w:b w:val="0"/>
         </w:rPr>
-        <w:t>A learner changes None to 0 and -2 to 2, then reports a clean dataset. Explain why this is not a justified repair and what record should be kept.</w:t>
-      </w:r>
-    </w:p>
-    <w:p>
-      <w:pPr>
-        <w:pStyle w:val="Heading3"/>
-      </w:pPr>
-      <w:r>
-        <w:t>Teacher reasoning · W3</w:t>
-      </w:r>
-    </w:p>
-    <w:p>
-      <w:pPr>
-        <w:spacing w:line="336" w:lineRule="auto" w:after="180"/>
-        <w:shd w:fill="F1F6FC"/>
-      </w:pPr>
-      <w:r>
-        <w:rPr>
-          <w:b w:val="0"/>
-        </w:rPr>
-        <w:t xml:space="preserve">Those edits invent outcomes without source </w:t>
-      </w:r>
-      <w:r>
-        <w:rPr>
-          <w:b/>
-        </w:rPr>
-        <w:t>evidence</w:t>
-      </w:r>
-      <w:r>
-        <w:rPr>
-          <w:b w:val="0"/>
-        </w:rPr>
-        <w:t>. Preserve the raw version, flag the affected rows and investigate.</w:t>
-      </w:r>
-    </w:p>
-    <w:p>
-      <w:pPr>
-        <w:spacing w:line="336" w:lineRule="auto" w:after="180"/>
-        <w:shd w:fill="F1F6FC"/>
-      </w:pPr>
-      <w:r>
-        <w:rPr>
-          <w:b w:val="0"/>
-        </w:rPr>
-        <w:t>Record any supported correction with old value, new value, reason and version; unresolved values remain uncertain.</w:t>
-      </w:r>
-    </w:p>
-    <w:p>
-      <w:pPr>
-        <w:pStyle w:val="Heading3"/>
-      </w:pPr>
-      <w:r>
-        <w:t>W4 Inspect and document independently</w:t>
-      </w:r>
-    </w:p>
-    <w:p>
-      <w:pPr>
-        <w:pStyle w:val="Heading3"/>
-      </w:pPr>
-      <w:r>
-        <w:t>Workbook question · W4</w:t>
-      </w:r>
-    </w:p>
-    <w:p>
-      <w:pPr>
-        <w:spacing w:line="336" w:lineRule="auto" w:after="180"/>
-        <w:shd w:fill="F5F1FB"/>
-      </w:pPr>
-      <w:r>
-        <w:rPr>
-          <w:b w:val="0"/>
-        </w:rPr>
-        <w:t xml:space="preserve">A new fictional indoor trip export has (P,4), (Q,None), (Q,None), (R,-1), (S,6), (T,0), with durations in minutes and the same </w:t>
-      </w:r>
-      <w:r>
-        <w:rPr>
-          <w:b/>
-        </w:rPr>
-        <w:t>schema</w:t>
-      </w:r>
-      <w:r>
-        <w:rPr>
-          <w:b w:val="0"/>
-        </w:rPr>
-        <w:t>.</w:t>
-      </w:r>
-    </w:p>
-    <w:p>
-      <w:pPr>
-        <w:spacing w:line="336" w:lineRule="auto" w:after="180"/>
-        <w:shd w:fill="F5F1FB"/>
-      </w:pPr>
-      <w:r>
-        <w:rPr>
-          <w:b w:val="0"/>
-        </w:rPr>
-        <w:t xml:space="preserve">Count raw rows, distinct IDs, missing durations, negative durations and extra ID occurrences. Identify overlap. Draft a short </w:t>
-      </w:r>
-      <w:r>
-        <w:rPr>
-          <w:b/>
-        </w:rPr>
-        <w:t>dataset card</w:t>
-      </w:r>
-      <w:r>
-        <w:rPr>
-          <w:b w:val="0"/>
-        </w:rPr>
-        <w:t xml:space="preserve"> stating source, row meaning, unit, findings, unchanged version and one excluded use.</w:t>
-      </w:r>
-    </w:p>
-    <w:p>
-      <w:pPr>
-        <w:pStyle w:val="Heading3"/>
-      </w:pPr>
-      <w:r>
-        <w:t>Teacher reasoning · W4</w:t>
-      </w:r>
-    </w:p>
-    <w:p>
-      <w:pPr>
-        <w:spacing w:line="336" w:lineRule="auto" w:after="180"/>
-        <w:shd w:fill="F1F6FC"/>
-      </w:pPr>
-      <w:r>
-        <w:rPr>
-          <w:b w:val="0"/>
-        </w:rPr>
-        <w:t xml:space="preserve">There are 6 rows, 5 distinct IDs, 2 missing durations, 1 negative duration and 1 extra ID occurrence. Both Q rows are missing, so the duplicate and missing flags overlap. Zero for T is allowed by the stated </w:t>
-      </w:r>
-      <w:r>
-        <w:rPr>
-          <w:b/>
-        </w:rPr>
-        <w:t>schema</w:t>
-      </w:r>
-      <w:r>
-        <w:rPr>
-          <w:b w:val="0"/>
-        </w:rPr>
-        <w:t>.</w:t>
-      </w:r>
-    </w:p>
-    <w:p>
-      <w:pPr>
-        <w:spacing w:line="336" w:lineRule="auto" w:after="180"/>
-        <w:shd w:fill="F1F6FC"/>
-      </w:pPr>
-      <w:r>
-        <w:rPr>
-          <w:b w:val="0"/>
-        </w:rPr>
-        <w:t xml:space="preserve">The card should identify the supplied fictional indoor export, one intended row per trip, minutes, all findings, raw unchanged version and no </w:t>
-      </w:r>
-      <w:r>
-        <w:rPr>
-          <w:b/>
-        </w:rPr>
-        <w:t>evidence</w:t>
-      </w:r>
-      <w:r>
-        <w:rPr>
-          <w:b w:val="0"/>
-        </w:rPr>
-        <w:t xml:space="preserve"> for real or outdoor navigation use.</w:t>
-      </w:r>
-    </w:p>
-    <w:p>
-      <w:pPr>
-        <w:pStyle w:val="Heading3"/>
-      </w:pPr>
-      <w:r>
-        <w:t>W5 State an evidence gap</w:t>
-      </w:r>
-    </w:p>
-    <w:p>
-      <w:pPr>
-        <w:pStyle w:val="Heading3"/>
-      </w:pPr>
-      <w:r>
-        <w:t>Workbook question · W5</w:t>
-      </w:r>
-    </w:p>
-    <w:p>
-      <w:pPr>
-        <w:spacing w:line="336" w:lineRule="auto" w:after="180"/>
-        <w:shd w:fill="F5F1FB"/>
-      </w:pPr>
-      <w:r>
-        <w:rPr>
-          <w:b w:val="0"/>
-        </w:rPr>
-        <w:t>Someone duplicates each row ten times and claims the export now covers more kinds of trips. Explain what changed and what did not.</w:t>
-      </w:r>
-    </w:p>
-    <w:p>
-      <w:pPr>
-        <w:pStyle w:val="Heading3"/>
-      </w:pPr>
-      <w:r>
-        <w:t>Teacher reasoning · W5</w:t>
-      </w:r>
-    </w:p>
-    <w:p>
-      <w:pPr>
-        <w:spacing w:line="336" w:lineRule="auto" w:after="180"/>
-        <w:shd w:fill="F1F6FC"/>
-      </w:pPr>
-      <w:r>
-        <w:rPr>
-          <w:b w:val="0"/>
-        </w:rPr>
-        <w:t xml:space="preserve">The row count increased but no new trip conditions or independent </w:t>
-      </w:r>
-      <w:r>
-        <w:rPr>
-          <w:b/>
-        </w:rPr>
-        <w:t>observation</w:t>
-      </w:r>
-      <w:r>
-        <w:rPr>
-          <w:b w:val="0"/>
-        </w:rPr>
-        <w:t>s were added. Coverage remains limited to the same supplied fictional indoor cases; the larger count does not establish broader usefulness.</w:t>
-      </w:r>
-    </w:p>
-    <w:p>
-      <w:pPr>
-        <w:pStyle w:val="Heading3"/>
-      </w:pPr>
-      <w:r>
-        <w:t>Assess independent transfer</w:t>
-      </w:r>
-    </w:p>
-    <w:p>
-      <w:pPr>
-        <w:pStyle w:val="Heading3"/>
-      </w:pPr>
-      <w:r>
-        <w:t>Independent question · withhold the key</w:t>
-      </w:r>
-    </w:p>
-    <w:p>
-      <w:pPr>
-        <w:spacing w:line="336" w:lineRule="auto" w:after="180"/>
-        <w:shd w:fill="F5F1FB"/>
-      </w:pPr>
-      <w:r>
-        <w:rPr>
-          <w:b w:val="0"/>
-        </w:rPr>
-        <w:t xml:space="preserve">Selected case: </w:t>
-      </w:r>
-      <w:r>
-        <w:rPr>
-          <w:b/>
-        </w:rPr>
-        <w:t>Training</w:t>
-      </w:r>
-      <w:r>
-        <w:rPr>
-          <w:b w:val="0"/>
-        </w:rPr>
-        <w:t xml:space="preserve"> plant photos are all indoors on one phone. </w:t>
-      </w:r>
-      <w:r>
-        <w:rPr>
-          <w:b/>
-        </w:rPr>
-        <w:t>Intended use</w:t>
-      </w:r>
-      <w:r>
-        <w:rPr>
-          <w:b w:val="0"/>
-        </w:rPr>
-        <w:t xml:space="preserve"> includes outdoor photos on other cameras. Plan a sampling check before making a general accuracy claim.</w:t>
-      </w:r>
-    </w:p>
-    <w:p>
-      <w:pPr>
-        <w:pStyle w:val="Heading3"/>
-      </w:pPr>
-      <w:r>
-        <w:t>Selected case answer</w:t>
-      </w:r>
-    </w:p>
-    <w:p>
-      <w:pPr>
-        <w:pStyle w:val="Heading3"/>
-      </w:pPr>
-      <w:r>
-        <w:t>Teacher key · Selected case answer</w:t>
-      </w:r>
-    </w:p>
-    <w:p>
-      <w:pPr>
-        <w:spacing w:line="336" w:lineRule="auto" w:after="180"/>
-        <w:shd w:fill="F1F6FC"/>
-      </w:pPr>
-      <w:r>
-        <w:rPr>
-          <w:b w:val="0"/>
-        </w:rPr>
-        <w:t>Collect and evaluate relevant outdoor and camera conditions, recording source and condition coverage. Group related views of each plant when splitting.</w:t>
-      </w:r>
-    </w:p>
-    <w:p>
-      <w:pPr>
-        <w:spacing w:line="336" w:lineRule="auto" w:after="180"/>
-        <w:shd w:fill="F1F6FC"/>
-      </w:pPr>
-      <w:r>
-        <w:rPr>
-          <w:b w:val="0"/>
-        </w:rPr>
-        <w:t>More indoor photos alone do not establish outdoor performance; report the limits of measured slices.</w:t>
-      </w:r>
-    </w:p>
-    <w:tbl>
-      <w:tblPr>
-        <w:tblStyle w:val="LightShading-Accent1"/>
-        <w:tblW w:type="auto" w:w="0"/>
-        <w:tblLook w:firstColumn="1" w:firstRow="1" w:lastColumn="0" w:lastRow="0" w:noHBand="0" w:noVBand="1" w:val="04A0"/>
-      </w:tblPr>
-      <w:tblGrid>
-        <w:gridCol w:w="5112"/>
-        <w:gridCol w:w="5112"/>
-      </w:tblGrid>
-      <w:tr>
-        <w:trPr>
-          <w:tblHeader/>
-        </w:trPr>
-        <w:tc>
-          <w:tcPr>
-            <w:tcW w:type="dxa" w:w="5112"/>
-          </w:tcPr>
-          <w:p>
-            <w:r>
-              <w:t>Dimension</w:t>
-            </w:r>
-          </w:p>
-        </w:tc>
-        <w:tc>
-          <w:tcPr>
-            <w:tcW w:type="dxa" w:w="5112"/>
-          </w:tcPr>
-          <w:p>
-            <w:r>
-              <w:t>Evidence required</w:t>
-            </w:r>
-          </w:p>
-        </w:tc>
-      </w:tr>
-      <w:tr>
-        <w:tc>
-          <w:tcPr>
-            <w:tcW w:type="dxa" w:w="5112"/>
-          </w:tcPr>
-          <w:p>
-            <w:r>
-              <w:t>Explanation</w:t>
-            </w:r>
-          </w:p>
-        </w:tc>
-        <w:tc>
-          <w:tcPr>
-            <w:tcW w:type="dxa" w:w="5112"/>
-          </w:tcPr>
-          <w:p>
-            <w:r>
-              <w:t>Names the applicable idea or procedure and ties it to the supplied facts.</w:t>
-            </w:r>
-          </w:p>
-        </w:tc>
-      </w:tr>
-      <w:tr>
-        <w:tc>
-          <w:tcPr>
-            <w:tcW w:type="dxa" w:w="5112"/>
-          </w:tcPr>
-          <w:p>
-            <w:r>
-              <w:t>Trace and result</w:t>
-            </w:r>
-          </w:p>
-        </w:tc>
-        <w:tc>
-          <w:tcPr>
-            <w:tcW w:type="dxa" w:w="5112"/>
-          </w:tcPr>
-          <w:p>
-            <w:r>
-              <w:t>Preserves the given inputs and shows the relevant intermediate steps; distinguishes a prediction from an observed execution.</w:t>
-            </w:r>
-          </w:p>
-        </w:tc>
-      </w:tr>
-      <w:tr>
-        <w:tc>
-          <w:tcPr>
-            <w:tcW w:type="dxa" w:w="5112"/>
-          </w:tcPr>
-          <w:p>
-            <w:r>
-              <w:t>Limits</w:t>
-            </w:r>
-          </w:p>
-        </w:tc>
-        <w:tc>
-          <w:tcPr>
-            <w:tcW w:type="dxa" w:w="5112"/>
-          </w:tcPr>
-          <w:p>
-            <w:r>
-              <w:t>States the assumptions, missing evidence or conditions under which the result would change.</w:t>
-            </w:r>
-          </w:p>
-        </w:tc>
-      </w:tr>
-    </w:tbl>
-    <w:p>
-      <w:pPr>
-        <w:pStyle w:val="Heading3"/>
-      </w:pPr>
-      <w:r>
-        <w:t>Teacher key · Selected case answer</w:t>
-      </w:r>
-    </w:p>
-    <w:p>
-      <w:pPr>
-        <w:spacing w:line="336" w:lineRule="auto" w:after="180"/>
-        <w:shd w:fill="F1F6FC"/>
-      </w:pPr>
-      <w:r>
-        <w:rPr>
-          <w:b w:val="0"/>
-        </w:rPr>
-        <w:t>Record each dimension as not yet, with support, or independent. Accept a valid alternative procedure with a defensible trace.</w:t>
-      </w:r>
-    </w:p>
-    <w:p>
-      <w:pPr>
-        <w:spacing w:line="336" w:lineRule="auto" w:after="180"/>
-        <w:shd w:fill="F1F6FC"/>
-      </w:pPr>
-      <w:r>
-        <w:rPr>
-          <w:b w:val="0"/>
-        </w:rPr>
-        <w:t xml:space="preserve">Do not penalise an honestly recorded model failure if the learner correctly explains its </w:t>
-      </w:r>
-      <w:r>
-        <w:rPr>
-          <w:b/>
-        </w:rPr>
-        <w:t>evidence</w:t>
-      </w:r>
-      <w:r>
-        <w:rPr>
-          <w:b w:val="0"/>
-        </w:rPr>
-        <w:t xml:space="preserve"> and limits.</w:t>
-      </w:r>
-    </w:p>
-    <w:p>
-      <w:pPr>
-        <w:pStyle w:val="Heading3"/>
-      </w:pPr>
-      <w:r>
-        <w:t>Feedback that the learner uses</w:t>
-      </w:r>
-    </w:p>
-    <w:p>
-      <w:pPr>
-        <w:spacing w:line="336" w:lineRule="auto" w:after="180"/>
-      </w:pPr>
-      <w:r>
-        <w:rPr>
-          <w:b w:val="0"/>
-        </w:rPr>
-        <w:t>Name the earliest unsupported step and give one action to repair it. Have the learner make that repair now and explain why. Then assess the relevant skill on a fresh, fully specified case.</w:t>
-      </w:r>
-    </w:p>
-    <w:p>
-      <w:pPr>
-        <w:spacing w:line="336" w:lineRule="auto" w:after="180"/>
-      </w:pPr>
-      <w:r>
-        <w:rPr>
-          <w:b w:val="0"/>
-        </w:rPr>
-        <w:t>Confirm it was not previously practised with feedback; solve and check the new case before assigning it. A follow-up design prompt is a starting brief, not automatically an equivalent test.</w:t>
-      </w:r>
-    </w:p>
-    <w:p>
-      <w:pPr>
-        <w:pStyle w:val="Heading1"/>
-      </w:pPr>
-      <w:r>
-        <w:t>06. Connect and extend learning</w:t>
-      </w:r>
-    </w:p>
-    <w:p>
-      <w:r>
-        <w:t>Connect Sampling and Intended Use to Responsible Plant Classifier, adapt support and plan a later changed-case check.</w:t>
-      </w:r>
-    </w:p>
-    <w:p>
-      <w:pPr>
-        <w:pStyle w:val="Heading3"/>
-      </w:pPr>
-      <w:r>
-        <w:t>Responsible Plant Classifier</w:t>
-      </w:r>
-    </w:p>
-    <w:p>
-      <w:pPr>
-        <w:spacing w:line="336" w:lineRule="auto" w:after="180"/>
-      </w:pPr>
-      <w:r>
-        <w:rPr>
-          <w:b w:val="0"/>
-        </w:rPr>
-        <w:t>Freeze the Plant Classifier intended-use statement and a coverage table for species, lighting, camera, and health class.</w:t>
-      </w:r>
-    </w:p>
-    <w:p>
-      <w:pPr>
-        <w:spacing w:line="336" w:lineRule="auto" w:after="180"/>
-      </w:pPr>
-      <w:r>
-        <w:rPr>
-          <w:b w:val="0"/>
-        </w:rPr>
-        <w:t xml:space="preserve">Keep the decision, </w:t>
-      </w:r>
-      <w:r>
-        <w:rPr>
-          <w:b/>
-        </w:rPr>
-        <w:t>input</w:t>
-      </w:r>
-      <w:r>
-        <w:rPr>
-          <w:b w:val="0"/>
-        </w:rPr>
-        <w:t xml:space="preserve">, result, explanation and remaining limitation in the project </w:t>
-      </w:r>
-      <w:r>
-        <w:rPr>
-          <w:b/>
-        </w:rPr>
-        <w:t>evidence</w:t>
-      </w:r>
-      <w:r>
-        <w:rPr>
-          <w:b w:val="0"/>
-        </w:rPr>
-        <w:t xml:space="preserve"> record. Retrieve this record next week rather than restarting the project.</w:t>
-      </w:r>
-    </w:p>
-    <w:p>
-      <w:pPr>
-        <w:pStyle w:val="Heading3"/>
-      </w:pPr>
-      <w:r>
-        <w:t>Support and stretch</w:t>
-      </w:r>
-    </w:p>
-    <w:p>
-      <w:pPr>
-        <w:spacing w:line="336" w:lineRule="auto" w:after="180"/>
-      </w:pPr>
-      <w:r>
-        <w:rPr>
-          <w:b w:val="0"/>
-        </w:rPr>
-        <w:t>Use a tiny labelled dataset, explicit units and a named positive class. Stretch: require a baseline, held-out evaluation and subgroup or shifted-condition analysis with denominators.</w:t>
-      </w:r>
-    </w:p>
-    <w:p>
-      <w:pPr>
-        <w:pStyle w:val="Heading3"/>
-      </w:pPr>
-      <w:r>
-        <w:t>Exit reflection</w:t>
-      </w:r>
-    </w:p>
-    <w:p>
-      <w:pPr>
-        <w:spacing w:line="336" w:lineRule="auto" w:after="180"/>
-      </w:pPr>
-      <w:r>
-        <w:rPr>
-          <w:b w:val="0"/>
-        </w:rPr>
-        <w:t xml:space="preserve">Ask for one decision the learner can now justify and one situation requiring more </w:t>
-      </w:r>
-      <w:r>
-        <w:rPr>
-          <w:b/>
-        </w:rPr>
-        <w:t>evidence</w:t>
-      </w:r>
-      <w:r>
-        <w:rPr>
-          <w:b w:val="0"/>
-        </w:rPr>
-        <w:t xml:space="preserve"> or human review. Confidence ratings are separate from correct independent performance.</w:t>
-      </w:r>
-    </w:p>
-    <w:p>
-      <w:pPr>
-        <w:pStyle w:val="Heading3"/>
-      </w:pPr>
-      <w:r>
-        <w:t>Bridge to the next week</w:t>
-      </w:r>
-    </w:p>
-    <w:p>
-      <w:pPr>
-        <w:spacing w:line="336" w:lineRule="auto" w:after="180"/>
-      </w:pPr>
-      <w:r>
-        <w:rPr>
-          <w:b w:val="0"/>
-        </w:rPr>
-        <w:t xml:space="preserve">Next: Week 8: Leakage. Retrieve today’s </w:t>
-      </w:r>
-      <w:r>
-        <w:rPr>
-          <w:b/>
-        </w:rPr>
-        <w:t>evidence</w:t>
-      </w:r>
-      <w:r>
-        <w:rPr>
-          <w:b w:val="0"/>
-        </w:rPr>
-        <w:t xml:space="preserve"> and identify what carries forward and what is new.</w:t>
-      </w:r>
-    </w:p>
-    <w:p>
-      <w:pPr>
-        <w:pStyle w:val="Heading3"/>
-      </w:pPr>
-      <w:r>
-        <w:t>Support and fresh reassessment</w:t>
-      </w:r>
-    </w:p>
-    <w:p>
-      <w:pPr>
-        <w:spacing w:line="336" w:lineRule="auto" w:after="180"/>
-      </w:pPr>
-      <w:r>
-        <w:rPr>
-          <w:b w:val="0"/>
-        </w:rPr>
-        <w:t>Use physical row cards and overlapping circles for flags. Supply blank card headings but no completed findings.</w:t>
-      </w:r>
-    </w:p>
-    <w:p>
-      <w:pPr>
-        <w:spacing w:line="336" w:lineRule="auto" w:after="180"/>
-      </w:pPr>
-      <w:r>
-        <w:rPr>
-          <w:b w:val="0"/>
-        </w:rPr>
-        <w:t xml:space="preserve">Extension: explain how to record an </w:t>
-      </w:r>
-      <w:r>
-        <w:rPr>
-          <w:b/>
-        </w:rPr>
-        <w:t>evidence</w:t>
-      </w:r>
-      <w:r>
-        <w:rPr>
-          <w:b w:val="0"/>
-        </w:rPr>
-        <w:t>d seconds-to-minutes conversion while preserving the raw value, unit and version, and why a unit guess is not enough.</w:t>
-      </w:r>
-    </w:p>
-    <w:p>
-      <w:pPr>
-        <w:spacing w:line="336" w:lineRule="auto" w:after="180"/>
-      </w:pPr>
-      <w:r>
-        <w:rPr>
-          <w:b w:val="0"/>
-        </w:rPr>
-        <w:t xml:space="preserve">Require W4 counts 6,5,2,1,1 in the stated order, the Q overlap, acceptance of zero under this </w:t>
-      </w:r>
-      <w:r>
-        <w:rPr>
-          <w:b/>
-        </w:rPr>
-        <w:t>schema</w:t>
-      </w:r>
-      <w:r>
-        <w:rPr>
-          <w:b w:val="0"/>
-        </w:rPr>
-        <w:t>, and a card with source, unit, raw version and excluded use. Fresh retry: rows (L,3), (M,None), (N,-2), (N,-2), (O,0).</w:t>
-      </w:r>
-    </w:p>
-    <w:p>
-      <w:pPr>
-        <w:spacing w:line="336" w:lineRule="auto" w:after="180"/>
-      </w:pPr>
-      <w:r>
-        <w:rPr>
-          <w:b w:val="0"/>
-        </w:rPr>
-        <w:t>Counts are 5 raw, 4 IDs, 1 missing, 2 negative and 1 extra ID occurrence. The negative and repeated-ID flags overlap on N. Do not infer whether the two N rows describe one event without checking the source.</w:t>
-      </w:r>
-    </w:p>
-    <w:p>
-      <w:pPr>
-        <w:spacing w:line="336" w:lineRule="auto" w:after="180"/>
-      </w:pPr>
-      <w:r>
-        <w:rPr>
-          <w:b w:val="0"/>
-        </w:rPr>
-        <w:t xml:space="preserve">Week 5 examines label definitions and disagreement. Carry forward the </w:t>
-      </w:r>
-      <w:r>
-        <w:rPr>
-          <w:b/>
-        </w:rPr>
-        <w:t>dataset card</w:t>
-      </w:r>
-      <w:r>
-        <w:rPr>
-          <w:b w:val="0"/>
-        </w:rPr>
-        <w:t>, source questions and explicit distinction between unknown and observed values.</w:t>
-      </w:r>
-    </w:p>
-    <w:p>
-      <w:pPr>
-        <w:spacing w:line="336" w:lineRule="auto" w:after="180"/>
-      </w:pPr>
-      <w:r>
-        <w:rPr>
-          <w:b w:val="0"/>
-        </w:rPr>
-        <w:t>Teacher reference: https://arxiv.org/abs/1803.09010 (Datasheets for Datasets; reviewed 2026-09-26).</w:t>
-      </w:r>
-    </w:p>
-    <w:p>
-      <w:pPr>
-        <w:pStyle w:val="Heading3"/>
-      </w:pPr>
-      <w:r>
-        <w:t>Plan the delayed return</w:t>
+        <w:t>Selected independent plan should cover outdoor lighting and new devices with documented sources/labels and shared plant IDs, separate development collection from fresh evaluation, and report per-slice limits without invented accuracy. Fresh retry: training only mature plants in daylight camera A; intended use seedlings under evening camera B. Require a condition-specific collection/evaluation plan and the distinction between unknown performance and proved failure.</w:t>
+      </w:r>
+    </w:p>
+    <w:p>
+      <w:pPr>
+        <w:pStyle w:val="Heading2"/>
+      </w:pPr>
+      <w:r>
+        <w:t>Delayed return</w:t>
       </w:r>
     </w:p>
     <w:p>
@@ -5421,71 +5588,176 @@
     </w:p>
     <w:p>
       <w:pPr>
+        <w:pStyle w:val="Heading2"/>
+      </w:pPr>
+      <w:r>
+        <w:t>Bridge and reflection</w:t>
+      </w:r>
+    </w:p>
+    <w:p>
+      <w:pPr>
+        <w:spacing w:line="336" w:lineRule="auto" w:after="180"/>
+      </w:pPr>
+      <w:r>
+        <w:rPr>
+          <w:b w:val="0"/>
+        </w:rPr>
+        <w:t xml:space="preserve">Ask for one decision the learner can now justify and one situation requiring more </w:t>
+      </w:r>
+      <w:r>
+        <w:rPr>
+          <w:b/>
+        </w:rPr>
+        <w:t>evidence</w:t>
+      </w:r>
+      <w:r>
+        <w:rPr>
+          <w:b w:val="0"/>
+        </w:rPr>
+        <w:t xml:space="preserve"> or human review. Confidence ratings are separate from correct independent performance.</w:t>
+      </w:r>
+    </w:p>
+    <w:p>
+      <w:pPr>
+        <w:spacing w:line="336" w:lineRule="auto" w:after="180"/>
+      </w:pPr>
+      <w:r>
+        <w:rPr>
+          <w:b w:val="0"/>
+        </w:rPr>
+        <w:t xml:space="preserve">Next: Week 8: Leakage. Retrieve today’s </w:t>
+      </w:r>
+      <w:r>
+        <w:rPr>
+          <w:b/>
+        </w:rPr>
+        <w:t>evidence</w:t>
+      </w:r>
+      <w:r>
+        <w:rPr>
+          <w:b w:val="0"/>
+        </w:rPr>
+        <w:t xml:space="preserve"> and identify what carries forward and what is new.</w:t>
+      </w:r>
+    </w:p>
+    <w:p>
+      <w:pPr>
+        <w:spacing w:line="336" w:lineRule="auto" w:after="180"/>
+      </w:pPr>
+      <w:r>
+        <w:rPr>
+          <w:b w:val="0"/>
+        </w:rPr>
+        <w:t>Next is Week 8: Leakage. Carry forward source plant IDs, intended-use conditions and the distinction between development decisions and fresh evaluation evidence.</w:t>
+      </w:r>
+    </w:p>
+    <w:p>
+      <w:pPr>
+        <w:pStyle w:val="Heading2"/>
+      </w:pPr>
+      <w:r>
+        <w:t>Earlier wording, alternatives and picture transcripts · reference / check after trying</w:t>
+      </w:r>
+    </w:p>
+    <w:p>
+      <w:pPr>
+        <w:spacing w:line="336" w:lineRule="auto" w:after="180"/>
+      </w:pPr>
+      <w:r>
+        <w:rPr>
+          <w:b w:val="0"/>
+        </w:rPr>
+        <w:t>Connect and extend learning</w:t>
+      </w:r>
+    </w:p>
+    <w:p>
+      <w:pPr>
         <w:pStyle w:val="Heading3"/>
       </w:pPr>
       <w:r>
+        <w:t>Responsible Plant Classifier</w:t>
+      </w:r>
+    </w:p>
+    <w:p>
+      <w:pPr>
+        <w:pStyle w:val="Heading3"/>
+      </w:pPr>
+      <w:r>
+        <w:t>Support and stretch</w:t>
+      </w:r>
+    </w:p>
+    <w:p>
+      <w:pPr>
+        <w:pStyle w:val="Heading3"/>
+      </w:pPr>
+      <w:r>
+        <w:t>Exit reflection</w:t>
+      </w:r>
+    </w:p>
+    <w:p>
+      <w:pPr>
+        <w:pStyle w:val="Heading3"/>
+      </w:pPr>
+      <w:r>
+        <w:t>Bridge to the next week</w:t>
+      </w:r>
+    </w:p>
+    <w:p>
+      <w:pPr>
+        <w:pStyle w:val="Heading3"/>
+      </w:pPr>
+      <w:r>
+        <w:t>Support and fresh reassessment</w:t>
+      </w:r>
+    </w:p>
+    <w:p>
+      <w:pPr>
+        <w:pStyle w:val="Heading3"/>
+      </w:pPr>
+      <w:r>
+        <w:t>Plan the delayed return</w:t>
+      </w:r>
+    </w:p>
+    <w:p>
+      <w:pPr>
+        <w:pStyle w:val="Heading3"/>
+      </w:pPr>
+      <w:r>
         <w:t>Project evidence from this case</w:t>
       </w:r>
     </w:p>
     <w:p>
       <w:pPr>
+        <w:pStyle w:val="Heading1"/>
+      </w:pPr>
+      <w:r>
+        <w:t>Reference bank and extra practice</w:t>
+      </w:r>
+    </w:p>
+    <w:p>
+      <w:pPr>
+        <w:pStyle w:val="Heading1"/>
+      </w:pPr>
+      <w:r>
+        <w:t>07. Reference · Alternative planning checklist</w:t>
+      </w:r>
+    </w:p>
+    <w:p>
+      <w:r>
+        <w:t>Use alongside the main route without repeating the whole cycle.</w:t>
+      </w:r>
+    </w:p>
+    <w:p>
+      <w:pPr>
+        <w:pStyle w:val="Heading2"/>
+      </w:pPr>
+      <w:r>
+        <w:t>Planning and assessment reference</w:t>
+      </w:r>
+    </w:p>
+    <w:p>
+      <w:pPr>
         <w:spacing w:line="336" w:lineRule="auto" w:after="180"/>
-      </w:pPr>
-      <w:r>
-        <w:rPr>
-          <w:b w:val="0"/>
-        </w:rPr>
-        <w:t xml:space="preserve">For your Responsible Plant Classifier, save the </w:t>
-      </w:r>
-      <w:r>
-        <w:rPr>
-          <w:b/>
-        </w:rPr>
-        <w:t>input</w:t>
-      </w:r>
-      <w:r>
-        <w:rPr>
-          <w:b w:val="0"/>
-        </w:rPr>
-        <w:t>, procedure, observed result and limitation of this check.</w:t>
-      </w:r>
-    </w:p>
-    <w:p>
-      <w:pPr>
-        <w:spacing w:line="336" w:lineRule="auto" w:after="180"/>
-      </w:pPr>
-      <w:r>
-        <w:rPr>
-          <w:b w:val="0"/>
-        </w:rPr>
-        <w:t>Label this worked example as practice; use a different, previously unreviewed case when checking independent understanding.</w:t>
-      </w:r>
-    </w:p>
-    <w:p>
-      <w:pPr>
-        <w:pStyle w:val="Heading1"/>
-      </w:pPr>
-      <w:r>
-        <w:t>07. Prepare, teach and assess</w:t>
-      </w:r>
-    </w:p>
-    <w:p>
-      <w:r>
-        <w:t>Use this preparation summary alongside the detailed Sampling and Intended Use lesson; it is a checklist rather than a replacement for the full sequence.</w:t>
-      </w:r>
-    </w:p>
-    <w:p>
-      <w:pPr>
-        <w:pStyle w:val="Heading3"/>
-      </w:pPr>
-      <w:r>
-        <w:t>Teaching target</w:t>
-      </w:r>
-    </w:p>
-    <w:p>
-      <w:pPr>
-        <w:spacing w:line="336" w:lineRule="auto" w:after="180"/>
-        <w:shd w:fill="EDF7F3"/>
       </w:pPr>
       <w:r>
         <w:rPr>
@@ -5675,7 +5947,6 @@
     <w:p>
       <w:pPr>
         <w:spacing w:line="336" w:lineRule="auto" w:after="180"/>
-        <w:shd w:fill="F5F1FB"/>
       </w:pPr>
       <w:r>
         <w:rPr>
@@ -5686,16 +5957,7 @@
     </w:p>
     <w:p>
       <w:pPr>
-        <w:pStyle w:val="Heading3"/>
-      </w:pPr>
-      <w:r>
-        <w:t>Supported practice answer</w:t>
-      </w:r>
-    </w:p>
-    <w:p>
-      <w:pPr>
         <w:spacing w:line="336" w:lineRule="auto" w:after="180"/>
-        <w:shd w:fill="F1F6FC"/>
       </w:pPr>
       <w:r>
         <w:rPr>
@@ -5728,16 +5990,7 @@
     </w:p>
     <w:p>
       <w:pPr>
-        <w:pStyle w:val="Heading3"/>
-      </w:pPr>
-      <w:r>
-        <w:t>Repair the misconception</w:t>
-      </w:r>
-    </w:p>
-    <w:p>
-      <w:pPr>
         <w:spacing w:line="336" w:lineRule="auto" w:after="180"/>
-        <w:shd w:fill="FFF5E6"/>
       </w:pPr>
       <w:r>
         <w:rPr>
@@ -5760,16 +6013,7 @@
     </w:p>
     <w:p>
       <w:pPr>
-        <w:pStyle w:val="Heading3"/>
-      </w:pPr>
-      <w:r>
-        <w:t>Support without giving away the answer</w:t>
-      </w:r>
-    </w:p>
-    <w:p>
-      <w:pPr>
         <w:spacing w:line="336" w:lineRule="auto" w:after="180"/>
-        <w:shd w:fill="F1F6F8"/>
       </w:pPr>
       <w:r>
         <w:rPr>
@@ -5792,16 +6036,7 @@
     </w:p>
     <w:p>
       <w:pPr>
-        <w:pStyle w:val="Heading3"/>
-      </w:pPr>
-      <w:r>
-        <w:t>Extend the reasoning</w:t>
-      </w:r>
-    </w:p>
-    <w:p>
-      <w:pPr>
         <w:spacing w:line="336" w:lineRule="auto" w:after="180"/>
-        <w:shd w:fill="F5F1FB"/>
       </w:pPr>
       <w:r>
         <w:rPr>
@@ -5825,7 +6060,6 @@
     <w:p>
       <w:pPr>
         <w:spacing w:line="336" w:lineRule="auto" w:after="180"/>
-        <w:shd w:fill="F5F1FB"/>
       </w:pPr>
       <w:r>
         <w:rPr>
@@ -5848,16 +6082,7 @@
     </w:p>
     <w:p>
       <w:pPr>
-        <w:pStyle w:val="Heading3"/>
-      </w:pPr>
-      <w:r>
-        <w:t>Protect the independent attempt</w:t>
-      </w:r>
-    </w:p>
-    <w:p>
-      <w:pPr>
         <w:spacing w:line="336" w:lineRule="auto" w:after="180"/>
-        <w:shd w:fill="FFF5E6"/>
       </w:pPr>
       <w:r>
         <w:rPr>
@@ -6052,16 +6277,7 @@
     </w:tbl>
     <w:p>
       <w:pPr>
-        <w:pStyle w:val="Heading3"/>
-      </w:pPr>
-      <w:r>
-        <w:t>Project checkpoint</w:t>
-      </w:r>
-    </w:p>
-    <w:p>
-      <w:pPr>
         <w:spacing w:line="336" w:lineRule="auto" w:after="180"/>
-        <w:shd w:fill="EDF7F3"/>
       </w:pPr>
       <w:r>
         <w:rPr>
@@ -6122,12 +6338,20 @@
         <w:pStyle w:val="Heading1"/>
       </w:pPr>
       <w:r>
-        <w:t>08. Use feedback, labs and repair paths</w:t>
-      </w:r>
-    </w:p>
-    <w:p>
-      <w:r>
-        <w:t>Use feedback, earlier review and portfolios purposefully. Apply the coding routine only when this lesson has an executable lab.</w:t>
+        <w:t>08. Reference · Feedback and evidence records</w:t>
+      </w:r>
+    </w:p>
+    <w:p>
+      <w:r>
+        <w:t>Keep supported rehearsal separate from independent performance.</w:t>
+      </w:r>
+    </w:p>
+    <w:p>
+      <w:pPr>
+        <w:pStyle w:val="Heading2"/>
+      </w:pPr>
+      <w:r>
+        <w:t>Record and repair</w:t>
       </w:r>
     </w:p>
     <w:p>
@@ -6172,6 +6396,48 @@
         <w:rPr>
           <w:b w:val="0"/>
         </w:rPr>
+        <w:t>Use the earlier worked-explanation links to address a specific missing building block, then return to the current question. Adapt this suggestion after observing the learner; it is not an automatic diagnosis.</w:t>
+      </w:r>
+    </w:p>
+    <w:p>
+      <w:pPr>
+        <w:spacing w:line="336" w:lineRule="auto" w:after="180"/>
+      </w:pPr>
+      <w:r>
+        <w:rPr>
+          <w:b w:val="0"/>
+        </w:rPr>
+        <w:t xml:space="preserve">Collect the completed-work portfolio as </w:t>
+      </w:r>
+      <w:r>
+        <w:rPr>
+          <w:b/>
+        </w:rPr>
+        <w:t>evidence</w:t>
+      </w:r>
+      <w:r>
+        <w:rPr>
+          <w:b w:val="0"/>
+        </w:rPr>
+        <w:t>. Record support separately from correctness, and assess explanation, trace/test and limitations. Progress ticks and quiz selections alone do not establish mastery.</w:t>
+      </w:r>
+    </w:p>
+    <w:p>
+      <w:pPr>
+        <w:pStyle w:val="Heading2"/>
+      </w:pPr>
+      <w:r>
+        <w:t>Earlier wording, alternatives and picture transcripts · reference / check after trying</w:t>
+      </w:r>
+    </w:p>
+    <w:p>
+      <w:pPr>
+        <w:spacing w:line="336" w:lineRule="auto" w:after="180"/>
+      </w:pPr>
+      <w:r>
+        <w:rPr>
+          <w:b w:val="0"/>
+        </w:rPr>
         <w:t xml:space="preserve">Ask students to predict before running code. Preserve errors and actual </w:t>
       </w:r>
       <w:r>
@@ -6189,77 +6455,20 @@
     </w:p>
     <w:p>
       <w:pPr>
-        <w:spacing w:line="336" w:lineRule="auto" w:after="180"/>
-      </w:pPr>
-      <w:r>
-        <w:rPr>
-          <w:b w:val="0"/>
-        </w:rPr>
-        <w:t>Use the earlier worked-explanation links to address a specific missing building block, then return to the current question. Adapt this suggestion after observing the learner; it is not an automatic diagnosis.</w:t>
-      </w:r>
-    </w:p>
-    <w:p>
-      <w:pPr>
-        <w:spacing w:line="336" w:lineRule="auto" w:after="180"/>
-      </w:pPr>
-      <w:r>
-        <w:rPr>
-          <w:b w:val="0"/>
-        </w:rPr>
-        <w:t xml:space="preserve">Collect the completed-work portfolio as </w:t>
-      </w:r>
-      <w:r>
-        <w:rPr>
-          <w:b/>
-        </w:rPr>
-        <w:t>evidence</w:t>
-      </w:r>
-      <w:r>
-        <w:rPr>
-          <w:b w:val="0"/>
-        </w:rPr>
-        <w:t>. Record support separately from correctness, and assess explanation, trace/test and limitations. Progress ticks and quiz selections alone do not establish mastery.</w:t>
-      </w:r>
-    </w:p>
-    <w:p>
-      <w:pPr>
         <w:pStyle w:val="Heading1"/>
       </w:pPr>
       <w:r>
-        <w:t>09. Visual concept journey</w:t>
-      </w:r>
-    </w:p>
-    <w:p>
-      <w:r>
-        <w:t>Show one Sampling and Intended Use graphic at a time, request a prediction and discuss its trace before the independent assessment.</w:t>
-      </w:r>
-    </w:p>
-    <w:p>
-      <w:pPr>
-        <w:spacing w:line="336" w:lineRule="auto" w:after="180"/>
-      </w:pPr>
-      <w:r>
-        <w:rPr>
-          <w:b w:val="0"/>
-        </w:rPr>
-        <w:t xml:space="preserve">Use one picture at a time. Hide a worked result before asking for a </w:t>
-      </w:r>
-      <w:r>
-        <w:rPr>
-          <w:b/>
-        </w:rPr>
-        <w:t>prediction</w:t>
-      </w:r>
-      <w:r>
-        <w:rPr>
-          <w:b w:val="0"/>
-        </w:rPr>
-        <w:t>, then reveal it for feedback. These are supported teaching cases; retain the separate independent assessment for a fresh first attempt.</w:t>
-      </w:r>
-    </w:p>
-    <w:p>
-      <w:pPr>
-        <w:pStyle w:val="Heading3"/>
+        <w:t>09. Reference · Teach with the six pictures</w:t>
+      </w:r>
+    </w:p>
+    <w:p>
+      <w:r>
+        <w:t>Choose one picture for a specific reasoning move.</w:t>
+      </w:r>
+    </w:p>
+    <w:p>
+      <w:pPr>
+        <w:pStyle w:val="Heading2"/>
       </w:pPr>
       <w:r>
         <w:t>01. Sampling and Intended Use: the case</w:t>
@@ -6270,7 +6479,7 @@
         <w:drawing>
           <wp:inline xmlns:a="http://schemas.openxmlformats.org/drawingml/2006/main" xmlns:pic="http://schemas.openxmlformats.org/drawingml/2006/picture">
             <wp:extent cx="5486400" cy="3291840"/>
-            <wp:docPr id="2" name="Picture 2" descr="Sample for the conditions in which the plant classifier will actually be used. Supplied facts: Training set: 12 windowsill plants photographed at midday. Intended use includes evening desk photos; no evening examples have been collected. All inputs and outcomes in this worked example are invented classroom data; no real model run is claimed."/>
+            <wp:docPr id="3" name="Picture 3" descr="Sample for the conditions in which the plant classifier will actually be used. Supplied facts: Training set: 12 windowsill plants photographed at midday. Intended use includes evening desk photos; no evening examples have been collected. All inputs and outcomes in this worked example are invented classroom data; no real model run is claimed."/>
             <wp:cNvGraphicFramePr>
               <a:graphicFrameLocks noChangeAspect="1"/>
             </wp:cNvGraphicFramePr>
@@ -6282,7 +6491,7 @@
                     <pic:cNvPicPr/>
                   </pic:nvPicPr>
                   <pic:blipFill>
-                    <a:blip r:embed="rId10"/>
+                    <a:blip r:embed="rId11"/>
                     <a:stretch>
                       <a:fillRect/>
                     </a:stretch>
@@ -6362,7 +6571,6 @@
     <w:p>
       <w:pPr>
         <w:spacing w:line="336" w:lineRule="auto" w:after="180"/>
-        <w:shd w:fill="F5F1FB"/>
       </w:pPr>
       <w:r>
         <w:rPr>
@@ -6373,16 +6581,7 @@
     </w:p>
     <w:p>
       <w:pPr>
-        <w:pStyle w:val="Heading3"/>
-      </w:pPr>
-      <w:r>
-        <w:t>Discuss while showing the picture</w:t>
-      </w:r>
-    </w:p>
-    <w:p>
-      <w:pPr>
         <w:spacing w:line="336" w:lineRule="auto" w:after="180"/>
-        <w:shd w:fill="F1F6F8"/>
       </w:pPr>
       <w:r>
         <w:rPr>
@@ -6393,7 +6592,7 @@
     </w:p>
     <w:p>
       <w:pPr>
-        <w:pStyle w:val="Heading3"/>
+        <w:pStyle w:val="Heading2"/>
       </w:pPr>
       <w:r>
         <w:t>02. Follow the deciding steps</w:t>
@@ -6404,7 +6603,7 @@
         <w:drawing>
           <wp:inline xmlns:a="http://schemas.openxmlformats.org/drawingml/2006/main" xmlns:pic="http://schemas.openxmlformats.org/drawingml/2006/picture">
             <wp:extent cx="5486400" cy="3337560"/>
-            <wp:docPr id="3" name="Picture 3" descr="Declare coverage: All 12 training examples share one lighting situation. → Identify gap: Evening desk lighting is outside the observed sampling conditions. → Plan comparison: Collect consented fictional or teacher-created evening examples; keep plant groups separate across development and final evaluation."/>
+            <wp:docPr id="4" name="Picture 4" descr="Declare coverage: All 12 training examples share one lighting situation. → Identify gap: Evening desk lighting is outside the observed sampling conditions. → Plan comparison: Collect consented fictional or teacher-created evening examples; keep plant groups separate across development and final evaluation."/>
             <wp:cNvGraphicFramePr>
               <a:graphicFrameLocks noChangeAspect="1"/>
             </wp:cNvGraphicFramePr>
@@ -6416,7 +6615,7 @@
                     <pic:cNvPicPr/>
                   </pic:nvPicPr>
                   <pic:blipFill>
-                    <a:blip r:embed="rId11"/>
+                    <a:blip r:embed="rId9"/>
                     <a:stretch>
                       <a:fillRect/>
                     </a:stretch>
@@ -6461,7 +6660,6 @@
     <w:p>
       <w:pPr>
         <w:spacing w:line="336" w:lineRule="auto" w:after="180"/>
-        <w:shd w:fill="F5F1FB"/>
       </w:pPr>
       <w:r>
         <w:rPr>
@@ -6484,16 +6682,7 @@
     </w:p>
     <w:p>
       <w:pPr>
-        <w:pStyle w:val="Heading3"/>
-      </w:pPr>
-      <w:r>
-        <w:t>Discuss while showing the picture</w:t>
-      </w:r>
-    </w:p>
-    <w:p>
-      <w:pPr>
         <w:spacing w:line="336" w:lineRule="auto" w:after="180"/>
-        <w:shd w:fill="F1F6F8"/>
       </w:pPr>
       <w:r>
         <w:rPr>
@@ -6516,7 +6705,7 @@
     </w:p>
     <w:p>
       <w:pPr>
-        <w:pStyle w:val="Heading3"/>
+        <w:pStyle w:val="Heading2"/>
       </w:pPr>
       <w:r>
         <w:t>03. Turn an observation into a documented action</w:t>
@@ -6527,7 +6716,7 @@
         <w:drawing>
           <wp:inline xmlns:a="http://schemas.openxmlformats.org/drawingml/2006/main" xmlns:pic="http://schemas.openxmlformats.org/drawingml/2006/picture">
             <wp:extent cx="5486400" cy="2834640"/>
-            <wp:docPr id="4" name="Picture 4" descr="Turn an observation into a documented action. B appears twice | Identity needs review | Check export history. Two None values | 2 of 5 rows lack duration | Keep unknown explicit. C has minus 2 | Invalid elapsed duration | Check source and units"/>
+            <wp:docPr id="5" name="Picture 5" descr="Turn an observation into a documented action. B appears twice | Identity needs review | Check export history. Two None values | 2 of 5 rows lack duration | Keep unknown explicit. C has minus 2 | Invalid elapsed duration | Check source and units"/>
             <wp:cNvGraphicFramePr>
               <a:graphicFrameLocks noChangeAspect="1"/>
             </wp:cNvGraphicFramePr>
@@ -6595,7 +6784,6 @@
     <w:p>
       <w:pPr>
         <w:spacing w:line="336" w:lineRule="auto" w:after="180"/>
-        <w:shd w:fill="F5F1FB"/>
       </w:pPr>
       <w:r>
         <w:rPr>
@@ -6606,16 +6794,7 @@
     </w:p>
     <w:p>
       <w:pPr>
-        <w:pStyle w:val="Heading3"/>
-      </w:pPr>
-      <w:r>
-        <w:t>Discuss while showing the picture</w:t>
-      </w:r>
-    </w:p>
-    <w:p>
-      <w:pPr>
         <w:spacing w:line="336" w:lineRule="auto" w:after="180"/>
-        <w:shd w:fill="F1F6F8"/>
       </w:pPr>
       <w:r>
         <w:rPr>
@@ -6626,7 +6805,7 @@
     </w:p>
     <w:p>
       <w:pPr>
-        <w:pStyle w:val="Heading3"/>
+        <w:pStyle w:val="Heading2"/>
       </w:pPr>
       <w:r>
         <w:t>04. Change one thing. Trace what follows.</w:t>
@@ -6637,7 +6816,7 @@
         <w:drawing>
           <wp:inline xmlns:a="http://schemas.openxmlformats.org/drawingml/2006/main" xmlns:pic="http://schemas.openxmlformats.org/drawingml/2006/picture">
             <wp:extent cx="5486400" cy="3191256"/>
-            <wp:docPr id="5" name="Picture 5" descr="Original case: Collect consented fictional or teacher-created evening examples; keep plant groups separate across development and final evaluation. Changed condition: Collect 12 more midday windowsill photos of the same plants. Expected result: The evening-coverage gap remains. Reason: More rows in the same condition do not supply evidence about the missing condition."/>
+            <wp:docPr id="6" name="Picture 6" descr="Original case: Collect consented fictional or teacher-created evening examples; keep plant groups separate across development and final evaluation. Changed condition: Collect 12 more midday windowsill photos of the same plants. Expected result: The evening-coverage gap remains. Reason: More rows in the same condition do not supply evidence about the missing condition."/>
             <wp:cNvGraphicFramePr>
               <a:graphicFrameLocks noChangeAspect="1"/>
             </wp:cNvGraphicFramePr>
@@ -6705,7 +6884,6 @@
     <w:p>
       <w:pPr>
         <w:spacing w:line="336" w:lineRule="auto" w:after="180"/>
-        <w:shd w:fill="F5F1FB"/>
       </w:pPr>
       <w:r>
         <w:rPr>
@@ -6716,16 +6894,7 @@
     </w:p>
     <w:p>
       <w:pPr>
-        <w:pStyle w:val="Heading3"/>
-      </w:pPr>
-      <w:r>
-        <w:t>Discuss while showing the picture</w:t>
-      </w:r>
-    </w:p>
-    <w:p>
-      <w:pPr>
         <w:spacing w:line="336" w:lineRule="auto" w:after="180"/>
-        <w:shd w:fill="F1F6F8"/>
       </w:pPr>
       <w:r>
         <w:rPr>
@@ -6737,7 +6906,6 @@
     <w:p>
       <w:pPr>
         <w:spacing w:line="336" w:lineRule="auto" w:after="180"/>
-        <w:shd w:fill="F1F6F8"/>
       </w:pPr>
       <w:r>
         <w:rPr>
@@ -6760,7 +6928,7 @@
     </w:p>
     <w:p>
       <w:pPr>
-        <w:pStyle w:val="Heading3"/>
+        <w:pStyle w:val="Heading2"/>
       </w:pPr>
       <w:r>
         <w:t>05. Connect the explanation to its limit</w:t>
@@ -6771,7 +6939,7 @@
         <w:drawing>
           <wp:inline xmlns:a="http://schemas.openxmlformats.org/drawingml/2006/main" xmlns:pic="http://schemas.openxmlformats.org/drawingml/2006/picture">
             <wp:extent cx="5486400" cy="2941320"/>
-            <wp:docPr id="6" name="Picture 6" descr="Read the picture in order. Collect consented fictional or teacher-created evening examples; keep plant groups separate across development and final evaluation. The arrows show which recorded input or intermediate result each decision uses. Explain the deciding step aloud before checking the changed case; pointing to the final answer alone does not show how it follows. Limit: Condition coverage reduces a known gap but does not guarantee accuracy; test the selected model on fresh intended-use examples."/>
+            <wp:docPr id="7" name="Picture 7" descr="Read the picture in order. Collect consented fictional or teacher-created evening examples; keep plant groups separate across development and final evaluation. The arrows show which recorded input or intermediate result each decision uses. Explain the deciding step aloud before checking the changed case; pointing to the final answer alone does not show how it follows. Limit: Condition coverage reduces a known gap but does not guarantee accuracy; test the selected model on fresh intended-use examples."/>
             <wp:cNvGraphicFramePr>
               <a:graphicFrameLocks noChangeAspect="1"/>
             </wp:cNvGraphicFramePr>
@@ -6850,7 +7018,6 @@
     <w:p>
       <w:pPr>
         <w:spacing w:line="336" w:lineRule="auto" w:after="180"/>
-        <w:shd w:fill="F5F1FB"/>
       </w:pPr>
       <w:r>
         <w:rPr>
@@ -6861,16 +7028,7 @@
     </w:p>
     <w:p>
       <w:pPr>
-        <w:pStyle w:val="Heading3"/>
-      </w:pPr>
-      <w:r>
-        <w:t>Discuss while showing the picture</w:t>
-      </w:r>
-    </w:p>
-    <w:p>
-      <w:pPr>
         <w:spacing w:line="336" w:lineRule="auto" w:after="180"/>
-        <w:shd w:fill="F1F6F8"/>
       </w:pPr>
       <w:r>
         <w:rPr>
@@ -6882,7 +7040,6 @@
     <w:p>
       <w:pPr>
         <w:spacing w:line="336" w:lineRule="auto" w:after="180"/>
-        <w:shd w:fill="F1F6F8"/>
       </w:pPr>
       <w:r>
         <w:rPr>
@@ -6893,7 +7050,7 @@
     </w:p>
     <w:p>
       <w:pPr>
-        <w:pStyle w:val="Heading3"/>
+        <w:pStyle w:val="Heading2"/>
       </w:pPr>
       <w:r>
         <w:t>06. Make the idea visible in your project</w:t>
@@ -6904,7 +7061,7 @@
         <w:drawing>
           <wp:inline xmlns:a="http://schemas.openxmlformats.org/drawingml/2006/main" xmlns:pic="http://schemas.openxmlformats.org/drawingml/2006/picture">
             <wp:extent cx="5486400" cy="3681984"/>
-            <wp:docPr id="7" name="Picture 7" descr="For your Responsible Plant Classifier, save the input, procedure, observed result and limitation of this check. Label this worked example as practice; use a different, previously unreviewed case when checking independent understanding. Draw your input, deciding step, result and limit. Supported question: Which collection would address the intended-use gap most directly? Point to the relevant step in the picture, then write the changed result and the rule or evidence that supports it."/>
+            <wp:docPr id="8" name="Picture 8" descr="For your Responsible Plant Classifier, save the input, procedure, observed result and limitation of this check. Label this worked example as practice; use a different, previously unreviewed case when checking independent understanding. Draw your input, deciding step, result and limit. Supported question: Which collection would address the intended-use gap most directly? Point to the relevant step in the picture, then write the changed result and the rule or evidence that supports it."/>
             <wp:cNvGraphicFramePr>
               <a:graphicFrameLocks noChangeAspect="1"/>
             </wp:cNvGraphicFramePr>
@@ -7007,7 +7164,6 @@
     <w:p>
       <w:pPr>
         <w:spacing w:line="336" w:lineRule="auto" w:after="180"/>
-        <w:shd w:fill="F5F1FB"/>
       </w:pPr>
       <w:r>
         <w:rPr>
@@ -7030,82 +7186,150 @@
     </w:p>
     <w:p>
       <w:pPr>
+        <w:spacing w:line="336" w:lineRule="auto" w:after="180"/>
+      </w:pPr>
+      <w:r>
+        <w:rPr>
+          <w:b w:val="0"/>
+        </w:rPr>
+        <w:t xml:space="preserve">Teacher prompt: Draw your project trace and justify the deciding step using </w:t>
+      </w:r>
+      <w:r>
+        <w:rPr>
+          <w:b/>
+        </w:rPr>
+        <w:t>evidence</w:t>
+      </w:r>
+      <w:r>
+        <w:rPr>
+          <w:b w:val="0"/>
+        </w:rPr>
+        <w:t>. Ask learners to describe one label or arrow in ordinary words. Use the adjacent transcript if the image is difficult to see.</w:t>
+      </w:r>
+    </w:p>
+    <w:p>
+      <w:pPr>
+        <w:spacing w:line="336" w:lineRule="auto" w:after="180"/>
+      </w:pPr>
+      <w:r>
+        <w:rPr>
+          <w:b w:val="0"/>
+        </w:rPr>
+        <w:t xml:space="preserve">Supported practice key: Collect suitable evening desk </w:t>
+      </w:r>
+      <w:r>
+        <w:rPr>
+          <w:b/>
+        </w:rPr>
+        <w:t>observation</w:t>
+      </w:r>
+      <w:r>
+        <w:rPr>
+          <w:b w:val="0"/>
+        </w:rPr>
+        <w:t>s, with plant grouping and labels recorded, rather than only repeating midday views. Changed-case check: The evening-coverage gap remains.</w:t>
+      </w:r>
+    </w:p>
+    <w:p>
+      <w:pPr>
+        <w:spacing w:line="336" w:lineRule="auto" w:after="180"/>
+      </w:pPr>
+      <w:r>
+        <w:rPr>
+          <w:b w:val="0"/>
+        </w:rPr>
+        <w:t xml:space="preserve">More rows in the same condition do not supply </w:t>
+      </w:r>
+      <w:r>
+        <w:rPr>
+          <w:b/>
+        </w:rPr>
+        <w:t>evidence</w:t>
+      </w:r>
+      <w:r>
+        <w:rPr>
+          <w:b w:val="0"/>
+        </w:rPr>
+        <w:t xml:space="preserve"> about the missing condition.</w:t>
+      </w:r>
+    </w:p>
+    <w:p>
+      <w:pPr>
+        <w:pStyle w:val="Heading2"/>
+      </w:pPr>
+      <w:r>
+        <w:t>Earlier wording, alternatives and picture transcripts · reference / check after trying</w:t>
+      </w:r>
+    </w:p>
+    <w:p>
+      <w:pPr>
+        <w:spacing w:line="336" w:lineRule="auto" w:after="180"/>
+      </w:pPr>
+      <w:r>
+        <w:rPr>
+          <w:b w:val="0"/>
+        </w:rPr>
+        <w:t xml:space="preserve">Use one picture at a time. Hide a worked result before asking for a </w:t>
+      </w:r>
+      <w:r>
+        <w:rPr>
+          <w:b/>
+        </w:rPr>
+        <w:t>prediction</w:t>
+      </w:r>
+      <w:r>
+        <w:rPr>
+          <w:b w:val="0"/>
+        </w:rPr>
+        <w:t>, then reveal it for feedback. These are supported teaching cases; retain the separate independent assessment for a fresh first attempt.</w:t>
+      </w:r>
+    </w:p>
+    <w:p>
+      <w:pPr>
         <w:pStyle w:val="Heading3"/>
       </w:pPr>
       <w:r>
-        <w:t>Discuss while showing the picture</w:t>
-      </w:r>
-    </w:p>
-    <w:p>
-      <w:pPr>
-        <w:spacing w:line="336" w:lineRule="auto" w:after="180"/>
-        <w:shd w:fill="F1F6F8"/>
-      </w:pPr>
-      <w:r>
-        <w:rPr>
-          <w:b w:val="0"/>
-        </w:rPr>
-        <w:t xml:space="preserve">Teacher prompt: Draw your project trace and justify the deciding step using </w:t>
-      </w:r>
-      <w:r>
-        <w:rPr>
-          <w:b/>
-        </w:rPr>
-        <w:t>evidence</w:t>
-      </w:r>
-      <w:r>
-        <w:rPr>
-          <w:b w:val="0"/>
-        </w:rPr>
-        <w:t>. Ask learners to describe one label or arrow in ordinary words. Use the adjacent transcript if the image is difficult to see.</w:t>
-      </w:r>
-    </w:p>
-    <w:p>
-      <w:pPr>
-        <w:spacing w:line="336" w:lineRule="auto" w:after="180"/>
-        <w:shd w:fill="F1F6F8"/>
-      </w:pPr>
-      <w:r>
-        <w:rPr>
-          <w:b w:val="0"/>
-        </w:rPr>
-        <w:t xml:space="preserve">Supported practice key: Collect suitable evening desk </w:t>
-      </w:r>
-      <w:r>
-        <w:rPr>
-          <w:b/>
-        </w:rPr>
-        <w:t>observation</w:t>
-      </w:r>
-      <w:r>
-        <w:rPr>
-          <w:b w:val="0"/>
-        </w:rPr>
-        <w:t>s, with plant grouping and labels recorded, rather than only repeating midday views. Changed-case check: The evening-coverage gap remains.</w:t>
-      </w:r>
-    </w:p>
-    <w:p>
-      <w:pPr>
-        <w:spacing w:line="336" w:lineRule="auto" w:after="180"/>
-        <w:shd w:fill="F1F6F8"/>
-      </w:pPr>
-      <w:r>
-        <w:rPr>
-          <w:b w:val="0"/>
-        </w:rPr>
-        <w:t xml:space="preserve">More rows in the same condition do not supply </w:t>
-      </w:r>
-      <w:r>
-        <w:rPr>
-          <w:b/>
-        </w:rPr>
-        <w:t>evidence</w:t>
-      </w:r>
-      <w:r>
-        <w:rPr>
-          <w:b w:val="0"/>
-        </w:rPr>
-        <w:t xml:space="preserve"> about the missing condition.</w:t>
+        <w:t>01. Sampling and Intended Use: the case</w:t>
+      </w:r>
+    </w:p>
+    <w:p>
+      <w:pPr>
+        <w:pStyle w:val="Heading3"/>
+      </w:pPr>
+      <w:r>
+        <w:t>02. Follow the deciding steps</w:t>
+      </w:r>
+    </w:p>
+    <w:p>
+      <w:pPr>
+        <w:pStyle w:val="Heading3"/>
+      </w:pPr>
+      <w:r>
+        <w:t>03. Turn an observation into a documented action</w:t>
+      </w:r>
+    </w:p>
+    <w:p>
+      <w:pPr>
+        <w:pStyle w:val="Heading3"/>
+      </w:pPr>
+      <w:r>
+        <w:t>04. Change one thing. Trace what follows.</w:t>
+      </w:r>
+    </w:p>
+    <w:p>
+      <w:pPr>
+        <w:pStyle w:val="Heading3"/>
+      </w:pPr>
+      <w:r>
+        <w:t>05. Connect the explanation to its limit</w:t>
+      </w:r>
+    </w:p>
+    <w:p>
+      <w:pPr>
+        <w:pStyle w:val="Heading3"/>
+      </w:pPr>
+      <w:r>
+        <w:t>06. Make the idea visible in your project</w:t>
       </w:r>
     </w:p>
     <w:sectPr>
